--- a/protocolos_minutas/AMA_Protocolo_CMD_Autenticação_Assinatura_Públicos_.docx
+++ b/protocolos_minutas/AMA_Protocolo_CMD_Autenticação_Assinatura_Públicos_.docx
@@ -1,6 +1,6 @@
 
 <file path=word/document.xml><?xml version="1.0" encoding="utf-8"?>
-<w:document xmlns:wpc="http://schemas.microsoft.com/office/word/2010/wordprocessingCanvas" xmlns:cx="http://schemas.microsoft.com/office/drawing/2014/chartex" xmlns:cx1="http://schemas.microsoft.com/office/drawing/2015/9/8/chartex" xmlns:cx2="http://schemas.microsoft.com/office/drawing/2015/10/21/chartex" xmlns:cx3="http://schemas.microsoft.com/office/drawing/2016/5/9/chartex" xmlns:cx4="http://schemas.microsoft.com/office/drawing/2016/5/10/chartex" xmlns:cx5="http://schemas.microsoft.com/office/drawing/2016/5/11/chartex" xmlns:cx6="http://schemas.microsoft.com/office/drawing/2016/5/12/chartex" xmlns:cx7="http://schemas.microsoft.com/office/drawing/2016/5/13/chartex" xmlns:cx8="http://schemas.microsoft.com/office/drawing/2016/5/14/chartex" xmlns:mc="http://schemas.openxmlformats.org/markup-compatibility/2006" xmlns:aink="http://schemas.microsoft.com/office/drawing/2016/ink" xmlns:am3d="http://schemas.microsoft.com/office/drawing/2017/model3d" xmlns:o="urn:schemas-microsoft-com:office:office" xmlns:oel="http://schemas.microsoft.com/office/2019/extlst" xmlns:r="http://schemas.openxmlformats.org/officeDocument/2006/relationships" xmlns:m="http://schemas.openxmlformats.org/officeDocument/2006/math" xmlns:v="urn:schemas-microsoft-com:vml" xmlns:wp14="http://schemas.microsoft.com/office/word/2010/wordprocessingDrawing" xmlns:wp="http://schemas.openxmlformats.org/drawingml/2006/wordprocessingDrawing" xmlns:w10="urn:schemas-microsoft-com:office:word" xmlns:w="http://schemas.openxmlformats.org/wordprocessingml/2006/main" xmlns:w14="http://schemas.microsoft.com/office/word/2010/wordml" xmlns:w15="http://schemas.microsoft.com/office/word/2012/wordml" xmlns:w16cex="http://schemas.microsoft.com/office/word/2018/wordml/cex" xmlns:w16cid="http://schemas.microsoft.com/office/word/2016/wordml/cid" xmlns:w16="http://schemas.microsoft.com/office/word/2018/wordml" xmlns:w16du="http://schemas.microsoft.com/office/word/2023/wordml/word16du" xmlns:w16sdtdh="http://schemas.microsoft.com/office/word/2020/wordml/sdtdatahash" xmlns:w16se="http://schemas.microsoft.com/office/word/2015/wordml/symex" xmlns:wpg="http://schemas.microsoft.com/office/word/2010/wordprocessingGroup" xmlns:wpi="http://schemas.microsoft.com/office/word/2010/wordprocessingInk" xmlns:wne="http://schemas.microsoft.com/office/word/2006/wordml" xmlns:wps="http://schemas.microsoft.com/office/word/2010/wordprocessingShape" mc:Ignorable="w14 w15 w16se w16cid w16 w16cex w16sdtdh w16du wp14">
+<w:document xmlns:wpc="http://schemas.microsoft.com/office/word/2010/wordprocessingCanvas" xmlns:cx="http://schemas.microsoft.com/office/drawing/2014/chartex" xmlns:cx1="http://schemas.microsoft.com/office/drawing/2015/9/8/chartex" xmlns:cx2="http://schemas.microsoft.com/office/drawing/2015/10/21/chartex" xmlns:cx3="http://schemas.microsoft.com/office/drawing/2016/5/9/chartex" xmlns:cx4="http://schemas.microsoft.com/office/drawing/2016/5/10/chartex" xmlns:cx5="http://schemas.microsoft.com/office/drawing/2016/5/11/chartex" xmlns:cx6="http://schemas.microsoft.com/office/drawing/2016/5/12/chartex" xmlns:cx7="http://schemas.microsoft.com/office/drawing/2016/5/13/chartex" xmlns:cx8="http://schemas.microsoft.com/office/drawing/2016/5/14/chartex" xmlns:mc="http://schemas.openxmlformats.org/markup-compatibility/2006" xmlns:aink="http://schemas.microsoft.com/office/drawing/2016/ink" xmlns:am3d="http://schemas.microsoft.com/office/drawing/2017/model3d" xmlns:o="urn:schemas-microsoft-com:office:office" xmlns:oel="http://schemas.microsoft.com/office/2019/extlst" xmlns:r="http://schemas.openxmlformats.org/officeDocument/2006/relationships" xmlns:m="http://schemas.openxmlformats.org/officeDocument/2006/math" xmlns:v="urn:schemas-microsoft-com:vml" xmlns:wp14="http://schemas.microsoft.com/office/word/2010/wordprocessingDrawing" xmlns:wp="http://schemas.openxmlformats.org/drawingml/2006/wordprocessingDrawing" xmlns:w10="urn:schemas-microsoft-com:office:word" xmlns:w="http://schemas.openxmlformats.org/wordprocessingml/2006/main" xmlns:w14="http://schemas.microsoft.com/office/word/2010/wordml" xmlns:w15="http://schemas.microsoft.com/office/word/2012/wordml" xmlns:w16cex="http://schemas.microsoft.com/office/word/2018/wordml/cex" xmlns:w16cid="http://schemas.microsoft.com/office/word/2016/wordml/cid" xmlns:w16="http://schemas.microsoft.com/office/word/2018/wordml" xmlns:w16du="http://schemas.microsoft.com/office/word/2023/wordml/word16du" xmlns:w16sdtdh="http://schemas.microsoft.com/office/word/2020/wordml/sdtdatahash" xmlns:w16sdtfl="http://schemas.microsoft.com/office/word/2024/wordml/sdtformatlock" xmlns:w16se="http://schemas.microsoft.com/office/word/2015/wordml/symex" xmlns:wpg="http://schemas.microsoft.com/office/word/2010/wordprocessingGroup" xmlns:wpi="http://schemas.microsoft.com/office/word/2010/wordprocessingInk" xmlns:wne="http://schemas.microsoft.com/office/word/2006/wordml" xmlns:wps="http://schemas.microsoft.com/office/word/2010/wordprocessingShape" mc:Ignorable="w14 w15 w16se w16cid w16 w16cex w16sdtdh w16sdtfl w16du wp14">
   <w:body>
     <w:p>
       <w:pPr>
@@ -328,17 +328,17 @@
         <w:t xml:space="preserve">, na prossecução das suas atribuições, </w:t>
       </w:r>
       <w:r>
-        <w:t xml:space="preserve">pretende disponibilizar a Chave Móvel Digital </w:t>
+        <w:t xml:space="preserve">pretende </w:t>
+      </w:r>
+      <w:r>
+        <w:lastRenderedPageBreak/>
+        <w:t xml:space="preserve">disponibilizar a Chave Móvel Digital </w:t>
       </w:r>
       <w:r>
         <w:t>como meio alternativo e voluntário de</w:t>
       </w:r>
       <w:r>
-        <w:t xml:space="preserve"> autenticação nos seus sítios da </w:t>
-      </w:r>
-      <w:r>
-        <w:lastRenderedPageBreak/>
-        <w:t>Internet</w:t>
+        <w:t xml:space="preserve"> autenticação nos seus sítios da Internet</w:t>
       </w:r>
       <w:r>
         <w:t>,</w:t>
@@ -568,6 +568,7 @@
         <w:ind w:left="-283"/>
       </w:pPr>
       <w:r>
+        <w:lastRenderedPageBreak/>
         <w:t>No âmbito do presente Protocolo a AMA obriga-se a:</w:t>
       </w:r>
     </w:p>
@@ -604,7 +605,6 @@
         <w:t xml:space="preserve">e assinatura </w:t>
       </w:r>
       <w:r>
-        <w:lastRenderedPageBreak/>
         <w:t>at</w:t>
       </w:r>
       <w:r>
@@ -980,6 +980,7 @@
         <w:rPr>
           <w:rFonts w:cs="Times New Roman"/>
         </w:rPr>
+        <w:lastRenderedPageBreak/>
         <w:t>No âmbito da assinatura com Chave Móvel Digital, garantir que os dados dos utilizadores não serão guardados;</w:t>
       </w:r>
     </w:p>
@@ -998,14 +999,7 @@
         <w:rPr>
           <w:rFonts w:cs="Times New Roman"/>
         </w:rPr>
-        <w:t xml:space="preserve">Adotar as medidas técnicas e de organização apropriadas à proteção da informação contra a destruição acidental ou não autorizada, a perda acidental, a alteração e o acesso ou qualquer </w:t>
-      </w:r>
-      <w:r>
-        <w:rPr>
-          <w:rFonts w:cs="Times New Roman"/>
-        </w:rPr>
-        <w:lastRenderedPageBreak/>
-        <w:t>outro tratamento não autorizado de dados;</w:t>
+        <w:t>Adotar as medidas técnicas e de organização apropriadas à proteção da informação contra a destruição acidental ou não autorizada, a perda acidental, a alteração e o acesso ou qualquer outro tratamento não autorizado de dados;</w:t>
       </w:r>
     </w:p>
     <w:p>
@@ -1258,6 +1252,7 @@
         <w:rPr>
           <w:b/>
         </w:rPr>
+        <w:lastRenderedPageBreak/>
         <w:t>Cláusula 4.ª</w:t>
       </w:r>
     </w:p>
@@ -1353,7 +1348,6 @@
         <w:rPr>
           <w:b/>
         </w:rPr>
-        <w:lastRenderedPageBreak/>
         <w:t>Cláusula 5.ª</w:t>
       </w:r>
     </w:p>
@@ -1580,6 +1574,7 @@
         <w:jc w:val="both"/>
       </w:pPr>
       <w:r>
+        <w:lastRenderedPageBreak/>
         <w:t>Para os efeitos legais e os que decorrerem da execução do presente Protocolo, são identificados pelas Partes os respetivos encarregados de proteção de dados, responsáveis, nomeadamente:</w:t>
       </w:r>
     </w:p>
@@ -1667,11 +1662,7 @@
         </w:rPr>
       </w:pPr>
       <w:r>
-        <w:t xml:space="preserve">Os Outorgantes obrigam-se a garantir o sigilo quanto à informação e elementos de que o seu pessoal ou </w:t>
-      </w:r>
-      <w:r>
-        <w:lastRenderedPageBreak/>
-        <w:t>subcontratados venham a ter conhecimento em virtude do presente Protocolo, devendo ser tratada como estritamente confidencial toda a informação escrita, verbal ou constante de suporte informático que contenha dados de natureza organizativa, técnica, comercial ou financeira, listas de clientes, de fornecedores, de equipamentos ou de  produtos ou qualquer outra informação relativa aos serviços e à atividade da AMA e do ______________, prevalecendo sempre e em qualquer caso o dever de salvaguardar a confidencialidade dos factos e elementos sujeitos ao dever de segredo.</w:t>
+        <w:t>Os Outorgantes obrigam-se a garantir o sigilo quanto à informação e elementos de que o seu pessoal ou subcontratados venham a ter conhecimento em virtude do presente Protocolo, devendo ser tratada como estritamente confidencial toda a informação escrita, verbal ou constante de suporte informático que contenha dados de natureza organizativa, técnica, comercial ou financeira, listas de clientes, de fornecedores, de equipamentos ou de  produtos ou qualquer outra informação relativa aos serviços e à atividade da AMA e do ______________, prevalecendo sempre e em qualquer caso o dever de salvaguardar a confidencialidade dos factos e elementos sujeitos ao dever de segredo.</w:t>
       </w:r>
     </w:p>
     <w:p>
@@ -1837,6 +1828,7 @@
         <w:jc w:val="both"/>
       </w:pPr>
       <w:r>
+        <w:lastRenderedPageBreak/>
         <w:t>Qualquer alteração ou cláusula adicional ao presente Protocolo só será válida se constar de documento assinado pelas Partes Outorgantes.</w:t>
       </w:r>
     </w:p>
@@ -2111,10 +2103,12 @@
         <w:widowControl w:val="0"/>
         <w:spacing w:after="120" w:line="360" w:lineRule="auto"/>
         <w:sectPr>
-          <w:headerReference w:type="default" r:id="rId15"/>
-          <w:footerReference w:type="default" r:id="rId16"/>
-          <w:headerReference w:type="first" r:id="rId17"/>
-          <w:footerReference w:type="first" r:id="rId18"/>
+          <w:headerReference w:type="even" r:id="rId15"/>
+          <w:headerReference w:type="default" r:id="rId16"/>
+          <w:footerReference w:type="even" r:id="rId17"/>
+          <w:footerReference w:type="default" r:id="rId18"/>
+          <w:headerReference w:type="first" r:id="rId19"/>
+          <w:footerReference w:type="first" r:id="rId20"/>
           <w:pgSz w:w="11906" w:h="16838" w:code="9"/>
           <w:pgMar w:top="1418" w:right="1134" w:bottom="1418" w:left="1418" w:header="709" w:footer="709" w:gutter="0"/>
           <w:cols w:space="708"/>
@@ -2140,7 +2134,7 @@
 </file>
 
 <file path=word/endnotes.xml><?xml version="1.0" encoding="utf-8"?>
-<w:endnotes xmlns:wpc="http://schemas.microsoft.com/office/word/2010/wordprocessingCanvas" xmlns:cx="http://schemas.microsoft.com/office/drawing/2014/chartex" xmlns:cx1="http://schemas.microsoft.com/office/drawing/2015/9/8/chartex" xmlns:cx2="http://schemas.microsoft.com/office/drawing/2015/10/21/chartex" xmlns:cx3="http://schemas.microsoft.com/office/drawing/2016/5/9/chartex" xmlns:cx4="http://schemas.microsoft.com/office/drawing/2016/5/10/chartex" xmlns:cx5="http://schemas.microsoft.com/office/drawing/2016/5/11/chartex" xmlns:cx6="http://schemas.microsoft.com/office/drawing/2016/5/12/chartex" xmlns:cx7="http://schemas.microsoft.com/office/drawing/2016/5/13/chartex" xmlns:cx8="http://schemas.microsoft.com/office/drawing/2016/5/14/chartex" xmlns:mc="http://schemas.openxmlformats.org/markup-compatibility/2006" xmlns:aink="http://schemas.microsoft.com/office/drawing/2016/ink" xmlns:am3d="http://schemas.microsoft.com/office/drawing/2017/model3d" xmlns:o="urn:schemas-microsoft-com:office:office" xmlns:oel="http://schemas.microsoft.com/office/2019/extlst" xmlns:r="http://schemas.openxmlformats.org/officeDocument/2006/relationships" xmlns:m="http://schemas.openxmlformats.org/officeDocument/2006/math" xmlns:v="urn:schemas-microsoft-com:vml" xmlns:wp14="http://schemas.microsoft.com/office/word/2010/wordprocessingDrawing" xmlns:wp="http://schemas.openxmlformats.org/drawingml/2006/wordprocessingDrawing" xmlns:w10="urn:schemas-microsoft-com:office:word" xmlns:w="http://schemas.openxmlformats.org/wordprocessingml/2006/main" xmlns:w14="http://schemas.microsoft.com/office/word/2010/wordml" xmlns:w15="http://schemas.microsoft.com/office/word/2012/wordml" xmlns:w16cex="http://schemas.microsoft.com/office/word/2018/wordml/cex" xmlns:w16cid="http://schemas.microsoft.com/office/word/2016/wordml/cid" xmlns:w16="http://schemas.microsoft.com/office/word/2018/wordml" xmlns:w16du="http://schemas.microsoft.com/office/word/2023/wordml/word16du" xmlns:w16sdtdh="http://schemas.microsoft.com/office/word/2020/wordml/sdtdatahash" xmlns:w16se="http://schemas.microsoft.com/office/word/2015/wordml/symex" xmlns:wpg="http://schemas.microsoft.com/office/word/2010/wordprocessingGroup" xmlns:wpi="http://schemas.microsoft.com/office/word/2010/wordprocessingInk" xmlns:wne="http://schemas.microsoft.com/office/word/2006/wordml" xmlns:wps="http://schemas.microsoft.com/office/word/2010/wordprocessingShape" mc:Ignorable="w14 w15 w16se w16cid w16 w16cex w16sdtdh w16du wp14">
+<w:endnotes xmlns:wpc="http://schemas.microsoft.com/office/word/2010/wordprocessingCanvas" xmlns:cx="http://schemas.microsoft.com/office/drawing/2014/chartex" xmlns:cx1="http://schemas.microsoft.com/office/drawing/2015/9/8/chartex" xmlns:cx2="http://schemas.microsoft.com/office/drawing/2015/10/21/chartex" xmlns:cx3="http://schemas.microsoft.com/office/drawing/2016/5/9/chartex" xmlns:cx4="http://schemas.microsoft.com/office/drawing/2016/5/10/chartex" xmlns:cx5="http://schemas.microsoft.com/office/drawing/2016/5/11/chartex" xmlns:cx6="http://schemas.microsoft.com/office/drawing/2016/5/12/chartex" xmlns:cx7="http://schemas.microsoft.com/office/drawing/2016/5/13/chartex" xmlns:cx8="http://schemas.microsoft.com/office/drawing/2016/5/14/chartex" xmlns:mc="http://schemas.openxmlformats.org/markup-compatibility/2006" xmlns:aink="http://schemas.microsoft.com/office/drawing/2016/ink" xmlns:am3d="http://schemas.microsoft.com/office/drawing/2017/model3d" xmlns:o="urn:schemas-microsoft-com:office:office" xmlns:oel="http://schemas.microsoft.com/office/2019/extlst" xmlns:r="http://schemas.openxmlformats.org/officeDocument/2006/relationships" xmlns:m="http://schemas.openxmlformats.org/officeDocument/2006/math" xmlns:v="urn:schemas-microsoft-com:vml" xmlns:wp14="http://schemas.microsoft.com/office/word/2010/wordprocessingDrawing" xmlns:wp="http://schemas.openxmlformats.org/drawingml/2006/wordprocessingDrawing" xmlns:w10="urn:schemas-microsoft-com:office:word" xmlns:w="http://schemas.openxmlformats.org/wordprocessingml/2006/main" xmlns:w14="http://schemas.microsoft.com/office/word/2010/wordml" xmlns:w15="http://schemas.microsoft.com/office/word/2012/wordml" xmlns:w16cex="http://schemas.microsoft.com/office/word/2018/wordml/cex" xmlns:w16cid="http://schemas.microsoft.com/office/word/2016/wordml/cid" xmlns:w16="http://schemas.microsoft.com/office/word/2018/wordml" xmlns:w16du="http://schemas.microsoft.com/office/word/2023/wordml/word16du" xmlns:w16sdtdh="http://schemas.microsoft.com/office/word/2020/wordml/sdtdatahash" xmlns:w16sdtfl="http://schemas.microsoft.com/office/word/2024/wordml/sdtformatlock" xmlns:w16se="http://schemas.microsoft.com/office/word/2015/wordml/symex" xmlns:wpg="http://schemas.microsoft.com/office/word/2010/wordprocessingGroup" xmlns:wpi="http://schemas.microsoft.com/office/word/2010/wordprocessingInk" xmlns:wne="http://schemas.microsoft.com/office/word/2006/wordml" xmlns:wps="http://schemas.microsoft.com/office/word/2010/wordprocessingShape" mc:Ignorable="w14 w15 w16se w16cid w16 w16cex w16sdtdh w16sdtfl w16du wp14">
   <w:endnote w:type="separator" w:id="-1">
     <w:p>
       <w:pPr>
@@ -2165,7 +2159,17 @@
 </file>
 
 <file path=word/footer1.xml><?xml version="1.0" encoding="utf-8"?>
-<w:ftr xmlns:wpc="http://schemas.microsoft.com/office/word/2010/wordprocessingCanvas" xmlns:cx="http://schemas.microsoft.com/office/drawing/2014/chartex" xmlns:cx1="http://schemas.microsoft.com/office/drawing/2015/9/8/chartex" xmlns:cx2="http://schemas.microsoft.com/office/drawing/2015/10/21/chartex" xmlns:cx3="http://schemas.microsoft.com/office/drawing/2016/5/9/chartex" xmlns:cx4="http://schemas.microsoft.com/office/drawing/2016/5/10/chartex" xmlns:cx5="http://schemas.microsoft.com/office/drawing/2016/5/11/chartex" xmlns:cx6="http://schemas.microsoft.com/office/drawing/2016/5/12/chartex" xmlns:cx7="http://schemas.microsoft.com/office/drawing/2016/5/13/chartex" xmlns:cx8="http://schemas.microsoft.com/office/drawing/2016/5/14/chartex" xmlns:mc="http://schemas.openxmlformats.org/markup-compatibility/2006" xmlns:aink="http://schemas.microsoft.com/office/drawing/2016/ink" xmlns:am3d="http://schemas.microsoft.com/office/drawing/2017/model3d" xmlns:o="urn:schemas-microsoft-com:office:office" xmlns:oel="http://schemas.microsoft.com/office/2019/extlst" xmlns:r="http://schemas.openxmlformats.org/officeDocument/2006/relationships" xmlns:m="http://schemas.openxmlformats.org/officeDocument/2006/math" xmlns:v="urn:schemas-microsoft-com:vml" xmlns:wp14="http://schemas.microsoft.com/office/word/2010/wordprocessingDrawing" xmlns:wp="http://schemas.openxmlformats.org/drawingml/2006/wordprocessingDrawing" xmlns:w10="urn:schemas-microsoft-com:office:word" xmlns:w="http://schemas.openxmlformats.org/wordprocessingml/2006/main" xmlns:w14="http://schemas.microsoft.com/office/word/2010/wordml" xmlns:w15="http://schemas.microsoft.com/office/word/2012/wordml" xmlns:w16cex="http://schemas.microsoft.com/office/word/2018/wordml/cex" xmlns:w16cid="http://schemas.microsoft.com/office/word/2016/wordml/cid" xmlns:w16="http://schemas.microsoft.com/office/word/2018/wordml" xmlns:w16du="http://schemas.microsoft.com/office/word/2023/wordml/word16du" xmlns:w16sdtdh="http://schemas.microsoft.com/office/word/2020/wordml/sdtdatahash" xmlns:w16se="http://schemas.microsoft.com/office/word/2015/wordml/symex" xmlns:wpg="http://schemas.microsoft.com/office/word/2010/wordprocessingGroup" xmlns:wpi="http://schemas.microsoft.com/office/word/2010/wordprocessingInk" xmlns:wne="http://schemas.microsoft.com/office/word/2006/wordml" xmlns:wps="http://schemas.microsoft.com/office/word/2010/wordprocessingShape" mc:Ignorable="w14 w15 w16se w16cid w16 w16cex w16sdtdh w16du wp14">
+<w:ftr xmlns:wpc="http://schemas.microsoft.com/office/word/2010/wordprocessingCanvas" xmlns:cx="http://schemas.microsoft.com/office/drawing/2014/chartex" xmlns:cx1="http://schemas.microsoft.com/office/drawing/2015/9/8/chartex" xmlns:cx2="http://schemas.microsoft.com/office/drawing/2015/10/21/chartex" xmlns:cx3="http://schemas.microsoft.com/office/drawing/2016/5/9/chartex" xmlns:cx4="http://schemas.microsoft.com/office/drawing/2016/5/10/chartex" xmlns:cx5="http://schemas.microsoft.com/office/drawing/2016/5/11/chartex" xmlns:cx6="http://schemas.microsoft.com/office/drawing/2016/5/12/chartex" xmlns:cx7="http://schemas.microsoft.com/office/drawing/2016/5/13/chartex" xmlns:cx8="http://schemas.microsoft.com/office/drawing/2016/5/14/chartex" xmlns:mc="http://schemas.openxmlformats.org/markup-compatibility/2006" xmlns:aink="http://schemas.microsoft.com/office/drawing/2016/ink" xmlns:am3d="http://schemas.microsoft.com/office/drawing/2017/model3d" xmlns:o="urn:schemas-microsoft-com:office:office" xmlns:oel="http://schemas.microsoft.com/office/2019/extlst" xmlns:r="http://schemas.openxmlformats.org/officeDocument/2006/relationships" xmlns:m="http://schemas.openxmlformats.org/officeDocument/2006/math" xmlns:v="urn:schemas-microsoft-com:vml" xmlns:wp14="http://schemas.microsoft.com/office/word/2010/wordprocessingDrawing" xmlns:wp="http://schemas.openxmlformats.org/drawingml/2006/wordprocessingDrawing" xmlns:w10="urn:schemas-microsoft-com:office:word" xmlns:w="http://schemas.openxmlformats.org/wordprocessingml/2006/main" xmlns:w14="http://schemas.microsoft.com/office/word/2010/wordml" xmlns:w15="http://schemas.microsoft.com/office/word/2012/wordml" xmlns:w16cex="http://schemas.microsoft.com/office/word/2018/wordml/cex" xmlns:w16cid="http://schemas.microsoft.com/office/word/2016/wordml/cid" xmlns:w16="http://schemas.microsoft.com/office/word/2018/wordml" xmlns:w16du="http://schemas.microsoft.com/office/word/2023/wordml/word16du" xmlns:w16sdtdh="http://schemas.microsoft.com/office/word/2020/wordml/sdtdatahash" xmlns:w16sdtfl="http://schemas.microsoft.com/office/word/2024/wordml/sdtformatlock" xmlns:w16se="http://schemas.microsoft.com/office/word/2015/wordml/symex" xmlns:wpg="http://schemas.microsoft.com/office/word/2010/wordprocessingGroup" xmlns:wpi="http://schemas.microsoft.com/office/word/2010/wordprocessingInk" xmlns:wne="http://schemas.microsoft.com/office/word/2006/wordml" xmlns:wps="http://schemas.microsoft.com/office/word/2010/wordprocessingShape" mc:Ignorable="w14 w15 w16se w16cid w16 w16cex w16sdtdh w16sdtfl w16du wp14">
+  <w:p>
+    <w:pPr>
+      <w:pStyle w:val="Footer"/>
+    </w:pPr>
+  </w:p>
+</w:ftr>
+</file>
+
+<file path=word/footer2.xml><?xml version="1.0" encoding="utf-8"?>
+<w:ftr xmlns:wpc="http://schemas.microsoft.com/office/word/2010/wordprocessingCanvas" xmlns:cx="http://schemas.microsoft.com/office/drawing/2014/chartex" xmlns:cx1="http://schemas.microsoft.com/office/drawing/2015/9/8/chartex" xmlns:cx2="http://schemas.microsoft.com/office/drawing/2015/10/21/chartex" xmlns:cx3="http://schemas.microsoft.com/office/drawing/2016/5/9/chartex" xmlns:cx4="http://schemas.microsoft.com/office/drawing/2016/5/10/chartex" xmlns:cx5="http://schemas.microsoft.com/office/drawing/2016/5/11/chartex" xmlns:cx6="http://schemas.microsoft.com/office/drawing/2016/5/12/chartex" xmlns:cx7="http://schemas.microsoft.com/office/drawing/2016/5/13/chartex" xmlns:cx8="http://schemas.microsoft.com/office/drawing/2016/5/14/chartex" xmlns:mc="http://schemas.openxmlformats.org/markup-compatibility/2006" xmlns:aink="http://schemas.microsoft.com/office/drawing/2016/ink" xmlns:am3d="http://schemas.microsoft.com/office/drawing/2017/model3d" xmlns:o="urn:schemas-microsoft-com:office:office" xmlns:oel="http://schemas.microsoft.com/office/2019/extlst" xmlns:r="http://schemas.openxmlformats.org/officeDocument/2006/relationships" xmlns:m="http://schemas.openxmlformats.org/officeDocument/2006/math" xmlns:v="urn:schemas-microsoft-com:vml" xmlns:wp14="http://schemas.microsoft.com/office/word/2010/wordprocessingDrawing" xmlns:wp="http://schemas.openxmlformats.org/drawingml/2006/wordprocessingDrawing" xmlns:w10="urn:schemas-microsoft-com:office:word" xmlns:w="http://schemas.openxmlformats.org/wordprocessingml/2006/main" xmlns:w14="http://schemas.microsoft.com/office/word/2010/wordml" xmlns:w15="http://schemas.microsoft.com/office/word/2012/wordml" xmlns:w16cex="http://schemas.microsoft.com/office/word/2018/wordml/cex" xmlns:w16cid="http://schemas.microsoft.com/office/word/2016/wordml/cid" xmlns:w16="http://schemas.microsoft.com/office/word/2018/wordml" xmlns:w16du="http://schemas.microsoft.com/office/word/2023/wordml/word16du" xmlns:w16sdtdh="http://schemas.microsoft.com/office/word/2020/wordml/sdtdatahash" xmlns:w16sdtfl="http://schemas.microsoft.com/office/word/2024/wordml/sdtformatlock" xmlns:w16se="http://schemas.microsoft.com/office/word/2015/wordml/symex" xmlns:wpg="http://schemas.microsoft.com/office/word/2010/wordprocessingGroup" xmlns:wpi="http://schemas.microsoft.com/office/word/2010/wordprocessingInk" xmlns:wne="http://schemas.microsoft.com/office/word/2006/wordml" xmlns:wps="http://schemas.microsoft.com/office/word/2010/wordprocessingShape" mc:Ignorable="w14 w15 w16se w16cid w16 w16cex w16sdtdh w16sdtfl w16du wp14">
   <w:p>
     <w:pPr>
       <w:spacing w:after="0" w:line="240" w:lineRule="auto"/>
@@ -2902,8 +2906,8 @@
 </w:ftr>
 </file>
 
-<file path=word/footer2.xml><?xml version="1.0" encoding="utf-8"?>
-<w:ftr xmlns:wpc="http://schemas.microsoft.com/office/word/2010/wordprocessingCanvas" xmlns:cx="http://schemas.microsoft.com/office/drawing/2014/chartex" xmlns:cx1="http://schemas.microsoft.com/office/drawing/2015/9/8/chartex" xmlns:cx2="http://schemas.microsoft.com/office/drawing/2015/10/21/chartex" xmlns:cx3="http://schemas.microsoft.com/office/drawing/2016/5/9/chartex" xmlns:cx4="http://schemas.microsoft.com/office/drawing/2016/5/10/chartex" xmlns:cx5="http://schemas.microsoft.com/office/drawing/2016/5/11/chartex" xmlns:cx6="http://schemas.microsoft.com/office/drawing/2016/5/12/chartex" xmlns:cx7="http://schemas.microsoft.com/office/drawing/2016/5/13/chartex" xmlns:cx8="http://schemas.microsoft.com/office/drawing/2016/5/14/chartex" xmlns:mc="http://schemas.openxmlformats.org/markup-compatibility/2006" xmlns:aink="http://schemas.microsoft.com/office/drawing/2016/ink" xmlns:am3d="http://schemas.microsoft.com/office/drawing/2017/model3d" xmlns:o="urn:schemas-microsoft-com:office:office" xmlns:oel="http://schemas.microsoft.com/office/2019/extlst" xmlns:r="http://schemas.openxmlformats.org/officeDocument/2006/relationships" xmlns:m="http://schemas.openxmlformats.org/officeDocument/2006/math" xmlns:v="urn:schemas-microsoft-com:vml" xmlns:wp14="http://schemas.microsoft.com/office/word/2010/wordprocessingDrawing" xmlns:wp="http://schemas.openxmlformats.org/drawingml/2006/wordprocessingDrawing" xmlns:w10="urn:schemas-microsoft-com:office:word" xmlns:w="http://schemas.openxmlformats.org/wordprocessingml/2006/main" xmlns:w14="http://schemas.microsoft.com/office/word/2010/wordml" xmlns:w15="http://schemas.microsoft.com/office/word/2012/wordml" xmlns:w16cex="http://schemas.microsoft.com/office/word/2018/wordml/cex" xmlns:w16cid="http://schemas.microsoft.com/office/word/2016/wordml/cid" xmlns:w16="http://schemas.microsoft.com/office/word/2018/wordml" xmlns:w16du="http://schemas.microsoft.com/office/word/2023/wordml/word16du" xmlns:w16sdtdh="http://schemas.microsoft.com/office/word/2020/wordml/sdtdatahash" xmlns:w16se="http://schemas.microsoft.com/office/word/2015/wordml/symex" xmlns:wpg="http://schemas.microsoft.com/office/word/2010/wordprocessingGroup" xmlns:wpi="http://schemas.microsoft.com/office/word/2010/wordprocessingInk" xmlns:wne="http://schemas.microsoft.com/office/word/2006/wordml" xmlns:wps="http://schemas.microsoft.com/office/word/2010/wordprocessingShape" mc:Ignorable="w14 w15 w16se w16cid w16 w16cex w16sdtdh w16du wp14">
+<file path=word/footer3.xml><?xml version="1.0" encoding="utf-8"?>
+<w:ftr xmlns:wpc="http://schemas.microsoft.com/office/word/2010/wordprocessingCanvas" xmlns:cx="http://schemas.microsoft.com/office/drawing/2014/chartex" xmlns:cx1="http://schemas.microsoft.com/office/drawing/2015/9/8/chartex" xmlns:cx2="http://schemas.microsoft.com/office/drawing/2015/10/21/chartex" xmlns:cx3="http://schemas.microsoft.com/office/drawing/2016/5/9/chartex" xmlns:cx4="http://schemas.microsoft.com/office/drawing/2016/5/10/chartex" xmlns:cx5="http://schemas.microsoft.com/office/drawing/2016/5/11/chartex" xmlns:cx6="http://schemas.microsoft.com/office/drawing/2016/5/12/chartex" xmlns:cx7="http://schemas.microsoft.com/office/drawing/2016/5/13/chartex" xmlns:cx8="http://schemas.microsoft.com/office/drawing/2016/5/14/chartex" xmlns:mc="http://schemas.openxmlformats.org/markup-compatibility/2006" xmlns:aink="http://schemas.microsoft.com/office/drawing/2016/ink" xmlns:am3d="http://schemas.microsoft.com/office/drawing/2017/model3d" xmlns:o="urn:schemas-microsoft-com:office:office" xmlns:oel="http://schemas.microsoft.com/office/2019/extlst" xmlns:r="http://schemas.openxmlformats.org/officeDocument/2006/relationships" xmlns:m="http://schemas.openxmlformats.org/officeDocument/2006/math" xmlns:v="urn:schemas-microsoft-com:vml" xmlns:wp14="http://schemas.microsoft.com/office/word/2010/wordprocessingDrawing" xmlns:wp="http://schemas.openxmlformats.org/drawingml/2006/wordprocessingDrawing" xmlns:w10="urn:schemas-microsoft-com:office:word" xmlns:w="http://schemas.openxmlformats.org/wordprocessingml/2006/main" xmlns:w14="http://schemas.microsoft.com/office/word/2010/wordml" xmlns:w15="http://schemas.microsoft.com/office/word/2012/wordml" xmlns:w16cex="http://schemas.microsoft.com/office/word/2018/wordml/cex" xmlns:w16cid="http://schemas.microsoft.com/office/word/2016/wordml/cid" xmlns:w16="http://schemas.microsoft.com/office/word/2018/wordml" xmlns:w16du="http://schemas.microsoft.com/office/word/2023/wordml/word16du" xmlns:w16sdtdh="http://schemas.microsoft.com/office/word/2020/wordml/sdtdatahash" xmlns:w16sdtfl="http://schemas.microsoft.com/office/word/2024/wordml/sdtformatlock" xmlns:w16se="http://schemas.microsoft.com/office/word/2015/wordml/symex" xmlns:wpg="http://schemas.microsoft.com/office/word/2010/wordprocessingGroup" xmlns:wpi="http://schemas.microsoft.com/office/word/2010/wordprocessingInk" xmlns:wne="http://schemas.microsoft.com/office/word/2006/wordml" xmlns:wps="http://schemas.microsoft.com/office/word/2010/wordprocessingShape" mc:Ignorable="w14 w15 w16se w16cid w16 w16cex w16sdtdh w16sdtfl w16du wp14">
   <w:p>
     <w:pPr>
       <w:spacing w:after="0" w:line="240" w:lineRule="auto"/>
@@ -3561,7 +3565,7 @@
 </file>
 
 <file path=word/footnotes.xml><?xml version="1.0" encoding="utf-8"?>
-<w:footnotes xmlns:wpc="http://schemas.microsoft.com/office/word/2010/wordprocessingCanvas" xmlns:cx="http://schemas.microsoft.com/office/drawing/2014/chartex" xmlns:cx1="http://schemas.microsoft.com/office/drawing/2015/9/8/chartex" xmlns:cx2="http://schemas.microsoft.com/office/drawing/2015/10/21/chartex" xmlns:cx3="http://schemas.microsoft.com/office/drawing/2016/5/9/chartex" xmlns:cx4="http://schemas.microsoft.com/office/drawing/2016/5/10/chartex" xmlns:cx5="http://schemas.microsoft.com/office/drawing/2016/5/11/chartex" xmlns:cx6="http://schemas.microsoft.com/office/drawing/2016/5/12/chartex" xmlns:cx7="http://schemas.microsoft.com/office/drawing/2016/5/13/chartex" xmlns:cx8="http://schemas.microsoft.com/office/drawing/2016/5/14/chartex" xmlns:mc="http://schemas.openxmlformats.org/markup-compatibility/2006" xmlns:aink="http://schemas.microsoft.com/office/drawing/2016/ink" xmlns:am3d="http://schemas.microsoft.com/office/drawing/2017/model3d" xmlns:o="urn:schemas-microsoft-com:office:office" xmlns:oel="http://schemas.microsoft.com/office/2019/extlst" xmlns:r="http://schemas.openxmlformats.org/officeDocument/2006/relationships" xmlns:m="http://schemas.openxmlformats.org/officeDocument/2006/math" xmlns:v="urn:schemas-microsoft-com:vml" xmlns:wp14="http://schemas.microsoft.com/office/word/2010/wordprocessingDrawing" xmlns:wp="http://schemas.openxmlformats.org/drawingml/2006/wordprocessingDrawing" xmlns:w10="urn:schemas-microsoft-com:office:word" xmlns:w="http://schemas.openxmlformats.org/wordprocessingml/2006/main" xmlns:w14="http://schemas.microsoft.com/office/word/2010/wordml" xmlns:w15="http://schemas.microsoft.com/office/word/2012/wordml" xmlns:w16cex="http://schemas.microsoft.com/office/word/2018/wordml/cex" xmlns:w16cid="http://schemas.microsoft.com/office/word/2016/wordml/cid" xmlns:w16="http://schemas.microsoft.com/office/word/2018/wordml" xmlns:w16du="http://schemas.microsoft.com/office/word/2023/wordml/word16du" xmlns:w16sdtdh="http://schemas.microsoft.com/office/word/2020/wordml/sdtdatahash" xmlns:w16se="http://schemas.microsoft.com/office/word/2015/wordml/symex" xmlns:wpg="http://schemas.microsoft.com/office/word/2010/wordprocessingGroup" xmlns:wpi="http://schemas.microsoft.com/office/word/2010/wordprocessingInk" xmlns:wne="http://schemas.microsoft.com/office/word/2006/wordml" xmlns:wps="http://schemas.microsoft.com/office/word/2010/wordprocessingShape" mc:Ignorable="w14 w15 w16se w16cid w16 w16cex w16sdtdh w16du wp14">
+<w:footnotes xmlns:wpc="http://schemas.microsoft.com/office/word/2010/wordprocessingCanvas" xmlns:cx="http://schemas.microsoft.com/office/drawing/2014/chartex" xmlns:cx1="http://schemas.microsoft.com/office/drawing/2015/9/8/chartex" xmlns:cx2="http://schemas.microsoft.com/office/drawing/2015/10/21/chartex" xmlns:cx3="http://schemas.microsoft.com/office/drawing/2016/5/9/chartex" xmlns:cx4="http://schemas.microsoft.com/office/drawing/2016/5/10/chartex" xmlns:cx5="http://schemas.microsoft.com/office/drawing/2016/5/11/chartex" xmlns:cx6="http://schemas.microsoft.com/office/drawing/2016/5/12/chartex" xmlns:cx7="http://schemas.microsoft.com/office/drawing/2016/5/13/chartex" xmlns:cx8="http://schemas.microsoft.com/office/drawing/2016/5/14/chartex" xmlns:mc="http://schemas.openxmlformats.org/markup-compatibility/2006" xmlns:aink="http://schemas.microsoft.com/office/drawing/2016/ink" xmlns:am3d="http://schemas.microsoft.com/office/drawing/2017/model3d" xmlns:o="urn:schemas-microsoft-com:office:office" xmlns:oel="http://schemas.microsoft.com/office/2019/extlst" xmlns:r="http://schemas.openxmlformats.org/officeDocument/2006/relationships" xmlns:m="http://schemas.openxmlformats.org/officeDocument/2006/math" xmlns:v="urn:schemas-microsoft-com:vml" xmlns:wp14="http://schemas.microsoft.com/office/word/2010/wordprocessingDrawing" xmlns:wp="http://schemas.openxmlformats.org/drawingml/2006/wordprocessingDrawing" xmlns:w10="urn:schemas-microsoft-com:office:word" xmlns:w="http://schemas.openxmlformats.org/wordprocessingml/2006/main" xmlns:w14="http://schemas.microsoft.com/office/word/2010/wordml" xmlns:w15="http://schemas.microsoft.com/office/word/2012/wordml" xmlns:w16cex="http://schemas.microsoft.com/office/word/2018/wordml/cex" xmlns:w16cid="http://schemas.microsoft.com/office/word/2016/wordml/cid" xmlns:w16="http://schemas.microsoft.com/office/word/2018/wordml" xmlns:w16du="http://schemas.microsoft.com/office/word/2023/wordml/word16du" xmlns:w16sdtdh="http://schemas.microsoft.com/office/word/2020/wordml/sdtdatahash" xmlns:w16sdtfl="http://schemas.microsoft.com/office/word/2024/wordml/sdtformatlock" xmlns:w16se="http://schemas.microsoft.com/office/word/2015/wordml/symex" xmlns:wpg="http://schemas.microsoft.com/office/word/2010/wordprocessingGroup" xmlns:wpi="http://schemas.microsoft.com/office/word/2010/wordprocessingInk" xmlns:wne="http://schemas.microsoft.com/office/word/2006/wordml" xmlns:wps="http://schemas.microsoft.com/office/word/2010/wordprocessingShape" mc:Ignorable="w14 w15 w16se w16cid w16 w16cex w16sdtdh w16sdtfl w16du wp14">
   <w:footnote w:type="separator" w:id="-1">
     <w:p>
       <w:pPr>
@@ -3586,7 +3590,116 @@
 </file>
 
 <file path=word/header1.xml><?xml version="1.0" encoding="utf-8"?>
-<w:hdr xmlns:wpc="http://schemas.microsoft.com/office/word/2010/wordprocessingCanvas" xmlns:cx="http://schemas.microsoft.com/office/drawing/2014/chartex" xmlns:cx1="http://schemas.microsoft.com/office/drawing/2015/9/8/chartex" xmlns:cx2="http://schemas.microsoft.com/office/drawing/2015/10/21/chartex" xmlns:cx3="http://schemas.microsoft.com/office/drawing/2016/5/9/chartex" xmlns:cx4="http://schemas.microsoft.com/office/drawing/2016/5/10/chartex" xmlns:cx5="http://schemas.microsoft.com/office/drawing/2016/5/11/chartex" xmlns:cx6="http://schemas.microsoft.com/office/drawing/2016/5/12/chartex" xmlns:cx7="http://schemas.microsoft.com/office/drawing/2016/5/13/chartex" xmlns:cx8="http://schemas.microsoft.com/office/drawing/2016/5/14/chartex" xmlns:mc="http://schemas.openxmlformats.org/markup-compatibility/2006" xmlns:aink="http://schemas.microsoft.com/office/drawing/2016/ink" xmlns:am3d="http://schemas.microsoft.com/office/drawing/2017/model3d" xmlns:o="urn:schemas-microsoft-com:office:office" xmlns:oel="http://schemas.microsoft.com/office/2019/extlst" xmlns:r="http://schemas.openxmlformats.org/officeDocument/2006/relationships" xmlns:m="http://schemas.openxmlformats.org/officeDocument/2006/math" xmlns:v="urn:schemas-microsoft-com:vml" xmlns:wp14="http://schemas.microsoft.com/office/word/2010/wordprocessingDrawing" xmlns:wp="http://schemas.openxmlformats.org/drawingml/2006/wordprocessingDrawing" xmlns:w10="urn:schemas-microsoft-com:office:word" xmlns:w="http://schemas.openxmlformats.org/wordprocessingml/2006/main" xmlns:w14="http://schemas.microsoft.com/office/word/2010/wordml" xmlns:w15="http://schemas.microsoft.com/office/word/2012/wordml" xmlns:w16cex="http://schemas.microsoft.com/office/word/2018/wordml/cex" xmlns:w16cid="http://schemas.microsoft.com/office/word/2016/wordml/cid" xmlns:w16="http://schemas.microsoft.com/office/word/2018/wordml" xmlns:w16du="http://schemas.microsoft.com/office/word/2023/wordml/word16du" xmlns:w16sdtdh="http://schemas.microsoft.com/office/word/2020/wordml/sdtdatahash" xmlns:w16se="http://schemas.microsoft.com/office/word/2015/wordml/symex" xmlns:wpg="http://schemas.microsoft.com/office/word/2010/wordprocessingGroup" xmlns:wpi="http://schemas.microsoft.com/office/word/2010/wordprocessingInk" xmlns:wne="http://schemas.microsoft.com/office/word/2006/wordml" xmlns:wps="http://schemas.microsoft.com/office/word/2010/wordprocessingShape" mc:Ignorable="w14 w15 w16se w16cid w16 w16cex w16sdtdh w16du wp14">
+<w:hdr xmlns:wpc="http://schemas.microsoft.com/office/word/2010/wordprocessingCanvas" xmlns:cx="http://schemas.microsoft.com/office/drawing/2014/chartex" xmlns:cx1="http://schemas.microsoft.com/office/drawing/2015/9/8/chartex" xmlns:cx2="http://schemas.microsoft.com/office/drawing/2015/10/21/chartex" xmlns:cx3="http://schemas.microsoft.com/office/drawing/2016/5/9/chartex" xmlns:cx4="http://schemas.microsoft.com/office/drawing/2016/5/10/chartex" xmlns:cx5="http://schemas.microsoft.com/office/drawing/2016/5/11/chartex" xmlns:cx6="http://schemas.microsoft.com/office/drawing/2016/5/12/chartex" xmlns:cx7="http://schemas.microsoft.com/office/drawing/2016/5/13/chartex" xmlns:cx8="http://schemas.microsoft.com/office/drawing/2016/5/14/chartex" xmlns:mc="http://schemas.openxmlformats.org/markup-compatibility/2006" xmlns:aink="http://schemas.microsoft.com/office/drawing/2016/ink" xmlns:am3d="http://schemas.microsoft.com/office/drawing/2017/model3d" xmlns:o="urn:schemas-microsoft-com:office:office" xmlns:oel="http://schemas.microsoft.com/office/2019/extlst" xmlns:r="http://schemas.openxmlformats.org/officeDocument/2006/relationships" xmlns:m="http://schemas.openxmlformats.org/officeDocument/2006/math" xmlns:v="urn:schemas-microsoft-com:vml" xmlns:wp14="http://schemas.microsoft.com/office/word/2010/wordprocessingDrawing" xmlns:wp="http://schemas.openxmlformats.org/drawingml/2006/wordprocessingDrawing" xmlns:w10="urn:schemas-microsoft-com:office:word" xmlns:w="http://schemas.openxmlformats.org/wordprocessingml/2006/main" xmlns:w14="http://schemas.microsoft.com/office/word/2010/wordml" xmlns:w15="http://schemas.microsoft.com/office/word/2012/wordml" xmlns:w16cex="http://schemas.microsoft.com/office/word/2018/wordml/cex" xmlns:w16cid="http://schemas.microsoft.com/office/word/2016/wordml/cid" xmlns:w16="http://schemas.microsoft.com/office/word/2018/wordml" xmlns:w16du="http://schemas.microsoft.com/office/word/2023/wordml/word16du" xmlns:w16sdtdh="http://schemas.microsoft.com/office/word/2020/wordml/sdtdatahash" xmlns:w16sdtfl="http://schemas.microsoft.com/office/word/2024/wordml/sdtformatlock" xmlns:w16se="http://schemas.microsoft.com/office/word/2015/wordml/symex" xmlns:wpg="http://schemas.microsoft.com/office/word/2010/wordprocessingGroup" xmlns:wpi="http://schemas.microsoft.com/office/word/2010/wordprocessingInk" xmlns:wne="http://schemas.microsoft.com/office/word/2006/wordml" xmlns:wps="http://schemas.microsoft.com/office/word/2010/wordprocessingShape" mc:Ignorable="w14 w15 w16se w16cid w16 w16cex w16sdtdh w16sdtfl w16du wp14">
+  <w:p>
+    <w:pPr>
+      <w:pStyle w:val="Header"/>
+    </w:pPr>
+  </w:p>
+</w:hdr>
+</file>
+
+<file path=word/header2.xml><?xml version="1.0" encoding="utf-8"?>
+<w:hdr xmlns:wpc="http://schemas.microsoft.com/office/word/2010/wordprocessingCanvas" xmlns:cx="http://schemas.microsoft.com/office/drawing/2014/chartex" xmlns:cx1="http://schemas.microsoft.com/office/drawing/2015/9/8/chartex" xmlns:cx2="http://schemas.microsoft.com/office/drawing/2015/10/21/chartex" xmlns:cx3="http://schemas.microsoft.com/office/drawing/2016/5/9/chartex" xmlns:cx4="http://schemas.microsoft.com/office/drawing/2016/5/10/chartex" xmlns:cx5="http://schemas.microsoft.com/office/drawing/2016/5/11/chartex" xmlns:cx6="http://schemas.microsoft.com/office/drawing/2016/5/12/chartex" xmlns:cx7="http://schemas.microsoft.com/office/drawing/2016/5/13/chartex" xmlns:cx8="http://schemas.microsoft.com/office/drawing/2016/5/14/chartex" xmlns:mc="http://schemas.openxmlformats.org/markup-compatibility/2006" xmlns:aink="http://schemas.microsoft.com/office/drawing/2016/ink" xmlns:am3d="http://schemas.microsoft.com/office/drawing/2017/model3d" xmlns:o="urn:schemas-microsoft-com:office:office" xmlns:oel="http://schemas.microsoft.com/office/2019/extlst" xmlns:r="http://schemas.openxmlformats.org/officeDocument/2006/relationships" xmlns:m="http://schemas.openxmlformats.org/officeDocument/2006/math" xmlns:v="urn:schemas-microsoft-com:vml" xmlns:wp14="http://schemas.microsoft.com/office/word/2010/wordprocessingDrawing" xmlns:wp="http://schemas.openxmlformats.org/drawingml/2006/wordprocessingDrawing" xmlns:w10="urn:schemas-microsoft-com:office:word" xmlns:w="http://schemas.openxmlformats.org/wordprocessingml/2006/main" xmlns:w14="http://schemas.microsoft.com/office/word/2010/wordml" xmlns:w15="http://schemas.microsoft.com/office/word/2012/wordml" xmlns:w16cex="http://schemas.microsoft.com/office/word/2018/wordml/cex" xmlns:w16cid="http://schemas.microsoft.com/office/word/2016/wordml/cid" xmlns:w16="http://schemas.microsoft.com/office/word/2018/wordml" xmlns:w16du="http://schemas.microsoft.com/office/word/2023/wordml/word16du" xmlns:w16sdtdh="http://schemas.microsoft.com/office/word/2020/wordml/sdtdatahash" xmlns:w16sdtfl="http://schemas.microsoft.com/office/word/2024/wordml/sdtformatlock" xmlns:w16se="http://schemas.microsoft.com/office/word/2015/wordml/symex" xmlns:wpg="http://schemas.microsoft.com/office/word/2010/wordprocessingGroup" xmlns:wpi="http://schemas.microsoft.com/office/word/2010/wordprocessingInk" xmlns:wne="http://schemas.microsoft.com/office/word/2006/wordml" xmlns:wps="http://schemas.microsoft.com/office/word/2010/wordprocessingShape" mc:Ignorable="w14 w15 w16se w16cid w16 w16cex w16sdtdh w16sdtfl w16du wp14">
+  <w:p>
+    <w:pPr>
+      <w:pStyle w:val="Header"/>
+      <w:tabs>
+        <w:tab w:val="clear" w:pos="8504"/>
+        <w:tab w:val="right" w:pos="9638"/>
+      </w:tabs>
+      <w:ind w:left="-284"/>
+      <w:rPr>
+        <w:rFonts w:cstheme="minorHAnsi"/>
+      </w:rPr>
+    </w:pPr>
+    <w:r>
+      <w:rPr>
+        <w:rFonts w:cstheme="minorHAnsi"/>
+        <w:noProof/>
+        <w:lang w:val="en-GB" w:eastAsia="en-GB"/>
+      </w:rPr>
+      <w:drawing>
+        <wp:inline distT="0" distB="0" distL="0" distR="0" wp14:anchorId="3BBD8597" wp14:editId="6AAF426F">
+          <wp:extent cx="2228850" cy="419100"/>
+          <wp:effectExtent l="0" t="0" r="0" b="0"/>
+          <wp:docPr id="1083400343" name="Imagem 1083400343" descr="A black background with a black square&#10;&#10;AI-generated content may be incorrect."/>
+          <wp:cNvGraphicFramePr>
+            <a:graphicFrameLocks xmlns:a="http://schemas.openxmlformats.org/drawingml/2006/main" noChangeAspect="1"/>
+          </wp:cNvGraphicFramePr>
+          <a:graphic xmlns:a="http://schemas.openxmlformats.org/drawingml/2006/main">
+            <a:graphicData uri="http://schemas.openxmlformats.org/drawingml/2006/picture">
+              <pic:pic xmlns:pic="http://schemas.openxmlformats.org/drawingml/2006/picture">
+                <pic:nvPicPr>
+                  <pic:cNvPr id="1083400343" name="Imagem 1083400343" descr="A black background with a black square&#10;&#10;AI-generated content may be incorrect."/>
+                  <pic:cNvPicPr>
+                    <a:picLocks noChangeAspect="1" noChangeArrowheads="1"/>
+                  </pic:cNvPicPr>
+                </pic:nvPicPr>
+                <pic:blipFill rotWithShape="1">
+                  <a:blip r:embed="rId1">
+                    <a:extLst>
+                      <a:ext uri="{28A0092B-C50C-407E-A947-70E740481C1C}">
+                        <a14:useLocalDpi xmlns:a14="http://schemas.microsoft.com/office/drawing/2010/main" val="0"/>
+                      </a:ext>
+                    </a:extLst>
+                  </a:blip>
+                  <a:srcRect t="4959" r="63330" b="40496"/>
+                  <a:stretch/>
+                </pic:blipFill>
+                <pic:spPr bwMode="auto">
+                  <a:xfrm>
+                    <a:off x="0" y="0"/>
+                    <a:ext cx="2228850" cy="419100"/>
+                  </a:xfrm>
+                  <a:prstGeom prst="rect">
+                    <a:avLst/>
+                  </a:prstGeom>
+                  <a:noFill/>
+                  <a:ln>
+                    <a:noFill/>
+                  </a:ln>
+                  <a:extLst>
+                    <a:ext uri="{53640926-AAD7-44D8-BBD7-CCE9431645EC}">
+                      <a14:shadowObscured xmlns:a14="http://schemas.microsoft.com/office/drawing/2010/main"/>
+                    </a:ext>
+                  </a:extLst>
+                </pic:spPr>
+              </pic:pic>
+            </a:graphicData>
+          </a:graphic>
+        </wp:inline>
+      </w:drawing>
+    </w:r>
+    <w:r>
+      <w:rPr>
+        <w:rFonts w:cstheme="minorHAnsi"/>
+        <w:lang w:eastAsia="pt-PT"/>
+      </w:rPr>
+      <w:t xml:space="preserve">  </w:t>
+    </w:r>
+    <w:r>
+      <w:rPr>
+        <w:rFonts w:cstheme="minorHAnsi"/>
+        <w:lang w:eastAsia="pt-PT"/>
+      </w:rPr>
+      <w:tab/>
+    </w:r>
+    <w:r>
+      <w:rPr>
+        <w:rFonts w:cstheme="minorHAnsi"/>
+        <w:lang w:eastAsia="pt-PT"/>
+      </w:rPr>
+      <w:tab/>
+      <w:t xml:space="preserve">      [</w:t>
+    </w:r>
+    <w:r>
+      <w:rPr>
+        <w:rFonts w:cstheme="minorHAnsi"/>
+      </w:rPr>
+      <w:t>Espaço para logotipo do parceiro]</w:t>
+    </w:r>
+  </w:p>
   <w:p>
     <w:pPr>
       <w:tabs>
@@ -3822,8 +3935,8 @@
 </w:hdr>
 </file>
 
-<file path=word/header2.xml><?xml version="1.0" encoding="utf-8"?>
-<w:hdr xmlns:wpc="http://schemas.microsoft.com/office/word/2010/wordprocessingCanvas" xmlns:cx="http://schemas.microsoft.com/office/drawing/2014/chartex" xmlns:cx1="http://schemas.microsoft.com/office/drawing/2015/9/8/chartex" xmlns:cx2="http://schemas.microsoft.com/office/drawing/2015/10/21/chartex" xmlns:cx3="http://schemas.microsoft.com/office/drawing/2016/5/9/chartex" xmlns:cx4="http://schemas.microsoft.com/office/drawing/2016/5/10/chartex" xmlns:cx5="http://schemas.microsoft.com/office/drawing/2016/5/11/chartex" xmlns:cx6="http://schemas.microsoft.com/office/drawing/2016/5/12/chartex" xmlns:cx7="http://schemas.microsoft.com/office/drawing/2016/5/13/chartex" xmlns:cx8="http://schemas.microsoft.com/office/drawing/2016/5/14/chartex" xmlns:mc="http://schemas.openxmlformats.org/markup-compatibility/2006" xmlns:aink="http://schemas.microsoft.com/office/drawing/2016/ink" xmlns:am3d="http://schemas.microsoft.com/office/drawing/2017/model3d" xmlns:o="urn:schemas-microsoft-com:office:office" xmlns:oel="http://schemas.microsoft.com/office/2019/extlst" xmlns:r="http://schemas.openxmlformats.org/officeDocument/2006/relationships" xmlns:m="http://schemas.openxmlformats.org/officeDocument/2006/math" xmlns:v="urn:schemas-microsoft-com:vml" xmlns:wp14="http://schemas.microsoft.com/office/word/2010/wordprocessingDrawing" xmlns:wp="http://schemas.openxmlformats.org/drawingml/2006/wordprocessingDrawing" xmlns:w10="urn:schemas-microsoft-com:office:word" xmlns:w="http://schemas.openxmlformats.org/wordprocessingml/2006/main" xmlns:w14="http://schemas.microsoft.com/office/word/2010/wordml" xmlns:w15="http://schemas.microsoft.com/office/word/2012/wordml" xmlns:w16cex="http://schemas.microsoft.com/office/word/2018/wordml/cex" xmlns:w16cid="http://schemas.microsoft.com/office/word/2016/wordml/cid" xmlns:w16="http://schemas.microsoft.com/office/word/2018/wordml" xmlns:w16du="http://schemas.microsoft.com/office/word/2023/wordml/word16du" xmlns:w16sdtdh="http://schemas.microsoft.com/office/word/2020/wordml/sdtdatahash" xmlns:w16se="http://schemas.microsoft.com/office/word/2015/wordml/symex" xmlns:wpg="http://schemas.microsoft.com/office/word/2010/wordprocessingGroup" xmlns:wpi="http://schemas.microsoft.com/office/word/2010/wordprocessingInk" xmlns:wne="http://schemas.microsoft.com/office/word/2006/wordml" xmlns:wps="http://schemas.microsoft.com/office/word/2010/wordprocessingShape" mc:Ignorable="w14 w15 w16se w16cid w16 w16cex w16sdtdh w16du wp14">
+<file path=word/header3.xml><?xml version="1.0" encoding="utf-8"?>
+<w:hdr xmlns:wpc="http://schemas.microsoft.com/office/word/2010/wordprocessingCanvas" xmlns:cx="http://schemas.microsoft.com/office/drawing/2014/chartex" xmlns:cx1="http://schemas.microsoft.com/office/drawing/2015/9/8/chartex" xmlns:cx2="http://schemas.microsoft.com/office/drawing/2015/10/21/chartex" xmlns:cx3="http://schemas.microsoft.com/office/drawing/2016/5/9/chartex" xmlns:cx4="http://schemas.microsoft.com/office/drawing/2016/5/10/chartex" xmlns:cx5="http://schemas.microsoft.com/office/drawing/2016/5/11/chartex" xmlns:cx6="http://schemas.microsoft.com/office/drawing/2016/5/12/chartex" xmlns:cx7="http://schemas.microsoft.com/office/drawing/2016/5/13/chartex" xmlns:cx8="http://schemas.microsoft.com/office/drawing/2016/5/14/chartex" xmlns:mc="http://schemas.openxmlformats.org/markup-compatibility/2006" xmlns:aink="http://schemas.microsoft.com/office/drawing/2016/ink" xmlns:am3d="http://schemas.microsoft.com/office/drawing/2017/model3d" xmlns:o="urn:schemas-microsoft-com:office:office" xmlns:oel="http://schemas.microsoft.com/office/2019/extlst" xmlns:r="http://schemas.openxmlformats.org/officeDocument/2006/relationships" xmlns:m="http://schemas.openxmlformats.org/officeDocument/2006/math" xmlns:v="urn:schemas-microsoft-com:vml" xmlns:wp14="http://schemas.microsoft.com/office/word/2010/wordprocessingDrawing" xmlns:wp="http://schemas.openxmlformats.org/drawingml/2006/wordprocessingDrawing" xmlns:w10="urn:schemas-microsoft-com:office:word" xmlns:w="http://schemas.openxmlformats.org/wordprocessingml/2006/main" xmlns:w14="http://schemas.microsoft.com/office/word/2010/wordml" xmlns:w15="http://schemas.microsoft.com/office/word/2012/wordml" xmlns:w16cex="http://schemas.microsoft.com/office/word/2018/wordml/cex" xmlns:w16cid="http://schemas.microsoft.com/office/word/2016/wordml/cid" xmlns:w16="http://schemas.microsoft.com/office/word/2018/wordml" xmlns:w16du="http://schemas.microsoft.com/office/word/2023/wordml/word16du" xmlns:w16sdtdh="http://schemas.microsoft.com/office/word/2020/wordml/sdtdatahash" xmlns:w16sdtfl="http://schemas.microsoft.com/office/word/2024/wordml/sdtformatlock" xmlns:w16se="http://schemas.microsoft.com/office/word/2015/wordml/symex" xmlns:wpg="http://schemas.microsoft.com/office/word/2010/wordprocessingGroup" xmlns:wpi="http://schemas.microsoft.com/office/word/2010/wordprocessingInk" xmlns:wne="http://schemas.microsoft.com/office/word/2006/wordml" xmlns:wps="http://schemas.microsoft.com/office/word/2010/wordprocessingShape" mc:Ignorable="w14 w15 w16se w16cid w16 w16cex w16sdtdh w16sdtfl w16du wp14">
   <w:p>
     <w:pPr>
       <w:spacing w:before="360"/>
@@ -4098,7 +4211,7 @@
 </file>
 
 <file path=word/numbering.xml><?xml version="1.0" encoding="utf-8"?>
-<w:numbering xmlns:wpc="http://schemas.microsoft.com/office/word/2010/wordprocessingCanvas" xmlns:cx="http://schemas.microsoft.com/office/drawing/2014/chartex" xmlns:cx1="http://schemas.microsoft.com/office/drawing/2015/9/8/chartex" xmlns:cx2="http://schemas.microsoft.com/office/drawing/2015/10/21/chartex" xmlns:cx3="http://schemas.microsoft.com/office/drawing/2016/5/9/chartex" xmlns:cx4="http://schemas.microsoft.com/office/drawing/2016/5/10/chartex" xmlns:cx5="http://schemas.microsoft.com/office/drawing/2016/5/11/chartex" xmlns:cx6="http://schemas.microsoft.com/office/drawing/2016/5/12/chartex" xmlns:cx7="http://schemas.microsoft.com/office/drawing/2016/5/13/chartex" xmlns:cx8="http://schemas.microsoft.com/office/drawing/2016/5/14/chartex" xmlns:mc="http://schemas.openxmlformats.org/markup-compatibility/2006" xmlns:aink="http://schemas.microsoft.com/office/drawing/2016/ink" xmlns:am3d="http://schemas.microsoft.com/office/drawing/2017/model3d" xmlns:o="urn:schemas-microsoft-com:office:office" xmlns:oel="http://schemas.microsoft.com/office/2019/extlst" xmlns:r="http://schemas.openxmlformats.org/officeDocument/2006/relationships" xmlns:m="http://schemas.openxmlformats.org/officeDocument/2006/math" xmlns:v="urn:schemas-microsoft-com:vml" xmlns:wp14="http://schemas.microsoft.com/office/word/2010/wordprocessingDrawing" xmlns:wp="http://schemas.openxmlformats.org/drawingml/2006/wordprocessingDrawing" xmlns:w10="urn:schemas-microsoft-com:office:word" xmlns:w="http://schemas.openxmlformats.org/wordprocessingml/2006/main" xmlns:w14="http://schemas.microsoft.com/office/word/2010/wordml" xmlns:w15="http://schemas.microsoft.com/office/word/2012/wordml" xmlns:w16cex="http://schemas.microsoft.com/office/word/2018/wordml/cex" xmlns:w16cid="http://schemas.microsoft.com/office/word/2016/wordml/cid" xmlns:w16="http://schemas.microsoft.com/office/word/2018/wordml" xmlns:w16du="http://schemas.microsoft.com/office/word/2023/wordml/word16du" xmlns:w16sdtdh="http://schemas.microsoft.com/office/word/2020/wordml/sdtdatahash" xmlns:w16se="http://schemas.microsoft.com/office/word/2015/wordml/symex" xmlns:wpg="http://schemas.microsoft.com/office/word/2010/wordprocessingGroup" xmlns:wpi="http://schemas.microsoft.com/office/word/2010/wordprocessingInk" xmlns:wne="http://schemas.microsoft.com/office/word/2006/wordml" xmlns:wps="http://schemas.microsoft.com/office/word/2010/wordprocessingShape" mc:Ignorable="w14 w15 w16se w16cid w16 w16cex w16sdtdh w16du wp14">
+<w:numbering xmlns:wpc="http://schemas.microsoft.com/office/word/2010/wordprocessingCanvas" xmlns:cx="http://schemas.microsoft.com/office/drawing/2014/chartex" xmlns:cx1="http://schemas.microsoft.com/office/drawing/2015/9/8/chartex" xmlns:cx2="http://schemas.microsoft.com/office/drawing/2015/10/21/chartex" xmlns:cx3="http://schemas.microsoft.com/office/drawing/2016/5/9/chartex" xmlns:cx4="http://schemas.microsoft.com/office/drawing/2016/5/10/chartex" xmlns:cx5="http://schemas.microsoft.com/office/drawing/2016/5/11/chartex" xmlns:cx6="http://schemas.microsoft.com/office/drawing/2016/5/12/chartex" xmlns:cx7="http://schemas.microsoft.com/office/drawing/2016/5/13/chartex" xmlns:cx8="http://schemas.microsoft.com/office/drawing/2016/5/14/chartex" xmlns:mc="http://schemas.openxmlformats.org/markup-compatibility/2006" xmlns:aink="http://schemas.microsoft.com/office/drawing/2016/ink" xmlns:am3d="http://schemas.microsoft.com/office/drawing/2017/model3d" xmlns:o="urn:schemas-microsoft-com:office:office" xmlns:oel="http://schemas.microsoft.com/office/2019/extlst" xmlns:r="http://schemas.openxmlformats.org/officeDocument/2006/relationships" xmlns:m="http://schemas.openxmlformats.org/officeDocument/2006/math" xmlns:v="urn:schemas-microsoft-com:vml" xmlns:wp14="http://schemas.microsoft.com/office/word/2010/wordprocessingDrawing" xmlns:wp="http://schemas.openxmlformats.org/drawingml/2006/wordprocessingDrawing" xmlns:w10="urn:schemas-microsoft-com:office:word" xmlns:w="http://schemas.openxmlformats.org/wordprocessingml/2006/main" xmlns:w14="http://schemas.microsoft.com/office/word/2010/wordml" xmlns:w15="http://schemas.microsoft.com/office/word/2012/wordml" xmlns:w16cex="http://schemas.microsoft.com/office/word/2018/wordml/cex" xmlns:w16cid="http://schemas.microsoft.com/office/word/2016/wordml/cid" xmlns:w16="http://schemas.microsoft.com/office/word/2018/wordml" xmlns:w16du="http://schemas.microsoft.com/office/word/2023/wordml/word16du" xmlns:w16sdtdh="http://schemas.microsoft.com/office/word/2020/wordml/sdtdatahash" xmlns:w16sdtfl="http://schemas.microsoft.com/office/word/2024/wordml/sdtformatlock" xmlns:w16se="http://schemas.microsoft.com/office/word/2015/wordml/symex" xmlns:wpg="http://schemas.microsoft.com/office/word/2010/wordprocessingGroup" xmlns:wpi="http://schemas.microsoft.com/office/word/2010/wordprocessingInk" xmlns:wne="http://schemas.microsoft.com/office/word/2006/wordml" xmlns:wps="http://schemas.microsoft.com/office/word/2010/wordprocessingShape" mc:Ignorable="w14 w15 w16se w16cid w16 w16cex w16sdtdh w16sdtfl w16du wp14">
   <w:abstractNum w:abstractNumId="0" w15:restartNumberingAfterBreak="0">
     <w:nsid w:val="082F2C7B"/>
     <w:multiLevelType w:val="hybridMultilevel"/>
@@ -4830,7 +4943,7 @@
 </file>
 
 <file path=word/styles.xml><?xml version="1.0" encoding="utf-8"?>
-<w:styles xmlns:mc="http://schemas.openxmlformats.org/markup-compatibility/2006" xmlns:r="http://schemas.openxmlformats.org/officeDocument/2006/relationships" xmlns:w="http://schemas.openxmlformats.org/wordprocessingml/2006/main" xmlns:w14="http://schemas.microsoft.com/office/word/2010/wordml" xmlns:w15="http://schemas.microsoft.com/office/word/2012/wordml" xmlns:w16cex="http://schemas.microsoft.com/office/word/2018/wordml/cex" xmlns:w16cid="http://schemas.microsoft.com/office/word/2016/wordml/cid" xmlns:w16="http://schemas.microsoft.com/office/word/2018/wordml" xmlns:w16du="http://schemas.microsoft.com/office/word/2023/wordml/word16du" xmlns:w16sdtdh="http://schemas.microsoft.com/office/word/2020/wordml/sdtdatahash" xmlns:w16se="http://schemas.microsoft.com/office/word/2015/wordml/symex" mc:Ignorable="w14 w15 w16se w16cid w16 w16cex w16sdtdh w16du">
+<w:styles xmlns:mc="http://schemas.openxmlformats.org/markup-compatibility/2006" xmlns:r="http://schemas.openxmlformats.org/officeDocument/2006/relationships" xmlns:w="http://schemas.openxmlformats.org/wordprocessingml/2006/main" xmlns:w14="http://schemas.microsoft.com/office/word/2010/wordml" xmlns:w15="http://schemas.microsoft.com/office/word/2012/wordml" xmlns:w16cex="http://schemas.microsoft.com/office/word/2018/wordml/cex" xmlns:w16cid="http://schemas.microsoft.com/office/word/2016/wordml/cid" xmlns:w16="http://schemas.microsoft.com/office/word/2018/wordml" xmlns:w16du="http://schemas.microsoft.com/office/word/2023/wordml/word16du" xmlns:w16sdtdh="http://schemas.microsoft.com/office/word/2020/wordml/sdtdatahash" xmlns:w16sdtfl="http://schemas.microsoft.com/office/word/2024/wordml/sdtformatlock" xmlns:w16se="http://schemas.microsoft.com/office/word/2015/wordml/symex" mc:Ignorable="w14 w15 w16se w16cid w16 w16cex w16sdtdh w16sdtfl w16du">
   <w:docDefaults>
     <w:rPrDefault>
       <w:rPr>
@@ -5742,16 +5855,15 @@
 </file>
 
 <file path=customXml/item1.xml><?xml version="1.0" encoding="utf-8"?>
-<p:properties xmlns:p="http://schemas.microsoft.com/office/2006/metadata/properties" xmlns:xsi="http://www.w3.org/2001/XMLSchema-instance" xmlns:pc="http://schemas.microsoft.com/office/infopath/2007/PartnerControls">
-  <documentManagement/>
-</p:properties>
+<?mso-contentType ?>
+<FormTemplates xmlns="http://schemas.microsoft.com/sharepoint/v3/contenttype/forms">
+  <Display>DocumentLibraryForm</Display>
+  <Edit>DocumentLibraryForm</Edit>
+  <New>DocumentLibraryForm</New>
+</FormTemplates>
 </file>
 
 <file path=customXml/item2.xml><?xml version="1.0" encoding="utf-8"?>
-<b:Sources xmlns:b="http://schemas.openxmlformats.org/officeDocument/2006/bibliography" xmlns="http://schemas.openxmlformats.org/officeDocument/2006/bibliography" SelectedStyle="\APA.XSL" StyleName="APA"/>
-</file>
-
-<file path=customXml/item3.xml><?xml version="1.0" encoding="utf-8"?>
 <ct:contentTypeSchema xmlns:ct="http://schemas.microsoft.com/office/2006/metadata/contentType" xmlns:ma="http://schemas.microsoft.com/office/2006/metadata/properties/metaAttributes" ct:_="" ma:_="" ma:contentTypeName="Documento" ma:contentTypeID="0x0101005B33CE0989C7C04FAC1059BFCF2AA9C9" ma:contentTypeVersion="12" ma:contentTypeDescription="Criar um novo documento." ma:contentTypeScope="" ma:versionID="64f3ecc5ecdce8036863e73af23c9e95">
   <xsd:schema xmlns:xsd="http://www.w3.org/2001/XMLSchema" xmlns:xs="http://www.w3.org/2001/XMLSchema" xmlns:p="http://schemas.microsoft.com/office/2006/metadata/properties" xmlns:ns2="29131337-9f48-4dd8-8094-a140ac1e3b23" xmlns:ns3="ee0d3de4-1e47-4168-94db-bd82c32bb80b" targetNamespace="http://schemas.microsoft.com/office/2006/metadata/properties" ma:root="true" ma:fieldsID="cd8d3b229c0ebe245858252c2b788675" ns2:_="" ns3:_="">
     <xsd:import namespace="29131337-9f48-4dd8-8094-a140ac1e3b23"/>
@@ -5968,13 +6080,14 @@
 </ct:contentTypeSchema>
 </file>
 
+<file path=customXml/item3.xml><?xml version="1.0" encoding="utf-8"?>
+<b:Sources xmlns:b="http://schemas.openxmlformats.org/officeDocument/2006/bibliography" xmlns="http://schemas.openxmlformats.org/officeDocument/2006/bibliography" SelectedStyle="\APA.XSL" StyleName="APA"/>
+</file>
+
 <file path=customXml/item4.xml><?xml version="1.0" encoding="utf-8"?>
-<?mso-contentType ?>
-<FormTemplates xmlns="http://schemas.microsoft.com/sharepoint/v3/contenttype/forms">
-  <Display>DocumentLibraryForm</Display>
-  <Edit>DocumentLibraryForm</Edit>
-  <New>DocumentLibraryForm</New>
-</FormTemplates>
+<p:properties xmlns:p="http://schemas.microsoft.com/office/2006/metadata/properties" xmlns:xsi="http://www.w3.org/2001/XMLSchema-instance" xmlns:pc="http://schemas.microsoft.com/office/infopath/2007/PartnerControls">
+  <documentManagement/>
+</p:properties>
 </file>
 
 <file path=customXml/item5.xml><?xml version="1.0" encoding="utf-8"?>
@@ -6010,23 +6123,14 @@
 </file>
 
 <file path=customXml/itemProps1.xml><?xml version="1.0" encoding="utf-8"?>
-<ds:datastoreItem xmlns:ds="http://schemas.openxmlformats.org/officeDocument/2006/customXml" ds:itemID="{DA7C3338-F97D-4A0C-8576-F94CEC57C390}">
+<ds:datastoreItem xmlns:ds="http://schemas.openxmlformats.org/officeDocument/2006/customXml" ds:itemID="{8C593FB4-205D-483C-96BD-C932F7994346}">
   <ds:schemaRefs>
-    <ds:schemaRef ds:uri="http://schemas.microsoft.com/office/2006/metadata/properties"/>
-    <ds:schemaRef ds:uri="http://schemas.microsoft.com/office/infopath/2007/PartnerControls"/>
+    <ds:schemaRef ds:uri="http://schemas.microsoft.com/sharepoint/v3/contenttype/forms"/>
   </ds:schemaRefs>
 </ds:datastoreItem>
 </file>
 
 <file path=customXml/itemProps2.xml><?xml version="1.0" encoding="utf-8"?>
-<ds:datastoreItem xmlns:ds="http://schemas.openxmlformats.org/officeDocument/2006/customXml" ds:itemID="{3DA58252-D024-492F-8749-F6DB2B5313D0}">
-  <ds:schemaRefs>
-    <ds:schemaRef ds:uri="http://schemas.openxmlformats.org/officeDocument/2006/bibliography"/>
-  </ds:schemaRefs>
-</ds:datastoreItem>
-</file>
-
-<file path=customXml/itemProps3.xml><?xml version="1.0" encoding="utf-8"?>
 <ds:datastoreItem xmlns:ds="http://schemas.openxmlformats.org/officeDocument/2006/customXml" ds:itemID="{AC409F85-CD38-4785-8CBF-2AB2FEAA4388}">
   <ds:schemaRefs>
     <ds:schemaRef ds:uri="http://schemas.microsoft.com/office/2006/metadata/contentType"/>
@@ -6045,10 +6149,19 @@
 </ds:datastoreItem>
 </file>
 
+<file path=customXml/itemProps3.xml><?xml version="1.0" encoding="utf-8"?>
+<ds:datastoreItem xmlns:ds="http://schemas.openxmlformats.org/officeDocument/2006/customXml" ds:itemID="{3DA58252-D024-492F-8749-F6DB2B5313D0}">
+  <ds:schemaRefs>
+    <ds:schemaRef ds:uri="http://schemas.openxmlformats.org/officeDocument/2006/bibliography"/>
+  </ds:schemaRefs>
+</ds:datastoreItem>
+</file>
+
 <file path=customXml/itemProps4.xml><?xml version="1.0" encoding="utf-8"?>
-<ds:datastoreItem xmlns:ds="http://schemas.openxmlformats.org/officeDocument/2006/customXml" ds:itemID="{8C593FB4-205D-483C-96BD-C932F7994346}">
+<ds:datastoreItem xmlns:ds="http://schemas.openxmlformats.org/officeDocument/2006/customXml" ds:itemID="{DA7C3338-F97D-4A0C-8576-F94CEC57C390}">
   <ds:schemaRefs>
-    <ds:schemaRef ds:uri="http://schemas.microsoft.com/sharepoint/v3/contenttype/forms"/>
+    <ds:schemaRef ds:uri="http://schemas.microsoft.com/office/2006/metadata/properties"/>
+    <ds:schemaRef ds:uri="http://schemas.microsoft.com/office/infopath/2007/PartnerControls"/>
   </ds:schemaRefs>
 </ds:datastoreItem>
 </file>

--- a/protocolos_minutas/AMA_Protocolo_CMD_Autenticação_Assinatura_Públicos_.docx
+++ b/protocolos_minutas/AMA_Protocolo_CMD_Autenticação_Assinatura_Públicos_.docx
@@ -653,15 +653,7 @@
       </w:r>
       <w:r>
         <w:tab/>
-        <w:t xml:space="preserve">Garantir a administração, operação, </w:t>
-      </w:r>
-      <w:proofErr w:type="spellStart"/>
-      <w:r>
-        <w:t>help-desk</w:t>
-      </w:r>
-      <w:proofErr w:type="spellEnd"/>
-      <w:r>
-        <w:t xml:space="preserve"> e manutenção do Fornecedor de Autenticação (Autenticação.Gov) e serviços de assinatura da Chave Móvel Digital;</w:t>
+        <w:t>Garantir a administração, operação, help-desk e manutenção do Fornecedor de Autenticação (Autenticação.Gov) e serviços de assinatura da Chave Móvel Digital;</w:t>
       </w:r>
     </w:p>
     <w:p>
@@ -1109,7 +1101,6 @@
         </w:rPr>
         <w:t xml:space="preserve">No âmbito da assinatura com Chave Móvel Digital, cumprir as </w:t>
       </w:r>
-      <w:proofErr w:type="spellStart"/>
       <w:r>
         <w:rPr>
           <w:rFonts w:cs="Times New Roman"/>
@@ -1117,7 +1108,6 @@
         </w:rPr>
         <w:t>guidelines</w:t>
       </w:r>
-      <w:proofErr w:type="spellEnd"/>
       <w:r>
         <w:rPr>
           <w:rFonts w:cs="Times New Roman"/>
@@ -1142,21 +1132,12 @@
         </w:rPr>
         <w:t xml:space="preserve">No âmbito da assinatura com Chave Móvel Digital, disponibilizar à AMA documento que demonstre, para cada uma das </w:t>
       </w:r>
-      <w:proofErr w:type="spellStart"/>
       <w:r>
         <w:rPr>
           <w:rFonts w:cs="Times New Roman"/>
           <w:i/>
         </w:rPr>
-        <w:t>guidelines</w:t>
-      </w:r>
-      <w:proofErr w:type="spellEnd"/>
-      <w:r>
-        <w:rPr>
-          <w:rFonts w:cs="Times New Roman"/>
-          <w:i/>
-        </w:rPr>
-        <w:t xml:space="preserve"> </w:t>
+        <w:t xml:space="preserve">guidelines </w:t>
       </w:r>
       <w:r>
         <w:rPr>
@@ -1252,7 +1233,6 @@
         <w:rPr>
           <w:b/>
         </w:rPr>
-        <w:lastRenderedPageBreak/>
         <w:t>Cláusula 4.ª</w:t>
       </w:r>
     </w:p>
@@ -1270,6 +1250,7 @@
         <w:rPr>
           <w:b/>
         </w:rPr>
+        <w:lastRenderedPageBreak/>
         <w:t>Custos de utilização do serviço</w:t>
       </w:r>
     </w:p>
@@ -1574,7 +1555,6 @@
         <w:jc w:val="both"/>
       </w:pPr>
       <w:r>
-        <w:lastRenderedPageBreak/>
         <w:t>Para os efeitos legais e os que decorrerem da execução do presente Protocolo, são identificados pelas Partes os respetivos encarregados de proteção de dados, responsáveis, nomeadamente:</w:t>
       </w:r>
     </w:p>
@@ -1591,6 +1571,7 @@
         <w:jc w:val="both"/>
       </w:pPr>
       <w:r>
+        <w:lastRenderedPageBreak/>
         <w:t xml:space="preserve">Pela AMA, </w:t>
       </w:r>
       <w:hyperlink r:id="rId14" w:history="1">
@@ -1828,7 +1809,6 @@
         <w:jc w:val="both"/>
       </w:pPr>
       <w:r>
-        <w:lastRenderedPageBreak/>
         <w:t>Qualquer alteração ou cláusula adicional ao presente Protocolo só será válida se constar de documento assinado pelas Partes Outorgantes.</w:t>
       </w:r>
     </w:p>
@@ -1856,6 +1836,7 @@
           <w:rFonts w:cs="Times New Roman"/>
           <w:b/>
         </w:rPr>
+        <w:lastRenderedPageBreak/>
         <w:t>Cláusula 9.ª</w:t>
       </w:r>
     </w:p>
@@ -3620,7 +3601,7 @@
         <w:lang w:val="en-GB" w:eastAsia="en-GB"/>
       </w:rPr>
       <w:drawing>
-        <wp:inline distT="0" distB="0" distL="0" distR="0" wp14:anchorId="3BBD8597" wp14:editId="6AAF426F">
+        <wp:inline distT="0" distB="0" distL="0" distR="0" wp14:anchorId="0D0EB3B7" wp14:editId="08112516">
           <wp:extent cx="2228850" cy="419100"/>
           <wp:effectExtent l="0" t="0" r="0" b="0"/>
           <wp:docPr id="1083400343" name="Imagem 1083400343" descr="A black background with a black square&#10;&#10;AI-generated content may be incorrect."/>
@@ -3699,15 +3680,6 @@
       </w:rPr>
       <w:t>Espaço para logotipo do parceiro]</w:t>
     </w:r>
-  </w:p>
-  <w:p>
-    <w:pPr>
-      <w:tabs>
-        <w:tab w:val="center" w:pos="4252"/>
-        <w:tab w:val="right" w:pos="8504"/>
-      </w:tabs>
-      <w:spacing w:after="0" w:line="240" w:lineRule="auto"/>
-    </w:pPr>
   </w:p>
   <w:p>
     <w:pPr>
@@ -5855,6 +5827,48 @@
 </file>
 
 <file path=customXml/item1.xml><?xml version="1.0" encoding="utf-8"?>
+<b:Sources xmlns:b="http://schemas.openxmlformats.org/officeDocument/2006/bibliography" xmlns="http://schemas.openxmlformats.org/officeDocument/2006/bibliography" SelectedStyle="\APA.XSL" StyleName="APA"/>
+</file>
+
+<file path=customXml/item2.xml><?xml version="1.0" encoding="utf-8"?>
+<p:properties xmlns:p="http://schemas.microsoft.com/office/2006/metadata/properties" xmlns:xsi="http://www.w3.org/2001/XMLSchema-instance" xmlns:pc="http://schemas.microsoft.com/office/infopath/2007/PartnerControls">
+  <documentManagement/>
+</p:properties>
+</file>
+
+<file path=customXml/item3.xml><?xml version="1.0" encoding="utf-8"?>
+<f:fields xmlns:f="http://schemas.fabasoft.com/folio/2007/fields">
+  <f:record>
+    <f:field ref="objname" par="" text="AMA_Protocolo_CMD_Autenticação_Assinatura_Públicos" edit="true"/>
+    <f:field ref="objsubject" par="" text="" edit="true"/>
+    <f:field ref="objcreatedby" par="" text="Joana Pires"/>
+    <f:field ref="objcreatedat" par="" date="2022-01-19T16:09:30" text="19/01/2022 16:09:30"/>
+    <f:field ref="objchangedby" par="" text="Joana Pires"/>
+    <f:field ref="objmodifiedat" par="" date="2022-01-19T16:09:30" text="19/01/2022 16:09:30"/>
+    <f:field ref="doc_FSCFOLIO_1_1001_FieldDocumentNumber" par="" text=""/>
+    <f:field ref="doc_FSCFOLIO_1_1001_FieldSubject" par="" text="" edit="true"/>
+    <f:field ref="FSCFOLIO_1_1001_FieldCurrentUser" par="" text="Joana Pires"/>
+    <f:field ref="CCAPRECONFIG_15_1001_Objektname" par="" text="AMA_Protocolo_CMD_Autenticação_Assinatura_Públicos" edit="true"/>
+    <f:field ref="CCAPRECONFIG_15_1001_Objektname" par="" text="AMA_Protocolo_CMD_Autenticação_Assinatura_Públicos" edit="true"/>
+  </f:record>
+  <f:display par="" text="General">
+    <f:field ref="objname" text="Nome"/>
+    <f:field ref="objsubject" text="Assunto"/>
+    <f:field ref="objcreatedby" text="Criado por"/>
+    <f:field ref="objcreatedat" text="Criado em/às"/>
+    <f:field ref="objchangedby" text="Última alteração por"/>
+    <f:field ref="objmodifiedat" text="Última alteração em/às"/>
+    <f:field ref="FSCFOLIO_1_1001_FieldCurrentUser" text="Utilizador actual"/>
+    <f:field ref="CCAPRECONFIG_15_1001_Objektname" text="Objektname"/>
+  </f:display>
+  <f:display par="" text="Carta em série">
+    <f:field ref="doc_FSCFOLIO_1_1001_FieldDocumentNumber" text="Número do documento"/>
+    <f:field ref="doc_FSCFOLIO_1_1001_FieldSubject" text="Assunto"/>
+  </f:display>
+</f:fields>
+</file>
+
+<file path=customXml/item4.xml><?xml version="1.0" encoding="utf-8"?>
 <?mso-contentType ?>
 <FormTemplates xmlns="http://schemas.microsoft.com/sharepoint/v3/contenttype/forms">
   <Display>DocumentLibraryForm</Display>
@@ -5863,7 +5877,7 @@
 </FormTemplates>
 </file>
 
-<file path=customXml/item2.xml><?xml version="1.0" encoding="utf-8"?>
+<file path=customXml/item5.xml><?xml version="1.0" encoding="utf-8"?>
 <ct:contentTypeSchema xmlns:ct="http://schemas.microsoft.com/office/2006/metadata/contentType" xmlns:ma="http://schemas.microsoft.com/office/2006/metadata/properties/metaAttributes" ct:_="" ma:_="" ma:contentTypeName="Documento" ma:contentTypeID="0x0101005B33CE0989C7C04FAC1059BFCF2AA9C9" ma:contentTypeVersion="12" ma:contentTypeDescription="Criar um novo documento." ma:contentTypeScope="" ma:versionID="64f3ecc5ecdce8036863e73af23c9e95">
   <xsd:schema xmlns:xsd="http://www.w3.org/2001/XMLSchema" xmlns:xs="http://www.w3.org/2001/XMLSchema" xmlns:p="http://schemas.microsoft.com/office/2006/metadata/properties" xmlns:ns2="29131337-9f48-4dd8-8094-a140ac1e3b23" xmlns:ns3="ee0d3de4-1e47-4168-94db-bd82c32bb80b" targetNamespace="http://schemas.microsoft.com/office/2006/metadata/properties" ma:root="true" ma:fieldsID="cd8d3b229c0ebe245858252c2b788675" ns2:_="" ns3:_="">
     <xsd:import namespace="29131337-9f48-4dd8-8094-a140ac1e3b23"/>
@@ -6080,49 +6094,32 @@
 </ct:contentTypeSchema>
 </file>
 
-<file path=customXml/item3.xml><?xml version="1.0" encoding="utf-8"?>
-<b:Sources xmlns:b="http://schemas.openxmlformats.org/officeDocument/2006/bibliography" xmlns="http://schemas.openxmlformats.org/officeDocument/2006/bibliography" SelectedStyle="\APA.XSL" StyleName="APA"/>
+<file path=customXml/itemProps1.xml><?xml version="1.0" encoding="utf-8"?>
+<ds:datastoreItem xmlns:ds="http://schemas.openxmlformats.org/officeDocument/2006/customXml" ds:itemID="{3DA58252-D024-492F-8749-F6DB2B5313D0}">
+  <ds:schemaRefs>
+    <ds:schemaRef ds:uri="http://schemas.openxmlformats.org/officeDocument/2006/bibliography"/>
+  </ds:schemaRefs>
+</ds:datastoreItem>
 </file>
 
-<file path=customXml/item4.xml><?xml version="1.0" encoding="utf-8"?>
-<p:properties xmlns:p="http://schemas.microsoft.com/office/2006/metadata/properties" xmlns:xsi="http://www.w3.org/2001/XMLSchema-instance" xmlns:pc="http://schemas.microsoft.com/office/infopath/2007/PartnerControls">
-  <documentManagement/>
-</p:properties>
+<file path=customXml/itemProps2.xml><?xml version="1.0" encoding="utf-8"?>
+<ds:datastoreItem xmlns:ds="http://schemas.openxmlformats.org/officeDocument/2006/customXml" ds:itemID="{DA7C3338-F97D-4A0C-8576-F94CEC57C390}">
+  <ds:schemaRefs>
+    <ds:schemaRef ds:uri="http://schemas.microsoft.com/office/2006/metadata/properties"/>
+    <ds:schemaRef ds:uri="http://schemas.microsoft.com/office/infopath/2007/PartnerControls"/>
+  </ds:schemaRefs>
+</ds:datastoreItem>
 </file>
 
-<file path=customXml/item5.xml><?xml version="1.0" encoding="utf-8"?>
-<f:fields xmlns:f="http://schemas.fabasoft.com/folio/2007/fields">
-  <f:record>
-    <f:field ref="objname" par="" text="AMA_Protocolo_CMD_Autenticação_Assinatura_Públicos" edit="true"/>
-    <f:field ref="objsubject" par="" text="" edit="true"/>
-    <f:field ref="objcreatedby" par="" text="Joana Pires"/>
-    <f:field ref="objcreatedat" par="" date="2022-01-19T16:09:30" text="19/01/2022 16:09:30"/>
-    <f:field ref="objchangedby" par="" text="Joana Pires"/>
-    <f:field ref="objmodifiedat" par="" date="2022-01-19T16:09:30" text="19/01/2022 16:09:30"/>
-    <f:field ref="doc_FSCFOLIO_1_1001_FieldDocumentNumber" par="" text=""/>
-    <f:field ref="doc_FSCFOLIO_1_1001_FieldSubject" par="" text="" edit="true"/>
-    <f:field ref="FSCFOLIO_1_1001_FieldCurrentUser" par="" text="Joana Pires"/>
-    <f:field ref="CCAPRECONFIG_15_1001_Objektname" par="" text="AMA_Protocolo_CMD_Autenticação_Assinatura_Públicos" edit="true"/>
-    <f:field ref="CCAPRECONFIG_15_1001_Objektname" par="" text="AMA_Protocolo_CMD_Autenticação_Assinatura_Públicos" edit="true"/>
-  </f:record>
-  <f:display par="" text="General">
-    <f:field ref="objname" text="Nome"/>
-    <f:field ref="objsubject" text="Assunto"/>
-    <f:field ref="objcreatedby" text="Criado por"/>
-    <f:field ref="objcreatedat" text="Criado em/às"/>
-    <f:field ref="objchangedby" text="Última alteração por"/>
-    <f:field ref="objmodifiedat" text="Última alteração em/às"/>
-    <f:field ref="FSCFOLIO_1_1001_FieldCurrentUser" text="Utilizador actual"/>
-    <f:field ref="CCAPRECONFIG_15_1001_Objektname" text="Objektname"/>
-  </f:display>
-  <f:display par="" text="Carta em série">
-    <f:field ref="doc_FSCFOLIO_1_1001_FieldDocumentNumber" text="Número do documento"/>
-    <f:field ref="doc_FSCFOLIO_1_1001_FieldSubject" text="Assunto"/>
-  </f:display>
-</f:fields>
+<file path=customXml/itemProps3.xml><?xml version="1.0" encoding="utf-8"?>
+<ds:datastoreItem xmlns:ds="http://schemas.openxmlformats.org/officeDocument/2006/customXml" ds:itemID="{4E8A9591-F074-446B-902F-511FF79C122F}">
+  <ds:schemaRefs>
+    <ds:schemaRef ds:uri="http://schemas.fabasoft.com/folio/2007/fields"/>
+  </ds:schemaRefs>
+</ds:datastoreItem>
 </file>
 
-<file path=customXml/itemProps1.xml><?xml version="1.0" encoding="utf-8"?>
+<file path=customXml/itemProps4.xml><?xml version="1.0" encoding="utf-8"?>
 <ds:datastoreItem xmlns:ds="http://schemas.openxmlformats.org/officeDocument/2006/customXml" ds:itemID="{8C593FB4-205D-483C-96BD-C932F7994346}">
   <ds:schemaRefs>
     <ds:schemaRef ds:uri="http://schemas.microsoft.com/sharepoint/v3/contenttype/forms"/>
@@ -6130,7 +6127,7 @@
 </ds:datastoreItem>
 </file>
 
-<file path=customXml/itemProps2.xml><?xml version="1.0" encoding="utf-8"?>
+<file path=customXml/itemProps5.xml><?xml version="1.0" encoding="utf-8"?>
 <ds:datastoreItem xmlns:ds="http://schemas.openxmlformats.org/officeDocument/2006/customXml" ds:itemID="{AC409F85-CD38-4785-8CBF-2AB2FEAA4388}">
   <ds:schemaRefs>
     <ds:schemaRef ds:uri="http://schemas.microsoft.com/office/2006/metadata/contentType"/>
@@ -6147,29 +6144,4 @@
     <ds:schemaRef ds:uri="http://schemas.microsoft.com/internal/obd"/>
   </ds:schemaRefs>
 </ds:datastoreItem>
-</file>
-
-<file path=customXml/itemProps3.xml><?xml version="1.0" encoding="utf-8"?>
-<ds:datastoreItem xmlns:ds="http://schemas.openxmlformats.org/officeDocument/2006/customXml" ds:itemID="{3DA58252-D024-492F-8749-F6DB2B5313D0}">
-  <ds:schemaRefs>
-    <ds:schemaRef ds:uri="http://schemas.openxmlformats.org/officeDocument/2006/bibliography"/>
-  </ds:schemaRefs>
-</ds:datastoreItem>
-</file>
-
-<file path=customXml/itemProps4.xml><?xml version="1.0" encoding="utf-8"?>
-<ds:datastoreItem xmlns:ds="http://schemas.openxmlformats.org/officeDocument/2006/customXml" ds:itemID="{DA7C3338-F97D-4A0C-8576-F94CEC57C390}">
-  <ds:schemaRefs>
-    <ds:schemaRef ds:uri="http://schemas.microsoft.com/office/2006/metadata/properties"/>
-    <ds:schemaRef ds:uri="http://schemas.microsoft.com/office/infopath/2007/PartnerControls"/>
-  </ds:schemaRefs>
-</ds:datastoreItem>
-</file>
-
-<file path=customXml/itemProps5.xml><?xml version="1.0" encoding="utf-8"?>
-<ds:datastoreItem xmlns:ds="http://schemas.openxmlformats.org/officeDocument/2006/customXml" ds:itemID="{4E8A9591-F074-446B-902F-511FF79C122F}">
-  <ds:schemaRefs>
-    <ds:schemaRef ds:uri="http://schemas.fabasoft.com/folio/2007/fields"/>
-  </ds:schemaRefs>
-</ds:datastoreItem>
 </file>
--- a/protocolos_minutas/AMA_Protocolo_CMD_Autenticação_Assinatura_Públicos_.docx
+++ b/protocolos_minutas/AMA_Protocolo_CMD_Autenticação_Assinatura_Públicos_.docx
@@ -22,12 +22,73 @@
       </w:r>
       <w:r>
         <w:rPr>
+          <w:b/>
+          <w:bCs/>
+        </w:rPr>
+        <w:t>A</w:t>
+      </w:r>
+      <w:r>
+        <w:rPr>
+          <w:b/>
+        </w:rPr>
+        <w:t xml:space="preserve">gência </w:t>
+      </w:r>
+      <w:r>
+        <w:rPr>
+          <w:b/>
+        </w:rPr>
+        <w:t>p</w:t>
+      </w:r>
+      <w:r>
+        <w:rPr>
+          <w:b/>
+        </w:rPr>
+        <w:t xml:space="preserve">ara a </w:t>
+      </w:r>
+      <w:r>
+        <w:rPr>
+          <w:b/>
+        </w:rPr>
+        <w:t>R</w:t>
+      </w:r>
+      <w:r>
+        <w:rPr>
+          <w:b/>
+        </w:rPr>
+        <w:t xml:space="preserve">eforma </w:t>
+      </w:r>
+      <w:r>
+        <w:rPr>
+          <w:b/>
+        </w:rPr>
+        <w:t>T</w:t>
+      </w:r>
+      <w:r>
+        <w:rPr>
+          <w:b/>
+        </w:rPr>
+        <w:t xml:space="preserve">ecnológica do </w:t>
+      </w:r>
+      <w:r>
+        <w:rPr>
+          <w:b/>
+        </w:rPr>
+        <w:t>E</w:t>
+      </w:r>
+      <w:r>
+        <w:rPr>
+          <w:b/>
+        </w:rPr>
+        <w:t>stado</w:t>
+      </w:r>
+      <w:r>
+        <w:rPr>
           <w:rFonts w:eastAsia="Calibri" w:cs="Calibri"/>
           <w:b/>
           <w:bCs/>
           <w:spacing w:val="1"/>
         </w:rPr>
-        <w:t>Agência para a Modernização Administrativa, IP,</w:t>
+        <w:t>, IP,</w:t>
       </w:r>
       <w:r>
         <w:rPr>
@@ -43,7 +104,7 @@
           <w:bCs/>
           <w:spacing w:val="1"/>
         </w:rPr>
-        <w:t>AMA</w:t>
+        <w:t>ARTE</w:t>
       </w:r>
       <w:r>
         <w:rPr>
@@ -239,7 +300,19 @@
         <w:rPr>
           <w:rFonts w:ascii="Calibri" w:eastAsia="Calibri" w:hAnsi="Calibri" w:cs="Times New Roman"/>
         </w:rPr>
-        <w:t>, prevê um sistema alternativo e voluntário de autenticação segura em sítios na Internet, mediante acordo celebrado com a AMA, denominado Chave Móvel Digital;</w:t>
+        <w:t xml:space="preserve">, prevê um sistema alternativo e voluntário de autenticação segura em sítios na Internet, mediante acordo celebrado com a </w:t>
+      </w:r>
+      <w:r>
+        <w:rPr>
+          <w:rFonts w:ascii="Calibri" w:eastAsia="Calibri" w:hAnsi="Calibri" w:cs="Times New Roman"/>
+        </w:rPr>
+        <w:t>ARTE</w:t>
+      </w:r>
+      <w:r>
+        <w:rPr>
+          <w:rFonts w:ascii="Calibri" w:eastAsia="Calibri" w:hAnsi="Calibri" w:cs="Times New Roman"/>
+        </w:rPr>
+        <w:t>, denominado Chave Móvel Digital;</w:t>
       </w:r>
     </w:p>
     <w:p>
@@ -299,7 +372,7 @@
         <w:t xml:space="preserve"> </w:t>
       </w:r>
       <w:r>
-        <w:t>AMA</w:t>
+        <w:t>ARTE</w:t>
       </w:r>
       <w:r>
         <w:t xml:space="preserve">, é a entidade responsável </w:t>
@@ -319,6 +392,7 @@
         <w:jc w:val="both"/>
       </w:pPr>
       <w:r>
+        <w:lastRenderedPageBreak/>
         <w:t>e</w:t>
       </w:r>
       <w:r>
@@ -328,11 +402,7 @@
         <w:t xml:space="preserve">, na prossecução das suas atribuições, </w:t>
       </w:r>
       <w:r>
-        <w:t xml:space="preserve">pretende </w:t>
-      </w:r>
-      <w:r>
-        <w:lastRenderedPageBreak/>
-        <w:t xml:space="preserve">disponibilizar a Chave Móvel Digital </w:t>
+        <w:t xml:space="preserve">pretende disponibilizar a Chave Móvel Digital </w:t>
       </w:r>
       <w:r>
         <w:t>como meio alternativo e voluntário de</w:t>
@@ -373,7 +443,13 @@
         <w:t>1</w:t>
       </w:r>
       <w:r>
-        <w:t xml:space="preserve"> do artigo 2.º da Lei n.º 37/2014, de 26 de junho, na sua redação atual, e do n.º 2 do artigo 11.º da Portaria n.º 77/2018, de 16 de março, as entidades públicas devem privilegiar a utilização da Chave Móvel Digital como modo de autenticação dos cidadãos nos respetivos sistemas e sítios da Internet, celebrando para o efeito protocolo com a AMA, isento de custos;</w:t>
+        <w:t xml:space="preserve"> do artigo 2.º da Lei n.º 37/2014, de 26 de junho, na sua redação atual, e do n.º 2 do artigo 11.º da Portaria n.º 77/2018, de 16 de março, as entidades públicas devem privilegiar a utilização da Chave Móvel Digital como modo de autenticação dos cidadãos nos respetivos sistemas e sítios da Internet, celebrando para o efeito protocolo com a </w:t>
+      </w:r>
+      <w:r>
+        <w:t>ARTE</w:t>
+      </w:r>
+      <w:r>
+        <w:t>, isento de custos;</w:t>
       </w:r>
     </w:p>
     <w:p>
@@ -390,7 +466,13 @@
         <w:t xml:space="preserve">) </w:t>
       </w:r>
       <w:r>
-        <w:t xml:space="preserve">As prestações objeto do presente protocolo não estão nem são suscetíveis de estar submetidas à concorrência de mercado, designadamente em razão da sua natureza e das suas características, bem como da posição relativa das partes no contrato e do contexto da sua própria formação, uma vez que a AMA </w:t>
+        <w:t xml:space="preserve">As prestações objeto do presente protocolo não estão nem são suscetíveis de estar submetidas à concorrência de mercado, designadamente em razão da sua natureza e das suas características, bem como da posição relativa das partes no contrato e do contexto da sua própria formação, uma vez que a </w:t>
+      </w:r>
+      <w:r>
+        <w:t>ARTE</w:t>
+      </w:r>
+      <w:r>
+        <w:t xml:space="preserve"> </w:t>
       </w:r>
       <w:r>
         <w:t xml:space="preserve">detém </w:t>
@@ -541,6 +623,7 @@
         <w:rPr>
           <w:b/>
         </w:rPr>
+        <w:lastRenderedPageBreak/>
         <w:t>Cláusula 2.ª</w:t>
       </w:r>
     </w:p>
@@ -568,8 +651,13 @@
         <w:ind w:left="-283"/>
       </w:pPr>
       <w:r>
-        <w:lastRenderedPageBreak/>
-        <w:t>No âmbito do presente Protocolo a AMA obriga-se a:</w:t>
+        <w:t xml:space="preserve">No âmbito do presente Protocolo a </w:t>
+      </w:r>
+      <w:r>
+        <w:t>ARTE</w:t>
+      </w:r>
+      <w:r>
+        <w:t xml:space="preserve"> obriga-se a:</w:t>
       </w:r>
     </w:p>
     <w:p>
@@ -653,7 +741,15 @@
       </w:r>
       <w:r>
         <w:tab/>
-        <w:t>Garantir a administração, operação, help-desk e manutenção do Fornecedor de Autenticação (Autenticação.Gov) e serviços de assinatura da Chave Móvel Digital;</w:t>
+        <w:t xml:space="preserve">Garantir a administração, operação, </w:t>
+      </w:r>
+      <w:proofErr w:type="spellStart"/>
+      <w:r>
+        <w:t>help-desk</w:t>
+      </w:r>
+      <w:proofErr w:type="spellEnd"/>
+      <w:r>
+        <w:t xml:space="preserve"> e manutenção do Fornecedor de Autenticação (Autenticação.Gov) e serviços de assinatura da Chave Móvel Digital;</w:t>
       </w:r>
     </w:p>
     <w:p>
@@ -807,7 +903,13 @@
         <w:t>Solicitar</w:t>
       </w:r>
       <w:r>
-        <w:t xml:space="preserve"> à AMA,</w:t>
+        <w:t xml:space="preserve"> à </w:t>
+      </w:r>
+      <w:r>
+        <w:t>ARTE</w:t>
+      </w:r>
+      <w:r>
+        <w:t>,</w:t>
       </w:r>
       <w:r>
         <w:t xml:space="preserve"> </w:t>
@@ -840,7 +942,19 @@
         <w:rPr>
           <w:rFonts w:cs="Times New Roman"/>
         </w:rPr>
-        <w:t>Utilizar o serviço de acordo com os requisitos tecnológicos indicados pela AMA e somente para as finalidades previstas na Cláusula Primeira deste Protocolo;</w:t>
+        <w:t xml:space="preserve">Utilizar o serviço de acordo com os requisitos tecnológicos indicados pela </w:t>
+      </w:r>
+      <w:r>
+        <w:rPr>
+          <w:rFonts w:cs="Times New Roman"/>
+        </w:rPr>
+        <w:t>ARTE</w:t>
+      </w:r>
+      <w:r>
+        <w:rPr>
+          <w:rFonts w:cs="Times New Roman"/>
+        </w:rPr>
+        <w:t xml:space="preserve"> e somente para as finalidades previstas na Cláusula Primeira deste Protocolo;</w:t>
       </w:r>
     </w:p>
     <w:p>
@@ -870,7 +984,19 @@
         <w:rPr>
           <w:rFonts w:cs="Times New Roman"/>
         </w:rPr>
-        <w:t xml:space="preserve"> aplicações que venha a indicar à AMA;</w:t>
+        <w:t xml:space="preserve"> aplicações que venha a indicar à </w:t>
+      </w:r>
+      <w:r>
+        <w:rPr>
+          <w:rFonts w:cs="Times New Roman"/>
+        </w:rPr>
+        <w:t>ARTE</w:t>
+      </w:r>
+      <w:r>
+        <w:rPr>
+          <w:rFonts w:cs="Times New Roman"/>
+        </w:rPr>
+        <w:t>;</w:t>
       </w:r>
     </w:p>
     <w:p>
@@ -900,7 +1026,26 @@
         <w:rPr>
           <w:rFonts w:cs="Times New Roman"/>
         </w:rPr>
-        <w:t xml:space="preserve"> o interface gráfico de acesso ao serviço Autenticação.Gov de acordo com orientações definidas pela AMA;</w:t>
+        <w:t xml:space="preserve"> o interface gráfico de acesso ao serviço Autenticação.Gov de acordo com orientações </w:t>
+      </w:r>
+      <w:r>
+        <w:rPr>
+          <w:rFonts w:cs="Times New Roman"/>
+        </w:rPr>
+        <w:lastRenderedPageBreak/>
+        <w:t xml:space="preserve">definidas pela </w:t>
+      </w:r>
+      <w:r>
+        <w:rPr>
+          <w:rFonts w:cs="Times New Roman"/>
+        </w:rPr>
+        <w:t>ARTE</w:t>
+      </w:r>
+      <w:r>
+        <w:rPr>
+          <w:rFonts w:cs="Times New Roman"/>
+        </w:rPr>
+        <w:t>;</w:t>
       </w:r>
     </w:p>
     <w:p>
@@ -972,7 +1117,6 @@
         <w:rPr>
           <w:rFonts w:cs="Times New Roman"/>
         </w:rPr>
-        <w:lastRenderedPageBreak/>
         <w:t>No âmbito da assinatura com Chave Móvel Digital, garantir que os dados dos utilizadores não serão guardados;</w:t>
       </w:r>
     </w:p>
@@ -1027,7 +1171,19 @@
         <w:rPr>
           <w:rFonts w:cs="Times New Roman"/>
         </w:rPr>
-        <w:t>O recurso a criptografia no estabelecimento de comunicação via Internet com a AMA;</w:t>
+        <w:t xml:space="preserve">O recurso a criptografia no estabelecimento de comunicação via Internet com a </w:t>
+      </w:r>
+      <w:r>
+        <w:rPr>
+          <w:rFonts w:cs="Times New Roman"/>
+        </w:rPr>
+        <w:t>ARTE</w:t>
+      </w:r>
+      <w:r>
+        <w:rPr>
+          <w:rFonts w:cs="Times New Roman"/>
+        </w:rPr>
+        <w:t>;</w:t>
       </w:r>
     </w:p>
     <w:p>
@@ -1045,7 +1201,19 @@
         <w:rPr>
           <w:rFonts w:ascii="Calibri" w:hAnsi="Calibri" w:cs="Times New Roman"/>
         </w:rPr>
-        <w:t>Informar a AMA com uma antecedência de 30 (trinta) dias quando pretenda deixar de utilizar a autenticação e assinatura através de Chave Móvel Digital em algum</w:t>
+        <w:t xml:space="preserve">Informar a </w:t>
+      </w:r>
+      <w:r>
+        <w:rPr>
+          <w:rFonts w:ascii="Calibri" w:hAnsi="Calibri" w:cs="Times New Roman"/>
+        </w:rPr>
+        <w:t>ARTE</w:t>
+      </w:r>
+      <w:r>
+        <w:rPr>
+          <w:rFonts w:ascii="Calibri" w:hAnsi="Calibri" w:cs="Times New Roman"/>
+        </w:rPr>
+        <w:t xml:space="preserve"> com uma antecedência de 30 (trinta) dias quando pretenda deixar de utilizar a autenticação e assinatura através de Chave Móvel Digital em algum</w:t>
       </w:r>
       <w:r>
         <w:rPr>
@@ -1101,6 +1269,7 @@
         </w:rPr>
         <w:t xml:space="preserve">No âmbito da assinatura com Chave Móvel Digital, cumprir as </w:t>
       </w:r>
+      <w:proofErr w:type="spellStart"/>
       <w:r>
         <w:rPr>
           <w:rFonts w:cs="Times New Roman"/>
@@ -1108,11 +1277,24 @@
         </w:rPr>
         <w:t>guidelines</w:t>
       </w:r>
+      <w:proofErr w:type="spellEnd"/>
       <w:r>
         <w:rPr>
           <w:rFonts w:cs="Times New Roman"/>
         </w:rPr>
-        <w:t xml:space="preserve"> para implementação de aplicação de assinatura constantes da documentação disponibilizada pela AMA;</w:t>
+        <w:t xml:space="preserve"> para implementação de aplicação de assinatura constantes da documentação disponibilizada pela </w:t>
+      </w:r>
+      <w:r>
+        <w:rPr>
+          <w:rFonts w:cs="Times New Roman"/>
+        </w:rPr>
+        <w:t>ARTE</w:t>
+      </w:r>
+      <w:r>
+        <w:rPr>
+          <w:rFonts w:cs="Times New Roman"/>
+        </w:rPr>
+        <w:t>;</w:t>
       </w:r>
     </w:p>
     <w:p>
@@ -1130,14 +1312,35 @@
         <w:rPr>
           <w:rFonts w:cs="Times New Roman"/>
         </w:rPr>
-        <w:t xml:space="preserve">No âmbito da assinatura com Chave Móvel Digital, disponibilizar à AMA documento que demonstre, para cada uma das </w:t>
-      </w:r>
+        <w:t xml:space="preserve">No âmbito da assinatura com Chave Móvel Digital, disponibilizar à </w:t>
+      </w:r>
+      <w:r>
+        <w:rPr>
+          <w:rFonts w:cs="Times New Roman"/>
+        </w:rPr>
+        <w:t>ARTE</w:t>
+      </w:r>
+      <w:r>
+        <w:rPr>
+          <w:rFonts w:cs="Times New Roman"/>
+        </w:rPr>
+        <w:t xml:space="preserve"> documento que demonstre, para cada uma das </w:t>
+      </w:r>
+      <w:proofErr w:type="spellStart"/>
       <w:r>
         <w:rPr>
           <w:rFonts w:cs="Times New Roman"/>
           <w:i/>
         </w:rPr>
-        <w:t xml:space="preserve">guidelines </w:t>
+        <w:t>guidelines</w:t>
+      </w:r>
+      <w:proofErr w:type="spellEnd"/>
+      <w:r>
+        <w:rPr>
+          <w:rFonts w:cs="Times New Roman"/>
+          <w:i/>
+        </w:rPr>
+        <w:t xml:space="preserve"> </w:t>
       </w:r>
       <w:r>
         <w:rPr>
@@ -1161,7 +1364,19 @@
         <w:rPr>
           <w:rFonts w:cs="Times New Roman"/>
         </w:rPr>
-        <w:t>No âmbito da assinatura com Chave Móvel Digital, disponibilizar à AMA a seguinte informação: nome da aplicação, versão, fornecedor da aplicação (nome, email, telefone geral e direto), tipos suportados de documento a assinar, URL onde está disponível, sistemas operativos, contexto transacional e a aplicação implementada (executável e código fonte);</w:t>
+        <w:t xml:space="preserve">No âmbito da assinatura com Chave Móvel Digital, disponibilizar à </w:t>
+      </w:r>
+      <w:r>
+        <w:rPr>
+          <w:rFonts w:cs="Times New Roman"/>
+        </w:rPr>
+        <w:t>ARTE</w:t>
+      </w:r>
+      <w:r>
+        <w:rPr>
+          <w:rFonts w:cs="Times New Roman"/>
+        </w:rPr>
+        <w:t xml:space="preserve"> a seguinte informação: nome da aplicação, versão, fornecedor da aplicação (nome, email, telefone geral e direto), tipos suportados de documento a assinar, URL onde está disponível, sistemas operativos, contexto transacional e a aplicação implementada (executável e código fonte);</w:t>
       </w:r>
     </w:p>
     <w:p>
@@ -1179,7 +1394,19 @@
         <w:rPr>
           <w:rFonts w:cs="Times New Roman"/>
         </w:rPr>
-        <w:t>No âmbito da assinatura com Chave Móvel Digital, comunicar à AMA quaisquer novas versões da aplicação de assinatura com CMD e aguardar a sua aprovação para disponibilização ao público;</w:t>
+        <w:t xml:space="preserve">No âmbito da assinatura com Chave Móvel Digital, comunicar à </w:t>
+      </w:r>
+      <w:r>
+        <w:rPr>
+          <w:rFonts w:cs="Times New Roman"/>
+        </w:rPr>
+        <w:t>ARTE</w:t>
+      </w:r>
+      <w:r>
+        <w:rPr>
+          <w:rFonts w:cs="Times New Roman"/>
+        </w:rPr>
+        <w:t xml:space="preserve"> quaisquer novas versões da aplicação de assinatura com CMD e aguardar a sua aprovação para disponibilização ao público;</w:t>
       </w:r>
     </w:p>
     <w:p>
@@ -1201,7 +1428,20 @@
         <w:rPr>
           <w:rFonts w:cs="Times New Roman"/>
         </w:rPr>
-        <w:t>A AMA tem a faculdade de fiscalizar o funcionamento da aplicação, e dos sistemas envolvidos na sua operação, para verificação do cumprimento das obrigações assumidas no presente Protocolo.</w:t>
+        <w:lastRenderedPageBreak/>
+        <w:t xml:space="preserve">A </w:t>
+      </w:r>
+      <w:r>
+        <w:rPr>
+          <w:rFonts w:cs="Times New Roman"/>
+        </w:rPr>
+        <w:t>ARTE</w:t>
+      </w:r>
+      <w:r>
+        <w:rPr>
+          <w:rFonts w:cs="Times New Roman"/>
+        </w:rPr>
+        <w:t xml:space="preserve"> tem a faculdade de fiscalizar o funcionamento da aplicação, e dos sistemas envolvidos na sua operação, para verificação do cumprimento das obrigações assumidas no presente Protocolo.</w:t>
       </w:r>
     </w:p>
     <w:p>
@@ -1250,7 +1490,6 @@
         <w:rPr>
           <w:b/>
         </w:rPr>
-        <w:lastRenderedPageBreak/>
         <w:t>Custos de utilização do serviço</w:t>
       </w:r>
     </w:p>
@@ -1378,7 +1617,9 @@
       </w:r>
       <w:r>
         <w:tab/>
-        <w:t>AMA</w:t>
+      </w:r>
+      <w:r>
+        <w:t>ARTE</w:t>
       </w:r>
       <w:r>
         <w:t xml:space="preserve">: </w:t>
@@ -1391,7 +1632,19 @@
           <w:rPr>
             <w:rStyle w:val="Hyperlink"/>
           </w:rPr>
-          <w:t>protocolos@ama.gov.pt</w:t>
+          <w:t>protocolos@</w:t>
+        </w:r>
+        <w:r>
+          <w:rPr>
+            <w:rStyle w:val="Hyperlink"/>
+          </w:rPr>
+          <w:t>ARTE</w:t>
+        </w:r>
+        <w:r>
+          <w:rPr>
+            <w:rStyle w:val="Hyperlink"/>
+          </w:rPr>
+          <w:t>.gov.pt</w:t>
         </w:r>
       </w:hyperlink>
     </w:p>
@@ -1523,6 +1776,7 @@
         <w:jc w:val="both"/>
       </w:pPr>
       <w:r>
+        <w:lastRenderedPageBreak/>
         <w:t>Não transmitir a informação a terceiros, salvo no estrito cumprimento de obrigações legais;</w:t>
       </w:r>
     </w:p>
@@ -1571,15 +1825,32 @@
         <w:jc w:val="both"/>
       </w:pPr>
       <w:r>
-        <w:lastRenderedPageBreak/>
-        <w:t xml:space="preserve">Pela AMA, </w:t>
+        <w:t xml:space="preserve">Pela </w:t>
+      </w:r>
+      <w:r>
+        <w:t>ARTE</w:t>
+      </w:r>
+      <w:r>
+        <w:t xml:space="preserve">, </w:t>
       </w:r>
       <w:hyperlink r:id="rId14" w:history="1">
         <w:r>
           <w:rPr>
             <w:rStyle w:val="Hyperlink"/>
           </w:rPr>
-          <w:t>dpo@ama.pt</w:t>
+          <w:t>dpo@</w:t>
+        </w:r>
+        <w:r>
+          <w:rPr>
+            <w:rStyle w:val="Hyperlink"/>
+          </w:rPr>
+          <w:t>ARTE</w:t>
+        </w:r>
+        <w:r>
+          <w:rPr>
+            <w:rStyle w:val="Hyperlink"/>
+          </w:rPr>
+          <w:t>.pt</w:t>
         </w:r>
       </w:hyperlink>
       <w:r>
@@ -1643,7 +1914,13 @@
         </w:rPr>
       </w:pPr>
       <w:r>
-        <w:t>Os Outorgantes obrigam-se a garantir o sigilo quanto à informação e elementos de que o seu pessoal ou subcontratados venham a ter conhecimento em virtude do presente Protocolo, devendo ser tratada como estritamente confidencial toda a informação escrita, verbal ou constante de suporte informático que contenha dados de natureza organizativa, técnica, comercial ou financeira, listas de clientes, de fornecedores, de equipamentos ou de  produtos ou qualquer outra informação relativa aos serviços e à atividade da AMA e do ______________, prevalecendo sempre e em qualquer caso o dever de salvaguardar a confidencialidade dos factos e elementos sujeitos ao dever de segredo.</w:t>
+        <w:t xml:space="preserve">Os Outorgantes obrigam-se a garantir o sigilo quanto à informação e elementos de que o seu pessoal ou subcontratados venham a ter conhecimento em virtude do presente Protocolo, devendo ser tratada como estritamente confidencial toda a informação escrita, verbal ou constante de suporte informático que contenha dados de natureza organizativa, técnica, comercial ou financeira, listas de clientes, de fornecedores, de equipamentos ou de  produtos ou qualquer outra informação relativa aos serviços e à atividade da </w:t>
+      </w:r>
+      <w:r>
+        <w:t>ARTE</w:t>
+      </w:r>
+      <w:r>
+        <w:t xml:space="preserve"> e do ______________, prevalecendo sempre e em qualquer caso o dever de salvaguardar a confidencialidade dos factos e elementos sujeitos ao dever de segredo.</w:t>
       </w:r>
     </w:p>
     <w:p>
@@ -1771,6 +2048,7 @@
         <w:rPr>
           <w:b/>
         </w:rPr>
+        <w:lastRenderedPageBreak/>
         <w:t>Prazo</w:t>
       </w:r>
     </w:p>
@@ -1836,7 +2114,6 @@
           <w:rFonts w:cs="Times New Roman"/>
           <w:b/>
         </w:rPr>
-        <w:lastRenderedPageBreak/>
         <w:t>Cláusula 9.ª</w:t>
       </w:r>
     </w:p>
@@ -1987,7 +2264,13 @@
               <w:rPr>
                 <w:rFonts w:cs="Times New Roman"/>
               </w:rPr>
-              <w:t>Pela AMA</w:t>
+              <w:t xml:space="preserve">Pela </w:t>
+            </w:r>
+            <w:r>
+              <w:rPr>
+                <w:rFonts w:cs="Times New Roman"/>
+              </w:rPr>
+              <w:t>ARTE</w:t>
             </w:r>
           </w:p>
         </w:tc>
@@ -2084,12 +2367,10 @@
         <w:widowControl w:val="0"/>
         <w:spacing w:after="120" w:line="360" w:lineRule="auto"/>
         <w:sectPr>
-          <w:headerReference w:type="even" r:id="rId15"/>
-          <w:headerReference w:type="default" r:id="rId16"/>
-          <w:footerReference w:type="even" r:id="rId17"/>
-          <w:footerReference w:type="default" r:id="rId18"/>
-          <w:headerReference w:type="first" r:id="rId19"/>
-          <w:footerReference w:type="first" r:id="rId20"/>
+          <w:headerReference w:type="default" r:id="rId15"/>
+          <w:footerReference w:type="default" r:id="rId16"/>
+          <w:headerReference w:type="first" r:id="rId17"/>
+          <w:footerReference w:type="first" r:id="rId18"/>
           <w:pgSz w:w="11906" w:h="16838" w:code="9"/>
           <w:pgMar w:top="1418" w:right="1134" w:bottom="1418" w:left="1418" w:header="709" w:footer="709" w:gutter="0"/>
           <w:cols w:space="708"/>
@@ -2140,16 +2421,6 @@
 </file>
 
 <file path=word/footer1.xml><?xml version="1.0" encoding="utf-8"?>
-<w:ftr xmlns:wpc="http://schemas.microsoft.com/office/word/2010/wordprocessingCanvas" xmlns:cx="http://schemas.microsoft.com/office/drawing/2014/chartex" xmlns:cx1="http://schemas.microsoft.com/office/drawing/2015/9/8/chartex" xmlns:cx2="http://schemas.microsoft.com/office/drawing/2015/10/21/chartex" xmlns:cx3="http://schemas.microsoft.com/office/drawing/2016/5/9/chartex" xmlns:cx4="http://schemas.microsoft.com/office/drawing/2016/5/10/chartex" xmlns:cx5="http://schemas.microsoft.com/office/drawing/2016/5/11/chartex" xmlns:cx6="http://schemas.microsoft.com/office/drawing/2016/5/12/chartex" xmlns:cx7="http://schemas.microsoft.com/office/drawing/2016/5/13/chartex" xmlns:cx8="http://schemas.microsoft.com/office/drawing/2016/5/14/chartex" xmlns:mc="http://schemas.openxmlformats.org/markup-compatibility/2006" xmlns:aink="http://schemas.microsoft.com/office/drawing/2016/ink" xmlns:am3d="http://schemas.microsoft.com/office/drawing/2017/model3d" xmlns:o="urn:schemas-microsoft-com:office:office" xmlns:oel="http://schemas.microsoft.com/office/2019/extlst" xmlns:r="http://schemas.openxmlformats.org/officeDocument/2006/relationships" xmlns:m="http://schemas.openxmlformats.org/officeDocument/2006/math" xmlns:v="urn:schemas-microsoft-com:vml" xmlns:wp14="http://schemas.microsoft.com/office/word/2010/wordprocessingDrawing" xmlns:wp="http://schemas.openxmlformats.org/drawingml/2006/wordprocessingDrawing" xmlns:w10="urn:schemas-microsoft-com:office:word" xmlns:w="http://schemas.openxmlformats.org/wordprocessingml/2006/main" xmlns:w14="http://schemas.microsoft.com/office/word/2010/wordml" xmlns:w15="http://schemas.microsoft.com/office/word/2012/wordml" xmlns:w16cex="http://schemas.microsoft.com/office/word/2018/wordml/cex" xmlns:w16cid="http://schemas.microsoft.com/office/word/2016/wordml/cid" xmlns:w16="http://schemas.microsoft.com/office/word/2018/wordml" xmlns:w16du="http://schemas.microsoft.com/office/word/2023/wordml/word16du" xmlns:w16sdtdh="http://schemas.microsoft.com/office/word/2020/wordml/sdtdatahash" xmlns:w16sdtfl="http://schemas.microsoft.com/office/word/2024/wordml/sdtformatlock" xmlns:w16se="http://schemas.microsoft.com/office/word/2015/wordml/symex" xmlns:wpg="http://schemas.microsoft.com/office/word/2010/wordprocessingGroup" xmlns:wpi="http://schemas.microsoft.com/office/word/2010/wordprocessingInk" xmlns:wne="http://schemas.microsoft.com/office/word/2006/wordml" xmlns:wps="http://schemas.microsoft.com/office/word/2010/wordprocessingShape" mc:Ignorable="w14 w15 w16se w16cid w16 w16cex w16sdtdh w16sdtfl w16du wp14">
-  <w:p>
-    <w:pPr>
-      <w:pStyle w:val="Footer"/>
-    </w:pPr>
-  </w:p>
-</w:ftr>
-</file>
-
-<file path=word/footer2.xml><?xml version="1.0" encoding="utf-8"?>
 <w:ftr xmlns:wpc="http://schemas.microsoft.com/office/word/2010/wordprocessingCanvas" xmlns:cx="http://schemas.microsoft.com/office/drawing/2014/chartex" xmlns:cx1="http://schemas.microsoft.com/office/drawing/2015/9/8/chartex" xmlns:cx2="http://schemas.microsoft.com/office/drawing/2015/10/21/chartex" xmlns:cx3="http://schemas.microsoft.com/office/drawing/2016/5/9/chartex" xmlns:cx4="http://schemas.microsoft.com/office/drawing/2016/5/10/chartex" xmlns:cx5="http://schemas.microsoft.com/office/drawing/2016/5/11/chartex" xmlns:cx6="http://schemas.microsoft.com/office/drawing/2016/5/12/chartex" xmlns:cx7="http://schemas.microsoft.com/office/drawing/2016/5/13/chartex" xmlns:cx8="http://schemas.microsoft.com/office/drawing/2016/5/14/chartex" xmlns:mc="http://schemas.openxmlformats.org/markup-compatibility/2006" xmlns:aink="http://schemas.microsoft.com/office/drawing/2016/ink" xmlns:am3d="http://schemas.microsoft.com/office/drawing/2017/model3d" xmlns:o="urn:schemas-microsoft-com:office:office" xmlns:oel="http://schemas.microsoft.com/office/2019/extlst" xmlns:r="http://schemas.openxmlformats.org/officeDocument/2006/relationships" xmlns:m="http://schemas.openxmlformats.org/officeDocument/2006/math" xmlns:v="urn:schemas-microsoft-com:vml" xmlns:wp14="http://schemas.microsoft.com/office/word/2010/wordprocessingDrawing" xmlns:wp="http://schemas.openxmlformats.org/drawingml/2006/wordprocessingDrawing" xmlns:w10="urn:schemas-microsoft-com:office:word" xmlns:w="http://schemas.openxmlformats.org/wordprocessingml/2006/main" xmlns:w14="http://schemas.microsoft.com/office/word/2010/wordml" xmlns:w15="http://schemas.microsoft.com/office/word/2012/wordml" xmlns:w16cex="http://schemas.microsoft.com/office/word/2018/wordml/cex" xmlns:w16cid="http://schemas.microsoft.com/office/word/2016/wordml/cid" xmlns:w16="http://schemas.microsoft.com/office/word/2018/wordml" xmlns:w16du="http://schemas.microsoft.com/office/word/2023/wordml/word16du" xmlns:w16sdtdh="http://schemas.microsoft.com/office/word/2020/wordml/sdtdatahash" xmlns:w16sdtfl="http://schemas.microsoft.com/office/word/2024/wordml/sdtformatlock" xmlns:w16se="http://schemas.microsoft.com/office/word/2015/wordml/symex" xmlns:wpg="http://schemas.microsoft.com/office/word/2010/wordprocessingGroup" xmlns:wpi="http://schemas.microsoft.com/office/word/2010/wordprocessingInk" xmlns:wne="http://schemas.microsoft.com/office/word/2006/wordml" xmlns:wps="http://schemas.microsoft.com/office/word/2010/wordprocessingShape" mc:Ignorable="w14 w15 w16se w16cid w16 w16cex w16sdtdh w16sdtfl w16du wp14">
   <w:p>
     <w:pPr>
@@ -2887,7 +3158,7 @@
 </w:ftr>
 </file>
 
-<file path=word/footer3.xml><?xml version="1.0" encoding="utf-8"?>
+<file path=word/footer2.xml><?xml version="1.0" encoding="utf-8"?>
 <w:ftr xmlns:wpc="http://schemas.microsoft.com/office/word/2010/wordprocessingCanvas" xmlns:cx="http://schemas.microsoft.com/office/drawing/2014/chartex" xmlns:cx1="http://schemas.microsoft.com/office/drawing/2015/9/8/chartex" xmlns:cx2="http://schemas.microsoft.com/office/drawing/2015/10/21/chartex" xmlns:cx3="http://schemas.microsoft.com/office/drawing/2016/5/9/chartex" xmlns:cx4="http://schemas.microsoft.com/office/drawing/2016/5/10/chartex" xmlns:cx5="http://schemas.microsoft.com/office/drawing/2016/5/11/chartex" xmlns:cx6="http://schemas.microsoft.com/office/drawing/2016/5/12/chartex" xmlns:cx7="http://schemas.microsoft.com/office/drawing/2016/5/13/chartex" xmlns:cx8="http://schemas.microsoft.com/office/drawing/2016/5/14/chartex" xmlns:mc="http://schemas.openxmlformats.org/markup-compatibility/2006" xmlns:aink="http://schemas.microsoft.com/office/drawing/2016/ink" xmlns:am3d="http://schemas.microsoft.com/office/drawing/2017/model3d" xmlns:o="urn:schemas-microsoft-com:office:office" xmlns:oel="http://schemas.microsoft.com/office/2019/extlst" xmlns:r="http://schemas.openxmlformats.org/officeDocument/2006/relationships" xmlns:m="http://schemas.openxmlformats.org/officeDocument/2006/math" xmlns:v="urn:schemas-microsoft-com:vml" xmlns:wp14="http://schemas.microsoft.com/office/word/2010/wordprocessingDrawing" xmlns:wp="http://schemas.openxmlformats.org/drawingml/2006/wordprocessingDrawing" xmlns:w10="urn:schemas-microsoft-com:office:word" xmlns:w="http://schemas.openxmlformats.org/wordprocessingml/2006/main" xmlns:w14="http://schemas.microsoft.com/office/word/2010/wordml" xmlns:w15="http://schemas.microsoft.com/office/word/2012/wordml" xmlns:w16cex="http://schemas.microsoft.com/office/word/2018/wordml/cex" xmlns:w16cid="http://schemas.microsoft.com/office/word/2016/wordml/cid" xmlns:w16="http://schemas.microsoft.com/office/word/2018/wordml" xmlns:w16du="http://schemas.microsoft.com/office/word/2023/wordml/word16du" xmlns:w16sdtdh="http://schemas.microsoft.com/office/word/2020/wordml/sdtdatahash" xmlns:w16sdtfl="http://schemas.microsoft.com/office/word/2024/wordml/sdtformatlock" xmlns:w16se="http://schemas.microsoft.com/office/word/2015/wordml/symex" xmlns:wpg="http://schemas.microsoft.com/office/word/2010/wordprocessingGroup" xmlns:wpi="http://schemas.microsoft.com/office/word/2010/wordprocessingInk" xmlns:wne="http://schemas.microsoft.com/office/word/2006/wordml" xmlns:wps="http://schemas.microsoft.com/office/word/2010/wordprocessingShape" mc:Ignorable="w14 w15 w16se w16cid w16 w16cex w16sdtdh w16sdtfl w16du wp14">
   <w:p>
     <w:pPr>
@@ -3575,13 +3846,85 @@
   <w:p>
     <w:pPr>
       <w:pStyle w:val="Header"/>
+      <w:tabs>
+        <w:tab w:val="clear" w:pos="8504"/>
+        <w:tab w:val="right" w:pos="9638"/>
+      </w:tabs>
+      <w:ind w:left="-284"/>
+      <w:rPr>
+        <w:rFonts w:cstheme="minorHAnsi"/>
+      </w:rPr>
     </w:pPr>
+    <w:r>
+      <w:rPr>
+        <w:rFonts w:cstheme="minorHAnsi"/>
+        <w:lang w:eastAsia="pt-PT"/>
+      </w:rPr>
+      <w:drawing>
+        <wp:inline distT="0" distB="0" distL="0" distR="0" wp14:anchorId="42D31C47" wp14:editId="37F0A2BD">
+          <wp:extent cx="1126772" cy="704850"/>
+          <wp:effectExtent l="0" t="0" r="0" b="0"/>
+          <wp:docPr id="1667076744" name="Picture 1" descr="A black and white logo&#10;&#10;AI-generated content may be incorrect."/>
+          <wp:cNvGraphicFramePr>
+            <a:graphicFrameLocks xmlns:a="http://schemas.openxmlformats.org/drawingml/2006/main" noChangeAspect="1"/>
+          </wp:cNvGraphicFramePr>
+          <a:graphic xmlns:a="http://schemas.openxmlformats.org/drawingml/2006/main">
+            <a:graphicData uri="http://schemas.openxmlformats.org/drawingml/2006/picture">
+              <pic:pic xmlns:pic="http://schemas.openxmlformats.org/drawingml/2006/picture">
+                <pic:nvPicPr>
+                  <pic:cNvPr id="1667076744" name="Picture 1" descr="A black and white logo&#10;&#10;AI-generated content may be incorrect."/>
+                  <pic:cNvPicPr/>
+                </pic:nvPicPr>
+                <pic:blipFill>
+                  <a:blip r:embed="rId1"/>
+                  <a:stretch>
+                    <a:fillRect/>
+                  </a:stretch>
+                </pic:blipFill>
+                <pic:spPr>
+                  <a:xfrm>
+                    <a:off x="0" y="0"/>
+                    <a:ext cx="1196623" cy="748545"/>
+                  </a:xfrm>
+                  <a:prstGeom prst="rect">
+                    <a:avLst/>
+                  </a:prstGeom>
+                </pic:spPr>
+              </pic:pic>
+            </a:graphicData>
+          </a:graphic>
+        </wp:inline>
+      </w:drawing>
+    </w:r>
+    <w:r>
+      <w:rPr>
+        <w:rFonts w:cstheme="minorHAnsi"/>
+        <w:lang w:eastAsia="pt-PT"/>
+      </w:rPr>
+      <w:t xml:space="preserve">  </w:t>
+    </w:r>
+    <w:r>
+      <w:rPr>
+        <w:rFonts w:cstheme="minorHAnsi"/>
+        <w:lang w:eastAsia="pt-PT"/>
+      </w:rPr>
+      <w:tab/>
+    </w:r>
+    <w:r>
+      <w:rPr>
+        <w:rFonts w:cstheme="minorHAnsi"/>
+        <w:lang w:eastAsia="pt-PT"/>
+      </w:rPr>
+      <w:tab/>
+      <w:t xml:space="preserve">      [</w:t>
+    </w:r>
+    <w:r>
+      <w:rPr>
+        <w:rFonts w:cstheme="minorHAnsi"/>
+      </w:rPr>
+      <w:t>Espaço para logotipo do parceiro]</w:t>
+    </w:r>
   </w:p>
-</w:hdr>
-</file>
-
-<file path=word/header2.xml><?xml version="1.0" encoding="utf-8"?>
-<w:hdr xmlns:wpc="http://schemas.microsoft.com/office/word/2010/wordprocessingCanvas" xmlns:cx="http://schemas.microsoft.com/office/drawing/2014/chartex" xmlns:cx1="http://schemas.microsoft.com/office/drawing/2015/9/8/chartex" xmlns:cx2="http://schemas.microsoft.com/office/drawing/2015/10/21/chartex" xmlns:cx3="http://schemas.microsoft.com/office/drawing/2016/5/9/chartex" xmlns:cx4="http://schemas.microsoft.com/office/drawing/2016/5/10/chartex" xmlns:cx5="http://schemas.microsoft.com/office/drawing/2016/5/11/chartex" xmlns:cx6="http://schemas.microsoft.com/office/drawing/2016/5/12/chartex" xmlns:cx7="http://schemas.microsoft.com/office/drawing/2016/5/13/chartex" xmlns:cx8="http://schemas.microsoft.com/office/drawing/2016/5/14/chartex" xmlns:mc="http://schemas.openxmlformats.org/markup-compatibility/2006" xmlns:aink="http://schemas.microsoft.com/office/drawing/2016/ink" xmlns:am3d="http://schemas.microsoft.com/office/drawing/2017/model3d" xmlns:o="urn:schemas-microsoft-com:office:office" xmlns:oel="http://schemas.microsoft.com/office/2019/extlst" xmlns:r="http://schemas.openxmlformats.org/officeDocument/2006/relationships" xmlns:m="http://schemas.openxmlformats.org/officeDocument/2006/math" xmlns:v="urn:schemas-microsoft-com:vml" xmlns:wp14="http://schemas.microsoft.com/office/word/2010/wordprocessingDrawing" xmlns:wp="http://schemas.openxmlformats.org/drawingml/2006/wordprocessingDrawing" xmlns:w10="urn:schemas-microsoft-com:office:word" xmlns:w="http://schemas.openxmlformats.org/wordprocessingml/2006/main" xmlns:w14="http://schemas.microsoft.com/office/word/2010/wordml" xmlns:w15="http://schemas.microsoft.com/office/word/2012/wordml" xmlns:w16cex="http://schemas.microsoft.com/office/word/2018/wordml/cex" xmlns:w16cid="http://schemas.microsoft.com/office/word/2016/wordml/cid" xmlns:w16="http://schemas.microsoft.com/office/word/2018/wordml" xmlns:w16du="http://schemas.microsoft.com/office/word/2023/wordml/word16du" xmlns:w16sdtdh="http://schemas.microsoft.com/office/word/2020/wordml/sdtdatahash" xmlns:w16sdtfl="http://schemas.microsoft.com/office/word/2024/wordml/sdtformatlock" xmlns:w16se="http://schemas.microsoft.com/office/word/2015/wordml/symex" xmlns:wpg="http://schemas.microsoft.com/office/word/2010/wordprocessingGroup" xmlns:wpi="http://schemas.microsoft.com/office/word/2010/wordprocessingInk" xmlns:wne="http://schemas.microsoft.com/office/word/2006/wordml" xmlns:wps="http://schemas.microsoft.com/office/word/2010/wordprocessingShape" mc:Ignorable="w14 w15 w16se w16cid w16 w16cex w16sdtdh w16sdtfl w16du wp14">
   <w:p>
     <w:pPr>
       <w:pStyle w:val="Header"/>
@@ -3594,105 +3937,24 @@
         <w:rFonts w:cstheme="minorHAnsi"/>
       </w:rPr>
     </w:pPr>
-    <w:r>
-      <w:rPr>
-        <w:rFonts w:cstheme="minorHAnsi"/>
-        <w:noProof/>
-        <w:lang w:val="en-GB" w:eastAsia="en-GB"/>
-      </w:rPr>
-      <w:drawing>
-        <wp:inline distT="0" distB="0" distL="0" distR="0" wp14:anchorId="0D0EB3B7" wp14:editId="08112516">
-          <wp:extent cx="2228850" cy="419100"/>
-          <wp:effectExtent l="0" t="0" r="0" b="0"/>
-          <wp:docPr id="1083400343" name="Imagem 1083400343" descr="A black background with a black square&#10;&#10;AI-generated content may be incorrect."/>
-          <wp:cNvGraphicFramePr>
-            <a:graphicFrameLocks xmlns:a="http://schemas.openxmlformats.org/drawingml/2006/main" noChangeAspect="1"/>
-          </wp:cNvGraphicFramePr>
-          <a:graphic xmlns:a="http://schemas.openxmlformats.org/drawingml/2006/main">
-            <a:graphicData uri="http://schemas.openxmlformats.org/drawingml/2006/picture">
-              <pic:pic xmlns:pic="http://schemas.openxmlformats.org/drawingml/2006/picture">
-                <pic:nvPicPr>
-                  <pic:cNvPr id="1083400343" name="Imagem 1083400343" descr="A black background with a black square&#10;&#10;AI-generated content may be incorrect."/>
-                  <pic:cNvPicPr>
-                    <a:picLocks noChangeAspect="1" noChangeArrowheads="1"/>
-                  </pic:cNvPicPr>
-                </pic:nvPicPr>
-                <pic:blipFill rotWithShape="1">
-                  <a:blip r:embed="rId1">
-                    <a:extLst>
-                      <a:ext uri="{28A0092B-C50C-407E-A947-70E740481C1C}">
-                        <a14:useLocalDpi xmlns:a14="http://schemas.microsoft.com/office/drawing/2010/main" val="0"/>
-                      </a:ext>
-                    </a:extLst>
-                  </a:blip>
-                  <a:srcRect t="4959" r="63330" b="40496"/>
-                  <a:stretch/>
-                </pic:blipFill>
-                <pic:spPr bwMode="auto">
-                  <a:xfrm>
-                    <a:off x="0" y="0"/>
-                    <a:ext cx="2228850" cy="419100"/>
-                  </a:xfrm>
-                  <a:prstGeom prst="rect">
-                    <a:avLst/>
-                  </a:prstGeom>
-                  <a:noFill/>
-                  <a:ln>
-                    <a:noFill/>
-                  </a:ln>
-                  <a:extLst>
-                    <a:ext uri="{53640926-AAD7-44D8-BBD7-CCE9431645EC}">
-                      <a14:shadowObscured xmlns:a14="http://schemas.microsoft.com/office/drawing/2010/main"/>
-                    </a:ext>
-                  </a:extLst>
-                </pic:spPr>
-              </pic:pic>
-            </a:graphicData>
-          </a:graphic>
-        </wp:inline>
-      </w:drawing>
-    </w:r>
-    <w:r>
-      <w:rPr>
-        <w:rFonts w:cstheme="minorHAnsi"/>
-        <w:lang w:eastAsia="pt-PT"/>
-      </w:rPr>
-      <w:t xml:space="preserve">  </w:t>
-    </w:r>
-    <w:r>
-      <w:rPr>
-        <w:rFonts w:cstheme="minorHAnsi"/>
-        <w:lang w:eastAsia="pt-PT"/>
-      </w:rPr>
-      <w:tab/>
-    </w:r>
-    <w:r>
-      <w:rPr>
-        <w:rFonts w:cstheme="minorHAnsi"/>
-        <w:lang w:eastAsia="pt-PT"/>
-      </w:rPr>
-      <w:tab/>
-      <w:t xml:space="preserve">      [</w:t>
-    </w:r>
-    <w:r>
-      <w:rPr>
-        <w:rFonts w:cstheme="minorHAnsi"/>
-      </w:rPr>
-      <w:t>Espaço para logotipo do parceiro]</w:t>
-    </w:r>
   </w:p>
   <w:p>
     <w:pPr>
-      <w:spacing w:before="360"/>
+      <w:pStyle w:val="Header"/>
+      <w:tabs>
+        <w:tab w:val="clear" w:pos="8504"/>
+        <w:tab w:val="right" w:pos="9638"/>
+      </w:tabs>
       <w:ind w:left="-284"/>
       <w:rPr>
-        <w:rFonts w:cs="Arial"/>
-        <w:caps/>
-        <w:color w:val="595959" w:themeColor="text1" w:themeTint="A6"/>
-        <w:lang w:eastAsia="pt-PT"/>
+        <w:rFonts w:cstheme="minorHAnsi"/>
       </w:rPr>
     </w:pPr>
-    <w:r>
+  </w:p>
+  <w:p>
+    <w:pPr>
+      <w:spacing w:after="0" w:line="240" w:lineRule="auto"/>
+      <w:ind w:left="-284"/>
       <w:rPr>
         <w:rFonts w:cs="Arial"/>
         <w:b/>
@@ -3701,103 +3963,8 @@
         <w:color w:val="595959" w:themeColor="text1" w:themeTint="A6"/>
         <w:lang w:eastAsia="pt-PT"/>
       </w:rPr>
-      <w:t>Protocolo</w:t>
-    </w:r>
+    </w:pPr>
     <w:r>
-      <w:rPr>
-        <w:rFonts w:cs="Arial"/>
-        <w:caps/>
-        <w:color w:val="595959" w:themeColor="text1" w:themeTint="A6"/>
-        <w:lang w:eastAsia="pt-PT"/>
-      </w:rPr>
-      <w:t xml:space="preserve"> | </w:t>
-    </w:r>
-    <w:r>
-      <w:rPr>
-        <w:rFonts w:cs="Arial"/>
-        <w:caps/>
-        <w:color w:val="595959" w:themeColor="text1" w:themeTint="A6"/>
-        <w:lang w:eastAsia="pt-PT"/>
-      </w:rPr>
-      <w:t xml:space="preserve">n.º </w:t>
-    </w:r>
-    <w:r>
-      <w:rPr>
-        <w:rFonts w:cs="Arial"/>
-        <w:caps/>
-        <w:color w:val="595959" w:themeColor="text1" w:themeTint="A6"/>
-        <w:lang w:eastAsia="pt-PT"/>
-      </w:rPr>
-      <w:fldChar w:fldCharType="begin"/>
-    </w:r>
-    <w:r>
-      <w:rPr>
-        <w:rFonts w:cs="Arial"/>
-        <w:caps/>
-        <w:color w:val="595959" w:themeColor="text1" w:themeTint="A6"/>
-        <w:lang w:eastAsia="pt-PT"/>
-      </w:rPr>
-      <w:instrText xml:space="preserve"> DOCPROPERTY "FSC#CONFIGLOCALAMA@2305.100:DOC_NumeroProc" \* MERGEFORMAT </w:instrText>
-    </w:r>
-    <w:r>
-      <w:rPr>
-        <w:rFonts w:cs="Arial"/>
-        <w:caps/>
-        <w:color w:val="595959" w:themeColor="text1" w:themeTint="A6"/>
-        <w:lang w:eastAsia="pt-PT"/>
-      </w:rPr>
-      <w:fldChar w:fldCharType="end"/>
-    </w:r>
-    <w:r>
-      <w:rPr>
-        <w:rFonts w:cs="Arial"/>
-        <w:caps/>
-        <w:color w:val="595959" w:themeColor="text1" w:themeTint="A6"/>
-        <w:lang w:eastAsia="pt-PT"/>
-      </w:rPr>
-      <w:t>/</w:t>
-    </w:r>
-    <w:r>
-      <w:rPr>
-        <w:rFonts w:cs="Arial"/>
-        <w:caps/>
-        <w:color w:val="595959" w:themeColor="text1" w:themeTint="A6"/>
-        <w:lang w:eastAsia="pt-PT"/>
-      </w:rPr>
-      <w:fldChar w:fldCharType="begin"/>
-    </w:r>
-    <w:r>
-      <w:rPr>
-        <w:rFonts w:cs="Arial"/>
-        <w:caps/>
-        <w:color w:val="595959" w:themeColor="text1" w:themeTint="A6"/>
-        <w:lang w:eastAsia="pt-PT"/>
-      </w:rPr>
-      <w:instrText xml:space="preserve"> DOCPROPERTY "FSC#CONFIGLOCALAMA@2305.100:DOC_AnoProcesso" \* MERGEFORMAT </w:instrText>
-    </w:r>
-    <w:r>
-      <w:rPr>
-        <w:rFonts w:cs="Arial"/>
-        <w:caps/>
-        <w:color w:val="595959" w:themeColor="text1" w:themeTint="A6"/>
-        <w:lang w:eastAsia="pt-PT"/>
-      </w:rPr>
-      <w:fldChar w:fldCharType="end"/>
-    </w:r>
-    <w:r>
-      <w:rPr>
-        <w:rFonts w:cs="Arial"/>
-        <w:caps/>
-        <w:color w:val="595959" w:themeColor="text1" w:themeTint="A6"/>
-        <w:lang w:eastAsia="pt-PT"/>
-      </w:rPr>
-      <w:t xml:space="preserve">-AMA </w:t>
-    </w:r>
-  </w:p>
-  <w:p>
-    <w:pPr>
-      <w:ind w:left="-284"/>
-      <w:jc w:val="both"/>
       <w:rPr>
         <w:rFonts w:cs="Arial"/>
         <w:b/>
@@ -3806,13 +3973,150 @@
         <w:color w:val="595959" w:themeColor="text1" w:themeTint="A6"/>
         <w:lang w:eastAsia="pt-PT"/>
       </w:rPr>
+      <w:t>Protocolo</w:t>
+    </w:r>
+    <w:r>
+      <w:rPr>
+        <w:rFonts w:cs="Arial"/>
+        <w:b/>
+        <w:bCs/>
+        <w:caps/>
+        <w:color w:val="595959" w:themeColor="text1" w:themeTint="A6"/>
+        <w:lang w:eastAsia="pt-PT"/>
+      </w:rPr>
+      <w:t xml:space="preserve"> | n.º </w:t>
+    </w:r>
+    <w:r>
+      <w:rPr>
+        <w:rFonts w:cs="Arial"/>
+        <w:b/>
+        <w:bCs/>
+        <w:caps/>
+        <w:color w:val="595959" w:themeColor="text1" w:themeTint="A6"/>
+        <w:lang w:eastAsia="pt-PT"/>
+      </w:rPr>
+      <w:fldChar w:fldCharType="begin"/>
+    </w:r>
+    <w:r>
+      <w:rPr>
+        <w:rFonts w:cs="Arial"/>
+        <w:b/>
+        <w:bCs/>
+        <w:caps/>
+        <w:color w:val="595959" w:themeColor="text1" w:themeTint="A6"/>
+        <w:lang w:eastAsia="pt-PT"/>
+      </w:rPr>
+      <w:instrText xml:space="preserve"> DOCPROPERTY "FSC#CONFIGLOCALAMA@2305.100:DOC_NumeroProc" \* MERGEFORMAT </w:instrText>
+    </w:r>
+    <w:r>
+      <w:rPr>
+        <w:rFonts w:cs="Arial"/>
+        <w:b/>
+        <w:bCs/>
+        <w:caps/>
+        <w:color w:val="595959" w:themeColor="text1" w:themeTint="A6"/>
+        <w:lang w:eastAsia="pt-PT"/>
+      </w:rPr>
+      <w:fldChar w:fldCharType="end"/>
+    </w:r>
+    <w:r>
+      <w:rPr>
+        <w:rFonts w:cs="Arial"/>
+        <w:b/>
+        <w:bCs/>
+        <w:caps/>
+        <w:color w:val="595959" w:themeColor="text1" w:themeTint="A6"/>
+        <w:lang w:eastAsia="pt-PT"/>
+      </w:rPr>
+      <w:t>/</w:t>
+    </w:r>
+    <w:r>
+      <w:rPr>
+        <w:rFonts w:cs="Arial"/>
+        <w:b/>
+        <w:bCs/>
+        <w:caps/>
+        <w:color w:val="595959" w:themeColor="text1" w:themeTint="A6"/>
+        <w:lang w:eastAsia="pt-PT"/>
+      </w:rPr>
+      <w:fldChar w:fldCharType="begin"/>
+    </w:r>
+    <w:r>
+      <w:rPr>
+        <w:rFonts w:cs="Arial"/>
+        <w:b/>
+        <w:bCs/>
+        <w:caps/>
+        <w:color w:val="595959" w:themeColor="text1" w:themeTint="A6"/>
+        <w:lang w:eastAsia="pt-PT"/>
+      </w:rPr>
+      <w:instrText xml:space="preserve"> DOCPROPERTY "FSC#CONFIGLOCALAMA@2305.100:DOC_AnoProcesso" \* MERGEFORMAT </w:instrText>
+    </w:r>
+    <w:r>
+      <w:rPr>
+        <w:rFonts w:cs="Arial"/>
+        <w:b/>
+        <w:bCs/>
+        <w:caps/>
+        <w:color w:val="595959" w:themeColor="text1" w:themeTint="A6"/>
+        <w:lang w:eastAsia="pt-PT"/>
+      </w:rPr>
+      <w:fldChar w:fldCharType="end"/>
+    </w:r>
+    <w:r>
+      <w:rPr>
+        <w:rFonts w:cs="Arial"/>
+        <w:b/>
+        <w:bCs/>
+        <w:caps/>
+        <w:color w:val="595959" w:themeColor="text1" w:themeTint="A6"/>
+        <w:lang w:eastAsia="pt-PT"/>
+      </w:rPr>
+      <w:t>-</w:t>
+    </w:r>
+    <w:r>
+      <w:rPr>
+        <w:rFonts w:cs="Arial"/>
+        <w:b/>
+        <w:bCs/>
+        <w:caps/>
+        <w:color w:val="595959" w:themeColor="text1" w:themeTint="A6"/>
+        <w:lang w:eastAsia="pt-PT"/>
+      </w:rPr>
+      <w:t>ARTE</w:t>
+    </w:r>
+    <w:r>
+      <w:rPr>
+        <w:rFonts w:cs="Arial"/>
+        <w:b/>
+        <w:bCs/>
+        <w:caps/>
+        <w:color w:val="595959" w:themeColor="text1" w:themeTint="A6"/>
+        <w:lang w:eastAsia="pt-PT"/>
+      </w:rPr>
+      <w:t xml:space="preserve"> </w:t>
+    </w:r>
+  </w:p>
+  <w:p>
+    <w:pPr>
+      <w:spacing w:after="0" w:line="240" w:lineRule="auto"/>
+      <w:ind w:left="-284"/>
+      <w:rPr>
+        <w:rFonts w:cs="Arial"/>
+        <w:b/>
+        <w:bCs/>
+        <w:caps/>
+        <w:color w:val="595959" w:themeColor="text1" w:themeTint="A6"/>
+        <w:lang w:eastAsia="pt-PT"/>
+      </w:rPr>
     </w:pPr>
     <w:r>
       <w:rPr>
         <w:rFonts w:cs="Arial"/>
+        <w:b/>
+        <w:bCs/>
         <w:caps/>
-        <w:noProof/>
-        <w:color w:val="000000" w:themeColor="text1"/>
+        <w:color w:val="595959" w:themeColor="text1" w:themeTint="A6"/>
         <w:lang w:eastAsia="pt-PT"/>
       </w:rPr>
       <mc:AlternateContent>
@@ -3901,17 +4205,9 @@
         <w:color w:val="595959" w:themeColor="text1" w:themeTint="A6"/>
         <w:lang w:eastAsia="pt-PT"/>
       </w:rPr>
-      <w:t>PROTOCOLO ENTRE A AGÊNCIA PARA A MODERNIZAÇÃO ADMINISTRATIVA, I.P. E O […] PARA DISPONIBILIZAÇÃO DE AUTENTICAÇÃO E ASSINATURA ATRAVÉS DE CHAVE MÓVEL DIGITAL</w:t>
+      <w:t xml:space="preserve">PROTOCOLO ENTRE A </w:t>
     </w:r>
-  </w:p>
-</w:hdr>
-</file>
-
-<file path=word/header3.xml><?xml version="1.0" encoding="utf-8"?>
-<w:hdr xmlns:wpc="http://schemas.microsoft.com/office/word/2010/wordprocessingCanvas" xmlns:cx="http://schemas.microsoft.com/office/drawing/2014/chartex" xmlns:cx1="http://schemas.microsoft.com/office/drawing/2015/9/8/chartex" xmlns:cx2="http://schemas.microsoft.com/office/drawing/2015/10/21/chartex" xmlns:cx3="http://schemas.microsoft.com/office/drawing/2016/5/9/chartex" xmlns:cx4="http://schemas.microsoft.com/office/drawing/2016/5/10/chartex" xmlns:cx5="http://schemas.microsoft.com/office/drawing/2016/5/11/chartex" xmlns:cx6="http://schemas.microsoft.com/office/drawing/2016/5/12/chartex" xmlns:cx7="http://schemas.microsoft.com/office/drawing/2016/5/13/chartex" xmlns:cx8="http://schemas.microsoft.com/office/drawing/2016/5/14/chartex" xmlns:mc="http://schemas.openxmlformats.org/markup-compatibility/2006" xmlns:aink="http://schemas.microsoft.com/office/drawing/2016/ink" xmlns:am3d="http://schemas.microsoft.com/office/drawing/2017/model3d" xmlns:o="urn:schemas-microsoft-com:office:office" xmlns:oel="http://schemas.microsoft.com/office/2019/extlst" xmlns:r="http://schemas.openxmlformats.org/officeDocument/2006/relationships" xmlns:m="http://schemas.openxmlformats.org/officeDocument/2006/math" xmlns:v="urn:schemas-microsoft-com:vml" xmlns:wp14="http://schemas.microsoft.com/office/word/2010/wordprocessingDrawing" xmlns:wp="http://schemas.openxmlformats.org/drawingml/2006/wordprocessingDrawing" xmlns:w10="urn:schemas-microsoft-com:office:word" xmlns:w="http://schemas.openxmlformats.org/wordprocessingml/2006/main" xmlns:w14="http://schemas.microsoft.com/office/word/2010/wordml" xmlns:w15="http://schemas.microsoft.com/office/word/2012/wordml" xmlns:w16cex="http://schemas.microsoft.com/office/word/2018/wordml/cex" xmlns:w16cid="http://schemas.microsoft.com/office/word/2016/wordml/cid" xmlns:w16="http://schemas.microsoft.com/office/word/2018/wordml" xmlns:w16du="http://schemas.microsoft.com/office/word/2023/wordml/word16du" xmlns:w16sdtdh="http://schemas.microsoft.com/office/word/2020/wordml/sdtdatahash" xmlns:w16sdtfl="http://schemas.microsoft.com/office/word/2024/wordml/sdtformatlock" xmlns:w16se="http://schemas.microsoft.com/office/word/2015/wordml/symex" xmlns:wpg="http://schemas.microsoft.com/office/word/2010/wordprocessingGroup" xmlns:wpi="http://schemas.microsoft.com/office/word/2010/wordprocessingInk" xmlns:wne="http://schemas.microsoft.com/office/word/2006/wordml" xmlns:wps="http://schemas.microsoft.com/office/word/2010/wordprocessingShape" mc:Ignorable="w14 w15 w16se w16cid w16 w16cex w16sdtdh w16sdtfl w16du wp14">
-  <w:p>
-    <w:pPr>
-      <w:spacing w:before="360"/>
+    <w:r>
       <w:rPr>
         <w:rFonts w:cs="Arial"/>
         <w:b/>
@@ -3920,6 +4216,64 @@
         <w:color w:val="595959" w:themeColor="text1" w:themeTint="A6"/>
         <w:lang w:eastAsia="pt-PT"/>
       </w:rPr>
+      <w:t>Agência para a reforma tecnológica do estado</w:t>
+    </w:r>
+    <w:r>
+      <w:rPr>
+        <w:rFonts w:cs="Arial"/>
+        <w:b/>
+        <w:bCs/>
+        <w:caps/>
+        <w:color w:val="595959" w:themeColor="text1" w:themeTint="A6"/>
+        <w:lang w:eastAsia="pt-PT"/>
+      </w:rPr>
+      <w:t>, I.P. E O […] PARA DISPONIBILIZAÇÃO DE AUTENTICAÇÃO E ASSINATURA ATRAVÉS DE CHAVE MÓVEL DIGITAL</w:t>
+    </w:r>
+  </w:p>
+  <w:p>
+    <w:pPr>
+      <w:spacing w:after="0" w:line="240" w:lineRule="auto"/>
+      <w:ind w:left="-284"/>
+      <w:rPr>
+        <w:rFonts w:cs="Arial"/>
+        <w:b/>
+        <w:bCs/>
+        <w:caps/>
+        <w:color w:val="595959" w:themeColor="text1" w:themeTint="A6"/>
+        <w:lang w:eastAsia="pt-PT"/>
+      </w:rPr>
+    </w:pPr>
+  </w:p>
+  <w:p>
+    <w:pPr>
+      <w:spacing w:after="0" w:line="240" w:lineRule="auto"/>
+      <w:ind w:left="-284"/>
+      <w:rPr>
+        <w:rFonts w:cs="Arial"/>
+        <w:b/>
+        <w:bCs/>
+        <w:caps/>
+        <w:color w:val="595959" w:themeColor="text1" w:themeTint="A6"/>
+        <w:lang w:eastAsia="pt-PT"/>
+      </w:rPr>
+    </w:pPr>
+  </w:p>
+</w:hdr>
+</file>
+
+<file path=word/header2.xml><?xml version="1.0" encoding="utf-8"?>
+<w:hdr xmlns:wpc="http://schemas.microsoft.com/office/word/2010/wordprocessingCanvas" xmlns:cx="http://schemas.microsoft.com/office/drawing/2014/chartex" xmlns:cx1="http://schemas.microsoft.com/office/drawing/2015/9/8/chartex" xmlns:cx2="http://schemas.microsoft.com/office/drawing/2015/10/21/chartex" xmlns:cx3="http://schemas.microsoft.com/office/drawing/2016/5/9/chartex" xmlns:cx4="http://schemas.microsoft.com/office/drawing/2016/5/10/chartex" xmlns:cx5="http://schemas.microsoft.com/office/drawing/2016/5/11/chartex" xmlns:cx6="http://schemas.microsoft.com/office/drawing/2016/5/12/chartex" xmlns:cx7="http://schemas.microsoft.com/office/drawing/2016/5/13/chartex" xmlns:cx8="http://schemas.microsoft.com/office/drawing/2016/5/14/chartex" xmlns:mc="http://schemas.openxmlformats.org/markup-compatibility/2006" xmlns:aink="http://schemas.microsoft.com/office/drawing/2016/ink" xmlns:am3d="http://schemas.microsoft.com/office/drawing/2017/model3d" xmlns:o="urn:schemas-microsoft-com:office:office" xmlns:oel="http://schemas.microsoft.com/office/2019/extlst" xmlns:r="http://schemas.openxmlformats.org/officeDocument/2006/relationships" xmlns:m="http://schemas.openxmlformats.org/officeDocument/2006/math" xmlns:v="urn:schemas-microsoft-com:vml" xmlns:wp14="http://schemas.microsoft.com/office/word/2010/wordprocessingDrawing" xmlns:wp="http://schemas.openxmlformats.org/drawingml/2006/wordprocessingDrawing" xmlns:w10="urn:schemas-microsoft-com:office:word" xmlns:w="http://schemas.openxmlformats.org/wordprocessingml/2006/main" xmlns:w14="http://schemas.microsoft.com/office/word/2010/wordml" xmlns:w15="http://schemas.microsoft.com/office/word/2012/wordml" xmlns:w16cex="http://schemas.microsoft.com/office/word/2018/wordml/cex" xmlns:w16cid="http://schemas.microsoft.com/office/word/2016/wordml/cid" xmlns:w16="http://schemas.microsoft.com/office/word/2018/wordml" xmlns:w16du="http://schemas.microsoft.com/office/word/2023/wordml/word16du" xmlns:w16sdtdh="http://schemas.microsoft.com/office/word/2020/wordml/sdtdatahash" xmlns:w16sdtfl="http://schemas.microsoft.com/office/word/2024/wordml/sdtformatlock" xmlns:w16se="http://schemas.microsoft.com/office/word/2015/wordml/symex" xmlns:wpg="http://schemas.microsoft.com/office/word/2010/wordprocessingGroup" xmlns:wpi="http://schemas.microsoft.com/office/word/2010/wordprocessingInk" xmlns:wne="http://schemas.microsoft.com/office/word/2006/wordml" xmlns:wps="http://schemas.microsoft.com/office/word/2010/wordprocessingShape" mc:Ignorable="w14 w15 w16se w16cid w16 w16cex w16sdtdh w16sdtfl w16du wp14">
+  <w:p>
+    <w:pPr>
+      <w:spacing w:before="360"/>
+      <w:rPr>
+        <w:rFonts w:cs="Arial"/>
+        <w:b/>
+        <w:bCs/>
+        <w:caps/>
+        <w:color w:val="595959" w:themeColor="text1" w:themeTint="A6"/>
+        <w:lang w:eastAsia="pt-PT"/>
+      </w:rPr>
     </w:pPr>
   </w:p>
   <w:p>
@@ -3996,7 +4350,25 @@
         <w:color w:val="595959" w:themeColor="text1" w:themeTint="A6"/>
         <w:lang w:eastAsia="pt-PT"/>
       </w:rPr>
-      <w:t xml:space="preserve">-AMA </w:t>
+      <w:t>-</w:t>
+    </w:r>
+    <w:r>
+      <w:rPr>
+        <w:rFonts w:cs="Arial"/>
+        <w:caps/>
+        <w:color w:val="595959" w:themeColor="text1" w:themeTint="A6"/>
+        <w:lang w:eastAsia="pt-PT"/>
+      </w:rPr>
+      <w:t>ARTE</w:t>
+    </w:r>
+    <w:r>
+      <w:rPr>
+        <w:rFonts w:cs="Arial"/>
+        <w:caps/>
+        <w:color w:val="595959" w:themeColor="text1" w:themeTint="A6"/>
+        <w:lang w:eastAsia="pt-PT"/>
+      </w:rPr>
+      <w:t xml:space="preserve"> </w:t>
     </w:r>
   </w:p>
   <w:p>
@@ -5827,57 +6199,16 @@
 </file>
 
 <file path=customXml/item1.xml><?xml version="1.0" encoding="utf-8"?>
-<b:Sources xmlns:b="http://schemas.openxmlformats.org/officeDocument/2006/bibliography" xmlns="http://schemas.openxmlformats.org/officeDocument/2006/bibliography" SelectedStyle="\APA.XSL" StyleName="APA"/>
-</file>
-
-<file path=customXml/item2.xml><?xml version="1.0" encoding="utf-8"?>
 <p:properties xmlns:p="http://schemas.microsoft.com/office/2006/metadata/properties" xmlns:xsi="http://www.w3.org/2001/XMLSchema-instance" xmlns:pc="http://schemas.microsoft.com/office/infopath/2007/PartnerControls">
   <documentManagement/>
 </p:properties>
 </file>
 
-<file path=customXml/item3.xml><?xml version="1.0" encoding="utf-8"?>
-<f:fields xmlns:f="http://schemas.fabasoft.com/folio/2007/fields">
-  <f:record>
-    <f:field ref="objname" par="" text="AMA_Protocolo_CMD_Autenticação_Assinatura_Públicos" edit="true"/>
-    <f:field ref="objsubject" par="" text="" edit="true"/>
-    <f:field ref="objcreatedby" par="" text="Joana Pires"/>
-    <f:field ref="objcreatedat" par="" date="2022-01-19T16:09:30" text="19/01/2022 16:09:30"/>
-    <f:field ref="objchangedby" par="" text="Joana Pires"/>
-    <f:field ref="objmodifiedat" par="" date="2022-01-19T16:09:30" text="19/01/2022 16:09:30"/>
-    <f:field ref="doc_FSCFOLIO_1_1001_FieldDocumentNumber" par="" text=""/>
-    <f:field ref="doc_FSCFOLIO_1_1001_FieldSubject" par="" text="" edit="true"/>
-    <f:field ref="FSCFOLIO_1_1001_FieldCurrentUser" par="" text="Joana Pires"/>
-    <f:field ref="CCAPRECONFIG_15_1001_Objektname" par="" text="AMA_Protocolo_CMD_Autenticação_Assinatura_Públicos" edit="true"/>
-    <f:field ref="CCAPRECONFIG_15_1001_Objektname" par="" text="AMA_Protocolo_CMD_Autenticação_Assinatura_Públicos" edit="true"/>
-  </f:record>
-  <f:display par="" text="General">
-    <f:field ref="objname" text="Nome"/>
-    <f:field ref="objsubject" text="Assunto"/>
-    <f:field ref="objcreatedby" text="Criado por"/>
-    <f:field ref="objcreatedat" text="Criado em/às"/>
-    <f:field ref="objchangedby" text="Última alteração por"/>
-    <f:field ref="objmodifiedat" text="Última alteração em/às"/>
-    <f:field ref="FSCFOLIO_1_1001_FieldCurrentUser" text="Utilizador actual"/>
-    <f:field ref="CCAPRECONFIG_15_1001_Objektname" text="Objektname"/>
-  </f:display>
-  <f:display par="" text="Carta em série">
-    <f:field ref="doc_FSCFOLIO_1_1001_FieldDocumentNumber" text="Número do documento"/>
-    <f:field ref="doc_FSCFOLIO_1_1001_FieldSubject" text="Assunto"/>
-  </f:display>
-</f:fields>
+<file path=customXml/item2.xml><?xml version="1.0" encoding="utf-8"?>
+<b:Sources xmlns:b="http://schemas.openxmlformats.org/officeDocument/2006/bibliography" xmlns="http://schemas.openxmlformats.org/officeDocument/2006/bibliography" SelectedStyle="\APA.XSL" StyleName="APA"/>
 </file>
 
-<file path=customXml/item4.xml><?xml version="1.0" encoding="utf-8"?>
-<?mso-contentType ?>
-<FormTemplates xmlns="http://schemas.microsoft.com/sharepoint/v3/contenttype/forms">
-  <Display>DocumentLibraryForm</Display>
-  <Edit>DocumentLibraryForm</Edit>
-  <New>DocumentLibraryForm</New>
-</FormTemplates>
-</file>
-
-<file path=customXml/item5.xml><?xml version="1.0" encoding="utf-8"?>
+<file path=customXml/item3.xml><?xml version="1.0" encoding="utf-8"?>
 <ct:contentTypeSchema xmlns:ct="http://schemas.microsoft.com/office/2006/metadata/contentType" xmlns:ma="http://schemas.microsoft.com/office/2006/metadata/properties/metaAttributes" ct:_="" ma:_="" ma:contentTypeName="Documento" ma:contentTypeID="0x0101005B33CE0989C7C04FAC1059BFCF2AA9C9" ma:contentTypeVersion="12" ma:contentTypeDescription="Criar um novo documento." ma:contentTypeScope="" ma:versionID="64f3ecc5ecdce8036863e73af23c9e95">
   <xsd:schema xmlns:xsd="http://www.w3.org/2001/XMLSchema" xmlns:xs="http://www.w3.org/2001/XMLSchema" xmlns:p="http://schemas.microsoft.com/office/2006/metadata/properties" xmlns:ns2="29131337-9f48-4dd8-8094-a140ac1e3b23" xmlns:ns3="ee0d3de4-1e47-4168-94db-bd82c32bb80b" targetNamespace="http://schemas.microsoft.com/office/2006/metadata/properties" ma:root="true" ma:fieldsID="cd8d3b229c0ebe245858252c2b788675" ns2:_="" ns3:_="">
     <xsd:import namespace="29131337-9f48-4dd8-8094-a140ac1e3b23"/>
@@ -6094,15 +6425,48 @@
 </ct:contentTypeSchema>
 </file>
 
-<file path=customXml/itemProps1.xml><?xml version="1.0" encoding="utf-8"?>
-<ds:datastoreItem xmlns:ds="http://schemas.openxmlformats.org/officeDocument/2006/customXml" ds:itemID="{3DA58252-D024-492F-8749-F6DB2B5313D0}">
-  <ds:schemaRefs>
-    <ds:schemaRef ds:uri="http://schemas.openxmlformats.org/officeDocument/2006/bibliography"/>
-  </ds:schemaRefs>
-</ds:datastoreItem>
+<file path=customXml/item4.xml><?xml version="1.0" encoding="utf-8"?>
+<?mso-contentType ?>
+<FormTemplates xmlns="http://schemas.microsoft.com/sharepoint/v3/contenttype/forms">
+  <Display>DocumentLibraryForm</Display>
+  <Edit>DocumentLibraryForm</Edit>
+  <New>DocumentLibraryForm</New>
+</FormTemplates>
 </file>
 
-<file path=customXml/itemProps2.xml><?xml version="1.0" encoding="utf-8"?>
+<file path=customXml/item5.xml><?xml version="1.0" encoding="utf-8"?>
+<f:fields xmlns:f="http://schemas.fabasoft.com/folio/2007/fields">
+  <f:record>
+    <f:field ref="objname" par="" text="AMA_Protocolo_CMD_Autenticação_Assinatura_Públicos" edit="true"/>
+    <f:field ref="objsubject" par="" text="" edit="true"/>
+    <f:field ref="objcreatedby" par="" text="Joana Pires"/>
+    <f:field ref="objcreatedat" par="" date="2022-01-19T16:09:30" text="19/01/2022 16:09:30"/>
+    <f:field ref="objchangedby" par="" text="Joana Pires"/>
+    <f:field ref="objmodifiedat" par="" date="2022-01-19T16:09:30" text="19/01/2022 16:09:30"/>
+    <f:field ref="doc_FSCFOLIO_1_1001_FieldDocumentNumber" par="" text=""/>
+    <f:field ref="doc_FSCFOLIO_1_1001_FieldSubject" par="" text="" edit="true"/>
+    <f:field ref="FSCFOLIO_1_1001_FieldCurrentUser" par="" text="Joana Pires"/>
+    <f:field ref="CCAPRECONFIG_15_1001_Objektname" par="" text="AMA_Protocolo_CMD_Autenticação_Assinatura_Públicos" edit="true"/>
+    <f:field ref="CCAPRECONFIG_15_1001_Objektname" par="" text="AMA_Protocolo_CMD_Autenticação_Assinatura_Públicos" edit="true"/>
+  </f:record>
+  <f:display par="" text="General">
+    <f:field ref="objname" text="Nome"/>
+    <f:field ref="objsubject" text="Assunto"/>
+    <f:field ref="objcreatedby" text="Criado por"/>
+    <f:field ref="objcreatedat" text="Criado em/às"/>
+    <f:field ref="objchangedby" text="Última alteração por"/>
+    <f:field ref="objmodifiedat" text="Última alteração em/às"/>
+    <f:field ref="FSCFOLIO_1_1001_FieldCurrentUser" text="Utilizador actual"/>
+    <f:field ref="CCAPRECONFIG_15_1001_Objektname" text="Objektname"/>
+  </f:display>
+  <f:display par="" text="Carta em série">
+    <f:field ref="doc_FSCFOLIO_1_1001_FieldDocumentNumber" text="Número do documento"/>
+    <f:field ref="doc_FSCFOLIO_1_1001_FieldSubject" text="Assunto"/>
+  </f:display>
+</f:fields>
+</file>
+
+<file path=customXml/itemProps1.xml><?xml version="1.0" encoding="utf-8"?>
 <ds:datastoreItem xmlns:ds="http://schemas.openxmlformats.org/officeDocument/2006/customXml" ds:itemID="{DA7C3338-F97D-4A0C-8576-F94CEC57C390}">
   <ds:schemaRefs>
     <ds:schemaRef ds:uri="http://schemas.microsoft.com/office/2006/metadata/properties"/>
@@ -6111,23 +6475,15 @@
 </ds:datastoreItem>
 </file>
 
-<file path=customXml/itemProps3.xml><?xml version="1.0" encoding="utf-8"?>
-<ds:datastoreItem xmlns:ds="http://schemas.openxmlformats.org/officeDocument/2006/customXml" ds:itemID="{4E8A9591-F074-446B-902F-511FF79C122F}">
+<file path=customXml/itemProps2.xml><?xml version="1.0" encoding="utf-8"?>
+<ds:datastoreItem xmlns:ds="http://schemas.openxmlformats.org/officeDocument/2006/customXml" ds:itemID="{3DA58252-D024-492F-8749-F6DB2B5313D0}">
   <ds:schemaRefs>
-    <ds:schemaRef ds:uri="http://schemas.fabasoft.com/folio/2007/fields"/>
+    <ds:schemaRef ds:uri="http://schemas.openxmlformats.org/officeDocument/2006/bibliography"/>
   </ds:schemaRefs>
 </ds:datastoreItem>
 </file>
 
-<file path=customXml/itemProps4.xml><?xml version="1.0" encoding="utf-8"?>
-<ds:datastoreItem xmlns:ds="http://schemas.openxmlformats.org/officeDocument/2006/customXml" ds:itemID="{8C593FB4-205D-483C-96BD-C932F7994346}">
-  <ds:schemaRefs>
-    <ds:schemaRef ds:uri="http://schemas.microsoft.com/sharepoint/v3/contenttype/forms"/>
-  </ds:schemaRefs>
-</ds:datastoreItem>
-</file>
-
-<file path=customXml/itemProps5.xml><?xml version="1.0" encoding="utf-8"?>
+<file path=customXml/itemProps3.xml><?xml version="1.0" encoding="utf-8"?>
 <ds:datastoreItem xmlns:ds="http://schemas.openxmlformats.org/officeDocument/2006/customXml" ds:itemID="{AC409F85-CD38-4785-8CBF-2AB2FEAA4388}">
   <ds:schemaRefs>
     <ds:schemaRef ds:uri="http://schemas.microsoft.com/office/2006/metadata/contentType"/>
@@ -6144,4 +6500,20 @@
     <ds:schemaRef ds:uri="http://schemas.microsoft.com/internal/obd"/>
   </ds:schemaRefs>
 </ds:datastoreItem>
+</file>
+
+<file path=customXml/itemProps4.xml><?xml version="1.0" encoding="utf-8"?>
+<ds:datastoreItem xmlns:ds="http://schemas.openxmlformats.org/officeDocument/2006/customXml" ds:itemID="{8C593FB4-205D-483C-96BD-C932F7994346}">
+  <ds:schemaRefs>
+    <ds:schemaRef ds:uri="http://schemas.microsoft.com/sharepoint/v3/contenttype/forms"/>
+  </ds:schemaRefs>
+</ds:datastoreItem>
+</file>
+
+<file path=customXml/itemProps5.xml><?xml version="1.0" encoding="utf-8"?>
+<ds:datastoreItem xmlns:ds="http://schemas.openxmlformats.org/officeDocument/2006/customXml" ds:itemID="{4E8A9591-F074-446B-902F-511FF79C122F}">
+  <ds:schemaRefs>
+    <ds:schemaRef ds:uri="http://schemas.fabasoft.com/folio/2007/fields"/>
+  </ds:schemaRefs>
+</ds:datastoreItem>
 </file>
--- a/protocolos_minutas/AMA_Protocolo_CMD_Autenticação_Assinatura_Públicos_.docx
+++ b/protocolos_minutas/AMA_Protocolo_CMD_Autenticação_Assinatura_Públicos_.docx
@@ -148,7 +148,7 @@
         <w:rPr>
           <w:rFonts w:eastAsia="Calibri" w:cstheme="minorHAnsi"/>
         </w:rPr>
-        <w:t>Manuel Dias</w:t>
+        <w:t>Manuel Inácio Veladas Dias</w:t>
       </w:r>
       <w:r>
         <w:rPr>
@@ -741,15 +741,7 @@
       </w:r>
       <w:r>
         <w:tab/>
-        <w:t xml:space="preserve">Garantir a administração, operação, </w:t>
-      </w:r>
-      <w:proofErr w:type="spellStart"/>
-      <w:r>
-        <w:t>help-desk</w:t>
-      </w:r>
-      <w:proofErr w:type="spellEnd"/>
-      <w:r>
-        <w:t xml:space="preserve"> e manutenção do Fornecedor de Autenticação (Autenticação.Gov) e serviços de assinatura da Chave Móvel Digital;</w:t>
+        <w:t>Garantir a administração, operação, help-desk e manutenção do Fornecedor de Autenticação (Autenticação.Gov) e serviços de assinatura da Chave Móvel Digital;</w:t>
       </w:r>
     </w:p>
     <w:p>
@@ -1269,7 +1261,6 @@
         </w:rPr>
         <w:t xml:space="preserve">No âmbito da assinatura com Chave Móvel Digital, cumprir as </w:t>
       </w:r>
-      <w:proofErr w:type="spellStart"/>
       <w:r>
         <w:rPr>
           <w:rFonts w:cs="Times New Roman"/>
@@ -1277,7 +1268,6 @@
         </w:rPr>
         <w:t>guidelines</w:t>
       </w:r>
-      <w:proofErr w:type="spellEnd"/>
       <w:r>
         <w:rPr>
           <w:rFonts w:cs="Times New Roman"/>
@@ -1326,21 +1316,12 @@
         </w:rPr>
         <w:t xml:space="preserve"> documento que demonstre, para cada uma das </w:t>
       </w:r>
-      <w:proofErr w:type="spellStart"/>
       <w:r>
         <w:rPr>
           <w:rFonts w:cs="Times New Roman"/>
           <w:i/>
         </w:rPr>
-        <w:t>guidelines</w:t>
-      </w:r>
-      <w:proofErr w:type="spellEnd"/>
-      <w:r>
-        <w:rPr>
-          <w:rFonts w:cs="Times New Roman"/>
-          <w:i/>
-        </w:rPr>
-        <w:t xml:space="preserve"> </w:t>
+        <w:t xml:space="preserve">guidelines </w:t>
       </w:r>
       <w:r>
         <w:rPr>
@@ -5691,6 +5672,7 @@
   <w:style w:type="character" w:default="1" w:styleId="DefaultParagraphFont">
     <w:name w:val="Default Paragraph Font"/>
     <w:uiPriority w:val="1"/>
+    <w:semiHidden/>
     <w:unhideWhenUsed/>
   </w:style>
   <w:style w:type="table" w:default="1" w:styleId="TableNormal">
@@ -6232,15 +6214,16 @@
 </file>
 
 <file path=customXml/item2.xml><?xml version="1.0" encoding="utf-8"?>
-<?mso-contentType ?>
-<FormTemplates xmlns="http://schemas.microsoft.com/sharepoint/v3/contenttype/forms">
-  <Display>DocumentLibraryForm</Display>
-  <Edit>DocumentLibraryForm</Edit>
-  <New>DocumentLibraryForm</New>
-</FormTemplates>
+<p:properties xmlns:p="http://schemas.microsoft.com/office/2006/metadata/properties" xmlns:xsi="http://www.w3.org/2001/XMLSchema-instance" xmlns:pc="http://schemas.microsoft.com/office/infopath/2007/PartnerControls">
+  <documentManagement/>
+</p:properties>
 </file>
 
 <file path=customXml/item3.xml><?xml version="1.0" encoding="utf-8"?>
+<b:Sources xmlns:b="http://schemas.openxmlformats.org/officeDocument/2006/bibliography" xmlns="http://schemas.openxmlformats.org/officeDocument/2006/bibliography" SelectedStyle="\APA.XSL" StyleName="APA"/>
+</file>
+
+<file path=customXml/item4.xml><?xml version="1.0" encoding="utf-8"?>
 <ct:contentTypeSchema xmlns:ct="http://schemas.microsoft.com/office/2006/metadata/contentType" xmlns:ma="http://schemas.microsoft.com/office/2006/metadata/properties/metaAttributes" ct:_="" ma:_="" ma:contentTypeName="Documento" ma:contentTypeID="0x0101005B33CE0989C7C04FAC1059BFCF2AA9C9" ma:contentTypeVersion="12" ma:contentTypeDescription="Criar um novo documento." ma:contentTypeScope="" ma:versionID="64f3ecc5ecdce8036863e73af23c9e95">
   <xsd:schema xmlns:xsd="http://www.w3.org/2001/XMLSchema" xmlns:xs="http://www.w3.org/2001/XMLSchema" xmlns:p="http://schemas.microsoft.com/office/2006/metadata/properties" xmlns:ns2="29131337-9f48-4dd8-8094-a140ac1e3b23" xmlns:ns3="ee0d3de4-1e47-4168-94db-bd82c32bb80b" targetNamespace="http://schemas.microsoft.com/office/2006/metadata/properties" ma:root="true" ma:fieldsID="cd8d3b229c0ebe245858252c2b788675" ns2:_="" ns3:_="">
     <xsd:import namespace="29131337-9f48-4dd8-8094-a140ac1e3b23"/>
@@ -6457,14 +6440,13 @@
 </ct:contentTypeSchema>
 </file>
 
-<file path=customXml/item4.xml><?xml version="1.0" encoding="utf-8"?>
-<b:Sources xmlns:b="http://schemas.openxmlformats.org/officeDocument/2006/bibliography" xmlns="http://schemas.openxmlformats.org/officeDocument/2006/bibliography" SelectedStyle="\APA.XSL" StyleName="APA"/>
-</file>
-
 <file path=customXml/item5.xml><?xml version="1.0" encoding="utf-8"?>
-<p:properties xmlns:p="http://schemas.microsoft.com/office/2006/metadata/properties" xmlns:xsi="http://www.w3.org/2001/XMLSchema-instance" xmlns:pc="http://schemas.microsoft.com/office/infopath/2007/PartnerControls">
-  <documentManagement/>
-</p:properties>
+<?mso-contentType ?>
+<FormTemplates xmlns="http://schemas.microsoft.com/sharepoint/v3/contenttype/forms">
+  <Display>DocumentLibraryForm</Display>
+  <Edit>DocumentLibraryForm</Edit>
+  <New>DocumentLibraryForm</New>
+</FormTemplates>
 </file>
 
 <file path=customXml/itemProps1.xml><?xml version="1.0" encoding="utf-8"?>
@@ -6476,14 +6458,23 @@
 </file>
 
 <file path=customXml/itemProps2.xml><?xml version="1.0" encoding="utf-8"?>
-<ds:datastoreItem xmlns:ds="http://schemas.openxmlformats.org/officeDocument/2006/customXml" ds:itemID="{8C593FB4-205D-483C-96BD-C932F7994346}">
+<ds:datastoreItem xmlns:ds="http://schemas.openxmlformats.org/officeDocument/2006/customXml" ds:itemID="{DA7C3338-F97D-4A0C-8576-F94CEC57C390}">
   <ds:schemaRefs>
-    <ds:schemaRef ds:uri="http://schemas.microsoft.com/sharepoint/v3/contenttype/forms"/>
+    <ds:schemaRef ds:uri="http://schemas.microsoft.com/office/2006/metadata/properties"/>
+    <ds:schemaRef ds:uri="http://schemas.microsoft.com/office/infopath/2007/PartnerControls"/>
   </ds:schemaRefs>
 </ds:datastoreItem>
 </file>
 
 <file path=customXml/itemProps3.xml><?xml version="1.0" encoding="utf-8"?>
+<ds:datastoreItem xmlns:ds="http://schemas.openxmlformats.org/officeDocument/2006/customXml" ds:itemID="{3DA58252-D024-492F-8749-F6DB2B5313D0}">
+  <ds:schemaRefs>
+    <ds:schemaRef ds:uri="http://schemas.openxmlformats.org/officeDocument/2006/bibliography"/>
+  </ds:schemaRefs>
+</ds:datastoreItem>
+</file>
+
+<file path=customXml/itemProps4.xml><?xml version="1.0" encoding="utf-8"?>
 <ds:datastoreItem xmlns:ds="http://schemas.openxmlformats.org/officeDocument/2006/customXml" ds:itemID="{AC409F85-CD38-4785-8CBF-2AB2FEAA4388}">
   <ds:schemaRefs>
     <ds:schemaRef ds:uri="http://schemas.microsoft.com/office/2006/metadata/contentType"/>
@@ -6502,19 +6493,10 @@
 </ds:datastoreItem>
 </file>
 
-<file path=customXml/itemProps4.xml><?xml version="1.0" encoding="utf-8"?>
-<ds:datastoreItem xmlns:ds="http://schemas.openxmlformats.org/officeDocument/2006/customXml" ds:itemID="{3DA58252-D024-492F-8749-F6DB2B5313D0}">
+<file path=customXml/itemProps5.xml><?xml version="1.0" encoding="utf-8"?>
+<ds:datastoreItem xmlns:ds="http://schemas.openxmlformats.org/officeDocument/2006/customXml" ds:itemID="{8C593FB4-205D-483C-96BD-C932F7994346}">
   <ds:schemaRefs>
-    <ds:schemaRef ds:uri="http://schemas.openxmlformats.org/officeDocument/2006/bibliography"/>
-  </ds:schemaRefs>
-</ds:datastoreItem>
-</file>
-
-<file path=customXml/itemProps5.xml><?xml version="1.0" encoding="utf-8"?>
-<ds:datastoreItem xmlns:ds="http://schemas.openxmlformats.org/officeDocument/2006/customXml" ds:itemID="{DA7C3338-F97D-4A0C-8576-F94CEC57C390}">
-  <ds:schemaRefs>
-    <ds:schemaRef ds:uri="http://schemas.microsoft.com/office/2006/metadata/properties"/>
-    <ds:schemaRef ds:uri="http://schemas.microsoft.com/office/infopath/2007/PartnerControls"/>
+    <ds:schemaRef ds:uri="http://schemas.microsoft.com/sharepoint/v3/contenttype/forms"/>
   </ds:schemaRefs>
 </ds:datastoreItem>
 </file>
--- a/protocolos_minutas/AMA_Protocolo_CMD_Autenticação_Assinatura_Públicos_.docx
+++ b/protocolos_minutas/AMA_Protocolo_CMD_Autenticação_Assinatura_Públicos_.docx
@@ -4,263 +4,87 @@
   <w:body>
     <w:p>
       <w:pPr>
-        <w:spacing w:after="0" w:line="360" w:lineRule="auto"/>
-        <w:ind w:left="-284" w:right="461"/>
-        <w:jc w:val="both"/>
-        <w:rPr>
-          <w:rFonts w:eastAsia="Calibri" w:cs="Calibri"/>
-          <w:spacing w:val="1"/>
-        </w:rPr>
-      </w:pPr>
-      <w:bookmarkStart w:id="0" w:name="_Hlk106976595"/>
-      <w:r>
-        <w:rPr>
-          <w:rFonts w:eastAsia="Calibri" w:cs="Calibri"/>
-          <w:spacing w:val="1"/>
-        </w:rPr>
-        <w:t xml:space="preserve">Entre a </w:t>
-      </w:r>
-      <w:r>
-        <w:rPr>
+        <w:ind w:left="-284"/>
+        <w:rPr>
+          <w:rFonts w:ascii="Poppins" w:hAnsi="Poppins" w:cs="Poppins"/>
           <w:b/>
           <w:bCs/>
-        </w:rPr>
-        <w:t>A</w:t>
-      </w:r>
-      <w:r>
-        <w:rPr>
-          <w:b/>
-        </w:rPr>
-        <w:t xml:space="preserve">gência </w:t>
-      </w:r>
-      <w:r>
-        <w:rPr>
-          <w:b/>
-        </w:rPr>
-        <w:t>p</w:t>
-      </w:r>
-      <w:r>
-        <w:rPr>
-          <w:b/>
-        </w:rPr>
-        <w:t xml:space="preserve">ara a </w:t>
-      </w:r>
-      <w:r>
-        <w:rPr>
-          <w:b/>
-        </w:rPr>
-        <w:t>R</w:t>
-      </w:r>
-      <w:r>
-        <w:rPr>
-          <w:b/>
-        </w:rPr>
-        <w:t xml:space="preserve">eforma </w:t>
-      </w:r>
-      <w:r>
-        <w:rPr>
-          <w:b/>
-        </w:rPr>
-        <w:t>T</w:t>
-      </w:r>
-      <w:r>
-        <w:rPr>
-          <w:b/>
-        </w:rPr>
-        <w:t xml:space="preserve">ecnológica do </w:t>
-      </w:r>
-      <w:r>
-        <w:rPr>
-          <w:b/>
-        </w:rPr>
-        <w:t>E</w:t>
-      </w:r>
-      <w:r>
-        <w:rPr>
-          <w:b/>
-        </w:rPr>
-        <w:t>stado</w:t>
-      </w:r>
-      <w:r>
-        <w:rPr>
-          <w:rFonts w:eastAsia="Calibri" w:cs="Calibri"/>
+          <w:caps/>
+          <w:color w:val="1A65FA"/>
+          <w:sz w:val="24"/>
+          <w:szCs w:val="24"/>
+          <w:lang w:eastAsia="pt-PT"/>
+        </w:rPr>
+      </w:pPr>
+      <w:bookmarkStart w:id="0" w:name="_Hlk106976595"/>
+      <w:r>
+        <w:rPr>
+          <w:rFonts w:ascii="Poppins" w:hAnsi="Poppins" w:cs="Poppins"/>
           <w:b/>
           <w:bCs/>
-          <w:spacing w:val="1"/>
-        </w:rPr>
-        <w:t>, IP,</w:t>
-      </w:r>
-      <w:r>
-        <w:rPr>
-          <w:rFonts w:eastAsia="Calibri" w:cs="Calibri"/>
-          <w:spacing w:val="1"/>
-        </w:rPr>
-        <w:t xml:space="preserve"> de ora em diante designada por </w:t>
-      </w:r>
-      <w:r>
-        <w:rPr>
-          <w:rFonts w:eastAsia="Calibri" w:cs="Calibri"/>
+          <w:caps/>
+          <w:color w:val="1A65FA"/>
+          <w:sz w:val="24"/>
+          <w:szCs w:val="24"/>
+          <w:lang w:eastAsia="pt-PT"/>
+        </w:rPr>
+        <w:t>PROTOCOLO</w:t>
+      </w:r>
+      <w:r>
+        <w:rPr>
+          <w:rFonts w:ascii="Poppins" w:hAnsi="Poppins" w:cs="Poppins"/>
           <w:b/>
           <w:bCs/>
-          <w:spacing w:val="1"/>
-        </w:rPr>
-        <w:t>ARTE</w:t>
-      </w:r>
-      <w:r>
-        <w:rPr>
-          <w:rFonts w:eastAsia="Calibri" w:cs="Calibri"/>
-          <w:spacing w:val="1"/>
-        </w:rPr>
-        <w:t xml:space="preserve"> ou </w:t>
-      </w:r>
-      <w:r>
-        <w:rPr>
-          <w:rFonts w:eastAsia="Calibri" w:cs="Calibri"/>
+          <w:caps/>
+          <w:color w:val="1A65FA"/>
+          <w:sz w:val="24"/>
+          <w:szCs w:val="24"/>
+          <w:lang w:eastAsia="pt-PT"/>
+        </w:rPr>
+        <w:t xml:space="preserve"> ENTRE A AGÊNCIA PARA A </w:t>
+      </w:r>
+      <w:r>
+        <w:rPr>
+          <w:rFonts w:ascii="Poppins" w:hAnsi="Poppins" w:cs="Poppins"/>
           <w:b/>
           <w:bCs/>
-          <w:spacing w:val="1"/>
-        </w:rPr>
-        <w:t>Primeira Outorgante</w:t>
-      </w:r>
-      <w:r>
-        <w:rPr>
-          <w:rFonts w:eastAsia="Calibri" w:cs="Calibri"/>
-          <w:spacing w:val="1"/>
-        </w:rPr>
-        <w:t xml:space="preserve">, com sede na Rua de Santa Marta, n.º 55 – 3.º, 1150-294 Lisboa, pessoa coletiva de direito público n.º 508 184 509, </w:t>
-      </w:r>
-      <w:bookmarkEnd w:id="0"/>
-      <w:r>
-        <w:rPr>
-          <w:rFonts w:eastAsia="Calibri" w:cs="Calibri"/>
-          <w:spacing w:val="1"/>
-        </w:rPr>
-        <w:t xml:space="preserve">neste ato </w:t>
-      </w:r>
-      <w:r>
-        <w:rPr>
-          <w:rFonts w:eastAsia="Calibri" w:cs="Calibri"/>
-          <w:spacing w:val="1"/>
-        </w:rPr>
-        <w:t xml:space="preserve">representada por </w:t>
-      </w:r>
-      <w:r>
-        <w:rPr>
-          <w:rFonts w:eastAsia="Calibri" w:cstheme="minorHAnsi"/>
-        </w:rPr>
-        <w:t>Manuel Inácio Veladas Dias</w:t>
-      </w:r>
-      <w:r>
-        <w:rPr>
-          <w:rFonts w:eastAsia="Calibri" w:cs="Calibri"/>
-          <w:spacing w:val="1"/>
-        </w:rPr>
-        <w:t>, na qualidade de Presidente do Conselho Diretivo, com poderes para o presente ato.</w:t>
-      </w:r>
-    </w:p>
-    <w:p>
-      <w:pPr>
-        <w:spacing w:after="0" w:line="360" w:lineRule="auto"/>
-        <w:ind w:left="-284" w:right="461"/>
-        <w:jc w:val="both"/>
-        <w:rPr>
-          <w:rFonts w:ascii="Calibri" w:eastAsia="Calibri" w:hAnsi="Calibri" w:cs="Times New Roman"/>
-        </w:rPr>
-      </w:pPr>
-      <w:r>
-        <w:rPr>
-          <w:rFonts w:ascii="Calibri" w:eastAsia="Calibri" w:hAnsi="Calibri" w:cs="Times New Roman"/>
-        </w:rPr>
-        <w:t>E</w:t>
-      </w:r>
-    </w:p>
-    <w:p>
-      <w:pPr>
-        <w:spacing w:after="120" w:line="360" w:lineRule="auto"/>
+          <w:caps/>
+          <w:color w:val="1A65FA"/>
+          <w:sz w:val="24"/>
+          <w:szCs w:val="24"/>
+          <w:lang w:eastAsia="pt-PT"/>
+        </w:rPr>
+        <w:t>REFORMA TECNOLÓGICA DO ESTADO</w:t>
+      </w:r>
+      <w:r>
+        <w:rPr>
+          <w:rFonts w:ascii="Poppins" w:hAnsi="Poppins" w:cs="Poppins"/>
+          <w:b/>
+          <w:bCs/>
+          <w:caps/>
+          <w:color w:val="1A65FA"/>
+          <w:sz w:val="24"/>
+          <w:szCs w:val="24"/>
+          <w:lang w:eastAsia="pt-PT"/>
+        </w:rPr>
+        <w:t>, I.P. E O […] PARA DISPONIBILIZAÇÃO DE AUTENTICAÇÃO E ASSINATURA ATRAVÉS DE CHAVE MÓVEL DIGITAL</w:t>
+      </w:r>
+    </w:p>
+    <w:p>
+      <w:pPr>
         <w:ind w:left="-284"/>
         <w:jc w:val="both"/>
         <w:rPr>
-          <w:rFonts w:ascii="Calibri" w:eastAsia="Calibri" w:hAnsi="Calibri" w:cs="Times New Roman"/>
-        </w:rPr>
-      </w:pPr>
-      <w:r>
-        <w:rPr>
-          <w:rFonts w:ascii="Calibri" w:eastAsia="Calibri" w:hAnsi="Calibri" w:cs="Times New Roman"/>
-        </w:rPr>
-        <w:t>O</w:t>
-      </w:r>
-      <w:r>
-        <w:rPr>
-          <w:rFonts w:ascii="Calibri" w:eastAsia="Calibri" w:hAnsi="Calibri" w:cs="Times New Roman"/>
-        </w:rPr>
-        <w:t xml:space="preserve"> </w:t>
-      </w:r>
-      <w:r>
-        <w:rPr>
-          <w:rFonts w:ascii="Calibri" w:eastAsia="Calibri" w:hAnsi="Calibri" w:cs="Times New Roman"/>
+          <w:rFonts w:ascii="Poppins" w:hAnsi="Poppins" w:cs="Poppins"/>
           <w:b/>
-        </w:rPr>
-        <w:t>___________</w:t>
-      </w:r>
-      <w:r>
-        <w:rPr>
-          <w:rFonts w:ascii="Calibri" w:eastAsia="Calibri" w:hAnsi="Calibri" w:cs="Times New Roman"/>
-        </w:rPr>
-        <w:t xml:space="preserve">, de ora em diante designado por </w:t>
-      </w:r>
-      <w:r>
-        <w:rPr>
-          <w:rFonts w:ascii="Calibri" w:eastAsia="Calibri" w:hAnsi="Calibri" w:cs="Times New Roman"/>
-          <w:b/>
-        </w:rPr>
-        <w:t>____</w:t>
-      </w:r>
-      <w:r>
-        <w:rPr>
-          <w:rFonts w:ascii="Calibri" w:eastAsia="Calibri" w:hAnsi="Calibri" w:cs="Times New Roman"/>
-        </w:rPr>
-        <w:t xml:space="preserve"> ou </w:t>
-      </w:r>
-      <w:r>
-        <w:rPr>
-          <w:rFonts w:ascii="Calibri" w:eastAsia="Calibri" w:hAnsi="Calibri" w:cs="Times New Roman"/>
-          <w:b/>
-        </w:rPr>
-        <w:t>Segundo Outorgante</w:t>
-      </w:r>
-      <w:r>
-        <w:rPr>
-          <w:rFonts w:ascii="Calibri" w:eastAsia="Calibri" w:hAnsi="Calibri" w:cs="Times New Roman"/>
-        </w:rPr>
-        <w:t>, com sede na _____________________, com o número de pessoa coletiva _______________, neste ato representado por _________________, na qualidade de _____________, com poderes para o presente ato.</w:t>
-      </w:r>
-    </w:p>
-    <w:p>
-      <w:pPr>
-        <w:spacing w:after="120" w:line="360" w:lineRule="auto"/>
-        <w:ind w:left="-284"/>
-        <w:jc w:val="both"/>
-        <w:rPr>
-          <w:rFonts w:ascii="Calibri" w:eastAsia="Calibri" w:hAnsi="Calibri" w:cs="Times New Roman"/>
-        </w:rPr>
-      </w:pPr>
-    </w:p>
-    <w:p>
-      <w:pPr>
-        <w:widowControl w:val="0"/>
-        <w:spacing w:after="120" w:line="360" w:lineRule="auto"/>
-        <w:ind w:left="-284"/>
-        <w:jc w:val="both"/>
-        <w:rPr>
-          <w:rFonts w:ascii="Calibri" w:eastAsia="Calibri" w:hAnsi="Calibri" w:cs="Times New Roman"/>
-        </w:rPr>
-      </w:pPr>
-      <w:r>
-        <w:rPr>
-          <w:rFonts w:ascii="Calibri" w:eastAsia="Calibri" w:hAnsi="Calibri" w:cs="Times New Roman"/>
-        </w:rPr>
-        <w:t>Considerando que:</w:t>
-      </w:r>
+          <w:bCs/>
+          <w:caps/>
+          <w:color w:val="1A65FA"/>
+          <w:sz w:val="24"/>
+          <w:szCs w:val="24"/>
+          <w:lang w:eastAsia="pt-PT"/>
+        </w:rPr>
+      </w:pPr>
     </w:p>
     <w:p>
       <w:pPr>
@@ -269,50 +93,389 @@
         <w:ind w:left="-283"/>
         <w:jc w:val="both"/>
         <w:rPr>
-          <w:rFonts w:ascii="Calibri" w:eastAsia="Calibri" w:hAnsi="Calibri" w:cs="Times New Roman"/>
-        </w:rPr>
-      </w:pPr>
-      <w:r>
-        <w:rPr>
-          <w:rFonts w:ascii="Calibri" w:eastAsia="Calibri" w:hAnsi="Calibri" w:cs="Times New Roman"/>
-        </w:rPr>
-        <w:t>a) A Lei n.º 37/2014, de 26 de junho, alterada pela Lei n.º 32/2017, de 1 de junho, pela Lei n.º 71/2018, de 31 de dezembro</w:t>
-      </w:r>
-      <w:r>
-        <w:rPr>
-          <w:rFonts w:ascii="Calibri" w:eastAsia="Calibri" w:hAnsi="Calibri" w:cs="Times New Roman"/>
-        </w:rPr>
-        <w:t xml:space="preserve">, </w:t>
-      </w:r>
-      <w:r>
-        <w:rPr>
-          <w:rFonts w:ascii="Calibri" w:eastAsia="Calibri" w:hAnsi="Calibri" w:cs="Times New Roman"/>
-        </w:rPr>
-        <w:t>pela Lei n.º 2/2020, de 31 de março</w:t>
-      </w:r>
-      <w:r>
-        <w:rPr>
-          <w:rFonts w:ascii="Calibri" w:eastAsia="Calibri" w:hAnsi="Calibri" w:cs="Times New Roman"/>
-        </w:rPr>
-        <w:t xml:space="preserve"> e pelo Decreto-Lei 88/2021 de 03 de novembro</w:t>
-      </w:r>
-      <w:r>
-        <w:rPr>
-          <w:rFonts w:ascii="Calibri" w:eastAsia="Calibri" w:hAnsi="Calibri" w:cs="Times New Roman"/>
-        </w:rPr>
-        <w:t xml:space="preserve">, prevê um sistema alternativo e voluntário de autenticação segura em sítios na Internet, mediante acordo celebrado com a </w:t>
-      </w:r>
-      <w:r>
-        <w:rPr>
-          <w:rFonts w:ascii="Calibri" w:eastAsia="Calibri" w:hAnsi="Calibri" w:cs="Times New Roman"/>
+          <w:rFonts w:ascii="Poppins" w:eastAsia="Calibri" w:hAnsi="Poppins" w:cs="Poppins"/>
+          <w:sz w:val="20"/>
+          <w:szCs w:val="20"/>
+        </w:rPr>
+      </w:pPr>
+      <w:r>
+        <w:rPr>
+          <w:rFonts w:ascii="Poppins" w:eastAsia="Calibri" w:hAnsi="Poppins" w:cs="Poppins"/>
+          <w:sz w:val="20"/>
+          <w:szCs w:val="20"/>
+        </w:rPr>
+        <w:t>Entre a</w:t>
+      </w:r>
+      <w:r>
+        <w:rPr>
+          <w:rFonts w:ascii="Poppins" w:eastAsia="Calibri" w:hAnsi="Poppins" w:cs="Poppins"/>
+          <w:sz w:val="20"/>
+          <w:szCs w:val="20"/>
+        </w:rPr>
+        <w:t xml:space="preserve"> </w:t>
+      </w:r>
+      <w:r>
+        <w:rPr>
+          <w:rFonts w:ascii="Poppins" w:eastAsia="Calibri" w:hAnsi="Poppins" w:cs="Poppins"/>
+          <w:b/>
+          <w:sz w:val="20"/>
+          <w:szCs w:val="20"/>
+        </w:rPr>
+        <w:t xml:space="preserve">Agência para a </w:t>
+      </w:r>
+      <w:r>
+        <w:rPr>
+          <w:rFonts w:ascii="Poppins" w:eastAsia="Calibri" w:hAnsi="Poppins" w:cs="Poppins"/>
+          <w:b/>
+          <w:sz w:val="20"/>
+          <w:szCs w:val="20"/>
+        </w:rPr>
+        <w:t>Reforma Tecnológica do Estado</w:t>
+      </w:r>
+      <w:r>
+        <w:rPr>
+          <w:rFonts w:ascii="Poppins" w:eastAsia="Calibri" w:hAnsi="Poppins" w:cs="Poppins"/>
+          <w:b/>
+          <w:sz w:val="20"/>
+          <w:szCs w:val="20"/>
+        </w:rPr>
+        <w:t>, I.P.</w:t>
+      </w:r>
+      <w:r>
+        <w:rPr>
+          <w:rFonts w:ascii="Poppins" w:eastAsia="Calibri" w:hAnsi="Poppins" w:cs="Poppins"/>
+          <w:sz w:val="20"/>
+          <w:szCs w:val="20"/>
+        </w:rPr>
+        <w:t xml:space="preserve">, de ora em diante designada por </w:t>
+      </w:r>
+      <w:r>
+        <w:rPr>
+          <w:rFonts w:ascii="Poppins" w:eastAsia="Calibri" w:hAnsi="Poppins" w:cs="Poppins"/>
+          <w:b/>
+          <w:sz w:val="20"/>
+          <w:szCs w:val="20"/>
         </w:rPr>
         <w:t>ARTE</w:t>
       </w:r>
       <w:r>
         <w:rPr>
-          <w:rFonts w:ascii="Calibri" w:eastAsia="Calibri" w:hAnsi="Calibri" w:cs="Times New Roman"/>
+          <w:rFonts w:ascii="Poppins" w:eastAsia="Calibri" w:hAnsi="Poppins" w:cs="Poppins"/>
+          <w:sz w:val="20"/>
+          <w:szCs w:val="20"/>
+        </w:rPr>
+        <w:t xml:space="preserve"> ou </w:t>
+      </w:r>
+      <w:r>
+        <w:rPr>
+          <w:rFonts w:ascii="Poppins" w:eastAsia="Calibri" w:hAnsi="Poppins" w:cs="Poppins"/>
+          <w:b/>
+          <w:sz w:val="20"/>
+          <w:szCs w:val="20"/>
+        </w:rPr>
+        <w:t>Primeira Outorgante</w:t>
+      </w:r>
+      <w:r>
+        <w:rPr>
+          <w:rFonts w:ascii="Poppins" w:eastAsia="Calibri" w:hAnsi="Poppins" w:cs="Poppins"/>
+          <w:sz w:val="20"/>
+          <w:szCs w:val="20"/>
+        </w:rPr>
+        <w:t xml:space="preserve">, com sede na Rua de Santa Marta, n.º 55 – 3.º, em 1150-294 Lisboa, pessoa coletiva de direito público n.º 508 184 509, neste ato representada por </w:t>
+      </w:r>
+      <w:r>
+        <w:rPr>
+          <w:rFonts w:ascii="Poppins" w:hAnsi="Poppins" w:cs="Poppins"/>
+          <w:sz w:val="20"/>
+          <w:szCs w:val="20"/>
+        </w:rPr>
+        <w:t>Manuel Inácio Veladas Dias</w:t>
+      </w:r>
+      <w:r>
+        <w:rPr>
+          <w:rFonts w:ascii="Poppins" w:eastAsia="Calibri" w:hAnsi="Poppins" w:cs="Poppins"/>
+          <w:sz w:val="20"/>
+          <w:szCs w:val="20"/>
+        </w:rPr>
+        <w:t>, na qualidade de Presidente do Conselho Diretivo, com poderes para o ato.</w:t>
+      </w:r>
+    </w:p>
+    <w:p>
+      <w:pPr>
+        <w:widowControl w:val="0"/>
+        <w:spacing w:after="120" w:line="360" w:lineRule="auto"/>
+        <w:ind w:left="-284"/>
+        <w:rPr>
+          <w:rFonts w:ascii="Poppins" w:eastAsia="Calibri" w:hAnsi="Poppins" w:cs="Poppins"/>
+          <w:sz w:val="20"/>
+          <w:szCs w:val="20"/>
+        </w:rPr>
+      </w:pPr>
+      <w:r>
+        <w:rPr>
+          <w:rFonts w:ascii="Poppins" w:eastAsia="Calibri" w:hAnsi="Poppins" w:cs="Poppins"/>
+          <w:sz w:val="20"/>
+          <w:szCs w:val="20"/>
+        </w:rPr>
+        <w:t>E</w:t>
+      </w:r>
+    </w:p>
+    <w:p>
+      <w:pPr>
+        <w:spacing w:after="120" w:line="360" w:lineRule="auto"/>
+        <w:ind w:left="-284"/>
+        <w:rPr>
+          <w:rFonts w:ascii="Poppins" w:eastAsia="Calibri" w:hAnsi="Poppins" w:cs="Poppins"/>
+          <w:sz w:val="20"/>
+          <w:szCs w:val="20"/>
+        </w:rPr>
+      </w:pPr>
+      <w:r>
+        <w:rPr>
+          <w:rFonts w:ascii="Poppins" w:eastAsia="Calibri" w:hAnsi="Poppins" w:cs="Poppins"/>
+          <w:sz w:val="20"/>
+          <w:szCs w:val="20"/>
+        </w:rPr>
+        <w:t xml:space="preserve">O </w:t>
+      </w:r>
+      <w:r>
+        <w:rPr>
+          <w:rFonts w:ascii="Poppins" w:eastAsia="Calibri" w:hAnsi="Poppins" w:cs="Poppins"/>
+          <w:b/>
+          <w:sz w:val="20"/>
+          <w:szCs w:val="20"/>
+        </w:rPr>
+        <w:t>___________</w:t>
+      </w:r>
+      <w:r>
+        <w:rPr>
+          <w:rFonts w:ascii="Poppins" w:eastAsia="Calibri" w:hAnsi="Poppins" w:cs="Poppins"/>
+          <w:sz w:val="20"/>
+          <w:szCs w:val="20"/>
+        </w:rPr>
+        <w:t xml:space="preserve">, de ora em diante designado por </w:t>
+      </w:r>
+      <w:r>
+        <w:rPr>
+          <w:rFonts w:ascii="Poppins" w:eastAsia="Calibri" w:hAnsi="Poppins" w:cs="Poppins"/>
+          <w:b/>
+          <w:sz w:val="20"/>
+          <w:szCs w:val="20"/>
+        </w:rPr>
+        <w:t>____</w:t>
+      </w:r>
+      <w:r>
+        <w:rPr>
+          <w:rFonts w:ascii="Poppins" w:eastAsia="Calibri" w:hAnsi="Poppins" w:cs="Poppins"/>
+          <w:sz w:val="20"/>
+          <w:szCs w:val="20"/>
+        </w:rPr>
+        <w:t xml:space="preserve"> ou </w:t>
+      </w:r>
+      <w:r>
+        <w:rPr>
+          <w:rFonts w:ascii="Poppins" w:eastAsia="Calibri" w:hAnsi="Poppins" w:cs="Poppins"/>
+          <w:b/>
+          <w:sz w:val="20"/>
+          <w:szCs w:val="20"/>
+        </w:rPr>
+        <w:t>Segundo Outorgante</w:t>
+      </w:r>
+      <w:r>
+        <w:rPr>
+          <w:rFonts w:ascii="Poppins" w:eastAsia="Calibri" w:hAnsi="Poppins" w:cs="Poppins"/>
+          <w:sz w:val="20"/>
+          <w:szCs w:val="20"/>
+        </w:rPr>
+        <w:t>, com sede na _____________________, com o número de pessoa coletiva _______________, neste ato representado por _________________, na qualidade de _____________, com poderes para o presente ato.</w:t>
+      </w:r>
+    </w:p>
+    <w:p>
+      <w:pPr>
+        <w:spacing w:after="120" w:line="360" w:lineRule="auto"/>
+        <w:ind w:left="-284"/>
+        <w:rPr>
+          <w:rFonts w:ascii="Poppins" w:eastAsia="Calibri" w:hAnsi="Poppins" w:cs="Poppins"/>
+          <w:sz w:val="20"/>
+          <w:szCs w:val="20"/>
+        </w:rPr>
+      </w:pPr>
+    </w:p>
+    <w:p>
+      <w:pPr>
+        <w:widowControl w:val="0"/>
+        <w:spacing w:after="120" w:line="360" w:lineRule="auto"/>
+        <w:ind w:left="-284"/>
+        <w:rPr>
+          <w:rFonts w:ascii="Poppins" w:eastAsia="Calibri" w:hAnsi="Poppins" w:cs="Poppins"/>
+          <w:sz w:val="20"/>
+          <w:szCs w:val="20"/>
+        </w:rPr>
+      </w:pPr>
+      <w:r>
+        <w:rPr>
+          <w:rFonts w:ascii="Poppins" w:eastAsia="Calibri" w:hAnsi="Poppins" w:cs="Poppins"/>
+          <w:sz w:val="20"/>
+          <w:szCs w:val="20"/>
+        </w:rPr>
+        <w:t>Considerando que:</w:t>
+      </w:r>
+    </w:p>
+    <w:p>
+      <w:pPr>
+        <w:widowControl w:val="0"/>
+        <w:spacing w:after="120" w:line="360" w:lineRule="auto"/>
+        <w:ind w:left="-283"/>
+        <w:rPr>
+          <w:rFonts w:ascii="Poppins" w:eastAsia="Calibri" w:hAnsi="Poppins" w:cs="Poppins"/>
+          <w:sz w:val="20"/>
+          <w:szCs w:val="20"/>
+        </w:rPr>
+      </w:pPr>
+      <w:r>
+        <w:rPr>
+          <w:rFonts w:ascii="Poppins" w:eastAsia="Calibri" w:hAnsi="Poppins" w:cs="Poppins"/>
+          <w:sz w:val="20"/>
+          <w:szCs w:val="20"/>
+        </w:rPr>
+        <w:t xml:space="preserve">a) A Lei n.º 37/2014, de 26 de junho, alterada pela Lei n.º 32/2017, de 1 de junho, pela Lei n.º 71/2018, de 31 de dezembro, pela Lei n.º 2/2020, de 31 de março e pelo Decreto-Lei 88/2021 de 03 de novembro, prevê um sistema alternativo e voluntário de autenticação segura em sítios na Internet, mediante acordo celebrado com a </w:t>
+      </w:r>
+      <w:r>
+        <w:rPr>
+          <w:rFonts w:ascii="Poppins" w:eastAsia="Calibri" w:hAnsi="Poppins" w:cs="Poppins"/>
+          <w:sz w:val="20"/>
+          <w:szCs w:val="20"/>
+        </w:rPr>
+        <w:t>ARTE</w:t>
+      </w:r>
+      <w:r>
+        <w:rPr>
+          <w:rFonts w:ascii="Poppins" w:eastAsia="Calibri" w:hAnsi="Poppins" w:cs="Poppins"/>
+          <w:sz w:val="20"/>
+          <w:szCs w:val="20"/>
         </w:rPr>
         <w:t>, denominado Chave Móvel Digital;</w:t>
+      </w:r>
+    </w:p>
+    <w:p>
+      <w:pPr>
+        <w:widowControl w:val="0"/>
+        <w:spacing w:after="120" w:line="360" w:lineRule="auto"/>
+        <w:ind w:left="-283"/>
+        <w:rPr>
+          <w:rFonts w:ascii="Poppins" w:eastAsia="Calibri" w:hAnsi="Poppins" w:cs="Poppins"/>
+          <w:sz w:val="20"/>
+          <w:szCs w:val="20"/>
+        </w:rPr>
+      </w:pPr>
+      <w:r>
+        <w:rPr>
+          <w:rFonts w:ascii="Poppins" w:eastAsia="Calibri" w:hAnsi="Poppins" w:cs="Poppins"/>
+          <w:sz w:val="20"/>
+          <w:szCs w:val="20"/>
+        </w:rPr>
+        <w:t xml:space="preserve">b) </w:t>
+      </w:r>
+      <w:r>
+        <w:rPr>
+          <w:rFonts w:ascii="Poppins" w:hAnsi="Poppins" w:cs="Poppins"/>
+          <w:sz w:val="20"/>
+          <w:szCs w:val="20"/>
+        </w:rPr>
+        <w:t>Nos termos desta disciplina legal a todo o cidadão, é permitida a associação do seu número de identificação civil ou, no caso de cidadão estrangeiro, do número de passaporte ou do número de identificação fiscal a um único número de telemóvel, podendo também associar o seu endereço de correio eletrónico</w:t>
+      </w:r>
+      <w:r>
+        <w:rPr>
+          <w:rFonts w:ascii="Poppins" w:eastAsia="Calibri" w:hAnsi="Poppins" w:cs="Poppins"/>
+          <w:sz w:val="20"/>
+          <w:szCs w:val="20"/>
+        </w:rPr>
+        <w:t>;</w:t>
+      </w:r>
+    </w:p>
+    <w:p>
+      <w:pPr>
+        <w:widowControl w:val="0"/>
+        <w:spacing w:after="120" w:line="360" w:lineRule="auto"/>
+        <w:ind w:left="-283"/>
+        <w:rPr>
+          <w:rFonts w:ascii="Poppins" w:hAnsi="Poppins" w:cs="Poppins"/>
+          <w:sz w:val="20"/>
+          <w:szCs w:val="20"/>
+        </w:rPr>
+      </w:pPr>
+      <w:r>
+        <w:rPr>
+          <w:rFonts w:ascii="Poppins" w:hAnsi="Poppins" w:cs="Poppins"/>
+          <w:sz w:val="20"/>
+          <w:szCs w:val="20"/>
+        </w:rPr>
+        <w:t xml:space="preserve">c) Nos termos do n.º 13.º do artigo 2.º do referido diploma legal, com a CMD é ainda emitido um certificado qualificado para assinatura eletrónica qualificada de ativação facultativa, por </w:t>
+      </w:r>
+      <w:r>
+        <w:rPr>
+          <w:rFonts w:ascii="Poppins" w:hAnsi="Poppins" w:cs="Poppins"/>
+          <w:sz w:val="20"/>
+          <w:szCs w:val="20"/>
+        </w:rPr>
+        <w:lastRenderedPageBreak/>
+        <w:t>cidadãos de idade igual ou superior a 16 anos, que não se encontrem interditos ou inabilitados;</w:t>
+      </w:r>
+    </w:p>
+    <w:p>
+      <w:pPr>
+        <w:widowControl w:val="0"/>
+        <w:spacing w:after="120" w:line="360" w:lineRule="auto"/>
+        <w:ind w:left="-283"/>
+        <w:rPr>
+          <w:rFonts w:ascii="Poppins" w:hAnsi="Poppins" w:cs="Poppins"/>
+          <w:sz w:val="20"/>
+          <w:szCs w:val="20"/>
+        </w:rPr>
+      </w:pPr>
+      <w:r>
+        <w:rPr>
+          <w:rFonts w:ascii="Poppins" w:hAnsi="Poppins" w:cs="Poppins"/>
+          <w:sz w:val="20"/>
+          <w:szCs w:val="20"/>
+        </w:rPr>
+        <w:t xml:space="preserve">d) A </w:t>
+      </w:r>
+      <w:r>
+        <w:rPr>
+          <w:rFonts w:ascii="Poppins" w:hAnsi="Poppins" w:cs="Poppins"/>
+          <w:sz w:val="20"/>
+          <w:szCs w:val="20"/>
+        </w:rPr>
+        <w:t>ARTE</w:t>
+      </w:r>
+      <w:r>
+        <w:rPr>
+          <w:rFonts w:ascii="Poppins" w:hAnsi="Poppins" w:cs="Poppins"/>
+          <w:sz w:val="20"/>
+          <w:szCs w:val="20"/>
+        </w:rPr>
+        <w:t>, é a entidade responsável pelo tratamento dos dados pessoais, bem como pela gestão e segurança da infraestrutura tecnológica que suporta a Chave Móvel Digital, nomeadamente o sistema de geração e envio dos códigos numéricos de utilização única e temporária, nos termos do n.º 8 do artigo 2.º da Lei n.º 37/2014, de 26 de junho, na sua redação atual;</w:t>
+      </w:r>
+    </w:p>
+    <w:p>
+      <w:pPr>
+        <w:widowControl w:val="0"/>
+        <w:spacing w:after="120" w:line="360" w:lineRule="auto"/>
+        <w:ind w:left="-283"/>
+        <w:rPr>
+          <w:rFonts w:ascii="Poppins" w:hAnsi="Poppins" w:cs="Poppins"/>
+          <w:sz w:val="20"/>
+          <w:szCs w:val="20"/>
+        </w:rPr>
+      </w:pPr>
+      <w:r>
+        <w:rPr>
+          <w:rFonts w:ascii="Poppins" w:hAnsi="Poppins" w:cs="Poppins"/>
+          <w:sz w:val="20"/>
+          <w:szCs w:val="20"/>
+        </w:rPr>
+        <w:t>e) O _________ tem como missão ____________ e, na prossecução das suas atribuições, pretende disponibilizar a Chave Móvel Digital como meio alternativo e voluntário de autenticação nos seus sítios da Internet, bem como para permitir a assinatura eletrónica digital dos seus clientes no âmbito dos serviços por si prestados;</w:t>
       </w:r>
     </w:p>
     <w:p>
@@ -322,23 +485,42 @@
         <w:ind w:left="-283"/>
         <w:jc w:val="both"/>
         <w:rPr>
-          <w:rFonts w:ascii="Calibri" w:eastAsia="Calibri" w:hAnsi="Calibri" w:cs="Times New Roman"/>
-        </w:rPr>
-      </w:pPr>
-      <w:r>
-        <w:rPr>
-          <w:rFonts w:ascii="Calibri" w:eastAsia="Calibri" w:hAnsi="Calibri" w:cs="Times New Roman"/>
-        </w:rPr>
-        <w:t xml:space="preserve">b) </w:t>
-      </w:r>
-      <w:r>
-        <w:t>Nos termos desta disciplina legal a todo o cidadão, é permitida a associação do seu número de identificação civil ou, no caso de cidadão estrangeiro, do número de passaporte ou do número de identificação fiscal a um único número de telemóvel, podendo também associar o seu endereço de correio eletrónico</w:t>
-      </w:r>
-      <w:r>
-        <w:rPr>
-          <w:rFonts w:ascii="Calibri" w:eastAsia="Calibri" w:hAnsi="Calibri" w:cs="Times New Roman"/>
-        </w:rPr>
-        <w:t>;</w:t>
+          <w:rFonts w:ascii="Poppins" w:hAnsi="Poppins" w:cs="Poppins"/>
+          <w:sz w:val="20"/>
+          <w:szCs w:val="20"/>
+        </w:rPr>
+      </w:pPr>
+      <w:r>
+        <w:rPr>
+          <w:rFonts w:ascii="Poppins" w:hAnsi="Poppins" w:cs="Poppins"/>
+          <w:sz w:val="20"/>
+          <w:szCs w:val="20"/>
+        </w:rPr>
+        <w:t>f) Nos termos do n.º 11 do artigo 2.º da Lei n.º 37/2014, de 26 de junho, na sua redação atual, e do n.º 2 do artigo 11.º da Portaria n.º 77/2018, de 16 de março, as entidades públicas devem privilegiar a utilização da Chave Móvel Digital</w:t>
+      </w:r>
+      <w:r>
+        <w:rPr>
+          <w:rFonts w:ascii="Poppins" w:hAnsi="Poppins" w:cs="Poppins"/>
+          <w:sz w:val="20"/>
+          <w:szCs w:val="20"/>
+        </w:rPr>
+        <w:t xml:space="preserve"> como modo de autenticação dos cidadãos nos respetivos sistemas e sítios da Internet, celebrando para o efeito protocolo com a </w:t>
+      </w:r>
+      <w:r>
+        <w:rPr>
+          <w:rFonts w:ascii="Poppins" w:hAnsi="Poppins" w:cs="Poppins"/>
+          <w:sz w:val="20"/>
+          <w:szCs w:val="20"/>
+        </w:rPr>
+        <w:t>ARTE</w:t>
+      </w:r>
+      <w:r>
+        <w:rPr>
+          <w:rFonts w:ascii="Poppins" w:hAnsi="Poppins" w:cs="Poppins"/>
+          <w:sz w:val="20"/>
+          <w:szCs w:val="20"/>
+        </w:rPr>
+        <w:t>, isento de custos;</w:t>
       </w:r>
     </w:p>
     <w:p>
@@ -347,10 +529,49 @@
         <w:spacing w:after="120" w:line="360" w:lineRule="auto"/>
         <w:ind w:left="-283"/>
         <w:jc w:val="both"/>
-      </w:pPr>
-      <w:r>
-        <w:t>c) Nos termos do n.º 13.º do artigo 2.º do referido diploma legal, com a CMD é ainda emitido um certificado qualificado para assinatura eletrónica qualificada de ativação facultativa, por cidadãos de idade igual ou superior a 16 anos, que não se encontrem interditos ou inabilitados;</w:t>
-      </w:r>
+        <w:rPr>
+          <w:rFonts w:ascii="Poppins" w:hAnsi="Poppins" w:cs="Poppins"/>
+          <w:sz w:val="20"/>
+          <w:szCs w:val="20"/>
+        </w:rPr>
+      </w:pPr>
+      <w:r>
+        <w:rPr>
+          <w:rFonts w:ascii="Poppins" w:hAnsi="Poppins" w:cs="Poppins"/>
+          <w:sz w:val="20"/>
+          <w:szCs w:val="20"/>
+        </w:rPr>
+        <w:t>g) As prestações objeto do presente protocolo não estão nem são suscetíveis de estar submetidas à concorrência de mercado, designadamente em razão da sua natureza e das suas características, bem como da posição relativa das partes no contrato e do contexto da sua própria formação, uma vez que a A</w:t>
+      </w:r>
+      <w:r>
+        <w:rPr>
+          <w:rFonts w:ascii="Poppins" w:hAnsi="Poppins" w:cs="Poppins"/>
+          <w:sz w:val="20"/>
+          <w:szCs w:val="20"/>
+        </w:rPr>
+        <w:t>RTE</w:t>
+      </w:r>
+      <w:r>
+        <w:rPr>
+          <w:rFonts w:ascii="Poppins" w:hAnsi="Poppins" w:cs="Poppins"/>
+          <w:sz w:val="20"/>
+          <w:szCs w:val="20"/>
+        </w:rPr>
+        <w:t xml:space="preserve"> detém a competência exclusiva no âmbito da gestão da infraestrutura tecnológica que suporta a Chave Móvel Digital, tratando-se de contratação excluída dos procedimentos de formação de contratos públicos, nos termos do n.º 1 e 2 do artigo 5.º do Código dos Contratos Públicos.</w:t>
+      </w:r>
+    </w:p>
+    <w:p>
+      <w:pPr>
+        <w:widowControl w:val="0"/>
+        <w:spacing w:after="120" w:line="360" w:lineRule="auto"/>
+        <w:ind w:left="-283"/>
+        <w:jc w:val="center"/>
+        <w:rPr>
+          <w:rFonts w:ascii="Poppins" w:hAnsi="Poppins" w:cs="Poppins"/>
+          <w:sz w:val="20"/>
+          <w:szCs w:val="20"/>
+        </w:rPr>
+      </w:pPr>
     </w:p>
     <w:p>
       <w:pPr>
@@ -358,30 +579,80 @@
         <w:spacing w:after="120" w:line="360" w:lineRule="auto"/>
         <w:ind w:left="-283"/>
         <w:jc w:val="both"/>
-      </w:pPr>
-      <w:r>
-        <w:t>d</w:t>
-      </w:r>
-      <w:r>
-        <w:t xml:space="preserve">) </w:t>
-      </w:r>
-      <w:r>
-        <w:t>A</w:t>
-      </w:r>
-      <w:r>
-        <w:t xml:space="preserve"> </w:t>
-      </w:r>
-      <w:r>
-        <w:t>ARTE</w:t>
-      </w:r>
-      <w:r>
-        <w:t xml:space="preserve">, é a entidade responsável </w:t>
-      </w:r>
-      <w:r>
-        <w:t xml:space="preserve">pelo tratamento dos dados pessoais, bem como </w:t>
-      </w:r>
-      <w:r>
-        <w:t>pela gestão e segurança da infraestrutura tecnológica que suporta a Chave Móvel Digital, nomeadamente o sistema de geração e envio dos códigos numéricos de utilização única e temporária, nos termos do n.º 8 do artigo 2.º da Lei n.º 37/2014, de 26 de junho, na sua redação atual;</w:t>
+        <w:rPr>
+          <w:rFonts w:ascii="Poppins" w:hAnsi="Poppins" w:cs="Poppins"/>
+          <w:sz w:val="20"/>
+          <w:szCs w:val="20"/>
+        </w:rPr>
+      </w:pPr>
+      <w:r>
+        <w:rPr>
+          <w:rFonts w:ascii="Poppins" w:hAnsi="Poppins" w:cs="Poppins"/>
+          <w:sz w:val="20"/>
+          <w:szCs w:val="20"/>
+        </w:rPr>
+        <w:t>É celebrado, e reciprocamente aceite, o presente protocolo, nos termos e para os efeitos enunciados do n.º 11 do artigo 2.º da Lei n.º 37/2014, de 26 de junho, na sua redação atual, que se rege pelas seguintes cláusulas:</w:t>
+      </w:r>
+    </w:p>
+    <w:p>
+      <w:pPr>
+        <w:widowControl w:val="0"/>
+        <w:spacing w:after="0" w:line="360" w:lineRule="auto"/>
+        <w:ind w:left="-284"/>
+        <w:jc w:val="center"/>
+        <w:rPr>
+          <w:rFonts w:ascii="Poppins" w:hAnsi="Poppins" w:cs="Poppins"/>
+          <w:b/>
+          <w:sz w:val="20"/>
+          <w:szCs w:val="20"/>
+        </w:rPr>
+      </w:pPr>
+    </w:p>
+    <w:p>
+      <w:pPr>
+        <w:widowControl w:val="0"/>
+        <w:spacing w:after="0" w:line="360" w:lineRule="auto"/>
+        <w:ind w:left="-284"/>
+        <w:jc w:val="center"/>
+        <w:rPr>
+          <w:rFonts w:ascii="Poppins" w:hAnsi="Poppins" w:cs="Poppins"/>
+          <w:b/>
+          <w:sz w:val="20"/>
+          <w:szCs w:val="20"/>
+        </w:rPr>
+      </w:pPr>
+      <w:r>
+        <w:rPr>
+          <w:rFonts w:ascii="Poppins" w:hAnsi="Poppins" w:cs="Poppins"/>
+          <w:b/>
+          <w:sz w:val="20"/>
+          <w:szCs w:val="20"/>
+        </w:rPr>
+        <w:lastRenderedPageBreak/>
+        <w:t>Cláusula 1.ª</w:t>
+      </w:r>
+    </w:p>
+    <w:p>
+      <w:pPr>
+        <w:widowControl w:val="0"/>
+        <w:spacing w:after="0" w:line="360" w:lineRule="auto"/>
+        <w:ind w:left="-283"/>
+        <w:jc w:val="center"/>
+        <w:rPr>
+          <w:rFonts w:ascii="Poppins" w:hAnsi="Poppins" w:cs="Poppins"/>
+          <w:b/>
+          <w:sz w:val="20"/>
+          <w:szCs w:val="20"/>
+        </w:rPr>
+      </w:pPr>
+      <w:r>
+        <w:rPr>
+          <w:rFonts w:ascii="Poppins" w:hAnsi="Poppins" w:cs="Poppins"/>
+          <w:b/>
+          <w:sz w:val="20"/>
+          <w:szCs w:val="20"/>
+        </w:rPr>
+        <w:t>Objeto</w:t>
       </w:r>
     </w:p>
     <w:p>
@@ -390,101 +661,19 @@
         <w:spacing w:after="120" w:line="360" w:lineRule="auto"/>
         <w:ind w:left="-283"/>
         <w:jc w:val="both"/>
-      </w:pPr>
-      <w:r>
-        <w:lastRenderedPageBreak/>
-        <w:t>e</w:t>
-      </w:r>
-      <w:r>
-        <w:t>) O _________ tem como missão ____________ e</w:t>
-      </w:r>
-      <w:r>
-        <w:t xml:space="preserve">, na prossecução das suas atribuições, </w:t>
-      </w:r>
-      <w:r>
-        <w:t xml:space="preserve">pretende disponibilizar a Chave Móvel Digital </w:t>
-      </w:r>
-      <w:r>
-        <w:t>como meio alternativo e voluntário de</w:t>
-      </w:r>
-      <w:r>
-        <w:t xml:space="preserve"> autenticação nos seus sítios da Internet</w:t>
-      </w:r>
-      <w:r>
-        <w:t>,</w:t>
-      </w:r>
-      <w:r>
-        <w:t xml:space="preserve"> </w:t>
-      </w:r>
-      <w:r>
-        <w:t>bem como para permitir a assinatura eletrónica digital dos seus clientes no âmbit</w:t>
-      </w:r>
-      <w:r>
-        <w:t>o dos serviços por si prestados</w:t>
-      </w:r>
-      <w:r>
-        <w:t>;</w:t>
-      </w:r>
-    </w:p>
-    <w:p>
-      <w:pPr>
-        <w:widowControl w:val="0"/>
-        <w:spacing w:after="120" w:line="360" w:lineRule="auto"/>
-        <w:ind w:left="-283"/>
-        <w:jc w:val="both"/>
-      </w:pPr>
-      <w:r>
-        <w:t>f</w:t>
-      </w:r>
-      <w:r>
-        <w:t>) Nos termos do n.º 1</w:t>
-      </w:r>
-      <w:r>
-        <w:t>1</w:t>
-      </w:r>
-      <w:r>
-        <w:t xml:space="preserve"> do artigo 2.º da Lei n.º 37/2014, de 26 de junho, na sua redação atual, e do n.º 2 do artigo 11.º da Portaria n.º 77/2018, de 16 de março, as entidades públicas devem privilegiar a utilização da Chave Móvel Digital como modo de autenticação dos cidadãos nos respetivos sistemas e sítios da Internet, celebrando para o efeito protocolo com a </w:t>
-      </w:r>
-      <w:r>
-        <w:t>ARTE</w:t>
-      </w:r>
-      <w:r>
-        <w:t>, isento de custos;</w:t>
-      </w:r>
-    </w:p>
-    <w:p>
-      <w:pPr>
-        <w:widowControl w:val="0"/>
-        <w:spacing w:after="120" w:line="360" w:lineRule="auto"/>
-        <w:ind w:left="-283"/>
-        <w:jc w:val="both"/>
-      </w:pPr>
-      <w:r>
-        <w:t>g</w:t>
-      </w:r>
-      <w:r>
-        <w:t xml:space="preserve">) </w:t>
-      </w:r>
-      <w:r>
-        <w:t xml:space="preserve">As prestações objeto do presente protocolo não estão nem são suscetíveis de estar submetidas à concorrência de mercado, designadamente em razão da sua natureza e das suas características, bem como da posição relativa das partes no contrato e do contexto da sua própria formação, uma vez que a </w:t>
-      </w:r>
-      <w:r>
-        <w:t>ARTE</w:t>
-      </w:r>
-      <w:r>
-        <w:t xml:space="preserve"> </w:t>
-      </w:r>
-      <w:r>
-        <w:t xml:space="preserve">detém </w:t>
-      </w:r>
-      <w:r>
-        <w:t xml:space="preserve">a competência exclusiva no âmbito da gestão da infraestrutura tecnológica que suporta a Chave Móvel Digital, tratando-se de contratação excluída dos procedimentos de formação de contratos públicos, nos termos do </w:t>
-      </w:r>
-      <w:r>
-        <w:t xml:space="preserve">n.º 1 e 2 do </w:t>
-      </w:r>
-      <w:r>
-        <w:t>artigo 5.º do Código dos Contratos Públicos.</w:t>
+        <w:rPr>
+          <w:rFonts w:ascii="Poppins" w:hAnsi="Poppins" w:cs="Poppins"/>
+          <w:sz w:val="20"/>
+          <w:szCs w:val="20"/>
+        </w:rPr>
+      </w:pPr>
+      <w:r>
+        <w:rPr>
+          <w:rFonts w:ascii="Poppins" w:hAnsi="Poppins" w:cs="Poppins"/>
+          <w:sz w:val="20"/>
+          <w:szCs w:val="20"/>
+        </w:rPr>
+        <w:t>O presente protocolo tem por objeto a definição das regras que visam permitir a autenticação e assinatura através da Chave Móvel Digital, como meio seguro, nos sítios de internet e aplicações indicados pelo Segundo Outorgante.</w:t>
       </w:r>
     </w:p>
     <w:p>
@@ -493,24 +682,12 @@
         <w:spacing w:after="120" w:line="360" w:lineRule="auto"/>
         <w:ind w:left="-283"/>
         <w:jc w:val="center"/>
-      </w:pPr>
-    </w:p>
-    <w:p>
-      <w:pPr>
-        <w:widowControl w:val="0"/>
-        <w:spacing w:after="120" w:line="360" w:lineRule="auto"/>
-        <w:ind w:left="-283"/>
-        <w:jc w:val="both"/>
-      </w:pPr>
-      <w:r>
-        <w:t>É celebrado, e reciprocamente aceite, o presente protocolo, nos termos e para os efeitos enunciados do n.º 1</w:t>
-      </w:r>
-      <w:r>
-        <w:t>1</w:t>
-      </w:r>
-      <w:r>
-        <w:t xml:space="preserve"> do artigo 2.º da Lei n.º 37/2014, de 26 de junho, na sua redação atual, que se rege pelas seguintes cláusulas:</w:t>
-      </w:r>
+        <w:rPr>
+          <w:rFonts w:ascii="Poppins" w:hAnsi="Poppins" w:cs="Poppins"/>
+          <w:sz w:val="20"/>
+          <w:szCs w:val="20"/>
+        </w:rPr>
+      </w:pPr>
     </w:p>
     <w:p>
       <w:pPr>
@@ -519,9 +696,244 @@
         <w:ind w:left="-284"/>
         <w:jc w:val="center"/>
         <w:rPr>
+          <w:rFonts w:ascii="Poppins" w:hAnsi="Poppins" w:cs="Poppins"/>
           <w:b/>
-        </w:rPr>
-      </w:pPr>
+          <w:sz w:val="20"/>
+          <w:szCs w:val="20"/>
+        </w:rPr>
+      </w:pPr>
+      <w:r>
+        <w:rPr>
+          <w:rFonts w:ascii="Poppins" w:hAnsi="Poppins" w:cs="Poppins"/>
+          <w:b/>
+          <w:sz w:val="20"/>
+          <w:szCs w:val="20"/>
+        </w:rPr>
+        <w:t>Cláusula 2.ª</w:t>
+      </w:r>
+    </w:p>
+    <w:p>
+      <w:pPr>
+        <w:widowControl w:val="0"/>
+        <w:spacing w:after="0" w:line="360" w:lineRule="auto"/>
+        <w:ind w:left="-283"/>
+        <w:jc w:val="center"/>
+        <w:rPr>
+          <w:rFonts w:ascii="Poppins" w:hAnsi="Poppins" w:cs="Poppins"/>
+          <w:b/>
+          <w:sz w:val="20"/>
+          <w:szCs w:val="20"/>
+        </w:rPr>
+      </w:pPr>
+      <w:r>
+        <w:rPr>
+          <w:rFonts w:ascii="Poppins" w:hAnsi="Poppins" w:cs="Poppins"/>
+          <w:b/>
+          <w:sz w:val="20"/>
+          <w:szCs w:val="20"/>
+        </w:rPr>
+        <w:t>Obrigações da Primeira Outorgante</w:t>
+      </w:r>
+    </w:p>
+    <w:p>
+      <w:pPr>
+        <w:widowControl w:val="0"/>
+        <w:spacing w:after="0" w:line="360" w:lineRule="auto"/>
+        <w:ind w:left="-283"/>
+        <w:jc w:val="center"/>
+        <w:rPr>
+          <w:rFonts w:ascii="Poppins" w:hAnsi="Poppins" w:cs="Poppins"/>
+          <w:b/>
+          <w:sz w:val="20"/>
+          <w:szCs w:val="20"/>
+        </w:rPr>
+      </w:pPr>
+    </w:p>
+    <w:p>
+      <w:pPr>
+        <w:widowControl w:val="0"/>
+        <w:spacing w:after="120" w:line="360" w:lineRule="auto"/>
+        <w:ind w:left="-283"/>
+        <w:rPr>
+          <w:rFonts w:ascii="Poppins" w:hAnsi="Poppins" w:cs="Poppins"/>
+          <w:sz w:val="20"/>
+          <w:szCs w:val="20"/>
+        </w:rPr>
+      </w:pPr>
+      <w:r>
+        <w:rPr>
+          <w:rFonts w:ascii="Poppins" w:hAnsi="Poppins" w:cs="Poppins"/>
+          <w:sz w:val="20"/>
+          <w:szCs w:val="20"/>
+        </w:rPr>
+        <w:t>No âmbito do presente Protocolo a A</w:t>
+      </w:r>
+      <w:r>
+        <w:rPr>
+          <w:rFonts w:ascii="Poppins" w:hAnsi="Poppins" w:cs="Poppins"/>
+          <w:sz w:val="20"/>
+          <w:szCs w:val="20"/>
+        </w:rPr>
+        <w:t>RTE</w:t>
+      </w:r>
+      <w:r>
+        <w:rPr>
+          <w:rFonts w:ascii="Poppins" w:hAnsi="Poppins" w:cs="Poppins"/>
+          <w:sz w:val="20"/>
+          <w:szCs w:val="20"/>
+        </w:rPr>
+        <w:t xml:space="preserve"> obriga-se a:</w:t>
+      </w:r>
+    </w:p>
+    <w:p>
+      <w:pPr>
+        <w:widowControl w:val="0"/>
+        <w:spacing w:after="120" w:line="360" w:lineRule="auto"/>
+        <w:ind w:left="284" w:hanging="284"/>
+        <w:jc w:val="both"/>
+        <w:rPr>
+          <w:rFonts w:ascii="Poppins" w:hAnsi="Poppins" w:cs="Poppins"/>
+          <w:sz w:val="20"/>
+          <w:szCs w:val="20"/>
+        </w:rPr>
+      </w:pPr>
+      <w:r>
+        <w:rPr>
+          <w:rFonts w:ascii="Poppins" w:hAnsi="Poppins" w:cs="Poppins"/>
+          <w:sz w:val="20"/>
+          <w:szCs w:val="20"/>
+        </w:rPr>
+        <w:t>a)</w:t>
+      </w:r>
+      <w:r>
+        <w:rPr>
+          <w:rFonts w:ascii="Poppins" w:hAnsi="Poppins" w:cs="Poppins"/>
+          <w:sz w:val="20"/>
+          <w:szCs w:val="20"/>
+        </w:rPr>
+        <w:tab/>
+        <w:t>Disponibilizar ao Segundo Outorgante o acesso ao sistema que permite a autenticação e assinatura através da Chave Móvel Digital nos sítios de internet e aplicações que lhe sejam indicados pelo Segundo Outorgante;</w:t>
+      </w:r>
+    </w:p>
+    <w:p>
+      <w:pPr>
+        <w:widowControl w:val="0"/>
+        <w:spacing w:after="120" w:line="360" w:lineRule="auto"/>
+        <w:ind w:left="284" w:hanging="284"/>
+        <w:jc w:val="both"/>
+        <w:rPr>
+          <w:rFonts w:ascii="Poppins" w:hAnsi="Poppins" w:cs="Poppins"/>
+          <w:sz w:val="20"/>
+          <w:szCs w:val="20"/>
+        </w:rPr>
+      </w:pPr>
+      <w:r>
+        <w:rPr>
+          <w:rFonts w:ascii="Poppins" w:hAnsi="Poppins" w:cs="Poppins"/>
+          <w:sz w:val="20"/>
+          <w:szCs w:val="20"/>
+        </w:rPr>
+        <w:t>b)</w:t>
+      </w:r>
+      <w:r>
+        <w:rPr>
+          <w:rFonts w:ascii="Poppins" w:hAnsi="Poppins" w:cs="Poppins"/>
+          <w:sz w:val="20"/>
+          <w:szCs w:val="20"/>
+        </w:rPr>
+        <w:tab/>
+        <w:t>Garantir a administração, operação, help-desk e manutenção do Fornecedor de Autenticação (Autenticação.Gov) e serviços de assinatura da Chave Móvel Digital;</w:t>
+      </w:r>
+    </w:p>
+    <w:p>
+      <w:pPr>
+        <w:widowControl w:val="0"/>
+        <w:spacing w:after="120" w:line="360" w:lineRule="auto"/>
+        <w:ind w:left="284" w:hanging="284"/>
+        <w:jc w:val="both"/>
+        <w:rPr>
+          <w:rFonts w:ascii="Poppins" w:hAnsi="Poppins" w:cs="Poppins"/>
+          <w:sz w:val="20"/>
+          <w:szCs w:val="20"/>
+        </w:rPr>
+      </w:pPr>
+      <w:r>
+        <w:rPr>
+          <w:rFonts w:ascii="Poppins" w:hAnsi="Poppins" w:cs="Poppins"/>
+          <w:sz w:val="20"/>
+          <w:szCs w:val="20"/>
+        </w:rPr>
+        <w:t>c)</w:t>
+      </w:r>
+      <w:r>
+        <w:rPr>
+          <w:rFonts w:ascii="Poppins" w:hAnsi="Poppins" w:cs="Poppins"/>
+          <w:sz w:val="20"/>
+          <w:szCs w:val="20"/>
+        </w:rPr>
+        <w:tab/>
+        <w:t>Garantir o necessário acompanhamento técnico para a implementação do Fornecedor de Autenticação e serviços de assinatura da Chave Móvel Digital por parte do Segundo Outorgante;</w:t>
+      </w:r>
+    </w:p>
+    <w:p>
+      <w:pPr>
+        <w:widowControl w:val="0"/>
+        <w:spacing w:after="120" w:line="360" w:lineRule="auto"/>
+        <w:ind w:left="284" w:hanging="284"/>
+        <w:jc w:val="both"/>
+        <w:rPr>
+          <w:rFonts w:ascii="Poppins" w:hAnsi="Poppins" w:cs="Poppins"/>
+          <w:sz w:val="20"/>
+          <w:szCs w:val="20"/>
+        </w:rPr>
+      </w:pPr>
+      <w:r>
+        <w:rPr>
+          <w:rFonts w:ascii="Poppins" w:hAnsi="Poppins" w:cs="Poppins"/>
+          <w:sz w:val="20"/>
+          <w:szCs w:val="20"/>
+        </w:rPr>
+        <w:t>d)</w:t>
+      </w:r>
+      <w:r>
+        <w:rPr>
+          <w:rFonts w:ascii="Poppins" w:hAnsi="Poppins" w:cs="Poppins"/>
+          <w:sz w:val="20"/>
+          <w:szCs w:val="20"/>
+        </w:rPr>
+        <w:tab/>
+        <w:t>Fiscalizar, por si própria ou através de terceiro, a implementação realizada pelo Segundo Outorgante;</w:t>
+      </w:r>
+    </w:p>
+    <w:p>
+      <w:pPr>
+        <w:widowControl w:val="0"/>
+        <w:spacing w:after="120" w:line="360" w:lineRule="auto"/>
+        <w:ind w:left="284" w:hanging="284"/>
+        <w:jc w:val="both"/>
+        <w:rPr>
+          <w:rFonts w:ascii="Poppins" w:hAnsi="Poppins" w:cs="Poppins"/>
+          <w:sz w:val="20"/>
+          <w:szCs w:val="20"/>
+        </w:rPr>
+      </w:pPr>
+      <w:r>
+        <w:rPr>
+          <w:rFonts w:ascii="Poppins" w:hAnsi="Poppins" w:cs="Poppins"/>
+          <w:sz w:val="20"/>
+          <w:szCs w:val="20"/>
+        </w:rPr>
+        <w:t>e)</w:t>
+      </w:r>
+      <w:r>
+        <w:rPr>
+          <w:rFonts w:ascii="Poppins" w:hAnsi="Poppins" w:cs="Poppins"/>
+          <w:sz w:val="20"/>
+          <w:szCs w:val="20"/>
+        </w:rPr>
+        <w:tab/>
+        <w:t>Publicar em Autenticação.Gov.pt informação sobre a aplicação de assinatura do Segundo Outorgante, sempre que a mesma esteja validada para o efeito.</w:t>
+      </w:r>
     </w:p>
     <w:p>
       <w:pPr>
@@ -530,14 +942,20 @@
         <w:ind w:left="-284"/>
         <w:jc w:val="center"/>
         <w:rPr>
+          <w:rFonts w:ascii="Poppins" w:hAnsi="Poppins" w:cs="Poppins"/>
           <w:b/>
-        </w:rPr>
-      </w:pPr>
-      <w:r>
-        <w:rPr>
+          <w:sz w:val="20"/>
+          <w:szCs w:val="20"/>
+        </w:rPr>
+      </w:pPr>
+      <w:r>
+        <w:rPr>
+          <w:rFonts w:ascii="Poppins" w:hAnsi="Poppins" w:cs="Poppins"/>
           <w:b/>
-        </w:rPr>
-        <w:t>Cláusula 1.ª</w:t>
+          <w:sz w:val="20"/>
+          <w:szCs w:val="20"/>
+        </w:rPr>
+        <w:t>Cláusula 3.ª</w:t>
       </w:r>
     </w:p>
     <w:p>
@@ -547,312 +965,20 @@
         <w:ind w:left="-283"/>
         <w:jc w:val="center"/>
         <w:rPr>
+          <w:rFonts w:ascii="Poppins" w:hAnsi="Poppins" w:cs="Poppins"/>
           <w:b/>
-        </w:rPr>
-      </w:pPr>
-      <w:r>
-        <w:rPr>
+          <w:sz w:val="20"/>
+          <w:szCs w:val="20"/>
+        </w:rPr>
+      </w:pPr>
+      <w:r>
+        <w:rPr>
+          <w:rFonts w:ascii="Poppins" w:hAnsi="Poppins" w:cs="Poppins"/>
           <w:b/>
-        </w:rPr>
-        <w:t>Objeto</w:t>
-      </w:r>
-    </w:p>
-    <w:p>
-      <w:pPr>
-        <w:widowControl w:val="0"/>
-        <w:spacing w:after="120" w:line="360" w:lineRule="auto"/>
-        <w:ind w:left="-283"/>
-        <w:jc w:val="both"/>
-      </w:pPr>
-      <w:r>
-        <w:t xml:space="preserve">O presente protocolo tem por objeto a definição das regras que visam permitir a autenticação </w:t>
-      </w:r>
-      <w:r>
-        <w:t xml:space="preserve">e assinatura </w:t>
-      </w:r>
-      <w:r>
-        <w:t>através da Chave Móvel Digital, como meio seguro</w:t>
-      </w:r>
-      <w:r>
-        <w:t xml:space="preserve">, </w:t>
-      </w:r>
-      <w:r>
-        <w:t xml:space="preserve">nos </w:t>
-      </w:r>
-      <w:r>
-        <w:t>sítios de internet e aplicações</w:t>
-      </w:r>
-      <w:r>
-        <w:t xml:space="preserve"> indicados pel</w:t>
-      </w:r>
-      <w:r>
-        <w:t>o</w:t>
-      </w:r>
-      <w:r>
-        <w:t xml:space="preserve"> Segund</w:t>
-      </w:r>
-      <w:r>
-        <w:t>o</w:t>
-      </w:r>
-      <w:r>
-        <w:t xml:space="preserve"> Outorgante</w:t>
-      </w:r>
-      <w:r>
-        <w:t>.</w:t>
-      </w:r>
-    </w:p>
-    <w:p>
-      <w:pPr>
-        <w:widowControl w:val="0"/>
-        <w:spacing w:after="120" w:line="360" w:lineRule="auto"/>
-        <w:ind w:left="-283"/>
-        <w:jc w:val="center"/>
-      </w:pPr>
-    </w:p>
-    <w:p>
-      <w:pPr>
-        <w:widowControl w:val="0"/>
-        <w:spacing w:after="0" w:line="360" w:lineRule="auto"/>
-        <w:ind w:left="-284"/>
-        <w:jc w:val="center"/>
-        <w:rPr>
-          <w:b/>
-        </w:rPr>
-      </w:pPr>
-      <w:r>
-        <w:rPr>
-          <w:b/>
-        </w:rPr>
-        <w:lastRenderedPageBreak/>
-        <w:t>Cláusula 2.ª</w:t>
-      </w:r>
-    </w:p>
-    <w:p>
-      <w:pPr>
-        <w:widowControl w:val="0"/>
-        <w:spacing w:after="0" w:line="360" w:lineRule="auto"/>
-        <w:ind w:left="-283"/>
-        <w:jc w:val="center"/>
-        <w:rPr>
-          <w:b/>
-        </w:rPr>
-      </w:pPr>
-      <w:r>
-        <w:rPr>
-          <w:b/>
-        </w:rPr>
-        <w:t>Obrigações da Primeira Outorgante</w:t>
-      </w:r>
-    </w:p>
-    <w:p>
-      <w:pPr>
-        <w:widowControl w:val="0"/>
-        <w:spacing w:after="120" w:line="360" w:lineRule="auto"/>
-        <w:ind w:left="-283"/>
-      </w:pPr>
-      <w:r>
-        <w:t xml:space="preserve">No âmbito do presente Protocolo a </w:t>
-      </w:r>
-      <w:r>
-        <w:t>ARTE</w:t>
-      </w:r>
-      <w:r>
-        <w:t xml:space="preserve"> obriga-se a:</w:t>
-      </w:r>
-    </w:p>
-    <w:p>
-      <w:pPr>
-        <w:widowControl w:val="0"/>
-        <w:spacing w:after="120" w:line="360" w:lineRule="auto"/>
-        <w:ind w:left="284" w:hanging="284"/>
-        <w:jc w:val="both"/>
-      </w:pPr>
-      <w:r>
-        <w:t>a)</w:t>
-      </w:r>
-      <w:r>
-        <w:tab/>
-        <w:t xml:space="preserve">Disponibilizar </w:t>
-      </w:r>
-      <w:r>
-        <w:t>ao</w:t>
-      </w:r>
-      <w:r>
-        <w:t xml:space="preserve"> Segund</w:t>
-      </w:r>
-      <w:r>
-        <w:t>o</w:t>
-      </w:r>
-      <w:r>
-        <w:t xml:space="preserve"> Outorgante o </w:t>
-      </w:r>
-      <w:r>
-        <w:t xml:space="preserve">acesso ao sistema que permite a autenticação </w:t>
-      </w:r>
-      <w:r>
-        <w:t xml:space="preserve">e assinatura </w:t>
-      </w:r>
-      <w:r>
-        <w:t>at</w:t>
-      </w:r>
-      <w:r>
-        <w:t>ravés da Chave Móvel Digital no</w:t>
-      </w:r>
-      <w:r>
-        <w:t>s</w:t>
-      </w:r>
-      <w:r>
-        <w:t xml:space="preserve"> </w:t>
-      </w:r>
-      <w:r>
-        <w:t>sítios de internet e aplicações</w:t>
-      </w:r>
-      <w:r>
-        <w:t xml:space="preserve"> </w:t>
-      </w:r>
-      <w:r>
-        <w:t>que lhe sejam indicados pel</w:t>
-      </w:r>
-      <w:r>
-        <w:t>o</w:t>
-      </w:r>
-      <w:r>
-        <w:t xml:space="preserve"> Segund</w:t>
-      </w:r>
-      <w:r>
-        <w:t>o</w:t>
-      </w:r>
-      <w:r>
-        <w:t xml:space="preserve"> Outorgante</w:t>
-      </w:r>
-      <w:r>
-        <w:t>;</w:t>
-      </w:r>
-    </w:p>
-    <w:p>
-      <w:pPr>
-        <w:widowControl w:val="0"/>
-        <w:spacing w:after="120" w:line="360" w:lineRule="auto"/>
-        <w:ind w:left="284" w:hanging="284"/>
-        <w:jc w:val="both"/>
-      </w:pPr>
-      <w:r>
-        <w:t>b)</w:t>
-      </w:r>
-      <w:r>
-        <w:tab/>
-        <w:t>Garantir a administração, operação, help-desk e manutenção do Fornecedor de Autenticação (Autenticação.Gov) e serviços de assinatura da Chave Móvel Digital;</w:t>
-      </w:r>
-    </w:p>
-    <w:p>
-      <w:pPr>
-        <w:widowControl w:val="0"/>
-        <w:spacing w:after="120" w:line="360" w:lineRule="auto"/>
-        <w:ind w:left="284" w:hanging="284"/>
-        <w:jc w:val="both"/>
-      </w:pPr>
-      <w:r>
-        <w:t>c)</w:t>
-      </w:r>
-      <w:r>
-        <w:tab/>
-        <w:t>Garantir o necessário acompanhamento técnico para a implementação do Fornecedor de Autenticação e serviços de assinatura da Chave Móvel Digital por parte do Segundo Outorgante;</w:t>
-      </w:r>
-    </w:p>
-    <w:p>
-      <w:pPr>
-        <w:widowControl w:val="0"/>
-        <w:spacing w:after="120" w:line="360" w:lineRule="auto"/>
-        <w:ind w:left="284" w:hanging="284"/>
-        <w:jc w:val="both"/>
-      </w:pPr>
-      <w:r>
-        <w:t>d)</w:t>
-      </w:r>
-      <w:r>
-        <w:tab/>
-        <w:t>Fiscalizar, por si própria ou através de terceiro, a implementação realizada pelo Segundo Outorgante;</w:t>
-      </w:r>
-    </w:p>
-    <w:p>
-      <w:pPr>
-        <w:widowControl w:val="0"/>
-        <w:spacing w:after="120" w:line="360" w:lineRule="auto"/>
-        <w:ind w:left="284" w:hanging="284"/>
-        <w:jc w:val="both"/>
-      </w:pPr>
-      <w:r>
-        <w:t>e)</w:t>
-      </w:r>
-      <w:r>
-        <w:tab/>
-        <w:t>Publicar em Autenticação.Gov.pt informação sobre a aplicação de assinatura do Segundo Outorgante, sempre que a mesma esteja validada para o efeito.</w:t>
-      </w:r>
-    </w:p>
-    <w:p>
-      <w:pPr>
-        <w:widowControl w:val="0"/>
-        <w:spacing w:after="120" w:line="360" w:lineRule="auto"/>
-        <w:ind w:left="-283"/>
-        <w:jc w:val="center"/>
-      </w:pPr>
-    </w:p>
-    <w:p>
-      <w:pPr>
-        <w:widowControl w:val="0"/>
-        <w:spacing w:after="0" w:line="360" w:lineRule="auto"/>
-        <w:ind w:left="-284"/>
-        <w:jc w:val="center"/>
-        <w:rPr>
-          <w:b/>
-        </w:rPr>
-      </w:pPr>
-      <w:r>
-        <w:rPr>
-          <w:b/>
-        </w:rPr>
-        <w:t>Cláusula 3.ª</w:t>
-      </w:r>
-    </w:p>
-    <w:p>
-      <w:pPr>
-        <w:widowControl w:val="0"/>
-        <w:spacing w:after="0" w:line="360" w:lineRule="auto"/>
-        <w:ind w:left="-283"/>
-        <w:jc w:val="center"/>
-        <w:rPr>
-          <w:b/>
-        </w:rPr>
-      </w:pPr>
-      <w:r>
-        <w:rPr>
-          <w:b/>
-        </w:rPr>
-        <w:t>Obrigações d</w:t>
-      </w:r>
-      <w:r>
-        <w:rPr>
-          <w:b/>
-        </w:rPr>
-        <w:t>o</w:t>
-      </w:r>
-      <w:r>
-        <w:rPr>
-          <w:b/>
-        </w:rPr>
-        <w:t xml:space="preserve"> Segund</w:t>
-      </w:r>
-      <w:r>
-        <w:rPr>
-          <w:b/>
-        </w:rPr>
-        <w:t>o</w:t>
-      </w:r>
-      <w:r>
-        <w:rPr>
-          <w:b/>
-        </w:rPr>
-        <w:t xml:space="preserve"> Outorgante</w:t>
+          <w:sz w:val="20"/>
+          <w:szCs w:val="20"/>
+        </w:rPr>
+        <w:t>Obrigações do Segundo Outorgante</w:t>
       </w:r>
     </w:p>
     <w:p>
@@ -866,18 +992,19 @@
         <w:spacing w:after="120" w:line="360" w:lineRule="auto"/>
         <w:ind w:left="284" w:hanging="284"/>
         <w:jc w:val="both"/>
-      </w:pPr>
-      <w:r>
-        <w:t>O</w:t>
-      </w:r>
-      <w:r>
-        <w:t xml:space="preserve"> Segund</w:t>
-      </w:r>
-      <w:r>
-        <w:t>o</w:t>
-      </w:r>
-      <w:r>
-        <w:t xml:space="preserve"> Outorgante obriga-se a:</w:t>
+        <w:rPr>
+          <w:rFonts w:ascii="Poppins" w:hAnsi="Poppins" w:cs="Poppins"/>
+          <w:sz w:val="20"/>
+          <w:szCs w:val="20"/>
+        </w:rPr>
+      </w:pPr>
+      <w:r>
+        <w:rPr>
+          <w:rFonts w:ascii="Poppins" w:hAnsi="Poppins" w:cs="Poppins"/>
+          <w:sz w:val="20"/>
+          <w:szCs w:val="20"/>
+        </w:rPr>
+        <w:t>O Segundo Outorgante obriga-se a:</w:t>
       </w:r>
     </w:p>
     <w:p>
@@ -890,33 +1017,36 @@
         </w:numPr>
         <w:spacing w:after="120" w:line="360" w:lineRule="auto"/>
         <w:jc w:val="both"/>
-      </w:pPr>
-      <w:r>
-        <w:t>Solicitar</w:t>
-      </w:r>
-      <w:r>
-        <w:t xml:space="preserve"> à </w:t>
-      </w:r>
-      <w:r>
-        <w:t>ARTE</w:t>
-      </w:r>
-      <w:r>
-        <w:t>,</w:t>
-      </w:r>
-      <w:r>
-        <w:t xml:space="preserve"> </w:t>
-      </w:r>
-      <w:r>
-        <w:t xml:space="preserve">com uma antecedência de 5 dias, </w:t>
-      </w:r>
-      <w:r>
-        <w:t xml:space="preserve">a utilização da autenticação </w:t>
-      </w:r>
-      <w:r>
-        <w:t xml:space="preserve">e assinatura </w:t>
-      </w:r>
-      <w:r>
-        <w:t>através da Chave Móvel Digital indicando os sítios da Internet onde pretende adotar a mesma;</w:t>
+        <w:rPr>
+          <w:rFonts w:ascii="Poppins" w:hAnsi="Poppins" w:cs="Poppins"/>
+          <w:sz w:val="20"/>
+          <w:szCs w:val="20"/>
+        </w:rPr>
+      </w:pPr>
+      <w:r>
+        <w:rPr>
+          <w:rFonts w:ascii="Poppins" w:hAnsi="Poppins" w:cs="Poppins"/>
+          <w:sz w:val="20"/>
+          <w:szCs w:val="20"/>
+        </w:rPr>
+        <w:lastRenderedPageBreak/>
+        <w:t>Solicitar à A</w:t>
+      </w:r>
+      <w:r>
+        <w:rPr>
+          <w:rFonts w:ascii="Poppins" w:hAnsi="Poppins" w:cs="Poppins"/>
+          <w:sz w:val="20"/>
+          <w:szCs w:val="20"/>
+        </w:rPr>
+        <w:t>RTE</w:t>
+      </w:r>
+      <w:r>
+        <w:rPr>
+          <w:rFonts w:ascii="Poppins" w:hAnsi="Poppins" w:cs="Poppins"/>
+          <w:sz w:val="20"/>
+          <w:szCs w:val="20"/>
+        </w:rPr>
+        <w:t>, com uma antecedência de 5 dias, a utilização da autenticação e assinatura através da Chave Móvel Digital indicando os sítios da Internet onde pretende adotar a mesma;</w:t>
       </w:r>
     </w:p>
     <w:p>
@@ -929,22 +1059,33 @@
         </w:numPr>
         <w:spacing w:after="120" w:line="360" w:lineRule="auto"/>
         <w:jc w:val="both"/>
-      </w:pPr>
-      <w:r>
-        <w:rPr>
-          <w:rFonts w:cs="Times New Roman"/>
-        </w:rPr>
-        <w:t xml:space="preserve">Utilizar o serviço de acordo com os requisitos tecnológicos indicados pela </w:t>
-      </w:r>
-      <w:r>
-        <w:rPr>
-          <w:rFonts w:cs="Times New Roman"/>
-        </w:rPr>
-        <w:t>ARTE</w:t>
-      </w:r>
-      <w:r>
-        <w:rPr>
-          <w:rFonts w:cs="Times New Roman"/>
+        <w:rPr>
+          <w:rFonts w:ascii="Poppins" w:hAnsi="Poppins" w:cs="Poppins"/>
+          <w:sz w:val="20"/>
+          <w:szCs w:val="20"/>
+        </w:rPr>
+      </w:pPr>
+      <w:r>
+        <w:rPr>
+          <w:rFonts w:ascii="Poppins" w:hAnsi="Poppins" w:cs="Poppins"/>
+          <w:sz w:val="20"/>
+          <w:szCs w:val="20"/>
+        </w:rPr>
+        <w:t>Utilizar o serviço de acordo com os requisitos tecnológicos indicados pela A</w:t>
+      </w:r>
+      <w:r>
+        <w:rPr>
+          <w:rFonts w:ascii="Poppins" w:hAnsi="Poppins" w:cs="Poppins"/>
+          <w:sz w:val="20"/>
+          <w:szCs w:val="20"/>
+        </w:rPr>
+        <w:t>RTE</w:t>
+      </w:r>
+      <w:r>
+        <w:rPr>
+          <w:rFonts w:ascii="Poppins" w:hAnsi="Poppins" w:cs="Poppins"/>
+          <w:sz w:val="20"/>
+          <w:szCs w:val="20"/>
         </w:rPr>
         <w:t xml:space="preserve"> e somente para as finalidades previstas na Cláusula Primeira deste Protocolo;</w:t>
       </w:r>
@@ -959,34 +1100,33 @@
         </w:numPr>
         <w:spacing w:after="120" w:line="360" w:lineRule="auto"/>
         <w:jc w:val="both"/>
-      </w:pPr>
-      <w:r>
-        <w:rPr>
-          <w:rFonts w:cs="Times New Roman"/>
-        </w:rPr>
-        <w:t>Adotar a autenticação e assinatura através de Chave Móvel Digital n</w:t>
-      </w:r>
-      <w:r>
-        <w:rPr>
-          <w:rFonts w:cs="Times New Roman"/>
-        </w:rPr>
-        <w:t>os sítios de internet e</w:t>
-      </w:r>
-      <w:r>
-        <w:rPr>
-          <w:rFonts w:cs="Times New Roman"/>
-        </w:rPr>
-        <w:t xml:space="preserve"> aplicações que venha a indicar à </w:t>
-      </w:r>
-      <w:r>
-        <w:rPr>
-          <w:rFonts w:cs="Times New Roman"/>
+        <w:rPr>
+          <w:rFonts w:ascii="Poppins" w:hAnsi="Poppins" w:cs="Poppins"/>
+          <w:sz w:val="20"/>
+          <w:szCs w:val="20"/>
+        </w:rPr>
+      </w:pPr>
+      <w:r>
+        <w:rPr>
+          <w:rFonts w:ascii="Poppins" w:hAnsi="Poppins" w:cs="Poppins"/>
+          <w:sz w:val="20"/>
+          <w:szCs w:val="20"/>
+        </w:rPr>
+        <w:t xml:space="preserve">Adotar a autenticação e assinatura através de Chave Móvel Digital nos sítios de internet e aplicações que venha a indicar à </w:t>
+      </w:r>
+      <w:r>
+        <w:rPr>
+          <w:rFonts w:ascii="Poppins" w:hAnsi="Poppins" w:cs="Poppins"/>
+          <w:sz w:val="20"/>
+          <w:szCs w:val="20"/>
         </w:rPr>
         <w:t>ARTE</w:t>
       </w:r>
       <w:r>
         <w:rPr>
-          <w:rFonts w:cs="Times New Roman"/>
+          <w:rFonts w:ascii="Poppins" w:hAnsi="Poppins" w:cs="Poppins"/>
+          <w:sz w:val="20"/>
+          <w:szCs w:val="20"/>
         </w:rPr>
         <w:t>;</w:t>
       </w:r>
@@ -1001,43 +1141,27 @@
         </w:numPr>
         <w:spacing w:after="120" w:line="360" w:lineRule="auto"/>
         <w:jc w:val="both"/>
-      </w:pPr>
-      <w:r>
-        <w:rPr>
-          <w:rFonts w:cs="Times New Roman"/>
-        </w:rPr>
-        <w:t xml:space="preserve">No âmbito da autenticação com Chave Móvel Digital, disponibilizar </w:t>
-      </w:r>
-      <w:r>
-        <w:rPr>
-          <w:rFonts w:cs="Times New Roman"/>
-        </w:rPr>
-        <w:t>nos sítios de internet e aplicações</w:t>
-      </w:r>
-      <w:r>
-        <w:rPr>
-          <w:rFonts w:cs="Times New Roman"/>
-        </w:rPr>
-        <w:t xml:space="preserve"> o interface gráfico de acesso ao serviço Autenticação.Gov de acordo com orientações </w:t>
-      </w:r>
-      <w:r>
-        <w:rPr>
-          <w:rFonts w:cs="Times New Roman"/>
-        </w:rPr>
-        <w:lastRenderedPageBreak/>
-        <w:t xml:space="preserve">definidas pela </w:t>
-      </w:r>
-      <w:r>
-        <w:rPr>
-          <w:rFonts w:cs="Times New Roman"/>
-        </w:rPr>
-        <w:t>ARTE</w:t>
-      </w:r>
-      <w:r>
-        <w:rPr>
-          <w:rFonts w:cs="Times New Roman"/>
-        </w:rPr>
-        <w:t>;</w:t>
+        <w:rPr>
+          <w:rFonts w:ascii="Poppins" w:hAnsi="Poppins" w:cs="Poppins"/>
+          <w:sz w:val="20"/>
+          <w:szCs w:val="20"/>
+        </w:rPr>
+      </w:pPr>
+      <w:r>
+        <w:rPr>
+          <w:rFonts w:ascii="Poppins" w:hAnsi="Poppins" w:cs="Poppins"/>
+          <w:sz w:val="20"/>
+          <w:szCs w:val="20"/>
+        </w:rPr>
+        <w:t xml:space="preserve">No âmbito da autenticação com Chave Móvel Digital, disponibilizar nos sítios de internet e aplicações o interface gráfico de acesso ao serviço Autenticação.Gov de acordo com orientações definidas pela </w:t>
+      </w:r>
+      <w:r>
+        <w:rPr>
+          <w:rFonts w:ascii="Poppins" w:hAnsi="Poppins" w:cs="Poppins"/>
+          <w:sz w:val="20"/>
+          <w:szCs w:val="20"/>
+        </w:rPr>
+        <w:t>ARTE;</w:t>
       </w:r>
     </w:p>
     <w:p>
@@ -1050,48 +1174,19 @@
         </w:numPr>
         <w:spacing w:after="120" w:line="360" w:lineRule="auto"/>
         <w:jc w:val="both"/>
-      </w:pPr>
-      <w:r>
-        <w:rPr>
-          <w:rFonts w:cs="Times New Roman"/>
-        </w:rPr>
-        <w:t>No âmbito da assinatura com Chave Móvel Digital, assegurar a segurança e confidencialidade dos dados dos utilizadores na utilização d</w:t>
-      </w:r>
-      <w:r>
-        <w:rPr>
-          <w:rFonts w:cs="Times New Roman"/>
-        </w:rPr>
-        <w:t>os</w:t>
-      </w:r>
-      <w:r>
-        <w:rPr>
-          <w:rFonts w:cs="Times New Roman"/>
-        </w:rPr>
-        <w:t xml:space="preserve"> referid</w:t>
-      </w:r>
-      <w:r>
-        <w:rPr>
-          <w:rFonts w:cs="Times New Roman"/>
-        </w:rPr>
-        <w:t>o</w:t>
-      </w:r>
-      <w:r>
-        <w:rPr>
-          <w:rFonts w:cs="Times New Roman"/>
-        </w:rPr>
-        <w:t xml:space="preserve">s </w:t>
-      </w:r>
-      <w:r>
-        <w:rPr>
-          <w:rFonts w:cs="Times New Roman"/>
-        </w:rPr>
-        <w:t xml:space="preserve">sítios de internet e </w:t>
-      </w:r>
-      <w:r>
-        <w:rPr>
-          <w:rFonts w:cs="Times New Roman"/>
-        </w:rPr>
-        <w:t>aplicações;</w:t>
+        <w:rPr>
+          <w:rFonts w:ascii="Poppins" w:hAnsi="Poppins" w:cs="Poppins"/>
+          <w:sz w:val="20"/>
+          <w:szCs w:val="20"/>
+        </w:rPr>
+      </w:pPr>
+      <w:r>
+        <w:rPr>
+          <w:rFonts w:ascii="Poppins" w:hAnsi="Poppins" w:cs="Poppins"/>
+          <w:sz w:val="20"/>
+          <w:szCs w:val="20"/>
+        </w:rPr>
+        <w:t>No âmbito da assinatura com Chave Móvel Digital, assegurar a segurança e confidencialidade dos dados dos utilizadores na utilização dos referidos sítios de internet e aplicações;</w:t>
       </w:r>
     </w:p>
     <w:p>
@@ -1104,10 +1199,17 @@
         </w:numPr>
         <w:spacing w:after="120" w:line="360" w:lineRule="auto"/>
         <w:jc w:val="both"/>
-      </w:pPr>
-      <w:r>
-        <w:rPr>
-          <w:rFonts w:cs="Times New Roman"/>
+        <w:rPr>
+          <w:rFonts w:ascii="Poppins" w:hAnsi="Poppins" w:cs="Poppins"/>
+          <w:sz w:val="20"/>
+          <w:szCs w:val="20"/>
+        </w:rPr>
+      </w:pPr>
+      <w:r>
+        <w:rPr>
+          <w:rFonts w:ascii="Poppins" w:hAnsi="Poppins" w:cs="Poppins"/>
+          <w:sz w:val="20"/>
+          <w:szCs w:val="20"/>
         </w:rPr>
         <w:t>No âmbito da assinatura com Chave Móvel Digital, garantir que os dados dos utilizadores não serão guardados;</w:t>
       </w:r>
@@ -1122,10 +1224,17 @@
         </w:numPr>
         <w:spacing w:after="120" w:line="360" w:lineRule="auto"/>
         <w:jc w:val="both"/>
-      </w:pPr>
-      <w:r>
-        <w:rPr>
-          <w:rFonts w:cs="Times New Roman"/>
+        <w:rPr>
+          <w:rFonts w:ascii="Poppins" w:hAnsi="Poppins" w:cs="Poppins"/>
+          <w:sz w:val="20"/>
+          <w:szCs w:val="20"/>
+        </w:rPr>
+      </w:pPr>
+      <w:r>
+        <w:rPr>
+          <w:rFonts w:ascii="Poppins" w:hAnsi="Poppins" w:cs="Poppins"/>
+          <w:sz w:val="20"/>
+          <w:szCs w:val="20"/>
         </w:rPr>
         <w:t>Adotar as medidas técnicas e de organização apropriadas à proteção da informação contra a destruição acidental ou não autorizada, a perda acidental, a alteração e o acesso ou qualquer outro tratamento não autorizado de dados;</w:t>
       </w:r>
@@ -1140,10 +1249,17 @@
         </w:numPr>
         <w:spacing w:after="120" w:line="360" w:lineRule="auto"/>
         <w:jc w:val="both"/>
-      </w:pPr>
-      <w:r>
-        <w:rPr>
-          <w:rFonts w:cs="Times New Roman"/>
+        <w:rPr>
+          <w:rFonts w:ascii="Poppins" w:hAnsi="Poppins" w:cs="Poppins"/>
+          <w:sz w:val="20"/>
+          <w:szCs w:val="20"/>
+        </w:rPr>
+      </w:pPr>
+      <w:r>
+        <w:rPr>
+          <w:rFonts w:ascii="Poppins" w:hAnsi="Poppins" w:cs="Poppins"/>
+          <w:sz w:val="20"/>
+          <w:szCs w:val="20"/>
         </w:rPr>
         <w:t>No âmbito da assinatura com Chave Móvel Digital, assegurar um nível de segurança idêntico ou superior ao estabelecido pelo sistema da CMD relativamente às componentes sob a sua responsabilidade;</w:t>
       </w:r>
@@ -1158,22 +1274,33 @@
         </w:numPr>
         <w:spacing w:after="120" w:line="360" w:lineRule="auto"/>
         <w:jc w:val="both"/>
-      </w:pPr>
-      <w:r>
-        <w:rPr>
-          <w:rFonts w:cs="Times New Roman"/>
+        <w:rPr>
+          <w:rFonts w:ascii="Poppins" w:hAnsi="Poppins" w:cs="Poppins"/>
+          <w:sz w:val="20"/>
+          <w:szCs w:val="20"/>
+        </w:rPr>
+      </w:pPr>
+      <w:r>
+        <w:rPr>
+          <w:rFonts w:ascii="Poppins" w:hAnsi="Poppins" w:cs="Poppins"/>
+          <w:sz w:val="20"/>
+          <w:szCs w:val="20"/>
         </w:rPr>
         <w:t xml:space="preserve">O recurso a criptografia no estabelecimento de comunicação via Internet com a </w:t>
       </w:r>
       <w:r>
         <w:rPr>
-          <w:rFonts w:cs="Times New Roman"/>
+          <w:rFonts w:ascii="Poppins" w:hAnsi="Poppins" w:cs="Poppins"/>
+          <w:sz w:val="20"/>
+          <w:szCs w:val="20"/>
         </w:rPr>
         <w:t>ARTE</w:t>
       </w:r>
       <w:r>
         <w:rPr>
-          <w:rFonts w:cs="Times New Roman"/>
+          <w:rFonts w:ascii="Poppins" w:hAnsi="Poppins" w:cs="Poppins"/>
+          <w:sz w:val="20"/>
+          <w:szCs w:val="20"/>
         </w:rPr>
         <w:t>;</w:t>
       </w:r>
@@ -1188,36 +1315,35 @@
         </w:numPr>
         <w:spacing w:after="120" w:line="360" w:lineRule="auto"/>
         <w:jc w:val="both"/>
-      </w:pPr>
-      <w:r>
-        <w:rPr>
-          <w:rFonts w:ascii="Calibri" w:hAnsi="Calibri" w:cs="Times New Roman"/>
+        <w:rPr>
+          <w:rFonts w:ascii="Poppins" w:hAnsi="Poppins" w:cs="Poppins"/>
+          <w:sz w:val="20"/>
+          <w:szCs w:val="20"/>
+        </w:rPr>
+      </w:pPr>
+      <w:r>
+        <w:rPr>
+          <w:rFonts w:ascii="Poppins" w:hAnsi="Poppins" w:cs="Poppins"/>
+          <w:sz w:val="20"/>
+          <w:szCs w:val="20"/>
         </w:rPr>
         <w:t xml:space="preserve">Informar a </w:t>
       </w:r>
       <w:r>
         <w:rPr>
-          <w:rFonts w:ascii="Calibri" w:hAnsi="Calibri" w:cs="Times New Roman"/>
+          <w:rFonts w:ascii="Poppins" w:hAnsi="Poppins" w:cs="Poppins"/>
+          <w:sz w:val="20"/>
+          <w:szCs w:val="20"/>
         </w:rPr>
         <w:t>ARTE</w:t>
       </w:r>
       <w:r>
         <w:rPr>
-          <w:rFonts w:ascii="Calibri" w:hAnsi="Calibri" w:cs="Times New Roman"/>
-        </w:rPr>
-        <w:t xml:space="preserve"> com uma antecedência de 30 (trinta) dias quando pretenda deixar de utilizar a autenticação e assinatura através de Chave Móvel Digital em algum</w:t>
-      </w:r>
-      <w:r>
-        <w:rPr>
-          <w:rFonts w:ascii="Calibri" w:hAnsi="Calibri" w:cs="Times New Roman"/>
-        </w:rPr>
-        <w:t xml:space="preserve"> dos seus sítios de internet ou</w:t>
-      </w:r>
-      <w:r>
-        <w:rPr>
-          <w:rFonts w:ascii="Calibri" w:hAnsi="Calibri" w:cs="Times New Roman"/>
-        </w:rPr>
-        <w:t xml:space="preserve"> aplicações;</w:t>
+          <w:rFonts w:ascii="Poppins" w:hAnsi="Poppins" w:cs="Poppins"/>
+          <w:sz w:val="20"/>
+          <w:szCs w:val="20"/>
+        </w:rPr>
+        <w:t xml:space="preserve"> com uma antecedência de 30 (trinta) dias quando pretenda deixar de utilizar a autenticação e assinatura através de Chave Móvel Digital em algum dos seus sítios de internet ou aplicações;</w:t>
       </w:r>
     </w:p>
     <w:p>
@@ -1230,18 +1356,19 @@
         </w:numPr>
         <w:spacing w:after="120" w:line="360" w:lineRule="auto"/>
         <w:jc w:val="both"/>
-      </w:pPr>
-      <w:r>
-        <w:rPr>
-          <w:rFonts w:cs="Times New Roman"/>
-        </w:rPr>
-        <w:t>Guardar sigilo sobre as informações a que venha a ter acesso em virtude da colaboração estabelecida, ou que venha a ser desenvolvida, na execução do presente Protocolo;</w:t>
-      </w:r>
-      <w:r>
-        <w:rPr>
-          <w:rFonts w:cs="Times New Roman"/>
-        </w:rPr>
-        <w:t xml:space="preserve"> </w:t>
+        <w:rPr>
+          <w:rFonts w:ascii="Poppins" w:hAnsi="Poppins" w:cs="Poppins"/>
+          <w:sz w:val="20"/>
+          <w:szCs w:val="20"/>
+        </w:rPr>
+      </w:pPr>
+      <w:r>
+        <w:rPr>
+          <w:rFonts w:ascii="Poppins" w:hAnsi="Poppins" w:cs="Poppins"/>
+          <w:sz w:val="20"/>
+          <w:szCs w:val="20"/>
+        </w:rPr>
+        <w:t xml:space="preserve">Guardar sigilo sobre as informações a que venha a ter acesso em virtude da colaboração estabelecida, ou que venha a ser desenvolvida, na execução do presente Protocolo; </w:t>
       </w:r>
     </w:p>
     <w:p>
@@ -1254,35 +1381,51 @@
         </w:numPr>
         <w:spacing w:after="120" w:line="360" w:lineRule="auto"/>
         <w:jc w:val="both"/>
-      </w:pPr>
-      <w:r>
-        <w:rPr>
-          <w:rFonts w:cs="Times New Roman"/>
-        </w:rPr>
+        <w:rPr>
+          <w:rFonts w:ascii="Poppins" w:hAnsi="Poppins" w:cs="Poppins"/>
+          <w:sz w:val="20"/>
+          <w:szCs w:val="20"/>
+        </w:rPr>
+      </w:pPr>
+      <w:r>
+        <w:rPr>
+          <w:rFonts w:ascii="Poppins" w:hAnsi="Poppins" w:cs="Poppins"/>
+          <w:sz w:val="20"/>
+          <w:szCs w:val="20"/>
+        </w:rPr>
+        <w:lastRenderedPageBreak/>
         <w:t xml:space="preserve">No âmbito da assinatura com Chave Móvel Digital, cumprir as </w:t>
       </w:r>
       <w:r>
         <w:rPr>
-          <w:rFonts w:cs="Times New Roman"/>
+          <w:rFonts w:ascii="Poppins" w:hAnsi="Poppins" w:cs="Poppins"/>
           <w:i/>
+          <w:sz w:val="20"/>
+          <w:szCs w:val="20"/>
         </w:rPr>
         <w:t>guidelines</w:t>
       </w:r>
       <w:r>
         <w:rPr>
-          <w:rFonts w:cs="Times New Roman"/>
+          <w:rFonts w:ascii="Poppins" w:hAnsi="Poppins" w:cs="Poppins"/>
+          <w:sz w:val="20"/>
+          <w:szCs w:val="20"/>
         </w:rPr>
         <w:t xml:space="preserve"> para implementação de aplicação de assinatura constantes da documentação disponibilizada pela </w:t>
       </w:r>
       <w:r>
         <w:rPr>
-          <w:rFonts w:cs="Times New Roman"/>
+          <w:rFonts w:ascii="Poppins" w:hAnsi="Poppins" w:cs="Poppins"/>
+          <w:sz w:val="20"/>
+          <w:szCs w:val="20"/>
         </w:rPr>
         <w:t>ARTE</w:t>
       </w:r>
       <w:r>
         <w:rPr>
-          <w:rFonts w:cs="Times New Roman"/>
+          <w:rFonts w:ascii="Poppins" w:hAnsi="Poppins" w:cs="Poppins"/>
+          <w:sz w:val="20"/>
+          <w:szCs w:val="20"/>
         </w:rPr>
         <w:t>;</w:t>
       </w:r>
@@ -1297,35 +1440,50 @@
         </w:numPr>
         <w:spacing w:after="120" w:line="360" w:lineRule="auto"/>
         <w:jc w:val="both"/>
-      </w:pPr>
-      <w:r>
-        <w:rPr>
-          <w:rFonts w:cs="Times New Roman"/>
+        <w:rPr>
+          <w:rFonts w:ascii="Poppins" w:hAnsi="Poppins" w:cs="Poppins"/>
+          <w:sz w:val="20"/>
+          <w:szCs w:val="20"/>
+        </w:rPr>
+      </w:pPr>
+      <w:r>
+        <w:rPr>
+          <w:rFonts w:ascii="Poppins" w:hAnsi="Poppins" w:cs="Poppins"/>
+          <w:sz w:val="20"/>
+          <w:szCs w:val="20"/>
         </w:rPr>
         <w:t xml:space="preserve">No âmbito da assinatura com Chave Móvel Digital, disponibilizar à </w:t>
       </w:r>
       <w:r>
         <w:rPr>
-          <w:rFonts w:cs="Times New Roman"/>
+          <w:rFonts w:ascii="Poppins" w:hAnsi="Poppins" w:cs="Poppins"/>
+          <w:sz w:val="20"/>
+          <w:szCs w:val="20"/>
         </w:rPr>
         <w:t>ARTE</w:t>
       </w:r>
       <w:r>
         <w:rPr>
-          <w:rFonts w:cs="Times New Roman"/>
+          <w:rFonts w:ascii="Poppins" w:hAnsi="Poppins" w:cs="Poppins"/>
+          <w:sz w:val="20"/>
+          <w:szCs w:val="20"/>
         </w:rPr>
         <w:t xml:space="preserve"> documento que demonstre, para cada uma das </w:t>
       </w:r>
       <w:r>
         <w:rPr>
-          <w:rFonts w:cs="Times New Roman"/>
+          <w:rFonts w:ascii="Poppins" w:hAnsi="Poppins" w:cs="Poppins"/>
           <w:i/>
+          <w:sz w:val="20"/>
+          <w:szCs w:val="20"/>
         </w:rPr>
         <w:t xml:space="preserve">guidelines </w:t>
       </w:r>
       <w:r>
         <w:rPr>
-          <w:rFonts w:cs="Times New Roman"/>
+          <w:rFonts w:ascii="Poppins" w:hAnsi="Poppins" w:cs="Poppins"/>
+          <w:sz w:val="20"/>
+          <w:szCs w:val="20"/>
         </w:rPr>
         <w:t>definidas, evidências do seu cumprimento;</w:t>
       </w:r>
@@ -1340,24 +1498,43 @@
         </w:numPr>
         <w:spacing w:after="120" w:line="360" w:lineRule="auto"/>
         <w:jc w:val="both"/>
-      </w:pPr>
-      <w:r>
-        <w:rPr>
-          <w:rFonts w:cs="Times New Roman"/>
+        <w:rPr>
+          <w:rFonts w:ascii="Poppins" w:hAnsi="Poppins" w:cs="Poppins"/>
+          <w:sz w:val="20"/>
+          <w:szCs w:val="20"/>
+        </w:rPr>
+      </w:pPr>
+      <w:r>
+        <w:rPr>
+          <w:rFonts w:ascii="Poppins" w:hAnsi="Poppins" w:cs="Poppins"/>
+          <w:sz w:val="20"/>
+          <w:szCs w:val="20"/>
         </w:rPr>
         <w:t xml:space="preserve">No âmbito da assinatura com Chave Móvel Digital, disponibilizar à </w:t>
       </w:r>
       <w:r>
         <w:rPr>
-          <w:rFonts w:cs="Times New Roman"/>
+          <w:rFonts w:ascii="Poppins" w:hAnsi="Poppins" w:cs="Poppins"/>
+          <w:sz w:val="20"/>
+          <w:szCs w:val="20"/>
         </w:rPr>
         <w:t>ARTE</w:t>
       </w:r>
       <w:r>
         <w:rPr>
-          <w:rFonts w:cs="Times New Roman"/>
-        </w:rPr>
-        <w:t xml:space="preserve"> a seguinte informação: nome da aplicação, versão, fornecedor da aplicação (nome, email, telefone geral e direto), tipos suportados de documento a assinar, URL onde está disponível, sistemas operativos, contexto transacional e a aplicação implementada (executável e código fonte);</w:t>
+          <w:rFonts w:ascii="Poppins" w:hAnsi="Poppins" w:cs="Poppins"/>
+          <w:sz w:val="20"/>
+          <w:szCs w:val="20"/>
+        </w:rPr>
+        <w:t xml:space="preserve"> a seguinte informação: nome da</w:t>
+      </w:r>
+      <w:r>
+        <w:rPr>
+          <w:rFonts w:ascii="Poppins" w:hAnsi="Poppins" w:cs="Poppins"/>
+          <w:sz w:val="20"/>
+          <w:szCs w:val="20"/>
+        </w:rPr>
+        <w:t xml:space="preserve"> aplicação, versão, fornecedor da aplicação (nome, email, telefone geral e direto), tipos suportados de documento a assinar, URL onde está disponível, sistemas operativos, contexto transacional e a aplicação implementada (executável e código fonte);</w:t>
       </w:r>
     </w:p>
     <w:p>
@@ -1370,22 +1547,33 @@
         </w:numPr>
         <w:spacing w:after="120" w:line="360" w:lineRule="auto"/>
         <w:jc w:val="both"/>
-      </w:pPr>
-      <w:r>
-        <w:rPr>
-          <w:rFonts w:cs="Times New Roman"/>
-        </w:rPr>
-        <w:t xml:space="preserve">No âmbito da assinatura com Chave Móvel Digital, comunicar à </w:t>
-      </w:r>
-      <w:r>
-        <w:rPr>
-          <w:rFonts w:cs="Times New Roman"/>
-        </w:rPr>
-        <w:t>ARTE</w:t>
-      </w:r>
-      <w:r>
-        <w:rPr>
-          <w:rFonts w:cs="Times New Roman"/>
+        <w:rPr>
+          <w:rFonts w:ascii="Poppins" w:hAnsi="Poppins" w:cs="Poppins"/>
+          <w:sz w:val="20"/>
+          <w:szCs w:val="20"/>
+        </w:rPr>
+      </w:pPr>
+      <w:r>
+        <w:rPr>
+          <w:rFonts w:ascii="Poppins" w:hAnsi="Poppins" w:cs="Poppins"/>
+          <w:sz w:val="20"/>
+          <w:szCs w:val="20"/>
+        </w:rPr>
+        <w:t>No âmbito da assinatura com Chave Móvel Digital, comunicar à A</w:t>
+      </w:r>
+      <w:r>
+        <w:rPr>
+          <w:rFonts w:ascii="Poppins" w:hAnsi="Poppins" w:cs="Poppins"/>
+          <w:sz w:val="20"/>
+          <w:szCs w:val="20"/>
+        </w:rPr>
+        <w:t>RTE</w:t>
+      </w:r>
+      <w:r>
+        <w:rPr>
+          <w:rFonts w:ascii="Poppins" w:hAnsi="Poppins" w:cs="Poppins"/>
+          <w:sz w:val="20"/>
+          <w:szCs w:val="20"/>
         </w:rPr>
         <w:t xml:space="preserve"> quaisquer novas versões da aplicação de assinatura com CMD e aguardar a sua aprovação para disponibilização ao público;</w:t>
       </w:r>
@@ -1402,25 +1590,32 @@
         <w:ind w:left="284" w:hanging="284"/>
         <w:jc w:val="both"/>
         <w:rPr>
-          <w:rFonts w:cs="Times New Roman"/>
-        </w:rPr>
-      </w:pPr>
-      <w:r>
-        <w:rPr>
-          <w:rFonts w:cs="Times New Roman"/>
-        </w:rPr>
-        <w:lastRenderedPageBreak/>
+          <w:rFonts w:ascii="Poppins" w:hAnsi="Poppins" w:cs="Poppins"/>
+          <w:sz w:val="20"/>
+          <w:szCs w:val="20"/>
+        </w:rPr>
+      </w:pPr>
+      <w:r>
+        <w:rPr>
+          <w:rFonts w:ascii="Poppins" w:hAnsi="Poppins" w:cs="Poppins"/>
+          <w:sz w:val="20"/>
+          <w:szCs w:val="20"/>
+        </w:rPr>
         <w:t xml:space="preserve">A </w:t>
       </w:r>
       <w:r>
         <w:rPr>
-          <w:rFonts w:cs="Times New Roman"/>
+          <w:rFonts w:ascii="Poppins" w:hAnsi="Poppins" w:cs="Poppins"/>
+          <w:sz w:val="20"/>
+          <w:szCs w:val="20"/>
         </w:rPr>
         <w:t>ARTE</w:t>
       </w:r>
       <w:r>
         <w:rPr>
-          <w:rFonts w:cs="Times New Roman"/>
+          <w:rFonts w:ascii="Poppins" w:hAnsi="Poppins" w:cs="Poppins"/>
+          <w:sz w:val="20"/>
+          <w:szCs w:val="20"/>
         </w:rPr>
         <w:t xml:space="preserve"> tem a faculdade de fiscalizar o funcionamento da aplicação, e dos sistemas envolvidos na sua operação, para verificação do cumprimento das obrigações assumidas no presente Protocolo.</w:t>
       </w:r>
@@ -1436,7 +1631,9 @@
         <w:contextualSpacing/>
         <w:jc w:val="both"/>
         <w:rPr>
-          <w:rFonts w:cs="Times New Roman"/>
+          <w:rFonts w:ascii="Poppins" w:hAnsi="Poppins" w:cs="Poppins"/>
+          <w:sz w:val="20"/>
+          <w:szCs w:val="20"/>
         </w:rPr>
       </w:pPr>
     </w:p>
@@ -1447,12 +1644,18 @@
         <w:ind w:left="-284"/>
         <w:jc w:val="center"/>
         <w:rPr>
+          <w:rFonts w:ascii="Poppins" w:hAnsi="Poppins" w:cs="Poppins"/>
           <w:b/>
-        </w:rPr>
-      </w:pPr>
-      <w:r>
-        <w:rPr>
+          <w:sz w:val="20"/>
+          <w:szCs w:val="20"/>
+        </w:rPr>
+      </w:pPr>
+      <w:r>
+        <w:rPr>
+          <w:rFonts w:ascii="Poppins" w:hAnsi="Poppins" w:cs="Poppins"/>
           <w:b/>
+          <w:sz w:val="20"/>
+          <w:szCs w:val="20"/>
         </w:rPr>
         <w:t>Cláusula 4.ª</w:t>
       </w:r>
@@ -1464,12 +1667,18 @@
         <w:ind w:left="-283"/>
         <w:jc w:val="center"/>
         <w:rPr>
+          <w:rFonts w:ascii="Poppins" w:hAnsi="Poppins" w:cs="Poppins"/>
           <w:b/>
-        </w:rPr>
-      </w:pPr>
-      <w:r>
-        <w:rPr>
+          <w:sz w:val="20"/>
+          <w:szCs w:val="20"/>
+        </w:rPr>
+      </w:pPr>
+      <w:r>
+        <w:rPr>
+          <w:rFonts w:ascii="Poppins" w:hAnsi="Poppins" w:cs="Poppins"/>
           <w:b/>
+          <w:sz w:val="20"/>
+          <w:szCs w:val="20"/>
         </w:rPr>
         <w:t>Custos de utilização do serviço</w:t>
       </w:r>
@@ -1480,51 +1689,19 @@
         <w:spacing w:after="120" w:line="360" w:lineRule="auto"/>
         <w:ind w:left="-283"/>
         <w:jc w:val="both"/>
-      </w:pPr>
-      <w:r>
-        <w:t xml:space="preserve">A implementação e utilização </w:t>
-      </w:r>
-      <w:r>
-        <w:t xml:space="preserve">da autenticação </w:t>
-      </w:r>
-      <w:r>
-        <w:t xml:space="preserve">e assinatura </w:t>
-      </w:r>
-      <w:r>
-        <w:t xml:space="preserve">através da Chave Móvel Digital </w:t>
-      </w:r>
-      <w:r>
-        <w:t xml:space="preserve">não </w:t>
-      </w:r>
-      <w:r>
-        <w:t>tem qualquer custo</w:t>
-      </w:r>
-      <w:r>
-        <w:t xml:space="preserve"> para </w:t>
-      </w:r>
-      <w:r>
-        <w:t>o</w:t>
-      </w:r>
-      <w:r>
-        <w:t xml:space="preserve"> Segund</w:t>
-      </w:r>
-      <w:r>
-        <w:t>o</w:t>
-      </w:r>
-      <w:r>
-        <w:t xml:space="preserve"> Outorgante, salvo se outro for o modelo de sustentabilidade aquando da revisão </w:t>
-      </w:r>
-      <w:r>
-        <w:t>da</w:t>
-      </w:r>
-      <w:r>
-        <w:t xml:space="preserve"> regulamentação</w:t>
-      </w:r>
-      <w:r>
-        <w:t xml:space="preserve"> da</w:t>
-      </w:r>
-      <w:r>
-        <w:t xml:space="preserve"> Lei n.º 37/2014, de 26 de junho.</w:t>
+        <w:rPr>
+          <w:rFonts w:ascii="Poppins" w:hAnsi="Poppins" w:cs="Poppins"/>
+          <w:sz w:val="20"/>
+          <w:szCs w:val="20"/>
+        </w:rPr>
+      </w:pPr>
+      <w:r>
+        <w:rPr>
+          <w:rFonts w:ascii="Poppins" w:hAnsi="Poppins" w:cs="Poppins"/>
+          <w:sz w:val="20"/>
+          <w:szCs w:val="20"/>
+        </w:rPr>
+        <w:t>A implementação e utilização da autenticação e assinatura através da Chave Móvel Digital não tem qualquer custo para o Segundo Outorgante, salvo se outro for o modelo de sustentabilidade aquando da revisão da regulamentação da Lei n.º 37/2014, de 26 de junho.</w:t>
       </w:r>
     </w:p>
     <w:p>
@@ -1533,6 +1710,11 @@
         <w:spacing w:after="120" w:line="360" w:lineRule="auto"/>
         <w:ind w:left="-283"/>
         <w:jc w:val="both"/>
+        <w:rPr>
+          <w:rFonts w:ascii="Poppins" w:hAnsi="Poppins" w:cs="Poppins"/>
+          <w:sz w:val="20"/>
+          <w:szCs w:val="20"/>
+        </w:rPr>
       </w:pPr>
     </w:p>
     <w:p>
@@ -1542,12 +1724,18 @@
         <w:ind w:left="-284"/>
         <w:jc w:val="center"/>
         <w:rPr>
+          <w:rFonts w:ascii="Poppins" w:hAnsi="Poppins" w:cs="Poppins"/>
           <w:b/>
-        </w:rPr>
-      </w:pPr>
-      <w:r>
-        <w:rPr>
+          <w:sz w:val="20"/>
+          <w:szCs w:val="20"/>
+        </w:rPr>
+      </w:pPr>
+      <w:r>
+        <w:rPr>
+          <w:rFonts w:ascii="Poppins" w:hAnsi="Poppins" w:cs="Poppins"/>
           <w:b/>
+          <w:sz w:val="20"/>
+          <w:szCs w:val="20"/>
         </w:rPr>
         <w:t>Cláusula 5.ª</w:t>
       </w:r>
@@ -1559,12 +1747,18 @@
         <w:ind w:left="-283"/>
         <w:jc w:val="center"/>
         <w:rPr>
+          <w:rFonts w:ascii="Poppins" w:hAnsi="Poppins" w:cs="Poppins"/>
           <w:b/>
-        </w:rPr>
-      </w:pPr>
-      <w:r>
-        <w:rPr>
+          <w:sz w:val="20"/>
+          <w:szCs w:val="20"/>
+        </w:rPr>
+      </w:pPr>
+      <w:r>
+        <w:rPr>
+          <w:rFonts w:ascii="Poppins" w:hAnsi="Poppins" w:cs="Poppins"/>
           <w:b/>
+          <w:sz w:val="20"/>
+          <w:szCs w:val="20"/>
         </w:rPr>
         <w:t>Comunicações entre as partes</w:t>
       </w:r>
@@ -1575,15 +1769,28 @@
         <w:spacing w:after="120" w:line="360" w:lineRule="auto"/>
         <w:ind w:left="-283"/>
         <w:jc w:val="both"/>
-      </w:pPr>
-      <w:r>
-        <w:t>As comunicações a que haja lugar entre as Partes Outorgantes serão efetuadas por correio eletrónico para os endereços</w:t>
-      </w:r>
-      <w:r>
-        <w:t xml:space="preserve"> dos gestores do presente protocolo, indicados em seguida</w:t>
-      </w:r>
-      <w:r>
-        <w:t>:</w:t>
+        <w:rPr>
+          <w:rFonts w:ascii="Poppins" w:hAnsi="Poppins" w:cs="Poppins"/>
+          <w:sz w:val="20"/>
+          <w:szCs w:val="20"/>
+        </w:rPr>
+      </w:pPr>
+      <w:r>
+        <w:rPr>
+          <w:rFonts w:ascii="Poppins" w:hAnsi="Poppins" w:cs="Poppins"/>
+          <w:sz w:val="20"/>
+          <w:szCs w:val="20"/>
+        </w:rPr>
+        <w:t xml:space="preserve">As comunicações a que haja lugar entre as Partes Outorgantes serão efetuadas por correio </w:t>
+      </w:r>
+      <w:r>
+        <w:rPr>
+          <w:rFonts w:ascii="Poppins" w:hAnsi="Poppins" w:cs="Poppins"/>
+          <w:sz w:val="20"/>
+          <w:szCs w:val="20"/>
+        </w:rPr>
+        <w:lastRenderedPageBreak/>
+        <w:t>eletrónico para os endereços dos gestores do presente protocolo, indicados em seguida:</w:t>
       </w:r>
     </w:p>
     <w:p>
@@ -1592,73 +1799,92 @@
         <w:spacing w:after="120" w:line="360" w:lineRule="auto"/>
         <w:ind w:left="284" w:hanging="284"/>
         <w:jc w:val="both"/>
-      </w:pPr>
-      <w:r>
+        <w:rPr>
+          <w:rFonts w:ascii="Poppins" w:hAnsi="Poppins" w:cs="Poppins"/>
+          <w:sz w:val="20"/>
+          <w:szCs w:val="20"/>
+        </w:rPr>
+      </w:pPr>
+      <w:r>
+        <w:rPr>
+          <w:rFonts w:ascii="Poppins" w:hAnsi="Poppins" w:cs="Poppins"/>
+          <w:sz w:val="20"/>
+          <w:szCs w:val="20"/>
+        </w:rPr>
         <w:t>a)</w:t>
       </w:r>
       <w:r>
+        <w:rPr>
+          <w:rFonts w:ascii="Poppins" w:hAnsi="Poppins" w:cs="Poppins"/>
+          <w:sz w:val="20"/>
+          <w:szCs w:val="20"/>
+        </w:rPr>
         <w:tab/>
       </w:r>
       <w:r>
+        <w:rPr>
+          <w:rFonts w:ascii="Poppins" w:hAnsi="Poppins" w:cs="Poppins"/>
+          <w:sz w:val="20"/>
+          <w:szCs w:val="20"/>
+        </w:rPr>
         <w:t>ARTE</w:t>
       </w:r>
       <w:r>
-        <w:t xml:space="preserve">: </w:t>
-      </w:r>
-      <w:r>
-        <w:t xml:space="preserve">E-mail: </w:t>
+        <w:rPr>
+          <w:rFonts w:ascii="Poppins" w:hAnsi="Poppins" w:cs="Poppins"/>
+          <w:sz w:val="20"/>
+          <w:szCs w:val="20"/>
+        </w:rPr>
+        <w:t xml:space="preserve">: E-mail: </w:t>
+      </w:r>
+      <w:hyperlink r:id="rId11" w:history="1">
+        <w:r>
+          <w:rPr>
+            <w:rStyle w:val="Hyperlink"/>
+            <w:rFonts w:ascii="Poppins" w:hAnsi="Poppins" w:cs="Poppins"/>
+            <w:sz w:val="20"/>
+            <w:szCs w:val="20"/>
+          </w:rPr>
+          <w:t>protocolos@arte.pt</w:t>
+        </w:r>
+      </w:hyperlink>
+    </w:p>
+    <w:p>
+      <w:pPr>
+        <w:widowControl w:val="0"/>
+        <w:spacing w:after="120" w:line="360" w:lineRule="auto"/>
+        <w:ind w:left="284" w:hanging="284"/>
+        <w:jc w:val="both"/>
+        <w:rPr>
+          <w:rFonts w:ascii="Poppins" w:hAnsi="Poppins" w:cs="Poppins"/>
+          <w:sz w:val="20"/>
+          <w:szCs w:val="20"/>
+        </w:rPr>
+      </w:pPr>
+      <w:r>
+        <w:rPr>
+          <w:rFonts w:ascii="Poppins" w:hAnsi="Poppins" w:cs="Poppins"/>
+          <w:sz w:val="20"/>
+          <w:szCs w:val="20"/>
+        </w:rPr>
+        <w:t>b)</w:t>
+      </w:r>
+      <w:r>
+        <w:rPr>
+          <w:rFonts w:ascii="Poppins" w:hAnsi="Poppins" w:cs="Poppins"/>
+          <w:sz w:val="20"/>
+          <w:szCs w:val="20"/>
+        </w:rPr>
+        <w:tab/>
+        <w:t xml:space="preserve">________: E-mail: </w:t>
       </w:r>
       <w:hyperlink r:id="rId12" w:history="1">
         <w:r>
           <w:rPr>
             <w:rStyle w:val="Hyperlink"/>
-          </w:rPr>
-          <w:t>protocolos@</w:t>
-        </w:r>
-        <w:r>
-          <w:rPr>
-            <w:rStyle w:val="Hyperlink"/>
-          </w:rPr>
-          <w:t>ARTE</w:t>
-        </w:r>
-        <w:r>
-          <w:rPr>
-            <w:rStyle w:val="Hyperlink"/>
-          </w:rPr>
-          <w:t>.gov.pt</w:t>
-        </w:r>
-      </w:hyperlink>
-    </w:p>
-    <w:p>
-      <w:pPr>
-        <w:widowControl w:val="0"/>
-        <w:spacing w:after="120" w:line="360" w:lineRule="auto"/>
-        <w:ind w:left="284" w:hanging="284"/>
-        <w:jc w:val="both"/>
-      </w:pPr>
-      <w:r>
-        <w:t>b)</w:t>
-      </w:r>
-      <w:r>
-        <w:tab/>
-      </w:r>
-      <w:r>
-        <w:t>________</w:t>
-      </w:r>
-      <w:r>
-        <w:t xml:space="preserve">: </w:t>
-      </w:r>
-      <w:r>
-        <w:t>E-mail:</w:t>
-      </w:r>
-      <w:r>
-        <w:t xml:space="preserve"> </w:t>
-      </w:r>
-      <w:hyperlink r:id="rId13" w:history="1">
-        <w:r>
-          <w:rPr>
-            <w:rStyle w:val="Hyperlink"/>
-            <w:rFonts w:cs="Calibri"/>
+            <w:rFonts w:ascii="Poppins" w:hAnsi="Poppins" w:cs="Poppins"/>
+            <w:sz w:val="20"/>
+            <w:szCs w:val="20"/>
           </w:rPr>
           <w:t>______________</w:t>
         </w:r>
@@ -1671,7 +1897,10 @@
         <w:ind w:left="-284"/>
         <w:jc w:val="center"/>
         <w:rPr>
+          <w:rFonts w:ascii="Poppins" w:hAnsi="Poppins" w:cs="Poppins"/>
           <w:b/>
+          <w:sz w:val="20"/>
+          <w:szCs w:val="20"/>
         </w:rPr>
       </w:pPr>
     </w:p>
@@ -1682,12 +1911,18 @@
         <w:ind w:left="-284"/>
         <w:jc w:val="center"/>
         <w:rPr>
+          <w:rFonts w:ascii="Poppins" w:hAnsi="Poppins" w:cs="Poppins"/>
           <w:b/>
-        </w:rPr>
-      </w:pPr>
-      <w:r>
-        <w:rPr>
+          <w:sz w:val="20"/>
+          <w:szCs w:val="20"/>
+        </w:rPr>
+      </w:pPr>
+      <w:r>
+        <w:rPr>
+          <w:rFonts w:ascii="Poppins" w:hAnsi="Poppins" w:cs="Poppins"/>
           <w:b/>
+          <w:sz w:val="20"/>
+          <w:szCs w:val="20"/>
         </w:rPr>
         <w:t>Cláusula 6.ª</w:t>
       </w:r>
@@ -1699,12 +1934,18 @@
         <w:ind w:left="-284"/>
         <w:jc w:val="center"/>
         <w:rPr>
+          <w:rFonts w:ascii="Poppins" w:hAnsi="Poppins" w:cs="Poppins"/>
           <w:b/>
-        </w:rPr>
-      </w:pPr>
-      <w:r>
-        <w:rPr>
+          <w:sz w:val="20"/>
+          <w:szCs w:val="20"/>
+        </w:rPr>
+      </w:pPr>
+      <w:r>
+        <w:rPr>
+          <w:rFonts w:ascii="Poppins" w:hAnsi="Poppins" w:cs="Poppins"/>
           <w:b/>
+          <w:sz w:val="20"/>
+          <w:szCs w:val="20"/>
         </w:rPr>
         <w:t>Dados pessoais e sigilo</w:t>
       </w:r>
@@ -1720,12 +1961,44 @@
         <w:spacing w:after="120" w:line="360" w:lineRule="auto"/>
         <w:contextualSpacing w:val="0"/>
         <w:jc w:val="both"/>
-      </w:pPr>
-      <w:r>
-        <w:t>Os Outorgantes devem observar, sendo da sua inteira responsabilidade, o cumprimento das disposições legais vigentes em matéria de proteção de dados pessoais constantes do Regulamento (UE) 2016/679 do Parlamento Europeu e do Conselho de 27 de abril de 2016 relativo à proteção das pessoas singulares no que diz respeito ao tratamento de dados pessoais e à livre circulação desses dados</w:t>
-      </w:r>
-      <w:r>
-        <w:t>, e da Lei n.º 58/2019, de 8 de agosto, ou qualquer legislação de proteção de dados que venha a ser aplicável, designadamente:</w:t>
+        <w:rPr>
+          <w:rFonts w:ascii="Poppins" w:hAnsi="Poppins" w:cs="Poppins"/>
+          <w:sz w:val="20"/>
+          <w:szCs w:val="20"/>
+        </w:rPr>
+      </w:pPr>
+      <w:r>
+        <w:rPr>
+          <w:rFonts w:ascii="Poppins" w:hAnsi="Poppins" w:cs="Poppins"/>
+          <w:sz w:val="20"/>
+          <w:szCs w:val="20"/>
+        </w:rPr>
+        <w:t>Os Outorgantes devem observar, sendo da sua inteira responsabilidade, o cumprimento das disposições legais vigentes em matéria de proteção de dados pessoais constantes do Regulamento (UE) 2016/679 do Parlamento Europeu e do Conselho de 27 de abril de 2016 relativo à proteção das pessoas singulares no que diz respeito ao tratamento de dados pessoais e à livre circulação desses dados, e da Lei n.º 58/2019, de 8 de agosto, ou qualquer legislação de proteção de dados que venha a ser aplicável, designadamente:</w:t>
+      </w:r>
+    </w:p>
+    <w:p>
+      <w:pPr>
+        <w:pStyle w:val="ListParagraph"/>
+        <w:widowControl w:val="0"/>
+        <w:numPr>
+          <w:ilvl w:val="0"/>
+          <w:numId w:val="6"/>
+        </w:numPr>
+        <w:spacing w:after="120" w:line="360" w:lineRule="auto"/>
+        <w:jc w:val="both"/>
+        <w:rPr>
+          <w:rFonts w:ascii="Poppins" w:hAnsi="Poppins" w:cs="Poppins"/>
+          <w:sz w:val="20"/>
+          <w:szCs w:val="20"/>
+        </w:rPr>
+      </w:pPr>
+      <w:r>
+        <w:rPr>
+          <w:rFonts w:ascii="Poppins" w:hAnsi="Poppins" w:cs="Poppins"/>
+          <w:sz w:val="20"/>
+          <w:szCs w:val="20"/>
+        </w:rPr>
+        <w:t>Respeitar a finalidade para que foi autorizada a consulta, que deverá limitar-se ao estritamente necessário, não utilizando a informação para outros fins;</w:t>
       </w:r>
     </w:p>
     <w:p>
@@ -1739,9 +2012,27 @@
         <w:ind w:left="426" w:hanging="349"/>
         <w:contextualSpacing w:val="0"/>
         <w:jc w:val="both"/>
-      </w:pPr>
-      <w:r>
-        <w:t>Respeitar a finalidade para que foi autorizada a consulta, que deverá limitar-se ao estritamente necessário, não utilizando a informação para outros fins;</w:t>
+        <w:rPr>
+          <w:rFonts w:ascii="Poppins" w:hAnsi="Poppins" w:cs="Poppins"/>
+          <w:sz w:val="20"/>
+          <w:szCs w:val="20"/>
+        </w:rPr>
+      </w:pPr>
+      <w:r>
+        <w:rPr>
+          <w:rFonts w:ascii="Poppins" w:hAnsi="Poppins" w:cs="Poppins"/>
+          <w:sz w:val="20"/>
+          <w:szCs w:val="20"/>
+        </w:rPr>
+        <w:t xml:space="preserve">      </w:t>
+      </w:r>
+      <w:r>
+        <w:rPr>
+          <w:rFonts w:ascii="Poppins" w:hAnsi="Poppins" w:cs="Poppins"/>
+          <w:sz w:val="20"/>
+          <w:szCs w:val="20"/>
+        </w:rPr>
+        <w:t>Não transmitir a informação a terceiros, salvo no estrito cumprimento de obrigações legais;</w:t>
       </w:r>
     </w:p>
     <w:p>
@@ -1755,25 +2046,18 @@
         <w:ind w:left="426" w:hanging="349"/>
         <w:contextualSpacing w:val="0"/>
         <w:jc w:val="both"/>
-      </w:pPr>
-      <w:r>
-        <w:lastRenderedPageBreak/>
-        <w:t>Não transmitir a informação a terceiros, salvo no estrito cumprimento de obrigações legais;</w:t>
-      </w:r>
-    </w:p>
-    <w:p>
-      <w:pPr>
-        <w:pStyle w:val="ListParagraph"/>
-        <w:numPr>
-          <w:ilvl w:val="0"/>
-          <w:numId w:val="6"/>
-        </w:numPr>
-        <w:spacing w:after="120" w:line="360" w:lineRule="auto"/>
-        <w:ind w:left="426" w:hanging="349"/>
-        <w:contextualSpacing w:val="0"/>
-        <w:jc w:val="both"/>
-      </w:pPr>
-      <w:r>
+        <w:rPr>
+          <w:rFonts w:ascii="Poppins" w:hAnsi="Poppins" w:cs="Poppins"/>
+          <w:sz w:val="20"/>
+          <w:szCs w:val="20"/>
+        </w:rPr>
+      </w:pPr>
+      <w:r>
+        <w:rPr>
+          <w:rFonts w:ascii="Poppins" w:hAnsi="Poppins" w:cs="Poppins"/>
+          <w:sz w:val="20"/>
+          <w:szCs w:val="20"/>
+        </w:rPr>
         <w:t>Tomar as medidas de segurança necessárias à prevenção de qualquer ato que vise alterar o conteúdo da base de dados ou interferir de qualquer forma no seu bom funcionamento.</w:t>
       </w:r>
     </w:p>
@@ -1788,8 +2072,18 @@
         <w:spacing w:after="120" w:line="360" w:lineRule="auto"/>
         <w:contextualSpacing w:val="0"/>
         <w:jc w:val="both"/>
-      </w:pPr>
-      <w:r>
+        <w:rPr>
+          <w:rFonts w:ascii="Poppins" w:hAnsi="Poppins" w:cs="Poppins"/>
+          <w:sz w:val="20"/>
+          <w:szCs w:val="20"/>
+        </w:rPr>
+      </w:pPr>
+      <w:r>
+        <w:rPr>
+          <w:rFonts w:ascii="Poppins" w:hAnsi="Poppins" w:cs="Poppins"/>
+          <w:sz w:val="20"/>
+          <w:szCs w:val="20"/>
+        </w:rPr>
         <w:t>Para os efeitos legais e os que decorrerem da execução do presente Protocolo, são identificados pelas Partes os respetivos encarregados de proteção de dados, responsáveis, nomeadamente:</w:t>
       </w:r>
     </w:p>
@@ -1804,37 +2098,53 @@
         <w:ind w:left="426" w:hanging="349"/>
         <w:contextualSpacing w:val="0"/>
         <w:jc w:val="both"/>
-      </w:pPr>
-      <w:r>
+        <w:rPr>
+          <w:rFonts w:ascii="Poppins" w:hAnsi="Poppins" w:cs="Poppins"/>
+          <w:sz w:val="20"/>
+          <w:szCs w:val="20"/>
+        </w:rPr>
+      </w:pPr>
+      <w:r>
+        <w:rPr>
+          <w:rFonts w:ascii="Poppins" w:hAnsi="Poppins" w:cs="Poppins"/>
+          <w:sz w:val="20"/>
+          <w:szCs w:val="20"/>
+        </w:rPr>
         <w:t xml:space="preserve">Pela </w:t>
       </w:r>
       <w:r>
+        <w:rPr>
+          <w:rFonts w:ascii="Poppins" w:hAnsi="Poppins" w:cs="Poppins"/>
+          <w:sz w:val="20"/>
+          <w:szCs w:val="20"/>
+        </w:rPr>
         <w:t>ARTE</w:t>
       </w:r>
       <w:r>
+        <w:rPr>
+          <w:rFonts w:ascii="Poppins" w:hAnsi="Poppins" w:cs="Poppins"/>
+          <w:sz w:val="20"/>
+          <w:szCs w:val="20"/>
+        </w:rPr>
         <w:t xml:space="preserve">, </w:t>
       </w:r>
-      <w:hyperlink r:id="rId14" w:history="1">
+      <w:hyperlink r:id="rId13" w:history="1">
         <w:r>
           <w:rPr>
             <w:rStyle w:val="Hyperlink"/>
+            <w:rFonts w:ascii="Poppins" w:hAnsi="Poppins" w:cs="Poppins"/>
+            <w:sz w:val="20"/>
+            <w:szCs w:val="20"/>
           </w:rPr>
-          <w:t>dpo@</w:t>
-        </w:r>
-        <w:r>
-          <w:rPr>
-            <w:rStyle w:val="Hyperlink"/>
-          </w:rPr>
-          <w:t>ARTE</w:t>
-        </w:r>
-        <w:r>
-          <w:rPr>
-            <w:rStyle w:val="Hyperlink"/>
-          </w:rPr>
-          <w:t>.pt</w:t>
+          <w:t>dpo@arte.pt</w:t>
         </w:r>
       </w:hyperlink>
       <w:r>
+        <w:rPr>
+          <w:rFonts w:ascii="Poppins" w:hAnsi="Poppins" w:cs="Poppins"/>
+          <w:sz w:val="20"/>
+          <w:szCs w:val="20"/>
+        </w:rPr>
         <w:t>;</w:t>
       </w:r>
     </w:p>
@@ -1849,17 +2159,35 @@
         <w:ind w:left="426" w:hanging="349"/>
         <w:contextualSpacing w:val="0"/>
         <w:jc w:val="both"/>
-      </w:pPr>
-      <w:r>
+        <w:rPr>
+          <w:rFonts w:ascii="Poppins" w:hAnsi="Poppins" w:cs="Poppins"/>
+          <w:sz w:val="20"/>
+          <w:szCs w:val="20"/>
+        </w:rPr>
+      </w:pPr>
+      <w:r>
+        <w:rPr>
+          <w:rFonts w:ascii="Poppins" w:hAnsi="Poppins" w:cs="Poppins"/>
+          <w:sz w:val="20"/>
+          <w:szCs w:val="20"/>
+        </w:rPr>
         <w:t xml:space="preserve">Pelo Segundo Outorgante, </w:t>
       </w:r>
       <w:r>
         <w:rPr>
           <w:rStyle w:val="Hyperlink"/>
+          <w:rFonts w:ascii="Poppins" w:hAnsi="Poppins" w:cs="Poppins"/>
+          <w:sz w:val="20"/>
+          <w:szCs w:val="20"/>
         </w:rPr>
         <w:t>______________</w:t>
       </w:r>
       <w:r>
+        <w:rPr>
+          <w:rFonts w:ascii="Poppins" w:hAnsi="Poppins" w:cs="Poppins"/>
+          <w:sz w:val="20"/>
+          <w:szCs w:val="20"/>
+        </w:rPr>
         <w:t xml:space="preserve"> (E-Mail)</w:t>
       </w:r>
     </w:p>
@@ -1874,9 +2202,28 @@
         <w:spacing w:after="120" w:line="360" w:lineRule="auto"/>
         <w:contextualSpacing w:val="0"/>
         <w:jc w:val="both"/>
-      </w:pPr>
-      <w:r>
-        <w:t>Qualquer alteração dos responsáveis referidos no número anterior deve ser comunicada à outra parte no prazo de 15 (quinze) dias a contar da respetiva alteração.</w:t>
+        <w:rPr>
+          <w:rFonts w:ascii="Poppins" w:hAnsi="Poppins" w:cs="Poppins"/>
+          <w:sz w:val="20"/>
+          <w:szCs w:val="20"/>
+        </w:rPr>
+      </w:pPr>
+      <w:r>
+        <w:rPr>
+          <w:rFonts w:ascii="Poppins" w:hAnsi="Poppins" w:cs="Poppins"/>
+          <w:sz w:val="20"/>
+          <w:szCs w:val="20"/>
+        </w:rPr>
+        <w:t xml:space="preserve">Qualquer alteração dos responsáveis referidos no número anterior deve ser comunicada à </w:t>
+      </w:r>
+      <w:r>
+        <w:rPr>
+          <w:rFonts w:ascii="Poppins" w:hAnsi="Poppins" w:cs="Poppins"/>
+          <w:sz w:val="20"/>
+          <w:szCs w:val="20"/>
+        </w:rPr>
+        <w:lastRenderedPageBreak/>
+        <w:t>outra parte no prazo de 15 (quinze) dias a contar da respetiva alteração.</w:t>
       </w:r>
     </w:p>
     <w:p>
@@ -1891,16 +2238,34 @@
         <w:contextualSpacing w:val="0"/>
         <w:jc w:val="both"/>
         <w:rPr>
+          <w:rFonts w:ascii="Poppins" w:hAnsi="Poppins" w:cs="Poppins"/>
           <w:b/>
-        </w:rPr>
-      </w:pPr>
-      <w:r>
+          <w:sz w:val="20"/>
+          <w:szCs w:val="20"/>
+        </w:rPr>
+      </w:pPr>
+      <w:r>
+        <w:rPr>
+          <w:rFonts w:ascii="Poppins" w:hAnsi="Poppins" w:cs="Poppins"/>
+          <w:sz w:val="20"/>
+          <w:szCs w:val="20"/>
+        </w:rPr>
         <w:t xml:space="preserve">Os Outorgantes obrigam-se a garantir o sigilo quanto à informação e elementos de que o seu pessoal ou subcontratados venham a ter conhecimento em virtude do presente Protocolo, devendo ser tratada como estritamente confidencial toda a informação escrita, verbal ou constante de suporte informático que contenha dados de natureza organizativa, técnica, comercial ou financeira, listas de clientes, de fornecedores, de equipamentos ou de  produtos ou qualquer outra informação relativa aos serviços e à atividade da </w:t>
       </w:r>
       <w:r>
+        <w:rPr>
+          <w:rFonts w:ascii="Poppins" w:hAnsi="Poppins" w:cs="Poppins"/>
+          <w:sz w:val="20"/>
+          <w:szCs w:val="20"/>
+        </w:rPr>
         <w:t>ARTE</w:t>
       </w:r>
       <w:r>
+        <w:rPr>
+          <w:rFonts w:ascii="Poppins" w:hAnsi="Poppins" w:cs="Poppins"/>
+          <w:sz w:val="20"/>
+          <w:szCs w:val="20"/>
+        </w:rPr>
         <w:t xml:space="preserve"> e do ______________, prevalecendo sempre e em qualquer caso o dever de salvaguardar a confidencialidade dos factos e elementos sujeitos ao dever de segredo.</w:t>
       </w:r>
     </w:p>
@@ -1911,7 +2276,10 @@
         <w:ind w:left="-283"/>
         <w:jc w:val="center"/>
         <w:rPr>
+          <w:rFonts w:ascii="Poppins" w:hAnsi="Poppins" w:cs="Poppins"/>
           <w:b/>
+          <w:sz w:val="20"/>
+          <w:szCs w:val="20"/>
         </w:rPr>
       </w:pPr>
     </w:p>
@@ -1922,26 +2290,20 @@
         <w:ind w:left="-283"/>
         <w:jc w:val="center"/>
         <w:rPr>
+          <w:rFonts w:ascii="Poppins" w:hAnsi="Poppins" w:cs="Poppins"/>
           <w:b/>
-        </w:rPr>
-      </w:pPr>
-      <w:r>
-        <w:rPr>
+          <w:sz w:val="20"/>
+          <w:szCs w:val="20"/>
+        </w:rPr>
+      </w:pPr>
+      <w:r>
+        <w:rPr>
+          <w:rFonts w:ascii="Poppins" w:hAnsi="Poppins" w:cs="Poppins"/>
           <w:b/>
-        </w:rPr>
-        <w:t xml:space="preserve">Cláusula </w:t>
-      </w:r>
-      <w:r>
-        <w:rPr>
-          <w:b/>
-        </w:rPr>
-        <w:t>7</w:t>
-      </w:r>
-      <w:r>
-        <w:rPr>
-          <w:b/>
-        </w:rPr>
-        <w:t>.ª</w:t>
+          <w:sz w:val="20"/>
+          <w:szCs w:val="20"/>
+        </w:rPr>
+        <w:t>Cláusula 7.ª</w:t>
       </w:r>
     </w:p>
     <w:p>
@@ -1951,12 +2313,18 @@
         <w:ind w:left="-283"/>
         <w:jc w:val="center"/>
         <w:rPr>
+          <w:rFonts w:ascii="Poppins" w:hAnsi="Poppins" w:cs="Poppins"/>
           <w:b/>
-        </w:rPr>
-      </w:pPr>
-      <w:r>
-        <w:rPr>
+          <w:sz w:val="20"/>
+          <w:szCs w:val="20"/>
+        </w:rPr>
+      </w:pPr>
+      <w:r>
+        <w:rPr>
+          <w:rFonts w:ascii="Poppins" w:hAnsi="Poppins" w:cs="Poppins"/>
           <w:b/>
+          <w:sz w:val="20"/>
+          <w:szCs w:val="20"/>
         </w:rPr>
         <w:t>Legislação aplicável</w:t>
       </w:r>
@@ -1967,15 +2335,19 @@
         <w:spacing w:after="120" w:line="360" w:lineRule="auto"/>
         <w:ind w:left="-283"/>
         <w:jc w:val="both"/>
-      </w:pPr>
-      <w:r>
-        <w:t xml:space="preserve">O exercício das competências a que se refere o presente protocolo obedece estritamente às disposições da Lei n.º 37/2014, de 26 de junho, </w:t>
-      </w:r>
-      <w:r>
-        <w:t>na redação vigente</w:t>
-      </w:r>
-      <w:r>
-        <w:t>, e à respetiva regulamentação, nomeadamente as que se referem às garantias de segurança dos dados.</w:t>
+        <w:rPr>
+          <w:rFonts w:ascii="Poppins" w:hAnsi="Poppins" w:cs="Poppins"/>
+          <w:sz w:val="20"/>
+          <w:szCs w:val="20"/>
+        </w:rPr>
+      </w:pPr>
+      <w:r>
+        <w:rPr>
+          <w:rFonts w:ascii="Poppins" w:hAnsi="Poppins" w:cs="Poppins"/>
+          <w:sz w:val="20"/>
+          <w:szCs w:val="20"/>
+        </w:rPr>
+        <w:t>O exercício das competências a que se refere o presente protocolo obedece estritamente às disposições da Lei n.º 37/2014, de 26 de junho, na redação vigente, e à respetiva regulamentação, nomeadamente as que se referem às garantias de segurança dos dados.</w:t>
       </w:r>
     </w:p>
     <w:p>
@@ -1984,6 +2356,11 @@
         <w:spacing w:after="120" w:line="360" w:lineRule="auto"/>
         <w:ind w:left="-283"/>
         <w:jc w:val="center"/>
+        <w:rPr>
+          <w:rFonts w:ascii="Poppins" w:hAnsi="Poppins" w:cs="Poppins"/>
+          <w:sz w:val="20"/>
+          <w:szCs w:val="20"/>
+        </w:rPr>
       </w:pPr>
     </w:p>
     <w:p>
@@ -1993,26 +2370,20 @@
         <w:ind w:left="-284"/>
         <w:jc w:val="center"/>
         <w:rPr>
+          <w:rFonts w:ascii="Poppins" w:hAnsi="Poppins" w:cs="Poppins"/>
           <w:b/>
-        </w:rPr>
-      </w:pPr>
-      <w:r>
-        <w:rPr>
+          <w:sz w:val="20"/>
+          <w:szCs w:val="20"/>
+        </w:rPr>
+      </w:pPr>
+      <w:r>
+        <w:rPr>
+          <w:rFonts w:ascii="Poppins" w:hAnsi="Poppins" w:cs="Poppins"/>
           <w:b/>
-        </w:rPr>
-        <w:t xml:space="preserve">Cláusula </w:t>
-      </w:r>
-      <w:r>
-        <w:rPr>
-          <w:b/>
-        </w:rPr>
-        <w:t>8</w:t>
-      </w:r>
-      <w:r>
-        <w:rPr>
-          <w:b/>
-        </w:rPr>
-        <w:t>.ª</w:t>
+          <w:sz w:val="20"/>
+          <w:szCs w:val="20"/>
+        </w:rPr>
+        <w:t>Cláusula 8.ª</w:t>
       </w:r>
     </w:p>
     <w:p>
@@ -2022,14 +2393,19 @@
         <w:ind w:left="-283"/>
         <w:jc w:val="center"/>
         <w:rPr>
+          <w:rFonts w:ascii="Poppins" w:hAnsi="Poppins" w:cs="Poppins"/>
           <w:b/>
-        </w:rPr>
-      </w:pPr>
-      <w:r>
-        <w:rPr>
+          <w:sz w:val="20"/>
+          <w:szCs w:val="20"/>
+        </w:rPr>
+      </w:pPr>
+      <w:r>
+        <w:rPr>
+          <w:rFonts w:ascii="Poppins" w:hAnsi="Poppins" w:cs="Poppins"/>
           <w:b/>
-        </w:rPr>
-        <w:lastRenderedPageBreak/>
+          <w:sz w:val="20"/>
+          <w:szCs w:val="20"/>
+        </w:rPr>
         <w:t>Prazo</w:t>
       </w:r>
     </w:p>
@@ -2044,15 +2420,19 @@
         <w:spacing w:after="120" w:line="360" w:lineRule="auto"/>
         <w:ind w:left="0"/>
         <w:jc w:val="both"/>
-      </w:pPr>
-      <w:r>
-        <w:t xml:space="preserve">O presente protocolo produz efeitos </w:t>
-      </w:r>
-      <w:r>
-        <w:t>a partir da data da disponibilização ao público da autenticação com Chave Móvel Digital</w:t>
-      </w:r>
-      <w:r>
-        <w:t xml:space="preserve"> e é válido pelo período de um ano, renovando-se por períodos iguais e sucessivos, se não for denunciado por qualquer das Partes Outorgantes, com a antecedência mínima de 30 dias relativamente ao termo do período em curso, sem prejuízo da sua revisão nos termos da Cláusula 4.ª.</w:t>
+        <w:rPr>
+          <w:rFonts w:ascii="Poppins" w:hAnsi="Poppins" w:cs="Poppins"/>
+          <w:sz w:val="20"/>
+          <w:szCs w:val="20"/>
+        </w:rPr>
+      </w:pPr>
+      <w:r>
+        <w:rPr>
+          <w:rFonts w:ascii="Poppins" w:hAnsi="Poppins" w:cs="Poppins"/>
+          <w:sz w:val="20"/>
+          <w:szCs w:val="20"/>
+        </w:rPr>
+        <w:t>O presente protocolo produz efeitos a partir da data da disponibilização ao público da autenticação com Chave Móvel Digital e é válido pelo período de um ano, renovando-se por períodos iguais e sucessivos, se não for denunciado por qualquer das Partes Outorgantes, com a antecedência mínima de 30 dias relativamente ao termo do período em curso, sem prejuízo da sua revisão nos termos da Cláusula 4.ª.</w:t>
       </w:r>
     </w:p>
     <w:p>
@@ -2064,156 +2444,176 @@
           <w:numId w:val="1"/>
         </w:numPr>
         <w:spacing w:after="120" w:line="360" w:lineRule="auto"/>
-        <w:ind w:left="0" w:hanging="284"/>
-        <w:jc w:val="both"/>
-      </w:pPr>
-      <w:r>
-        <w:t>Qualquer alteração ou cláusula adicional ao presente Protocolo só será válida se constar de documento assinado pelas Partes Outorgantes.</w:t>
-      </w:r>
-    </w:p>
-    <w:p>
-      <w:pPr>
-        <w:pStyle w:val="ListParagraph"/>
-        <w:widowControl w:val="0"/>
-        <w:spacing w:after="120" w:line="360" w:lineRule="auto"/>
         <w:ind w:left="0"/>
         <w:jc w:val="both"/>
-      </w:pPr>
-    </w:p>
-    <w:p>
-      <w:pPr>
+        <w:rPr>
+          <w:rFonts w:ascii="Poppins" w:hAnsi="Poppins" w:cs="Poppins"/>
+          <w:sz w:val="20"/>
+          <w:szCs w:val="20"/>
+        </w:rPr>
+      </w:pPr>
+      <w:r>
+        <w:rPr>
+          <w:rFonts w:ascii="Poppins" w:hAnsi="Poppins" w:cs="Poppins"/>
+          <w:sz w:val="20"/>
+          <w:szCs w:val="20"/>
+        </w:rPr>
+        <w:t xml:space="preserve">Qualquer alteração ou cláusula adicional ao presente Protocolo só será válida se constar de documento assinado </w:t>
+      </w:r>
+      <w:r>
+        <w:rPr>
+          <w:rFonts w:ascii="Poppins" w:hAnsi="Poppins" w:cs="Poppins"/>
+          <w:sz w:val="20"/>
+          <w:szCs w:val="20"/>
+        </w:rPr>
+        <w:t>pelas Partes Outorgantes.</w:t>
+      </w:r>
+    </w:p>
+    <w:p>
+      <w:pPr>
+        <w:pStyle w:val="ListParagraph"/>
         <w:widowControl w:val="0"/>
         <w:spacing w:after="0" w:line="360" w:lineRule="auto"/>
-        <w:jc w:val="center"/>
-        <w:rPr>
-          <w:rFonts w:cs="Times New Roman"/>
+        <w:ind w:left="3706" w:firstLine="542"/>
+        <w:rPr>
+          <w:rFonts w:ascii="Poppins" w:hAnsi="Poppins" w:cs="Poppins"/>
           <w:b/>
-        </w:rPr>
-      </w:pPr>
-      <w:r>
-        <w:rPr>
-          <w:rFonts w:cs="Times New Roman"/>
+          <w:sz w:val="20"/>
+          <w:szCs w:val="20"/>
+        </w:rPr>
+      </w:pPr>
+      <w:r>
+        <w:rPr>
+          <w:rFonts w:ascii="Poppins" w:hAnsi="Poppins" w:cs="Poppins"/>
           <w:b/>
+          <w:sz w:val="20"/>
+          <w:szCs w:val="20"/>
         </w:rPr>
         <w:t>Cláusula 9.ª</w:t>
       </w:r>
     </w:p>
     <w:p>
       <w:pPr>
+        <w:pStyle w:val="ListParagraph"/>
         <w:widowControl w:val="0"/>
         <w:spacing w:after="0" w:line="360" w:lineRule="auto"/>
-        <w:jc w:val="center"/>
-        <w:rPr>
-          <w:rFonts w:cs="Times New Roman"/>
+        <w:ind w:left="3269" w:firstLine="271"/>
+        <w:rPr>
+          <w:rFonts w:ascii="Poppins" w:hAnsi="Poppins" w:cs="Poppins"/>
           <w:b/>
-        </w:rPr>
-      </w:pPr>
-      <w:r>
-        <w:rPr>
-          <w:rFonts w:cs="Times New Roman"/>
+          <w:sz w:val="20"/>
+          <w:szCs w:val="20"/>
+        </w:rPr>
+      </w:pPr>
+      <w:r>
+        <w:rPr>
+          <w:rFonts w:ascii="Poppins" w:hAnsi="Poppins" w:cs="Poppins"/>
           <w:b/>
-        </w:rPr>
+          <w:sz w:val="20"/>
+          <w:szCs w:val="20"/>
+        </w:rPr>
+        <w:lastRenderedPageBreak/>
         <w:t>Resolução de diferendos</w:t>
       </w:r>
     </w:p>
     <w:p>
       <w:pPr>
         <w:spacing w:after="0" w:line="360" w:lineRule="auto"/>
-        <w:ind w:left="-284"/>
         <w:jc w:val="both"/>
         <w:rPr>
-          <w:rFonts w:cs="Times New Roman"/>
+          <w:rFonts w:ascii="Poppins" w:hAnsi="Poppins" w:cs="Poppins"/>
+          <w:sz w:val="20"/>
+          <w:szCs w:val="20"/>
           <w:u w:color="000000"/>
         </w:rPr>
       </w:pPr>
       <w:r>
         <w:rPr>
-          <w:rFonts w:cs="Times New Roman"/>
+          <w:rFonts w:ascii="Poppins" w:hAnsi="Poppins" w:cs="Poppins"/>
+          <w:sz w:val="20"/>
+          <w:szCs w:val="20"/>
           <w:u w:color="000000"/>
         </w:rPr>
-        <w:t xml:space="preserve">Para todo e qualquer litígio emergente do presente Protocolo, sua interpretação e execução, as Partes elegem como foro convencional, com exclusão de qualquer outro, o do Tribunal Administrativo de </w:t>
-      </w:r>
-      <w:r>
-        <w:rPr>
-          <w:rFonts w:cs="Times New Roman"/>
-          <w:u w:color="000000"/>
-        </w:rPr>
-        <w:t>Círculo</w:t>
-      </w:r>
-      <w:r>
-        <w:rPr>
-          <w:rFonts w:cs="Times New Roman"/>
-          <w:u w:color="000000"/>
-        </w:rPr>
-        <w:t xml:space="preserve"> de Lisboa.</w:t>
+        <w:t>Para todo e qualquer litígio emergente do presente Protocolo, sua interpretação e execução, as Partes elegem como foro convencional, com exclusão de qualquer outro, o do Tribunal Administrativo de Círculo de Lisboa</w:t>
       </w:r>
     </w:p>
     <w:p>
       <w:pPr>
         <w:widowControl w:val="0"/>
         <w:spacing w:after="120" w:line="360" w:lineRule="auto"/>
-        <w:ind w:left="-283"/>
-        <w:jc w:val="center"/>
-      </w:pPr>
-    </w:p>
-    <w:p>
-      <w:pPr>
-        <w:widowControl w:val="0"/>
-        <w:spacing w:after="120" w:line="360" w:lineRule="auto"/>
-        <w:ind w:left="-283"/>
-        <w:jc w:val="center"/>
-      </w:pPr>
-    </w:p>
-    <w:p>
-      <w:pPr>
-        <w:widowControl w:val="0"/>
-        <w:spacing w:after="120" w:line="360" w:lineRule="auto"/>
-        <w:ind w:left="-283"/>
-        <w:jc w:val="both"/>
-      </w:pPr>
-      <w:r>
-        <w:t>O presente Protocolo foi escrito em</w:t>
-      </w:r>
-      <w:r>
-        <w:t xml:space="preserve"> </w:t>
-      </w:r>
-      <w:r>
-        <w:t>__</w:t>
-      </w:r>
-      <w:r>
-        <w:t xml:space="preserve"> </w:t>
-      </w:r>
-      <w:r>
-        <w:t>páginas, num único exemplar, e vai ser assinado com certificado de assinatura digital qualificado.</w:t>
-      </w:r>
+        <w:ind w:left="77"/>
+        <w:rPr>
+          <w:rFonts w:ascii="Poppins" w:hAnsi="Poppins" w:cs="Poppins"/>
+          <w:sz w:val="20"/>
+          <w:szCs w:val="20"/>
+        </w:rPr>
+      </w:pPr>
     </w:p>
     <w:p>
       <w:pPr>
         <w:widowControl w:val="0"/>
         <w:spacing w:after="120" w:line="360" w:lineRule="auto"/>
         <w:jc w:val="both"/>
-      </w:pPr>
+        <w:rPr>
+          <w:rFonts w:ascii="Poppins" w:hAnsi="Poppins" w:cs="Poppins"/>
+          <w:sz w:val="20"/>
+          <w:szCs w:val="20"/>
+        </w:rPr>
+      </w:pPr>
+      <w:r>
+        <w:rPr>
+          <w:rFonts w:ascii="Poppins" w:hAnsi="Poppins" w:cs="Poppins"/>
+          <w:sz w:val="20"/>
+          <w:szCs w:val="20"/>
+        </w:rPr>
+        <w:t>O presente Protocolo foi escrito em __ páginas, num único exemplar, e vai ser assinado com certificado de assinatura digital qualificado.</w:t>
+      </w:r>
     </w:p>
     <w:p>
       <w:pPr>
         <w:widowControl w:val="0"/>
         <w:spacing w:after="120" w:line="360" w:lineRule="auto"/>
-        <w:ind w:left="-283"/>
+        <w:ind w:left="77"/>
         <w:jc w:val="both"/>
-      </w:pPr>
-      <w:r>
-        <w:t>Celebrado em L</w:t>
-      </w:r>
-      <w:r>
-        <w:t>isboa,</w:t>
-      </w:r>
+        <w:rPr>
+          <w:rFonts w:ascii="Poppins" w:hAnsi="Poppins" w:cs="Poppins"/>
+          <w:sz w:val="20"/>
+          <w:szCs w:val="20"/>
+        </w:rPr>
+      </w:pPr>
     </w:p>
     <w:p>
       <w:pPr>
         <w:widowControl w:val="0"/>
         <w:spacing w:after="120" w:line="360" w:lineRule="auto"/>
-        <w:ind w:left="-283"/>
+        <w:ind w:left="77"/>
         <w:jc w:val="both"/>
+        <w:rPr>
+          <w:rFonts w:ascii="Poppins" w:hAnsi="Poppins" w:cs="Poppins"/>
+          <w:sz w:val="20"/>
+          <w:szCs w:val="20"/>
+        </w:rPr>
+      </w:pPr>
+      <w:r>
+        <w:rPr>
+          <w:rFonts w:ascii="Poppins" w:hAnsi="Poppins" w:cs="Poppins"/>
+          <w:sz w:val="20"/>
+          <w:szCs w:val="20"/>
+        </w:rPr>
+        <w:t>Celebrado em Lisboa, a …… de ………….. de 20..</w:t>
+      </w:r>
+    </w:p>
+    <w:p>
+      <w:pPr>
+        <w:widowControl w:val="0"/>
+        <w:spacing w:after="120" w:line="360" w:lineRule="auto"/>
+        <w:ind w:left="77"/>
+        <w:jc w:val="both"/>
+        <w:rPr>
+          <w:rFonts w:ascii="Poppins" w:hAnsi="Poppins" w:cs="Poppins"/>
+          <w:sz w:val="20"/>
+          <w:szCs w:val="20"/>
+        </w:rPr>
       </w:pPr>
     </w:p>
     <w:tbl>
@@ -2238,20 +2638,18 @@
               <w:spacing w:after="0" w:line="360" w:lineRule="auto"/>
               <w:jc w:val="center"/>
               <w:rPr>
-                <w:rFonts w:cs="Times New Roman"/>
+                <w:rFonts w:ascii="Poppins" w:hAnsi="Poppins" w:cs="Poppins"/>
+                <w:sz w:val="20"/>
+                <w:szCs w:val="20"/>
               </w:rPr>
             </w:pPr>
             <w:r>
               <w:rPr>
-                <w:rFonts w:cs="Times New Roman"/>
+                <w:rFonts w:ascii="Poppins" w:hAnsi="Poppins" w:cs="Poppins"/>
+                <w:sz w:val="20"/>
+                <w:szCs w:val="20"/>
               </w:rPr>
-              <w:t xml:space="preserve">Pela </w:t>
-            </w:r>
-            <w:r>
-              <w:rPr>
-                <w:rFonts w:cs="Times New Roman"/>
-              </w:rPr>
-              <w:t>ARTE</w:t>
+              <w:t>A Primeira Outorgante</w:t>
             </w:r>
           </w:p>
         </w:tc>
@@ -2266,14 +2664,18 @@
               <w:spacing w:after="0" w:line="360" w:lineRule="auto"/>
               <w:jc w:val="center"/>
               <w:rPr>
-                <w:rFonts w:cs="Times New Roman"/>
+                <w:rFonts w:ascii="Poppins" w:hAnsi="Poppins" w:cs="Poppins"/>
+                <w:sz w:val="20"/>
+                <w:szCs w:val="20"/>
               </w:rPr>
             </w:pPr>
             <w:r>
               <w:rPr>
-                <w:rFonts w:cs="Times New Roman"/>
+                <w:rFonts w:ascii="Poppins" w:hAnsi="Poppins" w:cs="Poppins"/>
+                <w:sz w:val="20"/>
+                <w:szCs w:val="20"/>
               </w:rPr>
-              <w:t>Pelo (a)</w:t>
+              <w:t>O Segundo Outorgante</w:t>
             </w:r>
           </w:p>
         </w:tc>
@@ -2290,6 +2692,8 @@
               <w:jc w:val="center"/>
               <w:rPr>
                 <w:rFonts w:cs="Times New Roman"/>
+                <w:sz w:val="20"/>
+                <w:szCs w:val="20"/>
               </w:rPr>
             </w:pPr>
           </w:p>
@@ -2304,11 +2708,66 @@
               <w:spacing w:after="0" w:line="360" w:lineRule="auto"/>
               <w:rPr>
                 <w:rFonts w:cs="Times New Roman"/>
+                <w:sz w:val="20"/>
+                <w:szCs w:val="20"/>
               </w:rPr>
             </w:pPr>
           </w:p>
         </w:tc>
       </w:tr>
+    </w:tbl>
+    <w:p>
+      <w:pPr>
+        <w:widowControl w:val="0"/>
+        <w:spacing w:after="120" w:line="360" w:lineRule="auto"/>
+        <w:ind w:left="284" w:hanging="284"/>
+        <w:jc w:val="both"/>
+        <w:rPr>
+          <w:sz w:val="20"/>
+          <w:szCs w:val="20"/>
+        </w:rPr>
+      </w:pPr>
+    </w:p>
+    <w:p>
+      <w:pPr>
+        <w:spacing w:after="0"/>
+        <w:rPr>
+          <w:rFonts w:ascii="Poppins" w:hAnsi="Poppins" w:cs="Poppins"/>
+          <w:b/>
+          <w:bCs/>
+          <w:caps/>
+          <w:color w:val="1A65FA"/>
+          <w:sz w:val="24"/>
+          <w:szCs w:val="24"/>
+          <w:lang w:eastAsia="pt-PT"/>
+        </w:rPr>
+      </w:pPr>
+    </w:p>
+    <w:p>
+      <w:pPr>
+        <w:spacing w:after="0" w:line="240" w:lineRule="auto"/>
+        <w:jc w:val="center"/>
+        <w:rPr>
+          <w:rFonts w:ascii="Poppins" w:hAnsi="Poppins" w:cs="Poppins"/>
+          <w:b/>
+          <w:bCs/>
+          <w:caps/>
+          <w:color w:val="1A65FA"/>
+          <w:lang w:eastAsia="pt-PT"/>
+        </w:rPr>
+      </w:pPr>
+    </w:p>
+    <w:bookmarkEnd w:id="0"/>
+    <w:tbl>
+      <w:tblPr>
+        <w:tblW w:w="0" w:type="auto"/>
+        <w:tblInd w:w="198" w:type="dxa"/>
+        <w:tblLook w:val="04A0" w:firstRow="1" w:lastRow="0" w:firstColumn="1" w:lastColumn="0" w:noHBand="0" w:noVBand="1"/>
+      </w:tblPr>
+      <w:tblGrid>
+        <w:gridCol w:w="4230"/>
+        <w:gridCol w:w="4025"/>
+      </w:tblGrid>
       <w:tr>
         <w:tc>
           <w:tcPr>
@@ -2316,12 +2775,11 @@
           </w:tcPr>
           <w:p>
             <w:pPr>
-              <w:widowControl w:val="0"/>
-              <w:spacing w:after="0" w:line="360" w:lineRule="auto"/>
-              <w:jc w:val="center"/>
               <w:rPr>
-                <w:rFonts w:ascii="Arial Narrow" w:hAnsi="Arial Narrow" w:cs="Times New Roman"/>
+                <w:rFonts w:ascii="Poppins" w:hAnsi="Poppins" w:cs="Poppins"/>
                 <w:b/>
+                <w:sz w:val="20"/>
+                <w:szCs w:val="20"/>
               </w:rPr>
             </w:pPr>
           </w:p>
@@ -2336,7 +2794,9 @@
               <w:spacing w:after="0" w:line="360" w:lineRule="auto"/>
               <w:jc w:val="center"/>
               <w:rPr>
-                <w:rFonts w:ascii="Arial Narrow" w:hAnsi="Arial Narrow" w:cs="Times New Roman"/>
+                <w:rFonts w:ascii="Poppins" w:hAnsi="Poppins" w:cs="Poppins"/>
+                <w:sz w:val="20"/>
+                <w:szCs w:val="20"/>
               </w:rPr>
             </w:pPr>
           </w:p>
@@ -2346,14 +2806,19 @@
     <w:p>
       <w:pPr>
         <w:widowControl w:val="0"/>
-        <w:spacing w:after="120" w:line="360" w:lineRule="auto"/>
+        <w:spacing w:after="0" w:line="360" w:lineRule="auto"/>
+        <w:rPr>
+          <w:rFonts w:ascii="Poppins" w:hAnsi="Poppins" w:cs="Poppins"/>
+        </w:rPr>
         <w:sectPr>
+          <w:headerReference w:type="even" r:id="rId14"/>
           <w:headerReference w:type="default" r:id="rId15"/>
-          <w:footerReference w:type="default" r:id="rId16"/>
-          <w:headerReference w:type="first" r:id="rId17"/>
-          <w:footerReference w:type="first" r:id="rId18"/>
+          <w:footerReference w:type="even" r:id="rId16"/>
+          <w:footerReference w:type="default" r:id="rId17"/>
+          <w:headerReference w:type="first" r:id="rId18"/>
+          <w:footerReference w:type="first" r:id="rId19"/>
           <w:pgSz w:w="11906" w:h="16838" w:code="9"/>
-          <w:pgMar w:top="1418" w:right="1134" w:bottom="1418" w:left="1418" w:header="709" w:footer="709" w:gutter="0"/>
+          <w:pgMar w:top="1701" w:right="1134" w:bottom="1418" w:left="1418" w:header="709" w:footer="902" w:gutter="0"/>
           <w:cols w:space="708"/>
           <w:docGrid w:linePitch="360"/>
         </w:sectPr>
@@ -2362,7 +2827,10 @@
     <w:p>
       <w:pPr>
         <w:widowControl w:val="0"/>
-        <w:spacing w:after="120" w:line="360" w:lineRule="auto"/>
+        <w:spacing w:after="0" w:line="360" w:lineRule="auto"/>
+        <w:rPr>
+          <w:rFonts w:ascii="Poppins" w:hAnsi="Poppins" w:cs="Poppins"/>
+        </w:rPr>
       </w:pPr>
     </w:p>
     <w:sectPr>
@@ -2402,6 +2870,392 @@
 </file>
 
 <file path=word/footer1.xml><?xml version="1.0" encoding="utf-8"?>
+<w:ftr xmlns:wpc="http://schemas.microsoft.com/office/word/2010/wordprocessingCanvas" xmlns:cx="http://schemas.microsoft.com/office/drawing/2014/chartex" xmlns:cx1="http://schemas.microsoft.com/office/drawing/2015/9/8/chartex" xmlns:cx2="http://schemas.microsoft.com/office/drawing/2015/10/21/chartex" xmlns:cx3="http://schemas.microsoft.com/office/drawing/2016/5/9/chartex" xmlns:cx4="http://schemas.microsoft.com/office/drawing/2016/5/10/chartex" xmlns:cx5="http://schemas.microsoft.com/office/drawing/2016/5/11/chartex" xmlns:cx6="http://schemas.microsoft.com/office/drawing/2016/5/12/chartex" xmlns:cx7="http://schemas.microsoft.com/office/drawing/2016/5/13/chartex" xmlns:cx8="http://schemas.microsoft.com/office/drawing/2016/5/14/chartex" xmlns:mc="http://schemas.openxmlformats.org/markup-compatibility/2006" xmlns:aink="http://schemas.microsoft.com/office/drawing/2016/ink" xmlns:am3d="http://schemas.microsoft.com/office/drawing/2017/model3d" xmlns:o="urn:schemas-microsoft-com:office:office" xmlns:oel="http://schemas.microsoft.com/office/2019/extlst" xmlns:r="http://schemas.openxmlformats.org/officeDocument/2006/relationships" xmlns:m="http://schemas.openxmlformats.org/officeDocument/2006/math" xmlns:v="urn:schemas-microsoft-com:vml" xmlns:wp14="http://schemas.microsoft.com/office/word/2010/wordprocessingDrawing" xmlns:wp="http://schemas.openxmlformats.org/drawingml/2006/wordprocessingDrawing" xmlns:w10="urn:schemas-microsoft-com:office:word" xmlns:w="http://schemas.openxmlformats.org/wordprocessingml/2006/main" xmlns:w14="http://schemas.microsoft.com/office/word/2010/wordml" xmlns:w15="http://schemas.microsoft.com/office/word/2012/wordml" xmlns:w16cex="http://schemas.microsoft.com/office/word/2018/wordml/cex" xmlns:w16cid="http://schemas.microsoft.com/office/word/2016/wordml/cid" xmlns:w16="http://schemas.microsoft.com/office/word/2018/wordml" xmlns:w16du="http://schemas.microsoft.com/office/word/2023/wordml/word16du" xmlns:w16sdtdh="http://schemas.microsoft.com/office/word/2020/wordml/sdtdatahash" xmlns:w16sdtfl="http://schemas.microsoft.com/office/word/2024/wordml/sdtformatlock" xmlns:w16se="http://schemas.microsoft.com/office/word/2015/wordml/symex" xmlns:wpg="http://schemas.microsoft.com/office/word/2010/wordprocessingGroup" xmlns:wpi="http://schemas.microsoft.com/office/word/2010/wordprocessingInk" xmlns:wne="http://schemas.microsoft.com/office/word/2006/wordml" xmlns:wps="http://schemas.microsoft.com/office/word/2010/wordprocessingShape" mc:Ignorable="w14 w15 w16se w16cid w16 w16cex w16sdtdh w16sdtfl w16du wp14">
+  <w:p>
+    <w:pPr>
+      <w:pStyle w:val="Footer"/>
+    </w:pPr>
+  </w:p>
+</w:ftr>
+</file>
+
+<file path=word/footer2.xml><?xml version="1.0" encoding="utf-8"?>
+<w:ftr xmlns:wpc="http://schemas.microsoft.com/office/word/2010/wordprocessingCanvas" xmlns:cx="http://schemas.microsoft.com/office/drawing/2014/chartex" xmlns:cx1="http://schemas.microsoft.com/office/drawing/2015/9/8/chartex" xmlns:cx2="http://schemas.microsoft.com/office/drawing/2015/10/21/chartex" xmlns:cx3="http://schemas.microsoft.com/office/drawing/2016/5/9/chartex" xmlns:cx4="http://schemas.microsoft.com/office/drawing/2016/5/10/chartex" xmlns:cx5="http://schemas.microsoft.com/office/drawing/2016/5/11/chartex" xmlns:cx6="http://schemas.microsoft.com/office/drawing/2016/5/12/chartex" xmlns:cx7="http://schemas.microsoft.com/office/drawing/2016/5/13/chartex" xmlns:cx8="http://schemas.microsoft.com/office/drawing/2016/5/14/chartex" xmlns:mc="http://schemas.openxmlformats.org/markup-compatibility/2006" xmlns:aink="http://schemas.microsoft.com/office/drawing/2016/ink" xmlns:am3d="http://schemas.microsoft.com/office/drawing/2017/model3d" xmlns:o="urn:schemas-microsoft-com:office:office" xmlns:oel="http://schemas.microsoft.com/office/2019/extlst" xmlns:r="http://schemas.openxmlformats.org/officeDocument/2006/relationships" xmlns:m="http://schemas.openxmlformats.org/officeDocument/2006/math" xmlns:v="urn:schemas-microsoft-com:vml" xmlns:wp14="http://schemas.microsoft.com/office/word/2010/wordprocessingDrawing" xmlns:wp="http://schemas.openxmlformats.org/drawingml/2006/wordprocessingDrawing" xmlns:w10="urn:schemas-microsoft-com:office:word" xmlns:w="http://schemas.openxmlformats.org/wordprocessingml/2006/main" xmlns:w14="http://schemas.microsoft.com/office/word/2010/wordml" xmlns:w15="http://schemas.microsoft.com/office/word/2012/wordml" xmlns:w16cex="http://schemas.microsoft.com/office/word/2018/wordml/cex" xmlns:w16cid="http://schemas.microsoft.com/office/word/2016/wordml/cid" xmlns:w16="http://schemas.microsoft.com/office/word/2018/wordml" xmlns:w16du="http://schemas.microsoft.com/office/word/2023/wordml/word16du" xmlns:w16sdtdh="http://schemas.microsoft.com/office/word/2020/wordml/sdtdatahash" xmlns:w16sdtfl="http://schemas.microsoft.com/office/word/2024/wordml/sdtformatlock" xmlns:w16se="http://schemas.microsoft.com/office/word/2015/wordml/symex" xmlns:wpg="http://schemas.microsoft.com/office/word/2010/wordprocessingGroup" xmlns:wpi="http://schemas.microsoft.com/office/word/2010/wordprocessingInk" xmlns:wne="http://schemas.microsoft.com/office/word/2006/wordml" xmlns:wps="http://schemas.microsoft.com/office/word/2010/wordprocessingShape" mc:Ignorable="w14 w15 w16se w16cid w16 w16cex w16sdtdh w16sdtfl w16du wp14">
+  <w:p>
+    <w:pPr>
+      <w:spacing w:after="0" w:line="240" w:lineRule="auto"/>
+      <w:rPr>
+        <w:rFonts w:ascii="Arial" w:hAnsi="Arial" w:cs="Arial"/>
+        <w:color w:val="1B50C4"/>
+        <w:sz w:val="15"/>
+        <w:szCs w:val="15"/>
+        <w:lang w:eastAsia="pt-PT"/>
+      </w:rPr>
+    </w:pPr>
+    <w:r>
+      <w:rPr>
+        <w:noProof/>
+      </w:rPr>
+      <mc:AlternateContent>
+        <mc:Choice Requires="wps">
+          <w:drawing>
+            <wp:anchor distT="0" distB="0" distL="114300" distR="114300" simplePos="0" relativeHeight="251658246" behindDoc="0" locked="0" layoutInCell="1" allowOverlap="1" wp14:anchorId="4DC9CE5D" wp14:editId="1844CB68">
+              <wp:simplePos x="0" y="0"/>
+              <wp:positionH relativeFrom="column">
+                <wp:posOffset>-93606</wp:posOffset>
+              </wp:positionH>
+              <wp:positionV relativeFrom="paragraph">
+                <wp:posOffset>82667</wp:posOffset>
+              </wp:positionV>
+              <wp:extent cx="3904342" cy="361150"/>
+              <wp:effectExtent l="0" t="0" r="0" b="1270"/>
+              <wp:wrapNone/>
+              <wp:docPr id="1362229521" name="Caixa de Texto 2"/>
+              <wp:cNvGraphicFramePr>
+                <a:graphicFrameLocks xmlns:a="http://schemas.openxmlformats.org/drawingml/2006/main"/>
+              </wp:cNvGraphicFramePr>
+              <a:graphic xmlns:a="http://schemas.openxmlformats.org/drawingml/2006/main">
+                <a:graphicData uri="http://schemas.microsoft.com/office/word/2010/wordprocessingShape">
+                  <wps:wsp>
+                    <wps:cNvSpPr txBox="1">
+                      <a:spLocks noChangeArrowheads="1"/>
+                    </wps:cNvSpPr>
+                    <wps:spPr bwMode="auto">
+                      <a:xfrm>
+                        <a:off x="0" y="0"/>
+                        <a:ext cx="3904342" cy="361150"/>
+                      </a:xfrm>
+                      <a:prstGeom prst="rect">
+                        <a:avLst/>
+                      </a:prstGeom>
+                      <a:noFill/>
+                      <a:ln w="9525">
+                        <a:noFill/>
+                        <a:miter lim="800000"/>
+                        <a:headEnd/>
+                        <a:tailEnd/>
+                      </a:ln>
+                    </wps:spPr>
+                    <wps:txbx>
+                      <w:txbxContent>
+                        <w:p>
+                          <w:pPr>
+                            <w:spacing w:after="0" w:line="240" w:lineRule="auto"/>
+                            <w:rPr>
+                              <w:rFonts w:ascii="Poppins" w:hAnsi="Poppins" w:cs="Poppins"/>
+                              <w:sz w:val="8"/>
+                              <w:szCs w:val="8"/>
+                            </w:rPr>
+                          </w:pPr>
+                          <w:r>
+                            <w:rPr>
+                              <w:rFonts w:ascii="Poppins Light" w:hAnsi="Poppins Light" w:cs="Poppins Light"/>
+                              <w:sz w:val="14"/>
+                              <w:szCs w:val="14"/>
+                            </w:rPr>
+                            <w:t xml:space="preserve">MD </w:t>
+                          </w:r>
+                          <w:r>
+                            <w:rPr>
+                              <w:rFonts w:ascii="Poppins Light" w:hAnsi="Poppins Light" w:cs="Poppins Light"/>
+                              <w:sz w:val="14"/>
+                              <w:szCs w:val="14"/>
+                            </w:rPr>
+                            <w:t>-125_PDAAACMDP</w:t>
+                          </w:r>
+                          <w:r>
+                            <w:rPr>
+                              <w:rFonts w:ascii="Poppins Light" w:hAnsi="Poppins Light" w:cs="Poppins Light"/>
+                              <w:sz w:val="14"/>
+                              <w:szCs w:val="14"/>
+                            </w:rPr>
+                            <w:t>_</w:t>
+                          </w:r>
+                          <w:r>
+                            <w:rPr>
+                              <w:rFonts w:ascii="Poppins Light" w:hAnsi="Poppins Light" w:cs="Poppins Light"/>
+                              <w:sz w:val="14"/>
+                              <w:szCs w:val="14"/>
+                            </w:rPr>
+                            <w:t>D</w:t>
+                          </w:r>
+                          <w:r>
+                            <w:rPr>
+                              <w:rFonts w:ascii="Poppins Light" w:hAnsi="Poppins Light" w:cs="Poppins Light"/>
+                              <w:sz w:val="14"/>
+                              <w:szCs w:val="14"/>
+                            </w:rPr>
+                            <w:t>J_</w:t>
+                          </w:r>
+                          <w:r>
+                            <w:rPr>
+                              <w:rFonts w:ascii="Poppins Light" w:hAnsi="Poppins Light" w:cs="Poppins Light"/>
+                              <w:sz w:val="14"/>
+                              <w:szCs w:val="14"/>
+                            </w:rPr>
+                            <w:t>20260</w:t>
+                          </w:r>
+                          <w:r>
+                            <w:rPr>
+                              <w:rFonts w:ascii="Poppins Light" w:hAnsi="Poppins Light" w:cs="Poppins Light"/>
+                              <w:sz w:val="14"/>
+                              <w:szCs w:val="14"/>
+                            </w:rPr>
+                            <w:t>408</w:t>
+                          </w:r>
+                        </w:p>
+                      </w:txbxContent>
+                    </wps:txbx>
+                    <wps:bodyPr rot="0" vert="horz" wrap="square" lIns="91440" tIns="45720" rIns="91440" bIns="45720" anchor="t" anchorCtr="0">
+                      <a:noAutofit/>
+                    </wps:bodyPr>
+                  </wps:wsp>
+                </a:graphicData>
+              </a:graphic>
+              <wp14:sizeRelH relativeFrom="margin">
+                <wp14:pctWidth>0</wp14:pctWidth>
+              </wp14:sizeRelH>
+              <wp14:sizeRelV relativeFrom="margin">
+                <wp14:pctHeight>0</wp14:pctHeight>
+              </wp14:sizeRelV>
+            </wp:anchor>
+          </w:drawing>
+        </mc:Choice>
+        <mc:Fallback>
+          <w:pict>
+            <v:shapetype w14:anchorId="4DC9CE5D" id="_x0000_t202" coordsize="21600,21600" o:spt="202" path="m,l,21600r21600,l21600,xe">
+              <v:stroke joinstyle="miter"/>
+              <v:path gradientshapeok="t" o:connecttype="rect"/>
+            </v:shapetype>
+            <v:shape id="Caixa de Texto 2" o:spid="_x0000_s1027" type="#_x0000_t202" style="position:absolute;margin-left:-7.35pt;margin-top:6.5pt;width:307.45pt;height:28.45pt;z-index:251658246;visibility:visible;mso-wrap-style:square;mso-width-percent:0;mso-height-percent:0;mso-wrap-distance-left:9pt;mso-wrap-distance-top:0;mso-wrap-distance-right:9pt;mso-wrap-distance-bottom:0;mso-position-horizontal:absolute;mso-position-horizontal-relative:text;mso-position-vertical:absolute;mso-position-vertical-relative:text;mso-width-percent:0;mso-height-percent:0;mso-width-relative:margin;mso-height-relative:margin;v-text-anchor:top" o:gfxdata="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" filled="f" stroked="f">
+              <v:textbox>
+                <w:txbxContent>
+                  <w:p>
+                    <w:pPr>
+                      <w:spacing w:after="0" w:line="240" w:lineRule="auto"/>
+                      <w:rPr>
+                        <w:rFonts w:ascii="Poppins" w:hAnsi="Poppins" w:cs="Poppins"/>
+                        <w:sz w:val="8"/>
+                        <w:szCs w:val="8"/>
+                      </w:rPr>
+                    </w:pPr>
+                    <w:r>
+                      <w:rPr>
+                        <w:rFonts w:ascii="Poppins Light" w:hAnsi="Poppins Light" w:cs="Poppins Light"/>
+                        <w:sz w:val="14"/>
+                        <w:szCs w:val="14"/>
+                      </w:rPr>
+                      <w:t xml:space="preserve">MD </w:t>
+                    </w:r>
+                    <w:r>
+                      <w:rPr>
+                        <w:rFonts w:ascii="Poppins Light" w:hAnsi="Poppins Light" w:cs="Poppins Light"/>
+                        <w:sz w:val="14"/>
+                        <w:szCs w:val="14"/>
+                      </w:rPr>
+                      <w:t>-125_PDAAACMDP</w:t>
+                    </w:r>
+                    <w:r>
+                      <w:rPr>
+                        <w:rFonts w:ascii="Poppins Light" w:hAnsi="Poppins Light" w:cs="Poppins Light"/>
+                        <w:sz w:val="14"/>
+                        <w:szCs w:val="14"/>
+                      </w:rPr>
+                      <w:t>_</w:t>
+                    </w:r>
+                    <w:r>
+                      <w:rPr>
+                        <w:rFonts w:ascii="Poppins Light" w:hAnsi="Poppins Light" w:cs="Poppins Light"/>
+                        <w:sz w:val="14"/>
+                        <w:szCs w:val="14"/>
+                      </w:rPr>
+                      <w:t>D</w:t>
+                    </w:r>
+                    <w:r>
+                      <w:rPr>
+                        <w:rFonts w:ascii="Poppins Light" w:hAnsi="Poppins Light" w:cs="Poppins Light"/>
+                        <w:sz w:val="14"/>
+                        <w:szCs w:val="14"/>
+                      </w:rPr>
+                      <w:t>J_</w:t>
+                    </w:r>
+                    <w:r>
+                      <w:rPr>
+                        <w:rFonts w:ascii="Poppins Light" w:hAnsi="Poppins Light" w:cs="Poppins Light"/>
+                        <w:sz w:val="14"/>
+                        <w:szCs w:val="14"/>
+                      </w:rPr>
+                      <w:t>20260</w:t>
+                    </w:r>
+                    <w:r>
+                      <w:rPr>
+                        <w:rFonts w:ascii="Poppins Light" w:hAnsi="Poppins Light" w:cs="Poppins Light"/>
+                        <w:sz w:val="14"/>
+                        <w:szCs w:val="14"/>
+                      </w:rPr>
+                      <w:t>408</w:t>
+                    </w:r>
+                  </w:p>
+                </w:txbxContent>
+              </v:textbox>
+            </v:shape>
+          </w:pict>
+        </mc:Fallback>
+      </mc:AlternateContent>
+    </w:r>
+  </w:p>
+  <w:p>
+    <w:pPr>
+      <w:pBdr>
+        <w:top w:val="single" w:sz="4" w:space="1" w:color="auto"/>
+      </w:pBdr>
+      <w:spacing w:after="0"/>
+      <w:jc w:val="right"/>
+      <w:rPr>
+        <w:rFonts w:ascii="Poppins Light" w:hAnsi="Poppins Light" w:cs="Poppins Light"/>
+        <w:noProof/>
+        <w:sz w:val="18"/>
+        <w:szCs w:val="16"/>
+      </w:rPr>
+    </w:pPr>
+    <w:bookmarkStart w:id="2" w:name="_Hlk178774014"/>
+    <w:bookmarkStart w:id="3" w:name="_Hlk178774015"/>
+    <w:r>
+      <w:rPr>
+        <w:rFonts w:ascii="Montserrat Medium" w:hAnsi="Montserrat Medium"/>
+        <w:sz w:val="16"/>
+        <w:szCs w:val="16"/>
+      </w:rPr>
+      <w:t xml:space="preserve">            </w:t>
+    </w:r>
+    <w:r>
+      <w:rPr>
+        <w:rFonts w:ascii="Montserrat Medium" w:hAnsi="Montserrat Medium"/>
+        <w:sz w:val="16"/>
+        <w:szCs w:val="16"/>
+      </w:rPr>
+      <w:t xml:space="preserve">                                                                         </w:t>
+    </w:r>
+    <w:sdt>
+      <w:sdtPr>
+        <w:rPr>
+          <w:rFonts w:ascii="Poppins Light" w:hAnsi="Poppins Light" w:cs="Poppins Light"/>
+          <w:sz w:val="14"/>
+          <w:szCs w:val="14"/>
+        </w:rPr>
+        <w:id w:val="947821963"/>
+        <w:docPartObj>
+          <w:docPartGallery w:val="Page Numbers (Top of Page)"/>
+          <w:docPartUnique/>
+        </w:docPartObj>
+      </w:sdtPr>
+      <w:sdtEndPr/>
+      <w:sdtContent>
+        <w:r>
+          <w:rPr>
+            <w:rFonts w:ascii="Poppins Light" w:hAnsi="Poppins Light" w:cs="Poppins Light"/>
+            <w:sz w:val="14"/>
+            <w:szCs w:val="14"/>
+          </w:rPr>
+          <w:t xml:space="preserve">Pág. </w:t>
+        </w:r>
+        <w:r>
+          <w:rPr>
+            <w:rFonts w:ascii="Poppins Light" w:hAnsi="Poppins Light" w:cs="Poppins Light"/>
+            <w:sz w:val="14"/>
+            <w:szCs w:val="14"/>
+          </w:rPr>
+          <w:fldChar w:fldCharType="begin"/>
+        </w:r>
+        <w:r>
+          <w:rPr>
+            <w:rFonts w:ascii="Poppins Light" w:hAnsi="Poppins Light" w:cs="Poppins Light"/>
+            <w:sz w:val="14"/>
+            <w:szCs w:val="14"/>
+          </w:rPr>
+          <w:instrText>PAGE</w:instrText>
+        </w:r>
+        <w:r>
+          <w:rPr>
+            <w:rFonts w:ascii="Poppins Light" w:hAnsi="Poppins Light" w:cs="Poppins Light"/>
+            <w:sz w:val="14"/>
+            <w:szCs w:val="14"/>
+          </w:rPr>
+          <w:fldChar w:fldCharType="separate"/>
+        </w:r>
+        <w:r>
+          <w:rPr>
+            <w:rFonts w:ascii="Poppins Light" w:hAnsi="Poppins Light" w:cs="Poppins Light"/>
+            <w:sz w:val="14"/>
+            <w:szCs w:val="14"/>
+          </w:rPr>
+          <w:t>1</w:t>
+        </w:r>
+        <w:r>
+          <w:rPr>
+            <w:rFonts w:ascii="Poppins Light" w:hAnsi="Poppins Light" w:cs="Poppins Light"/>
+            <w:sz w:val="14"/>
+            <w:szCs w:val="14"/>
+          </w:rPr>
+          <w:fldChar w:fldCharType="end"/>
+        </w:r>
+        <w:r>
+          <w:rPr>
+            <w:rFonts w:ascii="Poppins Light" w:hAnsi="Poppins Light" w:cs="Poppins Light"/>
+            <w:sz w:val="14"/>
+            <w:szCs w:val="14"/>
+          </w:rPr>
+          <w:t xml:space="preserve"> de </w:t>
+        </w:r>
+        <w:r>
+          <w:rPr>
+            <w:rFonts w:ascii="Poppins Light" w:hAnsi="Poppins Light" w:cs="Poppins Light"/>
+            <w:sz w:val="14"/>
+            <w:szCs w:val="14"/>
+          </w:rPr>
+          <w:fldChar w:fldCharType="begin"/>
+        </w:r>
+        <w:r>
+          <w:rPr>
+            <w:rFonts w:ascii="Poppins Light" w:hAnsi="Poppins Light" w:cs="Poppins Light"/>
+            <w:sz w:val="14"/>
+            <w:szCs w:val="14"/>
+          </w:rPr>
+          <w:instrText>NUMPAGES</w:instrText>
+        </w:r>
+        <w:r>
+          <w:rPr>
+            <w:rFonts w:ascii="Poppins Light" w:hAnsi="Poppins Light" w:cs="Poppins Light"/>
+            <w:sz w:val="14"/>
+            <w:szCs w:val="14"/>
+          </w:rPr>
+          <w:fldChar w:fldCharType="separate"/>
+        </w:r>
+        <w:r>
+          <w:rPr>
+            <w:rFonts w:ascii="Poppins Light" w:hAnsi="Poppins Light" w:cs="Poppins Light"/>
+            <w:sz w:val="14"/>
+            <w:szCs w:val="14"/>
+          </w:rPr>
+          <w:t>4</w:t>
+        </w:r>
+        <w:r>
+          <w:rPr>
+            <w:rFonts w:ascii="Poppins Light" w:hAnsi="Poppins Light" w:cs="Poppins Light"/>
+            <w:sz w:val="14"/>
+            <w:szCs w:val="14"/>
+          </w:rPr>
+          <w:fldChar w:fldCharType="end"/>
+        </w:r>
+      </w:sdtContent>
+    </w:sdt>
+    <w:bookmarkEnd w:id="2"/>
+    <w:bookmarkEnd w:id="3"/>
+  </w:p>
+</w:ftr>
+</file>
+
+<file path=word/footer3.xml><?xml version="1.0" encoding="utf-8"?>
 <w:ftr xmlns:wpc="http://schemas.microsoft.com/office/word/2010/wordprocessingCanvas" xmlns:cx="http://schemas.microsoft.com/office/drawing/2014/chartex" xmlns:cx1="http://schemas.microsoft.com/office/drawing/2015/9/8/chartex" xmlns:cx2="http://schemas.microsoft.com/office/drawing/2015/10/21/chartex" xmlns:cx3="http://schemas.microsoft.com/office/drawing/2016/5/9/chartex" xmlns:cx4="http://schemas.microsoft.com/office/drawing/2016/5/10/chartex" xmlns:cx5="http://schemas.microsoft.com/office/drawing/2016/5/11/chartex" xmlns:cx6="http://schemas.microsoft.com/office/drawing/2016/5/12/chartex" xmlns:cx7="http://schemas.microsoft.com/office/drawing/2016/5/13/chartex" xmlns:cx8="http://schemas.microsoft.com/office/drawing/2016/5/14/chartex" xmlns:mc="http://schemas.openxmlformats.org/markup-compatibility/2006" xmlns:aink="http://schemas.microsoft.com/office/drawing/2016/ink" xmlns:am3d="http://schemas.microsoft.com/office/drawing/2017/model3d" xmlns:o="urn:schemas-microsoft-com:office:office" xmlns:oel="http://schemas.microsoft.com/office/2019/extlst" xmlns:r="http://schemas.openxmlformats.org/officeDocument/2006/relationships" xmlns:m="http://schemas.openxmlformats.org/officeDocument/2006/math" xmlns:v="urn:schemas-microsoft-com:vml" xmlns:wp14="http://schemas.microsoft.com/office/word/2010/wordprocessingDrawing" xmlns:wp="http://schemas.openxmlformats.org/drawingml/2006/wordprocessingDrawing" xmlns:w10="urn:schemas-microsoft-com:office:word" xmlns:w="http://schemas.openxmlformats.org/wordprocessingml/2006/main" xmlns:w14="http://schemas.microsoft.com/office/word/2010/wordml" xmlns:w15="http://schemas.microsoft.com/office/word/2012/wordml" xmlns:w16cex="http://schemas.microsoft.com/office/word/2018/wordml/cex" xmlns:w16cid="http://schemas.microsoft.com/office/word/2016/wordml/cid" xmlns:w16="http://schemas.microsoft.com/office/word/2018/wordml" xmlns:w16du="http://schemas.microsoft.com/office/word/2023/wordml/word16du" xmlns:w16sdtdh="http://schemas.microsoft.com/office/word/2020/wordml/sdtdatahash" xmlns:w16sdtfl="http://schemas.microsoft.com/office/word/2024/wordml/sdtformatlock" xmlns:w16se="http://schemas.microsoft.com/office/word/2015/wordml/symex" xmlns:wpg="http://schemas.microsoft.com/office/word/2010/wordprocessingGroup" xmlns:wpi="http://schemas.microsoft.com/office/word/2010/wordprocessingInk" xmlns:wne="http://schemas.microsoft.com/office/word/2006/wordml" xmlns:wps="http://schemas.microsoft.com/office/word/2010/wordprocessingShape" mc:Ignorable="w14 w15 w16se w16cid w16 w16cex w16sdtdh w16sdtfl w16du wp14">
   <w:p>
     <w:pPr>
@@ -2426,745 +3280,7 @@
       <mc:AlternateContent>
         <mc:Choice Requires="wps">
           <w:drawing>
-            <wp:anchor distT="4294967295" distB="4294967295" distL="114300" distR="114300" simplePos="0" relativeHeight="251671552" behindDoc="0" locked="0" layoutInCell="1" allowOverlap="1" wp14:anchorId="0279FBB3" wp14:editId="1CB9AF10">
-              <wp:simplePos x="0" y="0"/>
-              <wp:positionH relativeFrom="column">
-                <wp:posOffset>-165544</wp:posOffset>
-              </wp:positionH>
-              <wp:positionV relativeFrom="paragraph">
-                <wp:posOffset>67337</wp:posOffset>
-              </wp:positionV>
-              <wp:extent cx="6036512" cy="0"/>
-              <wp:effectExtent l="0" t="0" r="21590" b="19050"/>
-              <wp:wrapNone/>
-              <wp:docPr id="18" name="Straight Connector 18"/>
-              <wp:cNvGraphicFramePr>
-                <a:graphicFrameLocks xmlns:a="http://schemas.openxmlformats.org/drawingml/2006/main"/>
-              </wp:cNvGraphicFramePr>
-              <a:graphic xmlns:a="http://schemas.openxmlformats.org/drawingml/2006/main">
-                <a:graphicData uri="http://schemas.microsoft.com/office/word/2010/wordprocessingShape">
-                  <wps:wsp>
-                    <wps:cNvCnPr>
-                      <a:cxnSpLocks/>
-                    </wps:cNvCnPr>
-                    <wps:spPr>
-                      <a:xfrm>
-                        <a:off x="0" y="0"/>
-                        <a:ext cx="6036512" cy="0"/>
-                      </a:xfrm>
-                      <a:prstGeom prst="line">
-                        <a:avLst/>
-                      </a:prstGeom>
-                      <a:noFill/>
-                      <a:ln w="3175" cap="flat" cmpd="sng" algn="ctr">
-                        <a:solidFill>
-                          <a:sysClr val="windowText" lastClr="000000">
-                            <a:shade val="95000"/>
-                            <a:satMod val="105000"/>
-                          </a:sysClr>
-                        </a:solidFill>
-                        <a:prstDash val="solid"/>
-                      </a:ln>
-                      <a:effectLst/>
-                    </wps:spPr>
-                    <wps:bodyPr/>
-                  </wps:wsp>
-                </a:graphicData>
-              </a:graphic>
-              <wp14:sizeRelH relativeFrom="margin">
-                <wp14:pctWidth>0</wp14:pctWidth>
-              </wp14:sizeRelH>
-              <wp14:sizeRelV relativeFrom="page">
-                <wp14:pctHeight>0</wp14:pctHeight>
-              </wp14:sizeRelV>
-            </wp:anchor>
-          </w:drawing>
-        </mc:Choice>
-        <mc:Fallback>
-          <w:pict>
-            <v:line w14:anchorId="5B6DB81D" id="Straight Connector 18" o:spid="_x0000_s1026" style="position:absolute;z-index:251671552;visibility:visible;mso-wrap-style:square;mso-width-percent:0;mso-height-percent:0;mso-wrap-distance-left:9pt;mso-wrap-distance-top:-3e-5mm;mso-wrap-distance-right:9pt;mso-wrap-distance-bottom:-3e-5mm;mso-position-horizontal:absolute;mso-position-horizontal-relative:text;mso-position-vertical:absolute;mso-position-vertical-relative:text;mso-width-percent:0;mso-height-percent:0;mso-width-relative:margin;mso-height-relative:page" from="-13.05pt,5.3pt" to="462.25pt,5.3pt" o:gfxdata="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" strokeweight=".25pt">
-              <o:lock v:ext="edit" shapetype="f"/>
-            </v:line>
-          </w:pict>
-        </mc:Fallback>
-      </mc:AlternateContent>
-    </w:r>
-  </w:p>
-  <w:p>
-    <w:pPr>
-      <w:spacing w:after="0" w:line="200" w:lineRule="exact"/>
-      <w:ind w:left="-283"/>
-      <w:rPr>
-        <w:rFonts w:ascii="Arial" w:hAnsi="Arial" w:cs="Arial"/>
-        <w:b/>
-        <w:bCs/>
-        <w:color w:val="595959"/>
-        <w:sz w:val="14"/>
-        <w:szCs w:val="14"/>
-        <w:lang w:eastAsia="pt-PT"/>
-      </w:rPr>
-    </w:pPr>
-  </w:p>
-  <w:p>
-    <w:pPr>
-      <w:spacing w:after="0" w:line="240" w:lineRule="auto"/>
-      <w:ind w:left="-283"/>
-      <w:rPr>
-        <w:rFonts w:ascii="Arial" w:hAnsi="Arial" w:cs="Arial"/>
-        <w:bCs/>
-        <w:color w:val="4F81BD"/>
-        <w:sz w:val="14"/>
-        <w:szCs w:val="14"/>
-        <w:lang w:eastAsia="pt-PT"/>
-      </w:rPr>
-    </w:pPr>
-    <w:r>
-      <w:rPr>
-        <w:rFonts w:ascii="Calibri" w:hAnsi="Calibri" w:cs="Times New Roman"/>
-        <w:noProof/>
-        <w:color w:val="1F497D"/>
-        <w:sz w:val="14"/>
-        <w:szCs w:val="14"/>
-        <w:lang w:eastAsia="pt-PT"/>
-      </w:rPr>
-      <mc:AlternateContent>
-        <mc:Choice Requires="wps">
-          <w:drawing>
-            <wp:anchor distT="0" distB="0" distL="114300" distR="114300" simplePos="0" relativeHeight="251674624" behindDoc="0" locked="0" layoutInCell="1" allowOverlap="1" wp14:anchorId="08BD15FB" wp14:editId="590106B7">
-              <wp:simplePos x="0" y="0"/>
-              <wp:positionH relativeFrom="column">
-                <wp:posOffset>3095625</wp:posOffset>
-              </wp:positionH>
-              <wp:positionV relativeFrom="paragraph">
-                <wp:posOffset>64770</wp:posOffset>
-              </wp:positionV>
-              <wp:extent cx="2376170" cy="215265"/>
-              <wp:effectExtent l="0" t="0" r="5080" b="4445"/>
-              <wp:wrapNone/>
-              <wp:docPr id="5" name="Text Box 2"/>
-              <wp:cNvGraphicFramePr>
-                <a:graphicFrameLocks xmlns:a="http://schemas.openxmlformats.org/drawingml/2006/main"/>
-              </wp:cNvGraphicFramePr>
-              <a:graphic xmlns:a="http://schemas.openxmlformats.org/drawingml/2006/main">
-                <a:graphicData uri="http://schemas.microsoft.com/office/word/2010/wordprocessingShape">
-                  <wps:wsp>
-                    <wps:cNvSpPr txBox="1">
-                      <a:spLocks noChangeArrowheads="1"/>
-                    </wps:cNvSpPr>
-                    <wps:spPr bwMode="auto">
-                      <a:xfrm>
-                        <a:off x="0" y="0"/>
-                        <a:ext cx="2376170" cy="215265"/>
-                      </a:xfrm>
-                      <a:prstGeom prst="rect">
-                        <a:avLst/>
-                      </a:prstGeom>
-                      <a:solidFill>
-                        <a:srgbClr val="FFFFFF"/>
-                      </a:solidFill>
-                      <a:ln w="9525">
-                        <a:noFill/>
-                        <a:miter lim="800000"/>
-                        <a:headEnd/>
-                        <a:tailEnd/>
-                      </a:ln>
-                    </wps:spPr>
-                    <wps:txbx>
-                      <w:txbxContent>
-                        <w:p>
-                          <w:pPr>
-                            <w:spacing w:after="0" w:line="240" w:lineRule="auto"/>
-                            <w:jc w:val="right"/>
-                            <w:rPr>
-                              <w:rFonts w:ascii="Calibri" w:hAnsi="Calibri" w:cs="Times New Roman"/>
-                              <w:b/>
-                              <w:bCs/>
-                              <w:color w:val="4F81BD"/>
-                              <w:sz w:val="16"/>
-                              <w:szCs w:val="16"/>
-                              <w:u w:val="single"/>
-                              <w:lang w:eastAsia="pt-PT"/>
-                            </w:rPr>
-                          </w:pPr>
-                          <w:r>
-                            <w:rPr>
-                              <w:rFonts w:ascii="Arial" w:hAnsi="Arial" w:cs="Arial"/>
-                              <w:color w:val="595959"/>
-                              <w:sz w:val="15"/>
-                              <w:szCs w:val="15"/>
-                              <w:lang w:eastAsia="pt-PT"/>
-                            </w:rPr>
-                            <w:t xml:space="preserve">PÁGINA </w:t>
-                          </w:r>
-                          <w:r>
-                            <w:rPr>
-                              <w:rFonts w:ascii="Calibri" w:hAnsi="Calibri" w:cs="Times New Roman"/>
-                              <w:bCs/>
-                              <w:color w:val="4F81BD"/>
-                              <w:sz w:val="16"/>
-                              <w:szCs w:val="16"/>
-                              <w:lang w:eastAsia="pt-PT"/>
-                            </w:rPr>
-                            <w:fldChar w:fldCharType="begin"/>
-                          </w:r>
-                          <w:r>
-                            <w:rPr>
-                              <w:rFonts w:ascii="Calibri" w:hAnsi="Calibri" w:cs="Times New Roman"/>
-                              <w:bCs/>
-                              <w:color w:val="4F81BD"/>
-                              <w:sz w:val="16"/>
-                              <w:szCs w:val="16"/>
-                              <w:lang w:eastAsia="pt-PT"/>
-                            </w:rPr>
-                            <w:instrText>PAGE  \* Arabic  \* MERGEFORMAT</w:instrText>
-                          </w:r>
-                          <w:r>
-                            <w:rPr>
-                              <w:rFonts w:ascii="Calibri" w:hAnsi="Calibri" w:cs="Times New Roman"/>
-                              <w:bCs/>
-                              <w:color w:val="4F81BD"/>
-                              <w:sz w:val="16"/>
-                              <w:szCs w:val="16"/>
-                              <w:lang w:eastAsia="pt-PT"/>
-                            </w:rPr>
-                            <w:fldChar w:fldCharType="separate"/>
-                          </w:r>
-                          <w:r>
-                            <w:rPr>
-                              <w:rFonts w:ascii="Calibri" w:hAnsi="Calibri" w:cs="Times New Roman"/>
-                              <w:bCs/>
-                              <w:noProof/>
-                              <w:color w:val="4F81BD"/>
-                              <w:sz w:val="16"/>
-                              <w:szCs w:val="16"/>
-                              <w:lang w:eastAsia="pt-PT"/>
-                            </w:rPr>
-                            <w:t>2</w:t>
-                          </w:r>
-                          <w:r>
-                            <w:rPr>
-                              <w:rFonts w:ascii="Calibri" w:hAnsi="Calibri" w:cs="Times New Roman"/>
-                              <w:bCs/>
-                              <w:color w:val="4F81BD"/>
-                              <w:sz w:val="16"/>
-                              <w:szCs w:val="16"/>
-                              <w:lang w:eastAsia="pt-PT"/>
-                            </w:rPr>
-                            <w:fldChar w:fldCharType="end"/>
-                          </w:r>
-                          <w:r>
-                            <w:rPr>
-                              <w:rFonts w:ascii="Calibri" w:hAnsi="Calibri" w:cs="Times New Roman"/>
-                              <w:b/>
-                              <w:bCs/>
-                              <w:color w:val="4F81BD"/>
-                              <w:sz w:val="16"/>
-                              <w:szCs w:val="16"/>
-                              <w:lang w:eastAsia="pt-PT"/>
-                            </w:rPr>
-                            <w:t xml:space="preserve"> </w:t>
-                          </w:r>
-                          <w:r>
-                            <w:rPr>
-                              <w:rFonts w:ascii="Calibri" w:hAnsi="Calibri" w:cs="Times New Roman"/>
-                              <w:bCs/>
-                              <w:color w:val="4F81BD"/>
-                              <w:sz w:val="16"/>
-                              <w:szCs w:val="16"/>
-                              <w:lang w:eastAsia="pt-PT"/>
-                            </w:rPr>
-                            <w:t xml:space="preserve">de </w:t>
-                          </w:r>
-                          <w:r>
-                            <w:rPr>
-                              <w:rFonts w:ascii="Calibri" w:hAnsi="Calibri" w:cs="Times New Roman"/>
-                            </w:rPr>
-                            <w:fldChar w:fldCharType="begin"/>
-                          </w:r>
-                          <w:r>
-                            <w:rPr>
-                              <w:rFonts w:ascii="Calibri" w:hAnsi="Calibri" w:cs="Times New Roman"/>
-                            </w:rPr>
-                            <w:instrText>NUMPAGES  \* Arabic  \* MERGEFORMAT</w:instrText>
-                          </w:r>
-                          <w:r>
-                            <w:rPr>
-                              <w:rFonts w:ascii="Calibri" w:hAnsi="Calibri" w:cs="Times New Roman"/>
-                            </w:rPr>
-                            <w:fldChar w:fldCharType="separate"/>
-                          </w:r>
-                          <w:r>
-                            <w:rPr>
-                              <w:rFonts w:ascii="Calibri" w:hAnsi="Calibri" w:cs="Times New Roman"/>
-                              <w:bCs/>
-                              <w:noProof/>
-                              <w:color w:val="4F81BD"/>
-                              <w:sz w:val="16"/>
-                              <w:szCs w:val="16"/>
-                              <w:lang w:eastAsia="pt-PT"/>
-                            </w:rPr>
-                            <w:t>6</w:t>
-                          </w:r>
-                          <w:r>
-                            <w:rPr>
-                              <w:rFonts w:ascii="Calibri" w:hAnsi="Calibri" w:cs="Times New Roman"/>
-                              <w:bCs/>
-                              <w:noProof/>
-                              <w:color w:val="4F81BD"/>
-                              <w:sz w:val="16"/>
-                              <w:szCs w:val="16"/>
-                              <w:lang w:eastAsia="pt-PT"/>
-                            </w:rPr>
-                            <w:fldChar w:fldCharType="end"/>
-                          </w:r>
-                        </w:p>
-                        <w:p>
-                          <w:pPr>
-                            <w:jc w:val="right"/>
-                            <w:rPr>
-                              <w:rStyle w:val="Hyperlink"/>
-                              <w:b/>
-                              <w:bCs/>
-                              <w:color w:val="4F81BD"/>
-                              <w:lang w:eastAsia="pt-PT"/>
-                            </w:rPr>
-                          </w:pPr>
-                        </w:p>
-                      </w:txbxContent>
-                    </wps:txbx>
-                    <wps:bodyPr rot="0" vert="horz" wrap="square" lIns="91440" tIns="45720" rIns="91440" bIns="45720" anchor="t" anchorCtr="0">
-                      <a:spAutoFit/>
-                    </wps:bodyPr>
-                  </wps:wsp>
-                </a:graphicData>
-              </a:graphic>
-              <wp14:sizeRelH relativeFrom="margin">
-                <wp14:pctWidth>40000</wp14:pctWidth>
-              </wp14:sizeRelH>
-              <wp14:sizeRelV relativeFrom="margin">
-                <wp14:pctHeight>20000</wp14:pctHeight>
-              </wp14:sizeRelV>
-            </wp:anchor>
-          </w:drawing>
-        </mc:Choice>
-        <mc:Fallback>
-          <w:pict>
-            <v:shapetype w14:anchorId="08BD15FB" id="_x0000_t202" coordsize="21600,21600" o:spt="202" path="m,l,21600r21600,l21600,xe">
-              <v:stroke joinstyle="miter"/>
-              <v:path gradientshapeok="t" o:connecttype="rect"/>
-            </v:shapetype>
-            <v:shape id="Text Box 2" o:spid="_x0000_s1026" type="#_x0000_t202" style="position:absolute;left:0;text-align:left;margin-left:243.75pt;margin-top:5.1pt;width:187.1pt;height:16.95pt;z-index:251674624;visibility:visible;mso-wrap-style:square;mso-width-percent:400;mso-height-percent:200;mso-wrap-distance-left:9pt;mso-wrap-distance-top:0;mso-wrap-distance-right:9pt;mso-wrap-distance-bottom:0;mso-position-horizontal:absolute;mso-position-horizontal-relative:text;mso-position-vertical:absolute;mso-position-vertical-relative:text;mso-width-percent:400;mso-height-percent:200;mso-width-relative:margin;mso-height-relative:margin;v-text-anchor:top" o:gfxdata="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" stroked="f">
-              <v:textbox style="mso-fit-shape-to-text:t">
-                <w:txbxContent>
-                  <w:p>
-                    <w:pPr>
-                      <w:spacing w:after="0" w:line="240" w:lineRule="auto"/>
-                      <w:jc w:val="right"/>
-                      <w:rPr>
-                        <w:rFonts w:ascii="Calibri" w:hAnsi="Calibri" w:cs="Times New Roman"/>
-                        <w:b/>
-                        <w:bCs/>
-                        <w:color w:val="4F81BD"/>
-                        <w:sz w:val="16"/>
-                        <w:szCs w:val="16"/>
-                        <w:u w:val="single"/>
-                        <w:lang w:eastAsia="pt-PT"/>
-                      </w:rPr>
-                    </w:pPr>
-                    <w:r>
-                      <w:rPr>
-                        <w:rFonts w:ascii="Arial" w:hAnsi="Arial" w:cs="Arial"/>
-                        <w:color w:val="595959"/>
-                        <w:sz w:val="15"/>
-                        <w:szCs w:val="15"/>
-                        <w:lang w:eastAsia="pt-PT"/>
-                      </w:rPr>
-                      <w:t xml:space="preserve">PÁGINA </w:t>
-                    </w:r>
-                    <w:r>
-                      <w:rPr>
-                        <w:rFonts w:ascii="Calibri" w:hAnsi="Calibri" w:cs="Times New Roman"/>
-                        <w:bCs/>
-                        <w:color w:val="4F81BD"/>
-                        <w:sz w:val="16"/>
-                        <w:szCs w:val="16"/>
-                        <w:lang w:eastAsia="pt-PT"/>
-                      </w:rPr>
-                      <w:fldChar w:fldCharType="begin"/>
-                    </w:r>
-                    <w:r>
-                      <w:rPr>
-                        <w:rFonts w:ascii="Calibri" w:hAnsi="Calibri" w:cs="Times New Roman"/>
-                        <w:bCs/>
-                        <w:color w:val="4F81BD"/>
-                        <w:sz w:val="16"/>
-                        <w:szCs w:val="16"/>
-                        <w:lang w:eastAsia="pt-PT"/>
-                      </w:rPr>
-                      <w:instrText>PAGE  \* Arabic  \* MERGEFORMAT</w:instrText>
-                    </w:r>
-                    <w:r>
-                      <w:rPr>
-                        <w:rFonts w:ascii="Calibri" w:hAnsi="Calibri" w:cs="Times New Roman"/>
-                        <w:bCs/>
-                        <w:color w:val="4F81BD"/>
-                        <w:sz w:val="16"/>
-                        <w:szCs w:val="16"/>
-                        <w:lang w:eastAsia="pt-PT"/>
-                      </w:rPr>
-                      <w:fldChar w:fldCharType="separate"/>
-                    </w:r>
-                    <w:r>
-                      <w:rPr>
-                        <w:rFonts w:ascii="Calibri" w:hAnsi="Calibri" w:cs="Times New Roman"/>
-                        <w:bCs/>
-                        <w:noProof/>
-                        <w:color w:val="4F81BD"/>
-                        <w:sz w:val="16"/>
-                        <w:szCs w:val="16"/>
-                        <w:lang w:eastAsia="pt-PT"/>
-                      </w:rPr>
-                      <w:t>2</w:t>
-                    </w:r>
-                    <w:r>
-                      <w:rPr>
-                        <w:rFonts w:ascii="Calibri" w:hAnsi="Calibri" w:cs="Times New Roman"/>
-                        <w:bCs/>
-                        <w:color w:val="4F81BD"/>
-                        <w:sz w:val="16"/>
-                        <w:szCs w:val="16"/>
-                        <w:lang w:eastAsia="pt-PT"/>
-                      </w:rPr>
-                      <w:fldChar w:fldCharType="end"/>
-                    </w:r>
-                    <w:r>
-                      <w:rPr>
-                        <w:rFonts w:ascii="Calibri" w:hAnsi="Calibri" w:cs="Times New Roman"/>
-                        <w:b/>
-                        <w:bCs/>
-                        <w:color w:val="4F81BD"/>
-                        <w:sz w:val="16"/>
-                        <w:szCs w:val="16"/>
-                        <w:lang w:eastAsia="pt-PT"/>
-                      </w:rPr>
-                      <w:t xml:space="preserve"> </w:t>
-                    </w:r>
-                    <w:r>
-                      <w:rPr>
-                        <w:rFonts w:ascii="Calibri" w:hAnsi="Calibri" w:cs="Times New Roman"/>
-                        <w:bCs/>
-                        <w:color w:val="4F81BD"/>
-                        <w:sz w:val="16"/>
-                        <w:szCs w:val="16"/>
-                        <w:lang w:eastAsia="pt-PT"/>
-                      </w:rPr>
-                      <w:t xml:space="preserve">de </w:t>
-                    </w:r>
-                    <w:r>
-                      <w:rPr>
-                        <w:rFonts w:ascii="Calibri" w:hAnsi="Calibri" w:cs="Times New Roman"/>
-                      </w:rPr>
-                      <w:fldChar w:fldCharType="begin"/>
-                    </w:r>
-                    <w:r>
-                      <w:rPr>
-                        <w:rFonts w:ascii="Calibri" w:hAnsi="Calibri" w:cs="Times New Roman"/>
-                      </w:rPr>
-                      <w:instrText>NUMPAGES  \* Arabic  \* MERGEFORMAT</w:instrText>
-                    </w:r>
-                    <w:r>
-                      <w:rPr>
-                        <w:rFonts w:ascii="Calibri" w:hAnsi="Calibri" w:cs="Times New Roman"/>
-                      </w:rPr>
-                      <w:fldChar w:fldCharType="separate"/>
-                    </w:r>
-                    <w:r>
-                      <w:rPr>
-                        <w:rFonts w:ascii="Calibri" w:hAnsi="Calibri" w:cs="Times New Roman"/>
-                        <w:bCs/>
-                        <w:noProof/>
-                        <w:color w:val="4F81BD"/>
-                        <w:sz w:val="16"/>
-                        <w:szCs w:val="16"/>
-                        <w:lang w:eastAsia="pt-PT"/>
-                      </w:rPr>
-                      <w:t>6</w:t>
-                    </w:r>
-                    <w:r>
-                      <w:rPr>
-                        <w:rFonts w:ascii="Calibri" w:hAnsi="Calibri" w:cs="Times New Roman"/>
-                        <w:bCs/>
-                        <w:noProof/>
-                        <w:color w:val="4F81BD"/>
-                        <w:sz w:val="16"/>
-                        <w:szCs w:val="16"/>
-                        <w:lang w:eastAsia="pt-PT"/>
-                      </w:rPr>
-                      <w:fldChar w:fldCharType="end"/>
-                    </w:r>
-                  </w:p>
-                  <w:p>
-                    <w:pPr>
-                      <w:jc w:val="right"/>
-                      <w:rPr>
-                        <w:rStyle w:val="Hyperlink"/>
-                        <w:b/>
-                        <w:bCs/>
-                        <w:color w:val="4F81BD"/>
-                        <w:lang w:eastAsia="pt-PT"/>
-                      </w:rPr>
-                    </w:pPr>
-                  </w:p>
-                </w:txbxContent>
-              </v:textbox>
-            </v:shape>
-          </w:pict>
-        </mc:Fallback>
-      </mc:AlternateContent>
-    </w:r>
-    <w:r>
-      <w:rPr>
-        <w:rFonts w:ascii="Arial" w:hAnsi="Arial" w:cs="Arial"/>
-        <w:bCs/>
-        <w:color w:val="4F81BD"/>
-        <w:sz w:val="14"/>
-        <w:szCs w:val="14"/>
-        <w:lang w:eastAsia="pt-PT"/>
-      </w:rPr>
-      <w:t xml:space="preserve"> </w:t>
-    </w:r>
-  </w:p>
-  <w:p>
-    <w:pPr>
-      <w:spacing w:after="0" w:line="240" w:lineRule="auto"/>
-      <w:ind w:left="-283"/>
-      <w:rPr>
-        <w:rFonts w:ascii="Arial" w:hAnsi="Arial" w:cs="Arial"/>
-        <w:b/>
-        <w:bCs/>
-        <w:color w:val="4F81BD"/>
-        <w:sz w:val="15"/>
-        <w:szCs w:val="15"/>
-        <w:lang w:eastAsia="pt-PT"/>
-      </w:rPr>
-    </w:pPr>
-  </w:p>
-  <w:p>
-    <w:pPr>
-      <w:spacing w:after="0" w:line="240" w:lineRule="auto"/>
-      <w:ind w:left="-283"/>
-      <w:rPr>
-        <w:rFonts w:ascii="Calibri" w:hAnsi="Calibri" w:cs="Times New Roman"/>
-      </w:rPr>
-    </w:pPr>
-    <w:r>
-      <w:rPr>
-        <w:noProof/>
-        <w:lang w:eastAsia="pt-PT"/>
-      </w:rPr>
-      <mc:AlternateContent>
-        <mc:Choice Requires="wps">
-          <w:drawing>
-            <wp:anchor distT="45720" distB="45720" distL="114300" distR="114300" simplePos="0" relativeHeight="251676672" behindDoc="0" locked="0" layoutInCell="1" allowOverlap="1" wp14:anchorId="350CC4BF" wp14:editId="21916894">
-              <wp:simplePos x="0" y="0"/>
-              <wp:positionH relativeFrom="margin">
-                <wp:posOffset>-240665</wp:posOffset>
-              </wp:positionH>
-              <wp:positionV relativeFrom="paragraph">
-                <wp:posOffset>146050</wp:posOffset>
-              </wp:positionV>
-              <wp:extent cx="4428490" cy="248285"/>
-              <wp:effectExtent l="0" t="0" r="0" b="0"/>
-              <wp:wrapSquare wrapText="bothSides"/>
-              <wp:docPr id="217" name="Caixa de Texto 2"/>
-              <wp:cNvGraphicFramePr>
-                <a:graphicFrameLocks xmlns:a="http://schemas.openxmlformats.org/drawingml/2006/main"/>
-              </wp:cNvGraphicFramePr>
-              <a:graphic xmlns:a="http://schemas.openxmlformats.org/drawingml/2006/main">
-                <a:graphicData uri="http://schemas.microsoft.com/office/word/2010/wordprocessingShape">
-                  <wps:wsp>
-                    <wps:cNvSpPr txBox="1">
-                      <a:spLocks noChangeArrowheads="1"/>
-                    </wps:cNvSpPr>
-                    <wps:spPr bwMode="auto">
-                      <a:xfrm>
-                        <a:off x="0" y="0"/>
-                        <a:ext cx="4428490" cy="248285"/>
-                      </a:xfrm>
-                      <a:prstGeom prst="rect">
-                        <a:avLst/>
-                      </a:prstGeom>
-                      <a:solidFill>
-                        <a:srgbClr val="FFFFFF"/>
-                      </a:solidFill>
-                      <a:ln w="9525">
-                        <a:noFill/>
-                        <a:miter lim="800000"/>
-                        <a:headEnd/>
-                        <a:tailEnd/>
-                      </a:ln>
-                    </wps:spPr>
-                    <wps:txbx>
-                      <w:txbxContent>
-                        <w:p>
-                          <w:pPr>
-                            <w:rPr>
-                              <w:color w:val="808080" w:themeColor="background1" w:themeShade="80"/>
-                              <w:sz w:val="15"/>
-                              <w:szCs w:val="15"/>
-                            </w:rPr>
-                          </w:pPr>
-                          <w:r>
-                            <w:rPr>
-                              <w:rFonts w:ascii="Arial" w:hAnsi="Arial" w:cs="Arial"/>
-                              <w:sz w:val="15"/>
-                              <w:szCs w:val="15"/>
-                            </w:rPr>
-                            <w:t>MD - 011_Protocolo_CMD_Autenticacao_Assinatura_</w:t>
-                          </w:r>
-                          <w:r>
-                            <w:rPr>
-                              <w:rFonts w:ascii="Arial" w:hAnsi="Arial" w:cs="Arial"/>
-                              <w:sz w:val="15"/>
-                              <w:szCs w:val="15"/>
-                            </w:rPr>
-                            <w:t>Públicos_</w:t>
-                          </w:r>
-                          <w:r>
-                            <w:rPr>
-                              <w:rFonts w:ascii="Arial" w:hAnsi="Arial" w:cs="Arial"/>
-                              <w:sz w:val="15"/>
-                              <w:szCs w:val="15"/>
-                            </w:rPr>
-                            <w:t>GJ_2021</w:t>
-                          </w:r>
-                          <w:r>
-                            <w:rPr>
-                              <w:rFonts w:ascii="Arial" w:hAnsi="Arial" w:cs="Arial"/>
-                              <w:sz w:val="15"/>
-                              <w:szCs w:val="15"/>
-                            </w:rPr>
-                            <w:t>1213</w:t>
-                          </w:r>
-                        </w:p>
-                      </w:txbxContent>
-                    </wps:txbx>
-                    <wps:bodyPr rot="0" vert="horz" wrap="square" lIns="91440" tIns="45720" rIns="91440" bIns="45720" anchor="t" anchorCtr="0">
-                      <a:noAutofit/>
-                    </wps:bodyPr>
-                  </wps:wsp>
-                </a:graphicData>
-              </a:graphic>
-              <wp14:sizeRelH relativeFrom="margin">
-                <wp14:pctWidth>0</wp14:pctWidth>
-              </wp14:sizeRelH>
-              <wp14:sizeRelV relativeFrom="margin">
-                <wp14:pctHeight>0</wp14:pctHeight>
-              </wp14:sizeRelV>
-            </wp:anchor>
-          </w:drawing>
-        </mc:Choice>
-        <mc:Fallback>
-          <w:pict>
-            <v:shape w14:anchorId="350CC4BF" id="Caixa de Texto 2" o:spid="_x0000_s1027" type="#_x0000_t202" style="position:absolute;left:0;text-align:left;margin-left:-18.95pt;margin-top:11.5pt;width:348.7pt;height:19.55pt;z-index:251676672;visibility:visible;mso-wrap-style:square;mso-width-percent:0;mso-height-percent:0;mso-wrap-distance-left:9pt;mso-wrap-distance-top:3.6pt;mso-wrap-distance-right:9pt;mso-wrap-distance-bottom:3.6pt;mso-position-horizontal:absolute;mso-position-horizontal-relative:margin;mso-position-vertical:absolute;mso-position-vertical-relative:text;mso-width-percent:0;mso-height-percent:0;mso-width-relative:margin;mso-height-relative:margin;v-text-anchor:top" o:gfxdata="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" stroked="f">
-              <v:textbox>
-                <w:txbxContent>
-                  <w:p>
-                    <w:pPr>
-                      <w:rPr>
-                        <w:color w:val="808080" w:themeColor="background1" w:themeShade="80"/>
-                        <w:sz w:val="15"/>
-                        <w:szCs w:val="15"/>
-                      </w:rPr>
-                    </w:pPr>
-                    <w:r>
-                      <w:rPr>
-                        <w:rFonts w:ascii="Arial" w:hAnsi="Arial" w:cs="Arial"/>
-                        <w:sz w:val="15"/>
-                        <w:szCs w:val="15"/>
-                      </w:rPr>
-                      <w:t>MD - 011_Protocolo_CMD_Autenticacao_Assinatura_</w:t>
-                    </w:r>
-                    <w:r>
-                      <w:rPr>
-                        <w:rFonts w:ascii="Arial" w:hAnsi="Arial" w:cs="Arial"/>
-                        <w:sz w:val="15"/>
-                        <w:szCs w:val="15"/>
-                      </w:rPr>
-                      <w:t>Públicos_</w:t>
-                    </w:r>
-                    <w:r>
-                      <w:rPr>
-                        <w:rFonts w:ascii="Arial" w:hAnsi="Arial" w:cs="Arial"/>
-                        <w:sz w:val="15"/>
-                        <w:szCs w:val="15"/>
-                      </w:rPr>
-                      <w:t>GJ_2021</w:t>
-                    </w:r>
-                    <w:r>
-                      <w:rPr>
-                        <w:rFonts w:ascii="Arial" w:hAnsi="Arial" w:cs="Arial"/>
-                        <w:sz w:val="15"/>
-                        <w:szCs w:val="15"/>
-                      </w:rPr>
-                      <w:t>1213</w:t>
-                    </w:r>
-                  </w:p>
-                </w:txbxContent>
-              </v:textbox>
-              <w10:wrap type="square" anchorx="margin"/>
-            </v:shape>
-          </w:pict>
-        </mc:Fallback>
-      </mc:AlternateContent>
-    </w:r>
-    <w:r>
-      <w:rPr>
-        <w:rFonts w:ascii="Calibri" w:hAnsi="Calibri" w:cs="Times New Roman"/>
-        <w:color w:val="1F497D"/>
-        <w:lang w:eastAsia="pt-PT"/>
-      </w:rPr>
-      <w:t>    </w:t>
-    </w:r>
-  </w:p>
-  <w:p>
-    <w:pPr>
-      <w:spacing w:after="0" w:line="200" w:lineRule="exact"/>
-      <w:ind w:left="-283"/>
-      <w:rPr>
-        <w:rFonts w:ascii="Calibri" w:hAnsi="Calibri" w:cs="Times New Roman"/>
-      </w:rPr>
-    </w:pPr>
-  </w:p>
-</w:ftr>
-</file>
-
-<file path=word/footer2.xml><?xml version="1.0" encoding="utf-8"?>
-<w:ftr xmlns:wpc="http://schemas.microsoft.com/office/word/2010/wordprocessingCanvas" xmlns:cx="http://schemas.microsoft.com/office/drawing/2014/chartex" xmlns:cx1="http://schemas.microsoft.com/office/drawing/2015/9/8/chartex" xmlns:cx2="http://schemas.microsoft.com/office/drawing/2015/10/21/chartex" xmlns:cx3="http://schemas.microsoft.com/office/drawing/2016/5/9/chartex" xmlns:cx4="http://schemas.microsoft.com/office/drawing/2016/5/10/chartex" xmlns:cx5="http://schemas.microsoft.com/office/drawing/2016/5/11/chartex" xmlns:cx6="http://schemas.microsoft.com/office/drawing/2016/5/12/chartex" xmlns:cx7="http://schemas.microsoft.com/office/drawing/2016/5/13/chartex" xmlns:cx8="http://schemas.microsoft.com/office/drawing/2016/5/14/chartex" xmlns:mc="http://schemas.openxmlformats.org/markup-compatibility/2006" xmlns:aink="http://schemas.microsoft.com/office/drawing/2016/ink" xmlns:am3d="http://schemas.microsoft.com/office/drawing/2017/model3d" xmlns:o="urn:schemas-microsoft-com:office:office" xmlns:oel="http://schemas.microsoft.com/office/2019/extlst" xmlns:r="http://schemas.openxmlformats.org/officeDocument/2006/relationships" xmlns:m="http://schemas.openxmlformats.org/officeDocument/2006/math" xmlns:v="urn:schemas-microsoft-com:vml" xmlns:wp14="http://schemas.microsoft.com/office/word/2010/wordprocessingDrawing" xmlns:wp="http://schemas.openxmlformats.org/drawingml/2006/wordprocessingDrawing" xmlns:w10="urn:schemas-microsoft-com:office:word" xmlns:w="http://schemas.openxmlformats.org/wordprocessingml/2006/main" xmlns:w14="http://schemas.microsoft.com/office/word/2010/wordml" xmlns:w15="http://schemas.microsoft.com/office/word/2012/wordml" xmlns:w16cex="http://schemas.microsoft.com/office/word/2018/wordml/cex" xmlns:w16cid="http://schemas.microsoft.com/office/word/2016/wordml/cid" xmlns:w16="http://schemas.microsoft.com/office/word/2018/wordml" xmlns:w16du="http://schemas.microsoft.com/office/word/2023/wordml/word16du" xmlns:w16sdtdh="http://schemas.microsoft.com/office/word/2020/wordml/sdtdatahash" xmlns:w16sdtfl="http://schemas.microsoft.com/office/word/2024/wordml/sdtformatlock" xmlns:w16se="http://schemas.microsoft.com/office/word/2015/wordml/symex" xmlns:wpg="http://schemas.microsoft.com/office/word/2010/wordprocessingGroup" xmlns:wpi="http://schemas.microsoft.com/office/word/2010/wordprocessingInk" xmlns:wne="http://schemas.microsoft.com/office/word/2006/wordml" xmlns:wps="http://schemas.microsoft.com/office/word/2010/wordprocessingShape" mc:Ignorable="w14 w15 w16se w16cid w16 w16cex w16sdtdh w16sdtfl w16du wp14">
-  <w:p>
-    <w:pPr>
-      <w:spacing w:after="0" w:line="240" w:lineRule="auto"/>
-      <w:rPr>
-        <w:rFonts w:ascii="Arial" w:hAnsi="Arial" w:cs="Arial"/>
-        <w:color w:val="595959"/>
-        <w:sz w:val="15"/>
-        <w:szCs w:val="15"/>
-        <w:lang w:eastAsia="pt-PT"/>
-      </w:rPr>
-    </w:pPr>
-    <w:r>
-      <w:rPr>
-        <w:rFonts w:ascii="Arial" w:hAnsi="Arial" w:cs="Arial"/>
-        <w:noProof/>
-        <w:color w:val="000000" w:themeColor="text1"/>
-        <w:sz w:val="24"/>
-        <w:szCs w:val="24"/>
-        <w:lang w:eastAsia="pt-PT"/>
-      </w:rPr>
-      <mc:AlternateContent>
-        <mc:Choice Requires="wps">
-          <w:drawing>
-            <wp:anchor distT="4294967295" distB="4294967295" distL="114300" distR="114300" simplePos="0" relativeHeight="251664384" behindDoc="0" locked="0" layoutInCell="1" allowOverlap="1" wp14:anchorId="2F758E22" wp14:editId="4BDA7CA7">
+            <wp:anchor distT="4294967295" distB="4294967295" distL="114300" distR="114300" simplePos="0" relativeHeight="251658243" behindDoc="0" locked="0" layoutInCell="1" allowOverlap="1" wp14:anchorId="2F758E22" wp14:editId="4CA6C60A">
               <wp:simplePos x="0" y="0"/>
               <wp:positionH relativeFrom="column">
                 <wp:posOffset>-165544</wp:posOffset>
@@ -3220,7 +3336,7 @@
         </mc:Choice>
         <mc:Fallback>
           <w:pict>
-            <v:line w14:anchorId="733B4476" id="Straight Connector 9" o:spid="_x0000_s1026" style="position:absolute;z-index:251664384;visibility:visible;mso-wrap-style:square;mso-width-percent:0;mso-height-percent:0;mso-wrap-distance-left:9pt;mso-wrap-distance-top:-3e-5mm;mso-wrap-distance-right:9pt;mso-wrap-distance-bottom:-3e-5mm;mso-position-horizontal:absolute;mso-position-horizontal-relative:text;mso-position-vertical:absolute;mso-position-vertical-relative:text;mso-width-percent:0;mso-height-percent:0;mso-width-relative:margin;mso-height-relative:page" from="-13.05pt,5.3pt" to="462.25pt,5.3pt" o:gfxdata="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" strokeweight=".25pt">
+            <v:line w14:anchorId="7435B161" id="Straight Connector 9" o:spid="_x0000_s1026" style="position:absolute;z-index:251663360;visibility:visible;mso-wrap-style:square;mso-width-percent:0;mso-height-percent:0;mso-wrap-distance-left:9pt;mso-wrap-distance-top:-3e-5mm;mso-wrap-distance-right:9pt;mso-wrap-distance-bottom:-3e-5mm;mso-position-horizontal:absolute;mso-position-horizontal-relative:text;mso-position-vertical:absolute;mso-position-vertical-relative:text;mso-width-percent:0;mso-height-percent:0;mso-width-relative:margin;mso-height-relative:page" from="-13.05pt,5.3pt" to="462.25pt,5.3pt" o:gfxdata="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" strokeweight=".25pt">
               <o:lock v:ext="edit" shapetype="f"/>
             </v:line>
           </w:pict>
@@ -3251,7 +3367,7 @@
         <w:lang w:eastAsia="pt-PT"/>
       </w:rPr>
       <w:drawing>
-        <wp:anchor distT="0" distB="0" distL="114300" distR="114300" simplePos="0" relativeHeight="251663360" behindDoc="1" locked="0" layoutInCell="1" allowOverlap="1" wp14:anchorId="17ECE564" wp14:editId="7628F52E">
+        <wp:anchor distT="0" distB="0" distL="114300" distR="114300" simplePos="0" relativeHeight="251658242" behindDoc="1" locked="0" layoutInCell="1" allowOverlap="1" wp14:anchorId="17ECE564" wp14:editId="24FB02CA">
           <wp:simplePos x="0" y="0"/>
           <wp:positionH relativeFrom="column">
             <wp:posOffset>5095558</wp:posOffset>
@@ -3262,7 +3378,7 @@
           <wp:extent cx="781050" cy="552450"/>
           <wp:effectExtent l="0" t="0" r="0" b="0"/>
           <wp:wrapNone/>
-          <wp:docPr id="2" name="Picture 2"/>
+          <wp:docPr id="2016109460" name="Picture 2"/>
           <wp:cNvGraphicFramePr>
             <a:graphicFrameLocks xmlns:a="http://schemas.openxmlformats.org/drawingml/2006/main" noChangeAspect="1"/>
           </wp:cNvGraphicFramePr>
@@ -3358,7 +3474,7 @@
       <mc:AlternateContent>
         <mc:Choice Requires="wps">
           <w:drawing>
-            <wp:anchor distT="0" distB="0" distL="114300" distR="114300" simplePos="0" relativeHeight="251662336" behindDoc="0" locked="0" layoutInCell="1" allowOverlap="1" wp14:anchorId="1C52ED55" wp14:editId="3467A707">
+            <wp:anchor distT="0" distB="0" distL="114300" distR="114300" simplePos="0" relativeHeight="251658241" behindDoc="0" locked="0" layoutInCell="1" allowOverlap="1" wp14:anchorId="1C52ED55" wp14:editId="2FC49E55">
               <wp:simplePos x="0" y="0"/>
               <wp:positionH relativeFrom="column">
                 <wp:posOffset>3095625</wp:posOffset>
@@ -3401,153 +3517,6 @@
                       <w:txbxContent>
                         <w:p>
                           <w:pPr>
-                            <w:spacing w:after="0" w:line="240" w:lineRule="auto"/>
-                            <w:jc w:val="right"/>
-                            <w:rPr>
-                              <w:rFonts w:ascii="Calibri" w:hAnsi="Calibri" w:cs="Times New Roman"/>
-                              <w:b/>
-                              <w:bCs/>
-                              <w:color w:val="4F81BD"/>
-                              <w:sz w:val="16"/>
-                              <w:szCs w:val="16"/>
-                              <w:u w:val="single"/>
-                              <w:lang w:eastAsia="pt-PT"/>
-                            </w:rPr>
-                          </w:pPr>
-                          <w:r>
-                            <w:rPr>
-                              <w:rFonts w:ascii="Arial" w:hAnsi="Arial" w:cs="Arial"/>
-                              <w:color w:val="595959"/>
-                              <w:sz w:val="15"/>
-                              <w:szCs w:val="15"/>
-                              <w:lang w:eastAsia="pt-PT"/>
-                            </w:rPr>
-                            <w:t xml:space="preserve">PÁGINA </w:t>
-                          </w:r>
-                          <w:r>
-                            <w:rPr>
-                              <w:rFonts w:ascii="Calibri" w:hAnsi="Calibri" w:cs="Times New Roman"/>
-                              <w:bCs/>
-                              <w:color w:val="4F81BD"/>
-                              <w:sz w:val="16"/>
-                              <w:szCs w:val="16"/>
-                              <w:lang w:eastAsia="pt-PT"/>
-                            </w:rPr>
-                            <w:fldChar w:fldCharType="begin"/>
-                          </w:r>
-                          <w:r>
-                            <w:rPr>
-                              <w:rFonts w:ascii="Calibri" w:hAnsi="Calibri" w:cs="Times New Roman"/>
-                              <w:bCs/>
-                              <w:color w:val="4F81BD"/>
-                              <w:sz w:val="16"/>
-                              <w:szCs w:val="16"/>
-                              <w:lang w:eastAsia="pt-PT"/>
-                            </w:rPr>
-                            <w:instrText>PAGE  \* Arabic  \* MERGEFORMAT</w:instrText>
-                          </w:r>
-                          <w:r>
-                            <w:rPr>
-                              <w:rFonts w:ascii="Calibri" w:hAnsi="Calibri" w:cs="Times New Roman"/>
-                              <w:bCs/>
-                              <w:color w:val="4F81BD"/>
-                              <w:sz w:val="16"/>
-                              <w:szCs w:val="16"/>
-                              <w:lang w:eastAsia="pt-PT"/>
-                            </w:rPr>
-                            <w:fldChar w:fldCharType="separate"/>
-                          </w:r>
-                          <w:r>
-                            <w:rPr>
-                              <w:rFonts w:ascii="Calibri" w:hAnsi="Calibri" w:cs="Times New Roman"/>
-                              <w:bCs/>
-                              <w:noProof/>
-                              <w:color w:val="4F81BD"/>
-                              <w:sz w:val="16"/>
-                              <w:szCs w:val="16"/>
-                              <w:lang w:eastAsia="pt-PT"/>
-                            </w:rPr>
-                            <w:t>1</w:t>
-                          </w:r>
-                          <w:r>
-                            <w:rPr>
-                              <w:rFonts w:ascii="Calibri" w:hAnsi="Calibri" w:cs="Times New Roman"/>
-                              <w:bCs/>
-                              <w:color w:val="4F81BD"/>
-                              <w:sz w:val="16"/>
-                              <w:szCs w:val="16"/>
-                              <w:lang w:eastAsia="pt-PT"/>
-                            </w:rPr>
-                            <w:fldChar w:fldCharType="end"/>
-                          </w:r>
-                          <w:r>
-                            <w:rPr>
-                              <w:rFonts w:ascii="Calibri" w:hAnsi="Calibri" w:cs="Times New Roman"/>
-                              <w:b/>
-                              <w:bCs/>
-                              <w:color w:val="4F81BD"/>
-                              <w:sz w:val="16"/>
-                              <w:szCs w:val="16"/>
-                              <w:lang w:eastAsia="pt-PT"/>
-                            </w:rPr>
-                            <w:t xml:space="preserve"> </w:t>
-                          </w:r>
-                          <w:r>
-                            <w:rPr>
-                              <w:rFonts w:ascii="Calibri" w:hAnsi="Calibri" w:cs="Times New Roman"/>
-                              <w:bCs/>
-                              <w:color w:val="4F81BD"/>
-                              <w:sz w:val="16"/>
-                              <w:szCs w:val="16"/>
-                              <w:lang w:eastAsia="pt-PT"/>
-                            </w:rPr>
-                            <w:t xml:space="preserve">de </w:t>
-                          </w:r>
-                          <w:r>
-                            <w:rPr>
-                              <w:rFonts w:ascii="Calibri" w:hAnsi="Calibri" w:cs="Times New Roman"/>
-                            </w:rPr>
-                            <w:fldChar w:fldCharType="begin"/>
-                          </w:r>
-                          <w:r>
-                            <w:rPr>
-                              <w:rFonts w:ascii="Calibri" w:hAnsi="Calibri" w:cs="Times New Roman"/>
-                            </w:rPr>
-                            <w:instrText>NUMPAGES  \* Arabic  \* MERGEFORMAT</w:instrText>
-                          </w:r>
-                          <w:r>
-                            <w:rPr>
-                              <w:rFonts w:ascii="Calibri" w:hAnsi="Calibri" w:cs="Times New Roman"/>
-                            </w:rPr>
-                            <w:fldChar w:fldCharType="separate"/>
-                          </w:r>
-                          <w:r>
-                            <w:rPr>
-                              <w:rFonts w:ascii="Calibri" w:hAnsi="Calibri" w:cs="Times New Roman"/>
-                              <w:bCs/>
-                              <w:noProof/>
-                              <w:color w:val="4F81BD"/>
-                              <w:sz w:val="16"/>
-                              <w:szCs w:val="16"/>
-                              <w:lang w:eastAsia="pt-PT"/>
-                            </w:rPr>
-                            <w:t>6</w:t>
-                          </w:r>
-                          <w:r>
-                            <w:rPr>
-                              <w:rFonts w:ascii="Calibri" w:hAnsi="Calibri" w:cs="Times New Roman"/>
-                              <w:bCs/>
-                              <w:noProof/>
-                              <w:color w:val="4F81BD"/>
-                              <w:sz w:val="16"/>
-                              <w:szCs w:val="16"/>
-                              <w:lang w:eastAsia="pt-PT"/>
-                            </w:rPr>
-                            <w:fldChar w:fldCharType="end"/>
-                          </w:r>
-                        </w:p>
-                        <w:p>
-                          <w:pPr>
                             <w:jc w:val="right"/>
                             <w:rPr>
                               <w:rStyle w:val="Hyperlink"/>
@@ -3581,161 +3550,14 @@
               <v:stroke joinstyle="miter"/>
               <v:path gradientshapeok="t" o:connecttype="rect"/>
             </v:shapetype>
-            <v:shape id="_x0000_s1028" type="#_x0000_t202" style="position:absolute;left:0;text-align:left;margin-left:243.75pt;margin-top:5.1pt;width:187.1pt;height:16.95pt;z-index:251662336;visibility:visible;mso-wrap-style:square;mso-width-percent:400;mso-height-percent:200;mso-wrap-distance-left:9pt;mso-wrap-distance-top:0;mso-wrap-distance-right:9pt;mso-wrap-distance-bottom:0;mso-position-horizontal:absolute;mso-position-horizontal-relative:text;mso-position-vertical:absolute;mso-position-vertical-relative:text;mso-width-percent:400;mso-height-percent:200;mso-width-relative:margin;mso-height-relative:margin;v-text-anchor:top" o:gfxdata="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" stroked="f">
+            <v:shape id="Text Box 2" o:spid="_x0000_s1028" type="#_x0000_t202" style="position:absolute;left:0;text-align:left;margin-left:243.75pt;margin-top:5.1pt;width:187.1pt;height:16.95pt;z-index:251658241;visibility:visible;mso-wrap-style:square;mso-width-percent:400;mso-height-percent:200;mso-wrap-distance-left:9pt;mso-wrap-distance-top:0;mso-wrap-distance-right:9pt;mso-wrap-distance-bottom:0;mso-position-horizontal:absolute;mso-position-horizontal-relative:text;mso-position-vertical:absolute;mso-position-vertical-relative:text;mso-width-percent:400;mso-height-percent:200;mso-width-relative:margin;mso-height-relative:margin;v-text-anchor:top" o:gfxdata="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" stroked="f">
               <v:textbox style="mso-fit-shape-to-text:t">
                 <w:txbxContent>
                   <w:p>
                     <w:pPr>
-                      <w:spacing w:after="0" w:line="240" w:lineRule="auto"/>
                       <w:jc w:val="right"/>
                       <w:rPr>
-                        <w:rFonts w:ascii="Calibri" w:hAnsi="Calibri" w:cs="Times New Roman"/>
-                        <w:b/>
-                        <w:bCs/>
-                        <w:color w:val="4F81BD"/>
-                        <w:sz w:val="16"/>
-                        <w:szCs w:val="16"/>
-                        <w:u w:val="single"/>
-                        <w:lang w:eastAsia="pt-PT"/>
-                      </w:rPr>
-                    </w:pPr>
-                    <w:r>
-                      <w:rPr>
-                        <w:rFonts w:ascii="Arial" w:hAnsi="Arial" w:cs="Arial"/>
-                        <w:color w:val="595959"/>
-                        <w:sz w:val="15"/>
-                        <w:szCs w:val="15"/>
-                        <w:lang w:eastAsia="pt-PT"/>
-                      </w:rPr>
-                      <w:t xml:space="preserve">PÁGINA </w:t>
-                    </w:r>
-                    <w:r>
-                      <w:rPr>
-                        <w:rFonts w:ascii="Calibri" w:hAnsi="Calibri" w:cs="Times New Roman"/>
-                        <w:bCs/>
-                        <w:color w:val="4F81BD"/>
-                        <w:sz w:val="16"/>
-                        <w:szCs w:val="16"/>
-                        <w:lang w:eastAsia="pt-PT"/>
-                      </w:rPr>
-                      <w:fldChar w:fldCharType="begin"/>
-                    </w:r>
-                    <w:r>
-                      <w:rPr>
-                        <w:rFonts w:ascii="Calibri" w:hAnsi="Calibri" w:cs="Times New Roman"/>
-                        <w:bCs/>
-                        <w:color w:val="4F81BD"/>
-                        <w:sz w:val="16"/>
-                        <w:szCs w:val="16"/>
-                        <w:lang w:eastAsia="pt-PT"/>
-                      </w:rPr>
-                      <w:instrText>PAGE  \* Arabic  \* MERGEFORMAT</w:instrText>
-                    </w:r>
-                    <w:r>
-                      <w:rPr>
-                        <w:rFonts w:ascii="Calibri" w:hAnsi="Calibri" w:cs="Times New Roman"/>
-                        <w:bCs/>
-                        <w:color w:val="4F81BD"/>
-                        <w:sz w:val="16"/>
-                        <w:szCs w:val="16"/>
-                        <w:lang w:eastAsia="pt-PT"/>
-                      </w:rPr>
-                      <w:fldChar w:fldCharType="separate"/>
-                    </w:r>
-                    <w:r>
-                      <w:rPr>
-                        <w:rFonts w:ascii="Calibri" w:hAnsi="Calibri" w:cs="Times New Roman"/>
-                        <w:bCs/>
-                        <w:noProof/>
-                        <w:color w:val="4F81BD"/>
-                        <w:sz w:val="16"/>
-                        <w:szCs w:val="16"/>
-                        <w:lang w:eastAsia="pt-PT"/>
-                      </w:rPr>
-                      <w:t>1</w:t>
-                    </w:r>
-                    <w:r>
-                      <w:rPr>
-                        <w:rFonts w:ascii="Calibri" w:hAnsi="Calibri" w:cs="Times New Roman"/>
-                        <w:bCs/>
-                        <w:color w:val="4F81BD"/>
-                        <w:sz w:val="16"/>
-                        <w:szCs w:val="16"/>
-                        <w:lang w:eastAsia="pt-PT"/>
-                      </w:rPr>
-                      <w:fldChar w:fldCharType="end"/>
-                    </w:r>
-                    <w:r>
-                      <w:rPr>
-                        <w:rFonts w:ascii="Calibri" w:hAnsi="Calibri" w:cs="Times New Roman"/>
-                        <w:b/>
-                        <w:bCs/>
-                        <w:color w:val="4F81BD"/>
-                        <w:sz w:val="16"/>
-                        <w:szCs w:val="16"/>
-                        <w:lang w:eastAsia="pt-PT"/>
-                      </w:rPr>
-                      <w:t xml:space="preserve"> </w:t>
-                    </w:r>
-                    <w:r>
-                      <w:rPr>
-                        <w:rFonts w:ascii="Calibri" w:hAnsi="Calibri" w:cs="Times New Roman"/>
-                        <w:bCs/>
-                        <w:color w:val="4F81BD"/>
-                        <w:sz w:val="16"/>
-                        <w:szCs w:val="16"/>
-                        <w:lang w:eastAsia="pt-PT"/>
-                      </w:rPr>
-                      <w:t xml:space="preserve">de </w:t>
-                    </w:r>
-                    <w:r>
-                      <w:rPr>
-                        <w:rFonts w:ascii="Calibri" w:hAnsi="Calibri" w:cs="Times New Roman"/>
-                      </w:rPr>
-                      <w:fldChar w:fldCharType="begin"/>
-                    </w:r>
-                    <w:r>
-                      <w:rPr>
-                        <w:rFonts w:ascii="Calibri" w:hAnsi="Calibri" w:cs="Times New Roman"/>
-                      </w:rPr>
-                      <w:instrText>NUMPAGES  \* Arabic  \* MERGEFORMAT</w:instrText>
-                    </w:r>
-                    <w:r>
-                      <w:rPr>
-                        <w:rFonts w:ascii="Calibri" w:hAnsi="Calibri" w:cs="Times New Roman"/>
-                      </w:rPr>
-                      <w:fldChar w:fldCharType="separate"/>
-                    </w:r>
-                    <w:r>
-                      <w:rPr>
-                        <w:rFonts w:ascii="Calibri" w:hAnsi="Calibri" w:cs="Times New Roman"/>
-                        <w:bCs/>
-                        <w:noProof/>
-                        <w:color w:val="4F81BD"/>
-                        <w:sz w:val="16"/>
-                        <w:szCs w:val="16"/>
-                        <w:lang w:eastAsia="pt-PT"/>
-                      </w:rPr>
-                      <w:t>6</w:t>
-                    </w:r>
-                    <w:r>
-                      <w:rPr>
-                        <w:rFonts w:ascii="Calibri" w:hAnsi="Calibri" w:cs="Times New Roman"/>
-                        <w:bCs/>
-                        <w:noProof/>
-                        <w:color w:val="4F81BD"/>
-                        <w:sz w:val="16"/>
-                        <w:szCs w:val="16"/>
-                        <w:lang w:eastAsia="pt-PT"/>
-                      </w:rPr>
-                      <w:fldChar w:fldCharType="end"/>
-                    </w:r>
-                  </w:p>
-                  <w:p>
-                    <w:pPr>
-                      <w:jc w:val="right"/>
-                      <w:rPr>
-                        <w:rStyle w:val="Hyperlink"/>
+                        <w:rStyle w:val="Hiperligao"/>
                         <w:b/>
                         <w:bCs/>
                         <w:color w:val="4F81BD"/>
@@ -3827,26 +3649,42 @@
   <w:p>
     <w:pPr>
       <w:pStyle w:val="Header"/>
-      <w:tabs>
-        <w:tab w:val="clear" w:pos="8504"/>
-        <w:tab w:val="right" w:pos="9638"/>
-      </w:tabs>
-      <w:ind w:left="-284"/>
+    </w:pPr>
+  </w:p>
+</w:hdr>
+</file>
+
+<file path=word/header2.xml><?xml version="1.0" encoding="utf-8"?>
+<w:hdr xmlns:wpc="http://schemas.microsoft.com/office/word/2010/wordprocessingCanvas" xmlns:cx="http://schemas.microsoft.com/office/drawing/2014/chartex" xmlns:cx1="http://schemas.microsoft.com/office/drawing/2015/9/8/chartex" xmlns:cx2="http://schemas.microsoft.com/office/drawing/2015/10/21/chartex" xmlns:cx3="http://schemas.microsoft.com/office/drawing/2016/5/9/chartex" xmlns:cx4="http://schemas.microsoft.com/office/drawing/2016/5/10/chartex" xmlns:cx5="http://schemas.microsoft.com/office/drawing/2016/5/11/chartex" xmlns:cx6="http://schemas.microsoft.com/office/drawing/2016/5/12/chartex" xmlns:cx7="http://schemas.microsoft.com/office/drawing/2016/5/13/chartex" xmlns:cx8="http://schemas.microsoft.com/office/drawing/2016/5/14/chartex" xmlns:mc="http://schemas.openxmlformats.org/markup-compatibility/2006" xmlns:aink="http://schemas.microsoft.com/office/drawing/2016/ink" xmlns:am3d="http://schemas.microsoft.com/office/drawing/2017/model3d" xmlns:o="urn:schemas-microsoft-com:office:office" xmlns:oel="http://schemas.microsoft.com/office/2019/extlst" xmlns:r="http://schemas.openxmlformats.org/officeDocument/2006/relationships" xmlns:m="http://schemas.openxmlformats.org/officeDocument/2006/math" xmlns:v="urn:schemas-microsoft-com:vml" xmlns:wp14="http://schemas.microsoft.com/office/word/2010/wordprocessingDrawing" xmlns:wp="http://schemas.openxmlformats.org/drawingml/2006/wordprocessingDrawing" xmlns:w10="urn:schemas-microsoft-com:office:word" xmlns:w="http://schemas.openxmlformats.org/wordprocessingml/2006/main" xmlns:w14="http://schemas.microsoft.com/office/word/2010/wordml" xmlns:w15="http://schemas.microsoft.com/office/word/2012/wordml" xmlns:w16cex="http://schemas.microsoft.com/office/word/2018/wordml/cex" xmlns:w16cid="http://schemas.microsoft.com/office/word/2016/wordml/cid" xmlns:w16="http://schemas.microsoft.com/office/word/2018/wordml" xmlns:w16du="http://schemas.microsoft.com/office/word/2023/wordml/word16du" xmlns:w16sdtdh="http://schemas.microsoft.com/office/word/2020/wordml/sdtdatahash" xmlns:w16sdtfl="http://schemas.microsoft.com/office/word/2024/wordml/sdtformatlock" xmlns:w16se="http://schemas.microsoft.com/office/word/2015/wordml/symex" xmlns:wpg="http://schemas.microsoft.com/office/word/2010/wordprocessingGroup" xmlns:wpi="http://schemas.microsoft.com/office/word/2010/wordprocessingInk" xmlns:wne="http://schemas.microsoft.com/office/word/2006/wordml" xmlns:wps="http://schemas.microsoft.com/office/word/2010/wordprocessingShape" mc:Ignorable="w14 w15 w16se w16cid w16 w16cex w16sdtdh w16sdtfl w16du wp14">
+  <w:p>
+    <w:pPr>
+      <w:pStyle w:val="Header"/>
+      <w:jc w:val="right"/>
       <w:rPr>
-        <w:rFonts w:cstheme="minorHAnsi"/>
+        <w:rFonts w:ascii="Montserrat SemiBold" w:hAnsi="Montserrat SemiBold"/>
+        <w:noProof/>
+        <w:szCs w:val="20"/>
       </w:rPr>
     </w:pPr>
+    <w:bookmarkStart w:id="1" w:name="_Hlk178773935"/>
     <w:r>
       <w:rPr>
-        <w:rFonts w:cstheme="minorHAnsi"/>
+        <w:rFonts w:ascii="Montserrat" w:hAnsi="Montserrat"/>
         <w:noProof/>
-        <w:lang w:eastAsia="pt-PT"/>
       </w:rPr>
       <w:drawing>
-        <wp:inline distT="0" distB="0" distL="0" distR="0" wp14:anchorId="42D31C47" wp14:editId="37F0A2BD">
-          <wp:extent cx="1126772" cy="704850"/>
+        <wp:anchor distT="0" distB="0" distL="114300" distR="114300" simplePos="0" relativeHeight="251658245" behindDoc="0" locked="0" layoutInCell="1" allowOverlap="1" wp14:anchorId="11421125" wp14:editId="5D32D8A4">
+          <wp:simplePos x="0" y="0"/>
+          <wp:positionH relativeFrom="column">
+            <wp:posOffset>-94468</wp:posOffset>
+          </wp:positionH>
+          <wp:positionV relativeFrom="paragraph">
+            <wp:posOffset>48700</wp:posOffset>
+          </wp:positionV>
+          <wp:extent cx="2235639" cy="807738"/>
           <wp:effectExtent l="0" t="0" r="0" b="0"/>
-          <wp:docPr id="1667076744" name="Picture 1" descr="A black and white logo&#10;&#10;AI-generated content may be incorrect."/>
+          <wp:wrapNone/>
+          <wp:docPr id="1023340504" name="Imagem 7" descr="Uma imagem com preto, escuridão, captura de ecrã, preto e branco&#10;&#10;Os conteúdos gerados por IA podem estar incorretos."/>
           <wp:cNvGraphicFramePr>
             <a:graphicFrameLocks xmlns:a="http://schemas.openxmlformats.org/drawingml/2006/main" noChangeAspect="1"/>
           </wp:cNvGraphicFramePr>
@@ -3854,11 +3692,17 @@
             <a:graphicData uri="http://schemas.openxmlformats.org/drawingml/2006/picture">
               <pic:pic xmlns:pic="http://schemas.openxmlformats.org/drawingml/2006/picture">
                 <pic:nvPicPr>
-                  <pic:cNvPr id="1667076744" name="Picture 1" descr="A black and white logo&#10;&#10;AI-generated content may be incorrect."/>
+                  <pic:cNvPr id="1023340504" name="Imagem 7" descr="Uma imagem com preto, escuridão, captura de ecrã, preto e branco&#10;&#10;Os conteúdos gerados por IA podem estar incorretos."/>
                   <pic:cNvPicPr/>
                 </pic:nvPicPr>
                 <pic:blipFill>
-                  <a:blip r:embed="rId1"/>
+                  <a:blip r:embed="rId1">
+                    <a:extLst>
+                      <a:ext uri="{28A0092B-C50C-407E-A947-70E740481C1C}">
+                        <a14:useLocalDpi xmlns:a14="http://schemas.microsoft.com/office/drawing/2010/main" val="0"/>
+                      </a:ext>
+                    </a:extLst>
+                  </a:blip>
                   <a:stretch>
                     <a:fillRect/>
                   </a:stretch>
@@ -3866,7 +3710,7 @@
                 <pic:spPr>
                   <a:xfrm>
                     <a:off x="0" y="0"/>
-                    <a:ext cx="1196623" cy="748545"/>
+                    <a:ext cx="2235639" cy="807738"/>
                   </a:xfrm>
                   <a:prstGeom prst="rect">
                     <a:avLst/>
@@ -3875,285 +3719,153 @@
               </pic:pic>
             </a:graphicData>
           </a:graphic>
-        </wp:inline>
+          <wp14:sizeRelH relativeFrom="page">
+            <wp14:pctWidth>0</wp14:pctWidth>
+          </wp14:sizeRelH>
+          <wp14:sizeRelV relativeFrom="page">
+            <wp14:pctHeight>0</wp14:pctHeight>
+          </wp14:sizeRelV>
+        </wp:anchor>
       </w:drawing>
-    </w:r>
-    <w:r>
-      <w:rPr>
-        <w:rFonts w:cstheme="minorHAnsi"/>
-        <w:lang w:eastAsia="pt-PT"/>
-      </w:rPr>
-      <w:t xml:space="preserve">  </w:t>
-    </w:r>
-    <w:r>
-      <w:rPr>
-        <w:rFonts w:cstheme="minorHAnsi"/>
-        <w:lang w:eastAsia="pt-PT"/>
-      </w:rPr>
-      <w:tab/>
-    </w:r>
-    <w:r>
-      <w:rPr>
-        <w:rFonts w:cstheme="minorHAnsi"/>
-        <w:lang w:eastAsia="pt-PT"/>
-      </w:rPr>
-      <w:tab/>
-      <w:t xml:space="preserve">      [</w:t>
-    </w:r>
-    <w:r>
-      <w:rPr>
-        <w:rFonts w:cstheme="minorHAnsi"/>
-      </w:rPr>
-      <w:t>Espaço para logotipo do parceiro]</w:t>
     </w:r>
   </w:p>
   <w:p>
     <w:pPr>
       <w:pStyle w:val="Header"/>
-      <w:tabs>
-        <w:tab w:val="clear" w:pos="8504"/>
-        <w:tab w:val="right" w:pos="9638"/>
-      </w:tabs>
-      <w:ind w:left="-284"/>
+      <w:jc w:val="right"/>
       <w:rPr>
-        <w:rFonts w:cstheme="minorHAnsi"/>
-      </w:rPr>
-    </w:pPr>
-  </w:p>
-  <w:p>
-    <w:pPr>
-      <w:pStyle w:val="Header"/>
-      <w:tabs>
-        <w:tab w:val="clear" w:pos="8504"/>
-        <w:tab w:val="right" w:pos="9638"/>
-      </w:tabs>
-      <w:ind w:left="-284"/>
-      <w:rPr>
-        <w:rFonts w:cstheme="minorHAnsi"/>
-      </w:rPr>
-    </w:pPr>
-  </w:p>
-  <w:p>
-    <w:pPr>
-      <w:spacing w:after="0" w:line="240" w:lineRule="auto"/>
-      <w:ind w:left="-284"/>
-      <w:rPr>
-        <w:rFonts w:cs="Arial"/>
-        <w:b/>
-        <w:bCs/>
-        <w:caps/>
-        <w:color w:val="595959" w:themeColor="text1" w:themeTint="A6"/>
-        <w:lang w:eastAsia="pt-PT"/>
+        <w:rFonts w:ascii="Montserrat SemiBold" w:hAnsi="Montserrat SemiBold"/>
+        <w:noProof/>
+        <w:szCs w:val="20"/>
       </w:rPr>
     </w:pPr>
     <w:r>
       <w:rPr>
-        <w:rFonts w:cs="Arial"/>
-        <w:b/>
-        <w:bCs/>
-        <w:caps/>
-        <w:color w:val="595959" w:themeColor="text1" w:themeTint="A6"/>
-        <w:lang w:eastAsia="pt-PT"/>
-      </w:rPr>
-      <w:t>Protocolo</w:t>
-    </w:r>
-    <w:r>
-      <w:rPr>
-        <w:rFonts w:cs="Arial"/>
-        <w:b/>
-        <w:bCs/>
-        <w:caps/>
-        <w:color w:val="595959" w:themeColor="text1" w:themeTint="A6"/>
-        <w:lang w:eastAsia="pt-PT"/>
-      </w:rPr>
-      <w:t xml:space="preserve"> | n.º </w:t>
-    </w:r>
-    <w:r>
-      <w:rPr>
-        <w:rFonts w:cs="Arial"/>
-        <w:b/>
-        <w:bCs/>
-        <w:caps/>
-        <w:color w:val="595959" w:themeColor="text1" w:themeTint="A6"/>
-        <w:lang w:eastAsia="pt-PT"/>
-      </w:rPr>
-      <w:fldChar w:fldCharType="begin"/>
-    </w:r>
-    <w:r>
-      <w:rPr>
-        <w:rFonts w:cs="Arial"/>
-        <w:b/>
-        <w:bCs/>
-        <w:caps/>
-        <w:color w:val="595959" w:themeColor="text1" w:themeTint="A6"/>
-        <w:lang w:eastAsia="pt-PT"/>
-      </w:rPr>
-      <w:instrText xml:space="preserve"> DOCPROPERTY "FSC#CONFIGLOCALAMA@2305.100:DOC_NumeroProc" \* MERGEFORMAT </w:instrText>
-    </w:r>
-    <w:r>
-      <w:rPr>
-        <w:rFonts w:cs="Arial"/>
-        <w:b/>
-        <w:bCs/>
-        <w:caps/>
-        <w:color w:val="595959" w:themeColor="text1" w:themeTint="A6"/>
-        <w:lang w:eastAsia="pt-PT"/>
-      </w:rPr>
-      <w:fldChar w:fldCharType="end"/>
-    </w:r>
-    <w:r>
-      <w:rPr>
-        <w:rFonts w:cs="Arial"/>
-        <w:b/>
-        <w:bCs/>
-        <w:caps/>
-        <w:color w:val="595959" w:themeColor="text1" w:themeTint="A6"/>
-        <w:lang w:eastAsia="pt-PT"/>
-      </w:rPr>
-      <w:t>/</w:t>
-    </w:r>
-    <w:r>
-      <w:rPr>
-        <w:rFonts w:cs="Arial"/>
-        <w:b/>
-        <w:bCs/>
-        <w:caps/>
-        <w:color w:val="595959" w:themeColor="text1" w:themeTint="A6"/>
-        <w:lang w:eastAsia="pt-PT"/>
-      </w:rPr>
-      <w:fldChar w:fldCharType="begin"/>
-    </w:r>
-    <w:r>
-      <w:rPr>
-        <w:rFonts w:cs="Arial"/>
-        <w:b/>
-        <w:bCs/>
-        <w:caps/>
-        <w:color w:val="595959" w:themeColor="text1" w:themeTint="A6"/>
-        <w:lang w:eastAsia="pt-PT"/>
-      </w:rPr>
-      <w:instrText xml:space="preserve"> DOCPROPERTY "FSC#CONFIGLOCALAMA@2305.100:DOC_AnoProcesso" \* MERGEFORMAT </w:instrText>
-    </w:r>
-    <w:r>
-      <w:rPr>
-        <w:rFonts w:cs="Arial"/>
-        <w:b/>
-        <w:bCs/>
-        <w:caps/>
-        <w:color w:val="595959" w:themeColor="text1" w:themeTint="A6"/>
-        <w:lang w:eastAsia="pt-PT"/>
-      </w:rPr>
-      <w:fldChar w:fldCharType="end"/>
-    </w:r>
-    <w:r>
-      <w:rPr>
-        <w:rFonts w:cs="Arial"/>
-        <w:b/>
-        <w:bCs/>
-        <w:caps/>
-        <w:color w:val="595959" w:themeColor="text1" w:themeTint="A6"/>
-        <w:lang w:eastAsia="pt-PT"/>
-      </w:rPr>
-      <w:t>-</w:t>
-    </w:r>
-    <w:r>
-      <w:rPr>
-        <w:rFonts w:cs="Arial"/>
-        <w:b/>
-        <w:bCs/>
-        <w:caps/>
-        <w:color w:val="595959" w:themeColor="text1" w:themeTint="A6"/>
-        <w:lang w:eastAsia="pt-PT"/>
-      </w:rPr>
-      <w:t>ARTE</w:t>
-    </w:r>
-    <w:r>
-      <w:rPr>
-        <w:rFonts w:cs="Arial"/>
-        <w:b/>
-        <w:bCs/>
-        <w:caps/>
-        <w:color w:val="595959" w:themeColor="text1" w:themeTint="A6"/>
-        <w:lang w:eastAsia="pt-PT"/>
-      </w:rPr>
-      <w:t xml:space="preserve"> </w:t>
-    </w:r>
-  </w:p>
-  <w:p>
-    <w:pPr>
-      <w:spacing w:after="0" w:line="240" w:lineRule="auto"/>
-      <w:ind w:left="-284"/>
-      <w:rPr>
-        <w:rFonts w:cs="Arial"/>
-        <w:b/>
-        <w:bCs/>
-        <w:caps/>
-        <w:color w:val="595959" w:themeColor="text1" w:themeTint="A6"/>
-        <w:lang w:eastAsia="pt-PT"/>
-      </w:rPr>
-    </w:pPr>
-    <w:r>
-      <w:rPr>
-        <w:rFonts w:cs="Arial"/>
-        <w:b/>
-        <w:bCs/>
-        <w:caps/>
         <w:noProof/>
-        <w:color w:val="595959" w:themeColor="text1" w:themeTint="A6"/>
         <w:lang w:eastAsia="pt-PT"/>
       </w:rPr>
       <mc:AlternateContent>
         <mc:Choice Requires="wps">
           <w:drawing>
-            <wp:anchor distT="4294967295" distB="4294967295" distL="114300" distR="114300" simplePos="0" relativeHeight="251667456" behindDoc="0" locked="0" layoutInCell="1" allowOverlap="1" wp14:anchorId="16208CAB" wp14:editId="79C12A20">
+            <wp:anchor distT="0" distB="0" distL="114300" distR="114300" simplePos="0" relativeHeight="251658244" behindDoc="0" locked="0" layoutInCell="1" allowOverlap="1" wp14:anchorId="58BEC6AC" wp14:editId="644733EA">
               <wp:simplePos x="0" y="0"/>
               <wp:positionH relativeFrom="column">
-                <wp:posOffset>-167005</wp:posOffset>
+                <wp:posOffset>2389847</wp:posOffset>
               </wp:positionH>
               <wp:positionV relativeFrom="paragraph">
-                <wp:posOffset>81915</wp:posOffset>
+                <wp:posOffset>28282</wp:posOffset>
               </wp:positionV>
-              <wp:extent cx="6096000" cy="0"/>
-              <wp:effectExtent l="0" t="0" r="19050" b="19050"/>
+              <wp:extent cx="1422400" cy="452022"/>
+              <wp:effectExtent l="0" t="0" r="25400" b="24765"/>
               <wp:wrapNone/>
-              <wp:docPr id="1" name="Straight Connector 1"/>
-              <wp:cNvGraphicFramePr>
-                <a:graphicFrameLocks xmlns:a="http://schemas.openxmlformats.org/drawingml/2006/main"/>
-              </wp:cNvGraphicFramePr>
+              <wp:docPr id="766524600" name="Retângulo 15"/>
+              <wp:cNvGraphicFramePr/>
               <a:graphic xmlns:a="http://schemas.openxmlformats.org/drawingml/2006/main">
                 <a:graphicData uri="http://schemas.microsoft.com/office/word/2010/wordprocessingShape">
                   <wps:wsp>
-                    <wps:cNvCnPr>
-                      <a:cxnSpLocks/>
-                    </wps:cNvCnPr>
+                    <wps:cNvSpPr/>
                     <wps:spPr>
                       <a:xfrm>
                         <a:off x="0" y="0"/>
-                        <a:ext cx="6096000" cy="0"/>
+                        <a:ext cx="1422400" cy="452022"/>
                       </a:xfrm>
-                      <a:prstGeom prst="line">
+                      <a:prstGeom prst="rect">
                         <a:avLst/>
                       </a:prstGeom>
                       <a:noFill/>
-                      <a:ln w="3175" cap="flat" cmpd="sng" algn="ctr">
+                      <a:ln w="3175">
                         <a:solidFill>
-                          <a:sysClr val="windowText" lastClr="000000">
-                            <a:shade val="95000"/>
-                            <a:satMod val="105000"/>
-                          </a:sysClr>
+                          <a:schemeClr val="tx1">
+                            <a:lumMod val="50000"/>
+                            <a:lumOff val="50000"/>
+                          </a:schemeClr>
                         </a:solidFill>
-                        <a:prstDash val="solid"/>
                       </a:ln>
-                      <a:effectLst/>
                     </wps:spPr>
-                    <wps:bodyPr/>
+                    <wps:style>
+                      <a:lnRef idx="2">
+                        <a:schemeClr val="accent1">
+                          <a:shade val="15000"/>
+                        </a:schemeClr>
+                      </a:lnRef>
+                      <a:fillRef idx="1">
+                        <a:schemeClr val="accent1"/>
+                      </a:fillRef>
+                      <a:effectRef idx="0">
+                        <a:schemeClr val="accent1"/>
+                      </a:effectRef>
+                      <a:fontRef idx="minor">
+                        <a:schemeClr val="lt1"/>
+                      </a:fontRef>
+                    </wps:style>
+                    <wps:txbx>
+                      <w:txbxContent>
+                        <w:p>
+                          <w:pPr>
+                            <w:spacing w:after="0" w:line="240" w:lineRule="auto"/>
+                            <w:jc w:val="center"/>
+                            <w:rPr>
+                              <w:rFonts w:ascii="Montserrat" w:hAnsi="Montserrat"/>
+                              <w:color w:val="000000" w:themeColor="text1"/>
+                              <w:sz w:val="12"/>
+                              <w:szCs w:val="12"/>
+                            </w:rPr>
+                          </w:pPr>
+                          <w:r>
+                            <w:rPr>
+                              <w:rFonts w:ascii="Montserrat" w:hAnsi="Montserrat"/>
+                              <w:color w:val="000000" w:themeColor="text1"/>
+                              <w:sz w:val="12"/>
+                              <w:szCs w:val="12"/>
+                            </w:rPr>
+                            <w:t>Espaço reservado ao logótipo da entidade</w:t>
+                          </w:r>
+                        </w:p>
+                        <w:p>
+                          <w:pPr>
+                            <w:spacing w:after="0" w:line="240" w:lineRule="auto"/>
+                            <w:jc w:val="center"/>
+                            <w:rPr>
+                              <w:rFonts w:ascii="Montserrat" w:hAnsi="Montserrat"/>
+                              <w:color w:val="000000" w:themeColor="text1"/>
+                              <w:sz w:val="12"/>
+                              <w:szCs w:val="12"/>
+                            </w:rPr>
+                          </w:pPr>
+                          <w:r>
+                            <w:rPr>
+                              <w:rFonts w:ascii="Montserrat" w:hAnsi="Montserrat"/>
+                              <w:color w:val="000000" w:themeColor="text1"/>
+                              <w:sz w:val="12"/>
+                              <w:szCs w:val="12"/>
+                            </w:rPr>
+                            <w:t>(apagar este elemento</w:t>
+                          </w:r>
+                          <w:r>
+                            <w:rPr>
+                              <w:rFonts w:ascii="Montserrat" w:hAnsi="Montserrat"/>
+                              <w:color w:val="000000" w:themeColor="text1"/>
+                              <w:sz w:val="12"/>
+                              <w:szCs w:val="12"/>
+                            </w:rPr>
+                            <w:t xml:space="preserve"> após colocar o logótipo)</w:t>
+                          </w:r>
+                        </w:p>
+                      </w:txbxContent>
+                    </wps:txbx>
+                    <wps:bodyPr rot="0" spcFirstLastPara="0" vertOverflow="overflow" horzOverflow="overflow" vert="horz" wrap="square" lIns="91440" tIns="45720" rIns="91440" bIns="45720" numCol="1" spcCol="0" rtlCol="0" fromWordArt="0" anchor="ctr" anchorCtr="0" forceAA="0" compatLnSpc="1">
+                      <a:prstTxWarp prst="textNoShape">
+                        <a:avLst/>
+                      </a:prstTxWarp>
+                      <a:noAutofit/>
+                    </wps:bodyPr>
                   </wps:wsp>
                 </a:graphicData>
               </a:graphic>
               <wp14:sizeRelH relativeFrom="margin">
                 <wp14:pctWidth>0</wp14:pctWidth>
               </wp14:sizeRelH>
-              <wp14:sizeRelV relativeFrom="page">
+              <wp14:sizeRelV relativeFrom="margin">
                 <wp14:pctHeight>0</wp14:pctHeight>
               </wp14:sizeRelV>
             </wp:anchor>
@@ -4161,90 +3873,308 @@
         </mc:Choice>
         <mc:Fallback>
           <w:pict>
-            <v:line w14:anchorId="3335CB79" id="Straight Connector 1" o:spid="_x0000_s1026" style="position:absolute;z-index:251667456;visibility:visible;mso-wrap-style:square;mso-width-percent:0;mso-height-percent:0;mso-wrap-distance-left:9pt;mso-wrap-distance-top:-3e-5mm;mso-wrap-distance-right:9pt;mso-wrap-distance-bottom:-3e-5mm;mso-position-horizontal:absolute;mso-position-horizontal-relative:text;mso-position-vertical:absolute;mso-position-vertical-relative:text;mso-width-percent:0;mso-height-percent:0;mso-width-relative:margin;mso-height-relative:page" from="-13.15pt,6.45pt" to="466.85pt,6.45pt" o:gfxdata="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" strokeweight=".25pt">
-              <o:lock v:ext="edit" shapetype="f"/>
-            </v:line>
+            <v:rect w14:anchorId="58BEC6AC" id="Retângulo 15" o:spid="_x0000_s1026" style="position:absolute;left:0;text-align:left;margin-left:188.2pt;margin-top:2.25pt;width:112pt;height:35.6pt;z-index:251658244;visibility:visible;mso-wrap-style:square;mso-width-percent:0;mso-height-percent:0;mso-wrap-distance-left:9pt;mso-wrap-distance-top:0;mso-wrap-distance-right:9pt;mso-wrap-distance-bottom:0;mso-position-horizontal:absolute;mso-position-horizontal-relative:text;mso-position-vertical:absolute;mso-position-vertical-relative:text;mso-width-percent:0;mso-height-percent:0;mso-width-relative:margin;mso-height-relative:margin;v-text-anchor:middle" o:gfxdata="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" filled="f" strokecolor="gray [1629]" strokeweight=".25pt">
+              <v:textbox>
+                <w:txbxContent>
+                  <w:p>
+                    <w:pPr>
+                      <w:spacing w:after="0" w:line="240" w:lineRule="auto"/>
+                      <w:jc w:val="center"/>
+                      <w:rPr>
+                        <w:rFonts w:ascii="Montserrat" w:hAnsi="Montserrat"/>
+                        <w:color w:val="000000" w:themeColor="text1"/>
+                        <w:sz w:val="12"/>
+                        <w:szCs w:val="12"/>
+                      </w:rPr>
+                    </w:pPr>
+                    <w:r>
+                      <w:rPr>
+                        <w:rFonts w:ascii="Montserrat" w:hAnsi="Montserrat"/>
+                        <w:color w:val="000000" w:themeColor="text1"/>
+                        <w:sz w:val="12"/>
+                        <w:szCs w:val="12"/>
+                      </w:rPr>
+                      <w:t>Espaço reservado ao logótipo da entidade</w:t>
+                    </w:r>
+                  </w:p>
+                  <w:p>
+                    <w:pPr>
+                      <w:spacing w:after="0" w:line="240" w:lineRule="auto"/>
+                      <w:jc w:val="center"/>
+                      <w:rPr>
+                        <w:rFonts w:ascii="Montserrat" w:hAnsi="Montserrat"/>
+                        <w:color w:val="000000" w:themeColor="text1"/>
+                        <w:sz w:val="12"/>
+                        <w:szCs w:val="12"/>
+                      </w:rPr>
+                    </w:pPr>
+                    <w:r>
+                      <w:rPr>
+                        <w:rFonts w:ascii="Montserrat" w:hAnsi="Montserrat"/>
+                        <w:color w:val="000000" w:themeColor="text1"/>
+                        <w:sz w:val="12"/>
+                        <w:szCs w:val="12"/>
+                      </w:rPr>
+                      <w:t>(apagar este elemento</w:t>
+                    </w:r>
+                    <w:r>
+                      <w:rPr>
+                        <w:rFonts w:ascii="Montserrat" w:hAnsi="Montserrat"/>
+                        <w:color w:val="000000" w:themeColor="text1"/>
+                        <w:sz w:val="12"/>
+                        <w:szCs w:val="12"/>
+                      </w:rPr>
+                      <w:t xml:space="preserve"> após colocar o logótipo)</w:t>
+                    </w:r>
+                  </w:p>
+                </w:txbxContent>
+              </v:textbox>
+            </v:rect>
           </w:pict>
         </mc:Fallback>
       </mc:AlternateContent>
     </w:r>
-    <w:r>
+  </w:p>
+  <w:bookmarkEnd w:id="1"/>
+  <w:p>
+    <w:pPr>
+      <w:pStyle w:val="Header"/>
       <w:rPr>
-        <w:rFonts w:cs="Arial"/>
-        <w:b/>
-        <w:bCs/>
-        <w:caps/>
-        <w:color w:val="595959" w:themeColor="text1" w:themeTint="A6"/>
-        <w:lang w:eastAsia="pt-PT"/>
+        <w:rFonts w:ascii="Montserrat" w:hAnsi="Montserrat"/>
       </w:rPr>
-      <w:br/>
-    </w:r>
-    <w:r>
-      <w:rPr>
-        <w:rFonts w:cs="Arial"/>
-        <w:b/>
-        <w:bCs/>
-        <w:caps/>
-        <w:color w:val="595959" w:themeColor="text1" w:themeTint="A6"/>
-        <w:lang w:eastAsia="pt-PT"/>
-      </w:rPr>
-      <w:t xml:space="preserve">PROTOCOLO ENTRE A </w:t>
-    </w:r>
-    <w:r>
-      <w:rPr>
-        <w:rFonts w:cs="Arial"/>
-        <w:b/>
-        <w:bCs/>
-        <w:caps/>
-        <w:color w:val="595959" w:themeColor="text1" w:themeTint="A6"/>
-        <w:lang w:eastAsia="pt-PT"/>
-      </w:rPr>
-      <w:t>Agência para a reforma tecnológica do estado</w:t>
-    </w:r>
-    <w:r>
-      <w:rPr>
-        <w:rFonts w:cs="Arial"/>
-        <w:b/>
-        <w:bCs/>
-        <w:caps/>
-        <w:color w:val="595959" w:themeColor="text1" w:themeTint="A6"/>
-        <w:lang w:eastAsia="pt-PT"/>
-      </w:rPr>
-      <w:t>, I.P. E O […] PARA DISPONIBILIZAÇÃO DE AUTENTICAÇÃO E ASSINATURA ATRAVÉS DE CHAVE MÓVEL DIGITAL</w:t>
-    </w:r>
+    </w:pPr>
   </w:p>
   <w:p>
     <w:pPr>
-      <w:spacing w:after="0" w:line="240" w:lineRule="auto"/>
+      <w:spacing w:line="360" w:lineRule="auto"/>
       <w:ind w:left="-284"/>
+      <w:contextualSpacing/>
       <w:rPr>
-        <w:rFonts w:cs="Arial"/>
-        <w:b/>
-        <w:bCs/>
+        <w:rFonts w:ascii="Montserrat" w:hAnsi="Montserrat" w:cs="Arial"/>
         <w:caps/>
-        <w:color w:val="595959" w:themeColor="text1" w:themeTint="A6"/>
+        <w:sz w:val="14"/>
+        <w:szCs w:val="14"/>
         <w:lang w:eastAsia="pt-PT"/>
       </w:rPr>
     </w:pPr>
   </w:p>
   <w:p>
     <w:pPr>
+      <w:spacing w:line="360" w:lineRule="auto"/>
+      <w:ind w:left="-284"/>
+      <w:contextualSpacing/>
+      <w:rPr>
+        <w:rFonts w:ascii="Montserrat" w:hAnsi="Montserrat" w:cs="Arial"/>
+        <w:caps/>
+        <w:sz w:val="14"/>
+        <w:szCs w:val="14"/>
+        <w:lang w:eastAsia="pt-PT"/>
+      </w:rPr>
+    </w:pPr>
+  </w:p>
+  <w:tbl>
+    <w:tblPr>
+      <w:tblStyle w:val="TableGrid"/>
+      <w:tblW w:w="2977" w:type="dxa"/>
+      <w:tblBorders>
+        <w:top w:val="none" w:sz="0" w:space="0" w:color="auto"/>
+        <w:left w:val="none" w:sz="0" w:space="0" w:color="auto"/>
+        <w:bottom w:val="none" w:sz="0" w:space="0" w:color="auto"/>
+        <w:right w:val="none" w:sz="0" w:space="0" w:color="auto"/>
+        <w:insideH w:val="none" w:sz="0" w:space="0" w:color="auto"/>
+        <w:insideV w:val="none" w:sz="0" w:space="0" w:color="auto"/>
+      </w:tblBorders>
+      <w:tblLook w:val="04A0" w:firstRow="1" w:lastRow="0" w:firstColumn="1" w:lastColumn="0" w:noHBand="0" w:noVBand="1"/>
+    </w:tblPr>
+    <w:tblGrid>
+      <w:gridCol w:w="2977"/>
+    </w:tblGrid>
+    <w:tr>
+      <w:trPr>
+        <w:trHeight w:hRule="exact" w:val="397"/>
+      </w:trPr>
+      <w:tc>
+        <w:tcPr>
+          <w:tcW w:w="3822" w:type="dxa"/>
+          <w:shd w:val="clear" w:color="auto" w:fill="F2F2F2" w:themeFill="background1" w:themeFillShade="F2"/>
+          <w:vAlign w:val="center"/>
+        </w:tcPr>
+        <w:p>
+          <w:pPr>
+            <w:rPr>
+              <w:rFonts w:ascii="Poppins" w:hAnsi="Poppins" w:cs="Poppins"/>
+              <w:caps/>
+              <w:color w:val="595959" w:themeColor="text1" w:themeTint="A6"/>
+              <w:lang w:eastAsia="pt-PT"/>
+            </w:rPr>
+          </w:pPr>
+          <w:r>
+            <w:rPr>
+              <w:rFonts w:ascii="Poppins" w:hAnsi="Poppins" w:cs="Poppins"/>
+              <w:b/>
+              <w:bCs/>
+              <w:caps/>
+              <w:color w:val="595959" w:themeColor="text1" w:themeTint="A6"/>
+              <w:lang w:eastAsia="pt-PT"/>
+            </w:rPr>
+            <w:t>P</w:t>
+          </w:r>
+          <w:r>
+            <w:rPr>
+              <w:rFonts w:ascii="Poppins" w:hAnsi="Poppins" w:cs="Poppins"/>
+              <w:b/>
+              <w:bCs/>
+              <w:caps/>
+              <w:color w:val="595959" w:themeColor="text1" w:themeTint="A6"/>
+              <w:lang w:eastAsia="pt-PT"/>
+            </w:rPr>
+            <w:t>rotocolo</w:t>
+          </w:r>
+          <w:r>
+            <w:rPr>
+              <w:rFonts w:ascii="Poppins" w:hAnsi="Poppins" w:cs="Poppins"/>
+              <w:caps/>
+              <w:color w:val="595959" w:themeColor="text1" w:themeTint="A6"/>
+              <w:lang w:eastAsia="pt-PT"/>
+            </w:rPr>
+            <w:t xml:space="preserve"> | n.º </w:t>
+          </w:r>
+          <w:r>
+            <w:rPr>
+              <w:rFonts w:ascii="Poppins" w:hAnsi="Poppins" w:cs="Poppins"/>
+              <w:caps/>
+              <w:color w:val="595959" w:themeColor="text1" w:themeTint="A6"/>
+              <w:lang w:eastAsia="pt-PT"/>
+            </w:rPr>
+            <w:fldChar w:fldCharType="begin"/>
+          </w:r>
+          <w:r>
+            <w:rPr>
+              <w:rFonts w:ascii="Poppins" w:hAnsi="Poppins" w:cs="Poppins"/>
+              <w:caps/>
+              <w:color w:val="595959" w:themeColor="text1" w:themeTint="A6"/>
+              <w:lang w:eastAsia="pt-PT"/>
+            </w:rPr>
+            <w:instrText xml:space="preserve"> DOCPROPERTY "FSC#CONFIGLOCALAMA@2305.100:DOC_NumeroProc" \* MERGEFORMAT </w:instrText>
+          </w:r>
+          <w:r>
+            <w:rPr>
+              <w:rFonts w:ascii="Poppins" w:hAnsi="Poppins" w:cs="Poppins"/>
+              <w:caps/>
+              <w:color w:val="595959" w:themeColor="text1" w:themeTint="A6"/>
+              <w:lang w:eastAsia="pt-PT"/>
+            </w:rPr>
+            <w:fldChar w:fldCharType="end"/>
+          </w:r>
+          <w:r>
+            <w:rPr>
+              <w:rFonts w:ascii="Poppins" w:hAnsi="Poppins" w:cs="Poppins"/>
+              <w:caps/>
+              <w:color w:val="595959" w:themeColor="text1" w:themeTint="A6"/>
+              <w:lang w:eastAsia="pt-PT"/>
+            </w:rPr>
+            <w:t>/</w:t>
+          </w:r>
+          <w:r>
+            <w:rPr>
+              <w:rFonts w:ascii="Poppins" w:hAnsi="Poppins" w:cs="Poppins"/>
+              <w:caps/>
+              <w:color w:val="595959" w:themeColor="text1" w:themeTint="A6"/>
+              <w:lang w:eastAsia="pt-PT"/>
+            </w:rPr>
+            <w:fldChar w:fldCharType="begin"/>
+          </w:r>
+          <w:r>
+            <w:rPr>
+              <w:rFonts w:ascii="Poppins" w:hAnsi="Poppins" w:cs="Poppins"/>
+              <w:caps/>
+              <w:color w:val="595959" w:themeColor="text1" w:themeTint="A6"/>
+              <w:lang w:eastAsia="pt-PT"/>
+            </w:rPr>
+            <w:instrText xml:space="preserve"> DOCPROPERTY "FSC#CONFIGLOCALAMA@2305.100:DOC_AnoProcesso" \* MERGEFORMAT </w:instrText>
+          </w:r>
+          <w:r>
+            <w:rPr>
+              <w:rFonts w:ascii="Poppins" w:hAnsi="Poppins" w:cs="Poppins"/>
+              <w:caps/>
+              <w:color w:val="595959" w:themeColor="text1" w:themeTint="A6"/>
+              <w:lang w:eastAsia="pt-PT"/>
+            </w:rPr>
+            <w:fldChar w:fldCharType="end"/>
+          </w:r>
+          <w:r>
+            <w:rPr>
+              <w:rFonts w:ascii="Poppins" w:hAnsi="Poppins" w:cs="Poppins"/>
+              <w:caps/>
+              <w:color w:val="595959" w:themeColor="text1" w:themeTint="A6"/>
+              <w:lang w:eastAsia="pt-PT"/>
+            </w:rPr>
+            <w:t>-ARTE</w:t>
+          </w:r>
+        </w:p>
+        <w:p>
+          <w:pPr>
+            <w:rPr>
+              <w:rFonts w:ascii="Poppins" w:hAnsi="Poppins" w:cs="Poppins"/>
+              <w:caps/>
+              <w:color w:val="595959" w:themeColor="text1" w:themeTint="A6"/>
+              <w:lang w:eastAsia="pt-PT"/>
+            </w:rPr>
+          </w:pPr>
+          <w:r>
+            <w:rPr>
+              <w:rFonts w:ascii="Poppins" w:hAnsi="Poppins" w:cs="Poppins"/>
+              <w:caps/>
+              <w:color w:val="595959" w:themeColor="text1" w:themeTint="A6"/>
+              <w:lang w:eastAsia="pt-PT"/>
+            </w:rPr>
+            <w:fldChar w:fldCharType="begin"/>
+          </w:r>
+          <w:r>
+            <w:rPr>
+              <w:rFonts w:ascii="Poppins" w:hAnsi="Poppins" w:cs="Poppins"/>
+              <w:caps/>
+              <w:color w:val="595959" w:themeColor="text1" w:themeTint="A6"/>
+              <w:lang w:eastAsia="pt-PT"/>
+            </w:rPr>
+            <w:instrText xml:space="preserve"> DOCPROPERTY "FSC#CONFIGLOCALAMA@2305.100:DOC_AnoProcesso" \* MERGEFORMAT </w:instrText>
+          </w:r>
+          <w:r>
+            <w:rPr>
+              <w:rFonts w:ascii="Poppins" w:hAnsi="Poppins" w:cs="Poppins"/>
+              <w:caps/>
+              <w:color w:val="595959" w:themeColor="text1" w:themeTint="A6"/>
+              <w:lang w:eastAsia="pt-PT"/>
+            </w:rPr>
+            <w:fldChar w:fldCharType="end"/>
+          </w:r>
+        </w:p>
+      </w:tc>
+    </w:tr>
+  </w:tbl>
+  <w:p>
+    <w:pPr>
       <w:spacing w:after="0" w:line="240" w:lineRule="auto"/>
-      <w:ind w:left="-284"/>
+      <w:ind w:left="-284" w:firstLine="284"/>
       <w:rPr>
-        <w:rFonts w:cs="Arial"/>
+        <w:rFonts w:ascii="Montserrat" w:hAnsi="Montserrat" w:cs="Arial"/>
         <w:b/>
         <w:bCs/>
         <w:caps/>
-        <w:color w:val="595959" w:themeColor="text1" w:themeTint="A6"/>
+        <w:color w:val="1B50C4"/>
         <w:lang w:eastAsia="pt-PT"/>
       </w:rPr>
+    </w:pPr>
+  </w:p>
+  <w:p>
+    <w:pPr>
+      <w:pStyle w:val="Header"/>
     </w:pPr>
   </w:p>
 </w:hdr>
 </file>
 
-<file path=word/header2.xml><?xml version="1.0" encoding="utf-8"?>
+<file path=word/header3.xml><?xml version="1.0" encoding="utf-8"?>
 <w:hdr xmlns:wpc="http://schemas.microsoft.com/office/word/2010/wordprocessingCanvas" xmlns:cx="http://schemas.microsoft.com/office/drawing/2014/chartex" xmlns:cx1="http://schemas.microsoft.com/office/drawing/2015/9/8/chartex" xmlns:cx2="http://schemas.microsoft.com/office/drawing/2015/10/21/chartex" xmlns:cx3="http://schemas.microsoft.com/office/drawing/2016/5/9/chartex" xmlns:cx4="http://schemas.microsoft.com/office/drawing/2016/5/10/chartex" xmlns:cx5="http://schemas.microsoft.com/office/drawing/2016/5/11/chartex" xmlns:cx6="http://schemas.microsoft.com/office/drawing/2016/5/12/chartex" xmlns:cx7="http://schemas.microsoft.com/office/drawing/2016/5/13/chartex" xmlns:cx8="http://schemas.microsoft.com/office/drawing/2016/5/14/chartex" xmlns:mc="http://schemas.openxmlformats.org/markup-compatibility/2006" xmlns:aink="http://schemas.microsoft.com/office/drawing/2016/ink" xmlns:am3d="http://schemas.microsoft.com/office/drawing/2017/model3d" xmlns:o="urn:schemas-microsoft-com:office:office" xmlns:oel="http://schemas.microsoft.com/office/2019/extlst" xmlns:r="http://schemas.openxmlformats.org/officeDocument/2006/relationships" xmlns:m="http://schemas.openxmlformats.org/officeDocument/2006/math" xmlns:v="urn:schemas-microsoft-com:vml" xmlns:wp14="http://schemas.microsoft.com/office/word/2010/wordprocessingDrawing" xmlns:wp="http://schemas.openxmlformats.org/drawingml/2006/wordprocessingDrawing" xmlns:w10="urn:schemas-microsoft-com:office:word" xmlns:w="http://schemas.openxmlformats.org/wordprocessingml/2006/main" xmlns:w14="http://schemas.microsoft.com/office/word/2010/wordml" xmlns:w15="http://schemas.microsoft.com/office/word/2012/wordml" xmlns:w16cex="http://schemas.microsoft.com/office/word/2018/wordml/cex" xmlns:w16cid="http://schemas.microsoft.com/office/word/2016/wordml/cid" xmlns:w16="http://schemas.microsoft.com/office/word/2018/wordml" xmlns:w16du="http://schemas.microsoft.com/office/word/2023/wordml/word16du" xmlns:w16sdtdh="http://schemas.microsoft.com/office/word/2020/wordml/sdtdatahash" xmlns:w16sdtfl="http://schemas.microsoft.com/office/word/2024/wordml/sdtformatlock" xmlns:w16se="http://schemas.microsoft.com/office/word/2015/wordml/symex" xmlns:wpg="http://schemas.microsoft.com/office/word/2010/wordprocessingGroup" xmlns:wpi="http://schemas.microsoft.com/office/word/2010/wordprocessingInk" xmlns:wne="http://schemas.microsoft.com/office/word/2006/wordml" xmlns:wps="http://schemas.microsoft.com/office/word/2010/wordprocessingShape" mc:Ignorable="w14 w15 w16se w16cid w16 w16cex w16sdtdh w16sdtfl w16du wp14">
   <w:p>
     <w:pPr>
@@ -4333,7 +4263,7 @@
         <w:color w:val="595959" w:themeColor="text1" w:themeTint="A6"/>
         <w:lang w:eastAsia="pt-PT"/>
       </w:rPr>
-      <w:t>-</w:t>
+      <w:t>-A</w:t>
     </w:r>
     <w:r>
       <w:rPr>
@@ -4342,7 +4272,7 @@
         <w:color w:val="595959" w:themeColor="text1" w:themeTint="A6"/>
         <w:lang w:eastAsia="pt-PT"/>
       </w:rPr>
-      <w:t>ARTE</w:t>
+      <w:t>RTE</w:t>
     </w:r>
     <w:r>
       <w:rPr>
@@ -4378,7 +4308,7 @@
       <mc:AlternateContent>
         <mc:Choice Requires="wps">
           <w:drawing>
-            <wp:anchor distT="4294967295" distB="4294967295" distL="114300" distR="114300" simplePos="0" relativeHeight="251660288" behindDoc="0" locked="0" layoutInCell="1" allowOverlap="1" wp14:anchorId="5159FDA8" wp14:editId="0464F0C6">
+            <wp:anchor distT="4294967295" distB="4294967295" distL="114300" distR="114300" simplePos="0" relativeHeight="251658240" behindDoc="0" locked="0" layoutInCell="1" allowOverlap="1" wp14:anchorId="5159FDA8" wp14:editId="1E5EA3F5">
               <wp:simplePos x="0" y="0"/>
               <wp:positionH relativeFrom="column">
                 <wp:posOffset>-167005</wp:posOffset>
@@ -4438,7 +4368,7 @@
         </mc:Choice>
         <mc:Fallback>
           <w:pict>
-            <v:line w14:anchorId="35465107" id="Straight Connector 22" o:spid="_x0000_s1026" style="position:absolute;z-index:251660288;visibility:visible;mso-wrap-style:square;mso-width-percent:0;mso-height-percent:0;mso-wrap-distance-left:9pt;mso-wrap-distance-top:-3e-5mm;mso-wrap-distance-right:9pt;mso-wrap-distance-bottom:-3e-5mm;mso-position-horizontal:absolute;mso-position-horizontal-relative:text;mso-position-vertical:absolute;mso-position-vertical-relative:text;mso-width-percent:0;mso-height-percent:0;mso-width-relative:margin;mso-height-relative:page" from="-13.15pt,6.45pt" to="466.85pt,6.45pt" o:gfxdata="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" strokecolor="black [3040]" strokeweight=".25pt">
+            <v:line w14:anchorId="75F54BA9" id="Straight Connector 22" o:spid="_x0000_s1026" style="position:absolute;z-index:251659264;visibility:visible;mso-wrap-style:square;mso-width-percent:0;mso-height-percent:0;mso-wrap-distance-left:9pt;mso-wrap-distance-top:-3e-5mm;mso-wrap-distance-right:9pt;mso-wrap-distance-bottom:-3e-5mm;mso-position-horizontal:absolute;mso-position-horizontal-relative:text;mso-position-vertical:absolute;mso-position-vertical-relative:text;mso-width-percent:0;mso-height-percent:0;mso-width-relative:margin;mso-height-relative:page" from="-13.15pt,6.45pt" to="466.85pt,6.45pt" o:gfxdata="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" strokecolor="black [3040]" strokeweight=".25pt">
               <o:lock v:ext="edit" shapetype="f"/>
             </v:line>
           </w:pict>
@@ -4890,6 +4820,92 @@
     </w:lvl>
   </w:abstractNum>
   <w:abstractNum w:abstractNumId="4" w15:restartNumberingAfterBreak="0">
+    <w:nsid w:val="1A1E1F31"/>
+    <w:multiLevelType w:val="hybridMultilevel"/>
+    <w:tmpl w:val="960243B6"/>
+    <w:lvl w:ilvl="0" w:tplc="FFFFFFFF">
+      <w:start w:val="1"/>
+      <w:numFmt w:val="decimal"/>
+      <w:lvlText w:val="%1."/>
+      <w:lvlJc w:val="left"/>
+      <w:pPr>
+        <w:ind w:left="437" w:hanging="360"/>
+      </w:pPr>
+    </w:lvl>
+    <w:lvl w:ilvl="1" w:tplc="FFFFFFFF" w:tentative="1">
+      <w:start w:val="1"/>
+      <w:numFmt w:val="lowerLetter"/>
+      <w:lvlText w:val="%2."/>
+      <w:lvlJc w:val="left"/>
+      <w:pPr>
+        <w:ind w:left="1157" w:hanging="360"/>
+      </w:pPr>
+    </w:lvl>
+    <w:lvl w:ilvl="2" w:tplc="FFFFFFFF" w:tentative="1">
+      <w:start w:val="1"/>
+      <w:numFmt w:val="lowerRoman"/>
+      <w:lvlText w:val="%3."/>
+      <w:lvlJc w:val="right"/>
+      <w:pPr>
+        <w:ind w:left="1877" w:hanging="180"/>
+      </w:pPr>
+    </w:lvl>
+    <w:lvl w:ilvl="3" w:tplc="FFFFFFFF" w:tentative="1">
+      <w:start w:val="1"/>
+      <w:numFmt w:val="decimal"/>
+      <w:lvlText w:val="%4."/>
+      <w:lvlJc w:val="left"/>
+      <w:pPr>
+        <w:ind w:left="2597" w:hanging="360"/>
+      </w:pPr>
+    </w:lvl>
+    <w:lvl w:ilvl="4" w:tplc="FFFFFFFF" w:tentative="1">
+      <w:start w:val="1"/>
+      <w:numFmt w:val="lowerLetter"/>
+      <w:lvlText w:val="%5."/>
+      <w:lvlJc w:val="left"/>
+      <w:pPr>
+        <w:ind w:left="3317" w:hanging="360"/>
+      </w:pPr>
+    </w:lvl>
+    <w:lvl w:ilvl="5" w:tplc="FFFFFFFF" w:tentative="1">
+      <w:start w:val="1"/>
+      <w:numFmt w:val="lowerRoman"/>
+      <w:lvlText w:val="%6."/>
+      <w:lvlJc w:val="right"/>
+      <w:pPr>
+        <w:ind w:left="4037" w:hanging="180"/>
+      </w:pPr>
+    </w:lvl>
+    <w:lvl w:ilvl="6" w:tplc="FFFFFFFF" w:tentative="1">
+      <w:start w:val="1"/>
+      <w:numFmt w:val="decimal"/>
+      <w:lvlText w:val="%7."/>
+      <w:lvlJc w:val="left"/>
+      <w:pPr>
+        <w:ind w:left="4757" w:hanging="360"/>
+      </w:pPr>
+    </w:lvl>
+    <w:lvl w:ilvl="7" w:tplc="FFFFFFFF" w:tentative="1">
+      <w:start w:val="1"/>
+      <w:numFmt w:val="lowerLetter"/>
+      <w:lvlText w:val="%8."/>
+      <w:lvlJc w:val="left"/>
+      <w:pPr>
+        <w:ind w:left="5477" w:hanging="360"/>
+      </w:pPr>
+    </w:lvl>
+    <w:lvl w:ilvl="8" w:tplc="FFFFFFFF" w:tentative="1">
+      <w:start w:val="1"/>
+      <w:numFmt w:val="lowerRoman"/>
+      <w:lvlText w:val="%9."/>
+      <w:lvlJc w:val="right"/>
+      <w:pPr>
+        <w:ind w:left="6197" w:hanging="180"/>
+      </w:pPr>
+    </w:lvl>
+  </w:abstractNum>
+  <w:abstractNum w:abstractNumId="5" w15:restartNumberingAfterBreak="0">
     <w:nsid w:val="25962937"/>
     <w:multiLevelType w:val="hybridMultilevel"/>
     <w:tmpl w:val="9A30CCA8"/>
@@ -4975,7 +4991,7 @@
       </w:pPr>
     </w:lvl>
   </w:abstractNum>
-  <w:abstractNum w:abstractNumId="5" w15:restartNumberingAfterBreak="0">
+  <w:abstractNum w:abstractNumId="6" w15:restartNumberingAfterBreak="0">
     <w:nsid w:val="29EC0E20"/>
     <w:multiLevelType w:val="hybridMultilevel"/>
     <w:tmpl w:val="BD4A4596"/>
@@ -5064,7 +5080,7 @@
       </w:pPr>
     </w:lvl>
   </w:abstractNum>
-  <w:abstractNum w:abstractNumId="6" w15:restartNumberingAfterBreak="0">
+  <w:abstractNum w:abstractNumId="7" w15:restartNumberingAfterBreak="0">
     <w:nsid w:val="34555601"/>
     <w:multiLevelType w:val="hybridMultilevel"/>
     <w:tmpl w:val="BD4A4596"/>
@@ -5153,7 +5169,93 @@
       </w:pPr>
     </w:lvl>
   </w:abstractNum>
-  <w:abstractNum w:abstractNumId="7" w15:restartNumberingAfterBreak="0">
+  <w:abstractNum w:abstractNumId="8" w15:restartNumberingAfterBreak="0">
+    <w:nsid w:val="42905481"/>
+    <w:multiLevelType w:val="hybridMultilevel"/>
+    <w:tmpl w:val="49188642"/>
+    <w:lvl w:ilvl="0" w:tplc="0816000F">
+      <w:start w:val="1"/>
+      <w:numFmt w:val="decimal"/>
+      <w:lvlText w:val="%1."/>
+      <w:lvlJc w:val="left"/>
+      <w:pPr>
+        <w:ind w:left="436" w:hanging="360"/>
+      </w:pPr>
+    </w:lvl>
+    <w:lvl w:ilvl="1" w:tplc="08160019" w:tentative="1">
+      <w:start w:val="1"/>
+      <w:numFmt w:val="lowerLetter"/>
+      <w:lvlText w:val="%2."/>
+      <w:lvlJc w:val="left"/>
+      <w:pPr>
+        <w:ind w:left="1156" w:hanging="360"/>
+      </w:pPr>
+    </w:lvl>
+    <w:lvl w:ilvl="2" w:tplc="0816001B" w:tentative="1">
+      <w:start w:val="1"/>
+      <w:numFmt w:val="lowerRoman"/>
+      <w:lvlText w:val="%3."/>
+      <w:lvlJc w:val="right"/>
+      <w:pPr>
+        <w:ind w:left="1876" w:hanging="180"/>
+      </w:pPr>
+    </w:lvl>
+    <w:lvl w:ilvl="3" w:tplc="0816000F" w:tentative="1">
+      <w:start w:val="1"/>
+      <w:numFmt w:val="decimal"/>
+      <w:lvlText w:val="%4."/>
+      <w:lvlJc w:val="left"/>
+      <w:pPr>
+        <w:ind w:left="2596" w:hanging="360"/>
+      </w:pPr>
+    </w:lvl>
+    <w:lvl w:ilvl="4" w:tplc="08160019" w:tentative="1">
+      <w:start w:val="1"/>
+      <w:numFmt w:val="lowerLetter"/>
+      <w:lvlText w:val="%5."/>
+      <w:lvlJc w:val="left"/>
+      <w:pPr>
+        <w:ind w:left="3316" w:hanging="360"/>
+      </w:pPr>
+    </w:lvl>
+    <w:lvl w:ilvl="5" w:tplc="0816001B" w:tentative="1">
+      <w:start w:val="1"/>
+      <w:numFmt w:val="lowerRoman"/>
+      <w:lvlText w:val="%6."/>
+      <w:lvlJc w:val="right"/>
+      <w:pPr>
+        <w:ind w:left="4036" w:hanging="180"/>
+      </w:pPr>
+    </w:lvl>
+    <w:lvl w:ilvl="6" w:tplc="0816000F" w:tentative="1">
+      <w:start w:val="1"/>
+      <w:numFmt w:val="decimal"/>
+      <w:lvlText w:val="%7."/>
+      <w:lvlJc w:val="left"/>
+      <w:pPr>
+        <w:ind w:left="4756" w:hanging="360"/>
+      </w:pPr>
+    </w:lvl>
+    <w:lvl w:ilvl="7" w:tplc="08160019" w:tentative="1">
+      <w:start w:val="1"/>
+      <w:numFmt w:val="lowerLetter"/>
+      <w:lvlText w:val="%8."/>
+      <w:lvlJc w:val="left"/>
+      <w:pPr>
+        <w:ind w:left="5476" w:hanging="360"/>
+      </w:pPr>
+    </w:lvl>
+    <w:lvl w:ilvl="8" w:tplc="0816001B" w:tentative="1">
+      <w:start w:val="1"/>
+      <w:numFmt w:val="lowerRoman"/>
+      <w:lvlText w:val="%9."/>
+      <w:lvlJc w:val="right"/>
+      <w:pPr>
+        <w:ind w:left="6196" w:hanging="180"/>
+      </w:pPr>
+    </w:lvl>
+  </w:abstractNum>
+  <w:abstractNum w:abstractNumId="9" w15:restartNumberingAfterBreak="0">
     <w:nsid w:val="58DB2175"/>
     <w:multiLevelType w:val="hybridMultilevel"/>
     <w:tmpl w:val="50A66524"/>
@@ -5252,19 +5354,25 @@
     <w:abstractNumId w:val="0"/>
   </w:num>
   <w:num w:numId="4" w16cid:durableId="364408574">
-    <w:abstractNumId w:val="4"/>
+    <w:abstractNumId w:val="5"/>
   </w:num>
   <w:num w:numId="5" w16cid:durableId="864833084">
     <w:abstractNumId w:val="1"/>
   </w:num>
   <w:num w:numId="6" w16cid:durableId="1022827165">
+    <w:abstractNumId w:val="7"/>
+  </w:num>
+  <w:num w:numId="7" w16cid:durableId="2119829662">
     <w:abstractNumId w:val="6"/>
   </w:num>
-  <w:num w:numId="7" w16cid:durableId="2119829662">
-    <w:abstractNumId w:val="5"/>
+  <w:num w:numId="8" w16cid:durableId="1944530645">
+    <w:abstractNumId w:val="9"/>
   </w:num>
-  <w:num w:numId="8" w16cid:durableId="1944530645">
-    <w:abstractNumId w:val="7"/>
+  <w:num w:numId="9" w16cid:durableId="1889687879">
+    <w:abstractNumId w:val="8"/>
+  </w:num>
+  <w:num w:numId="10" w16cid:durableId="1564873916">
+    <w:abstractNumId w:val="4"/>
   </w:num>
 </w:numbering>
 </file>
@@ -5669,6 +5777,28 @@
     <w:qFormat/>
     <w:rsid w:val="006A0EC3"/>
   </w:style>
+  <w:style w:type="paragraph" w:styleId="Heading2">
+    <w:name w:val="heading 2"/>
+    <w:basedOn w:val="Normal"/>
+    <w:next w:val="Normal"/>
+    <w:link w:val="Heading2Char"/>
+    <w:uiPriority w:val="9"/>
+    <w:unhideWhenUsed/>
+    <w:qFormat/>
+    <w:rsid w:val="00A07886"/>
+    <w:pPr>
+      <w:keepNext/>
+      <w:keepLines/>
+      <w:spacing w:before="40" w:after="0"/>
+      <w:outlineLvl w:val="1"/>
+    </w:pPr>
+    <w:rPr>
+      <w:rFonts w:asciiTheme="majorHAnsi" w:eastAsiaTheme="majorEastAsia" w:hAnsiTheme="majorHAnsi" w:cstheme="majorBidi"/>
+      <w:color w:val="365F91" w:themeColor="accent1" w:themeShade="BF"/>
+      <w:sz w:val="26"/>
+      <w:szCs w:val="26"/>
+    </w:rPr>
+  </w:style>
   <w:style w:type="character" w:default="1" w:styleId="DefaultParagraphFont">
     <w:name w:val="Default Paragraph Font"/>
     <w:uiPriority w:val="1"/>
@@ -5891,6 +6021,38 @@
     <w:rPr>
       <w:color w:val="605E5C"/>
       <w:shd w:val="clear" w:color="auto" w:fill="E1DFDD"/>
+    </w:rPr>
+  </w:style>
+  <w:style w:type="table" w:styleId="TableGrid">
+    <w:name w:val="Table Grid"/>
+    <w:basedOn w:val="TableNormal"/>
+    <w:uiPriority w:val="59"/>
+    <w:rsid w:val="00F038EE"/>
+    <w:pPr>
+      <w:spacing w:after="0" w:line="240" w:lineRule="auto"/>
+    </w:pPr>
+    <w:tblPr>
+      <w:tblBorders>
+        <w:top w:val="single" w:sz="4" w:space="0" w:color="auto"/>
+        <w:left w:val="single" w:sz="4" w:space="0" w:color="auto"/>
+        <w:bottom w:val="single" w:sz="4" w:space="0" w:color="auto"/>
+        <w:right w:val="single" w:sz="4" w:space="0" w:color="auto"/>
+        <w:insideH w:val="single" w:sz="4" w:space="0" w:color="auto"/>
+        <w:insideV w:val="single" w:sz="4" w:space="0" w:color="auto"/>
+      </w:tblBorders>
+    </w:tblPr>
+  </w:style>
+  <w:style w:type="character" w:customStyle="1" w:styleId="Heading2Char">
+    <w:name w:val="Heading 2 Char"/>
+    <w:basedOn w:val="DefaultParagraphFont"/>
+    <w:link w:val="Heading2"/>
+    <w:uiPriority w:val="9"/>
+    <w:rsid w:val="00A07886"/>
+    <w:rPr>
+      <w:rFonts w:asciiTheme="majorHAnsi" w:eastAsiaTheme="majorEastAsia" w:hAnsiTheme="majorHAnsi" w:cstheme="majorBidi"/>
+      <w:color w:val="365F91" w:themeColor="accent1" w:themeShade="BF"/>
+      <w:sz w:val="26"/>
+      <w:szCs w:val="26"/>
     </w:rPr>
   </w:style>
 </w:styles>
@@ -6182,52 +6344,34 @@
 </file>
 
 <file path=customXml/item1.xml><?xml version="1.0" encoding="utf-8"?>
-<f:fields xmlns:f="http://schemas.fabasoft.com/folio/2007/fields">
-  <f:record>
-    <f:field ref="objname" par="" text="AMA_Protocolo_CMD_Autenticação_Assinatura_Públicos" edit="true"/>
-    <f:field ref="objsubject" par="" text="" edit="true"/>
-    <f:field ref="objcreatedby" par="" text="Joana Pires"/>
-    <f:field ref="objcreatedat" par="" date="2022-01-19T16:09:30" text="19/01/2022 16:09:30"/>
-    <f:field ref="objchangedby" par="" text="Joana Pires"/>
-    <f:field ref="objmodifiedat" par="" date="2022-01-19T16:09:30" text="19/01/2022 16:09:30"/>
-    <f:field ref="doc_FSCFOLIO_1_1001_FieldDocumentNumber" par="" text=""/>
-    <f:field ref="doc_FSCFOLIO_1_1001_FieldSubject" par="" text="" edit="true"/>
-    <f:field ref="FSCFOLIO_1_1001_FieldCurrentUser" par="" text="Joana Pires"/>
-    <f:field ref="CCAPRECONFIG_15_1001_Objektname" par="" text="AMA_Protocolo_CMD_Autenticação_Assinatura_Públicos" edit="true"/>
-    <f:field ref="CCAPRECONFIG_15_1001_Objektname" par="" text="AMA_Protocolo_CMD_Autenticação_Assinatura_Públicos" edit="true"/>
-  </f:record>
-  <f:display par="" text="General">
-    <f:field ref="objname" text="Nome"/>
-    <f:field ref="objsubject" text="Assunto"/>
-    <f:field ref="objcreatedby" text="Criado por"/>
-    <f:field ref="objcreatedat" text="Criado em/às"/>
-    <f:field ref="objchangedby" text="Última alteração por"/>
-    <f:field ref="objmodifiedat" text="Última alteração em/às"/>
-    <f:field ref="FSCFOLIO_1_1001_FieldCurrentUser" text="Utilizador actual"/>
-    <f:field ref="CCAPRECONFIG_15_1001_Objektname" text="Objektname"/>
-  </f:display>
-  <f:display par="" text="Carta em série">
-    <f:field ref="doc_FSCFOLIO_1_1001_FieldDocumentNumber" text="Número do documento"/>
-    <f:field ref="doc_FSCFOLIO_1_1001_FieldSubject" text="Assunto"/>
-  </f:display>
-</f:fields>
+<b:Sources xmlns:b="http://schemas.openxmlformats.org/officeDocument/2006/bibliography" xmlns="http://schemas.openxmlformats.org/officeDocument/2006/bibliography" SelectedStyle="\APA.XSL" StyleName="APA"/>
 </file>
 
 <file path=customXml/item2.xml><?xml version="1.0" encoding="utf-8"?>
 <p:properties xmlns:p="http://schemas.microsoft.com/office/2006/metadata/properties" xmlns:xsi="http://www.w3.org/2001/XMLSchema-instance" xmlns:pc="http://schemas.microsoft.com/office/infopath/2007/PartnerControls">
-  <documentManagement/>
+  <documentManagement>
+    <lcf76f155ced4ddcb4097134ff3c332f xmlns="9d002b7b-c282-4a33-aa04-3833799a3057">
+      <Terms xmlns="http://schemas.microsoft.com/office/infopath/2007/PartnerControls"/>
+    </lcf76f155ced4ddcb4097134ff3c332f>
+    <TaxCatchAll xmlns="e4d9b62b-79cd-4c0e-8f21-4c80e9d651ce" xsi:nil="true"/>
+  </documentManagement>
 </p:properties>
 </file>
 
 <file path=customXml/item3.xml><?xml version="1.0" encoding="utf-8"?>
-<b:Sources xmlns:b="http://schemas.openxmlformats.org/officeDocument/2006/bibliography" xmlns="http://schemas.openxmlformats.org/officeDocument/2006/bibliography" SelectedStyle="\APA.XSL" StyleName="APA"/>
+<?mso-contentType ?>
+<FormTemplates xmlns="http://schemas.microsoft.com/sharepoint/v3/contenttype/forms">
+  <Display>DocumentLibraryForm</Display>
+  <Edit>DocumentLibraryForm</Edit>
+  <New>DocumentLibraryForm</New>
+</FormTemplates>
 </file>
 
 <file path=customXml/item4.xml><?xml version="1.0" encoding="utf-8"?>
-<ct:contentTypeSchema xmlns:ct="http://schemas.microsoft.com/office/2006/metadata/contentType" xmlns:ma="http://schemas.microsoft.com/office/2006/metadata/properties/metaAttributes" ct:_="" ma:_="" ma:contentTypeName="Documento" ma:contentTypeID="0x0101005B33CE0989C7C04FAC1059BFCF2AA9C9" ma:contentTypeVersion="12" ma:contentTypeDescription="Criar um novo documento." ma:contentTypeScope="" ma:versionID="64f3ecc5ecdce8036863e73af23c9e95">
-  <xsd:schema xmlns:xsd="http://www.w3.org/2001/XMLSchema" xmlns:xs="http://www.w3.org/2001/XMLSchema" xmlns:p="http://schemas.microsoft.com/office/2006/metadata/properties" xmlns:ns2="29131337-9f48-4dd8-8094-a140ac1e3b23" xmlns:ns3="ee0d3de4-1e47-4168-94db-bd82c32bb80b" targetNamespace="http://schemas.microsoft.com/office/2006/metadata/properties" ma:root="true" ma:fieldsID="cd8d3b229c0ebe245858252c2b788675" ns2:_="" ns3:_="">
-    <xsd:import namespace="29131337-9f48-4dd8-8094-a140ac1e3b23"/>
-    <xsd:import namespace="ee0d3de4-1e47-4168-94db-bd82c32bb80b"/>
+<ct:contentTypeSchema xmlns:ct="http://schemas.microsoft.com/office/2006/metadata/contentType" xmlns:ma="http://schemas.microsoft.com/office/2006/metadata/properties/metaAttributes" ct:_="" ma:_="" ma:contentTypeName="Documento" ma:contentTypeID="0x01010049B7B2F67EA5BD4CA34F979A860CAF7D" ma:contentTypeVersion="13" ma:contentTypeDescription="Criar um novo documento." ma:contentTypeScope="" ma:versionID="64327ef3b4b87a7236b9fa9aeaa059a8">
+  <xsd:schema xmlns:xsd="http://www.w3.org/2001/XMLSchema" xmlns:xs="http://www.w3.org/2001/XMLSchema" xmlns:p="http://schemas.microsoft.com/office/2006/metadata/properties" xmlns:ns2="9d002b7b-c282-4a33-aa04-3833799a3057" xmlns:ns3="e4d9b62b-79cd-4c0e-8f21-4c80e9d651ce" targetNamespace="http://schemas.microsoft.com/office/2006/metadata/properties" ma:root="true" ma:fieldsID="5b59d451b1ebf2a49c29478fe891b8e1" ns2:_="" ns3:_="">
+    <xsd:import namespace="9d002b7b-c282-4a33-aa04-3833799a3057"/>
+    <xsd:import namespace="e4d9b62b-79cd-4c0e-8f21-4c80e9d651ce"/>
     <xsd:element name="properties">
       <xsd:complexType>
         <xsd:sequence>
@@ -6236,16 +6380,16 @@
               <xsd:all>
                 <xsd:element ref="ns2:MediaServiceMetadata" minOccurs="0"/>
                 <xsd:element ref="ns2:MediaServiceFastMetadata" minOccurs="0"/>
+                <xsd:element ref="ns2:MediaServiceObjectDetectorVersions" minOccurs="0"/>
+                <xsd:element ref="ns3:SharedWithUsers" minOccurs="0"/>
+                <xsd:element ref="ns3:SharedWithDetails" minOccurs="0"/>
+                <xsd:element ref="ns2:MediaServiceSearchProperties" minOccurs="0"/>
+                <xsd:element ref="ns2:lcf76f155ced4ddcb4097134ff3c332f" minOccurs="0"/>
+                <xsd:element ref="ns3:TaxCatchAll" minOccurs="0"/>
                 <xsd:element ref="ns2:MediaServiceDateTaken" minOccurs="0"/>
-                <xsd:element ref="ns2:MediaServiceAutoTags" minOccurs="0"/>
+                <xsd:element ref="ns2:MediaServiceOCR" minOccurs="0"/>
                 <xsd:element ref="ns2:MediaServiceGenerationTime" minOccurs="0"/>
                 <xsd:element ref="ns2:MediaServiceEventHashCode" minOccurs="0"/>
-                <xsd:element ref="ns2:MediaServiceOCR" minOccurs="0"/>
-                <xsd:element ref="ns2:MediaServiceAutoKeyPoints" minOccurs="0"/>
-                <xsd:element ref="ns2:MediaServiceKeyPoints" minOccurs="0"/>
-                <xsd:element ref="ns2:MediaServiceLocation" minOccurs="0"/>
-                <xsd:element ref="ns3:SharedWithUsers" minOccurs="0"/>
-                <xsd:element ref="ns3:SharedWithDetails" minOccurs="0"/>
               </xsd:all>
             </xsd:complexType>
           </xsd:element>
@@ -6253,7 +6397,7 @@
       </xsd:complexType>
     </xsd:element>
   </xsd:schema>
-  <xsd:schema xmlns:xsd="http://www.w3.org/2001/XMLSchema" xmlns:xs="http://www.w3.org/2001/XMLSchema" xmlns:dms="http://schemas.microsoft.com/office/2006/documentManagement/types" xmlns:pc="http://schemas.microsoft.com/office/infopath/2007/PartnerControls" targetNamespace="29131337-9f48-4dd8-8094-a140ac1e3b23" elementFormDefault="qualified">
+  <xsd:schema xmlns:xsd="http://www.w3.org/2001/XMLSchema" xmlns:xs="http://www.w3.org/2001/XMLSchema" xmlns:dms="http://schemas.microsoft.com/office/2006/documentManagement/types" xmlns:pc="http://schemas.microsoft.com/office/infopath/2007/PartnerControls" targetNamespace="9d002b7b-c282-4a33-aa04-3833799a3057" elementFormDefault="qualified">
     <xsd:import namespace="http://schemas.microsoft.com/office/2006/documentManagement/types"/>
     <xsd:import namespace="http://schemas.microsoft.com/office/infopath/2007/PartnerControls"/>
     <xsd:element name="MediaServiceMetadata" ma:index="8" nillable="true" ma:displayName="MediaServiceMetadata" ma:hidden="true" ma:internalName="MediaServiceMetadata" ma:readOnly="true">
@@ -6266,55 +6410,50 @@
         <xsd:restriction base="dms:Note"/>
       </xsd:simpleType>
     </xsd:element>
-    <xsd:element name="MediaServiceDateTaken" ma:index="10" nillable="true" ma:displayName="MediaServiceDateTaken" ma:hidden="true" ma:internalName="MediaServiceDateTaken" ma:readOnly="true">
+    <xsd:element name="MediaServiceObjectDetectorVersions" ma:index="10" nillable="true" ma:displayName="MediaServiceObjectDetectorVersions" ma:hidden="true" ma:indexed="true" ma:internalName="MediaServiceObjectDetectorVersions" ma:readOnly="true">
       <xsd:simpleType>
         <xsd:restriction base="dms:Text"/>
       </xsd:simpleType>
     </xsd:element>
-    <xsd:element name="MediaServiceAutoTags" ma:index="11" nillable="true" ma:displayName="Tags" ma:internalName="MediaServiceAutoTags" ma:readOnly="true">
+    <xsd:element name="MediaServiceSearchProperties" ma:index="13" nillable="true" ma:displayName="MediaServiceSearchProperties" ma:hidden="true" ma:internalName="MediaServiceSearchProperties" ma:readOnly="true">
+      <xsd:simpleType>
+        <xsd:restriction base="dms:Note"/>
+      </xsd:simpleType>
+    </xsd:element>
+    <xsd:element name="lcf76f155ced4ddcb4097134ff3c332f" ma:index="15" nillable="true" ma:taxonomy="true" ma:internalName="lcf76f155ced4ddcb4097134ff3c332f" ma:taxonomyFieldName="MediaServiceImageTags" ma:displayName="Etiquetas de Imagem" ma:readOnly="false" ma:fieldId="{5cf76f15-5ced-4ddc-b409-7134ff3c332f}" ma:taxonomyMulti="true" ma:sspId="7cd6e787-02e6-4ff6-b180-d7057b2b8bd0" ma:termSetId="09814cd3-568e-fe90-9814-8d621ff8fb84" ma:anchorId="fba54fb3-c3e1-fe81-a776-ca4b69148c4d" ma:open="true" ma:isKeyword="false">
+      <xsd:complexType>
+        <xsd:sequence>
+          <xsd:element ref="pc:Terms" minOccurs="0" maxOccurs="1"/>
+        </xsd:sequence>
+      </xsd:complexType>
+    </xsd:element>
+    <xsd:element name="MediaServiceDateTaken" ma:index="17" nillable="true" ma:displayName="MediaServiceDateTaken" ma:hidden="true" ma:indexed="true" ma:internalName="MediaServiceDateTaken" ma:readOnly="true">
       <xsd:simpleType>
         <xsd:restriction base="dms:Text"/>
       </xsd:simpleType>
     </xsd:element>
-    <xsd:element name="MediaServiceGenerationTime" ma:index="12" nillable="true" ma:displayName="MediaServiceGenerationTime" ma:hidden="true" ma:internalName="MediaServiceGenerationTime" ma:readOnly="true">
-      <xsd:simpleType>
-        <xsd:restriction base="dms:Text"/>
-      </xsd:simpleType>
-    </xsd:element>
-    <xsd:element name="MediaServiceEventHashCode" ma:index="13" nillable="true" ma:displayName="MediaServiceEventHashCode" ma:hidden="true" ma:internalName="MediaServiceEventHashCode" ma:readOnly="true">
-      <xsd:simpleType>
-        <xsd:restriction base="dms:Text"/>
-      </xsd:simpleType>
-    </xsd:element>
-    <xsd:element name="MediaServiceOCR" ma:index="14" nillable="true" ma:displayName="Extracted Text" ma:internalName="MediaServiceOCR" ma:readOnly="true">
+    <xsd:element name="MediaServiceOCR" ma:index="18" nillable="true" ma:displayName="Extracted Text" ma:internalName="MediaServiceOCR" ma:readOnly="true">
       <xsd:simpleType>
         <xsd:restriction base="dms:Note">
           <xsd:maxLength value="255"/>
         </xsd:restriction>
       </xsd:simpleType>
     </xsd:element>
-    <xsd:element name="MediaServiceAutoKeyPoints" ma:index="15" nillable="true" ma:displayName="MediaServiceAutoKeyPoints" ma:hidden="true" ma:internalName="MediaServiceAutoKeyPoints" ma:readOnly="true">
+    <xsd:element name="MediaServiceGenerationTime" ma:index="19" nillable="true" ma:displayName="MediaServiceGenerationTime" ma:hidden="true" ma:internalName="MediaServiceGenerationTime" ma:readOnly="true">
       <xsd:simpleType>
-        <xsd:restriction base="dms:Note"/>
+        <xsd:restriction base="dms:Text"/>
       </xsd:simpleType>
     </xsd:element>
-    <xsd:element name="MediaServiceKeyPoints" ma:index="16" nillable="true" ma:displayName="KeyPoints" ma:internalName="MediaServiceKeyPoints" ma:readOnly="true">
-      <xsd:simpleType>
-        <xsd:restriction base="dms:Note">
-          <xsd:maxLength value="255"/>
-        </xsd:restriction>
-      </xsd:simpleType>
-    </xsd:element>
-    <xsd:element name="MediaServiceLocation" ma:index="17" nillable="true" ma:displayName="Location" ma:internalName="MediaServiceLocation" ma:readOnly="true">
+    <xsd:element name="MediaServiceEventHashCode" ma:index="20" nillable="true" ma:displayName="MediaServiceEventHashCode" ma:hidden="true" ma:internalName="MediaServiceEventHashCode" ma:readOnly="true">
       <xsd:simpleType>
         <xsd:restriction base="dms:Text"/>
       </xsd:simpleType>
     </xsd:element>
   </xsd:schema>
-  <xsd:schema xmlns:xsd="http://www.w3.org/2001/XMLSchema" xmlns:xs="http://www.w3.org/2001/XMLSchema" xmlns:dms="http://schemas.microsoft.com/office/2006/documentManagement/types" xmlns:pc="http://schemas.microsoft.com/office/infopath/2007/PartnerControls" targetNamespace="ee0d3de4-1e47-4168-94db-bd82c32bb80b" elementFormDefault="qualified">
+  <xsd:schema xmlns:xsd="http://www.w3.org/2001/XMLSchema" xmlns:xs="http://www.w3.org/2001/XMLSchema" xmlns:dms="http://schemas.microsoft.com/office/2006/documentManagement/types" xmlns:pc="http://schemas.microsoft.com/office/infopath/2007/PartnerControls" targetNamespace="e4d9b62b-79cd-4c0e-8f21-4c80e9d651ce" elementFormDefault="qualified">
     <xsd:import namespace="http://schemas.microsoft.com/office/2006/documentManagement/types"/>
     <xsd:import namespace="http://schemas.microsoft.com/office/infopath/2007/PartnerControls"/>
-    <xsd:element name="SharedWithUsers" ma:index="18" nillable="true" ma:displayName="Partilhado Com" ma:internalName="SharedWithUsers" ma:readOnly="true">
+    <xsd:element name="SharedWithUsers" ma:index="11" nillable="true" ma:displayName="Partilhado Com" ma:internalName="SharedWithUsers" ma:readOnly="true">
       <xsd:complexType>
         <xsd:complexContent>
           <xsd:extension base="dms:UserMulti">
@@ -6333,12 +6472,23 @@
         </xsd:complexContent>
       </xsd:complexType>
     </xsd:element>
-    <xsd:element name="SharedWithDetails" ma:index="19" nillable="true" ma:displayName="Detalhes de Partilhado Com" ma:internalName="SharedWithDetails" ma:readOnly="true">
+    <xsd:element name="SharedWithDetails" ma:index="12" nillable="true" ma:displayName="Detalhes de Partilhado Com" ma:internalName="SharedWithDetails" ma:readOnly="true">
       <xsd:simpleType>
         <xsd:restriction base="dms:Note">
           <xsd:maxLength value="255"/>
         </xsd:restriction>
       </xsd:simpleType>
+    </xsd:element>
+    <xsd:element name="TaxCatchAll" ma:index="16" nillable="true" ma:displayName="Taxonomy Catch All Column" ma:hidden="true" ma:list="{8633398b-09e1-4142-a533-2df24310cafe}" ma:internalName="TaxCatchAll" ma:showField="CatchAllData" ma:web="e4d9b62b-79cd-4c0e-8f21-4c80e9d651ce">
+      <xsd:complexType>
+        <xsd:complexContent>
+          <xsd:extension base="dms:MultiChoiceLookup">
+            <xsd:sequence>
+              <xsd:element name="Value" type="dms:Lookup" maxOccurs="unbounded" minOccurs="0" nillable="true"/>
+            </xsd:sequence>
+          </xsd:extension>
+        </xsd:complexContent>
+      </xsd:complexType>
     </xsd:element>
   </xsd:schema>
   <xsd:schema xmlns="http://schemas.openxmlformats.org/package/2006/metadata/core-properties" xmlns:xsd="http://www.w3.org/2001/XMLSchema" xmlns:xsi="http://www.w3.org/2001/XMLSchema-instance" xmlns:dc="http://purl.org/dc/elements/1.1/" xmlns:dcterms="http://purl.org/dc/terms/" xmlns:odoc="http://schemas.microsoft.com/internal/obd" targetNamespace="http://schemas.openxmlformats.org/package/2006/metadata/core-properties" elementFormDefault="qualified" attributeFormDefault="unqualified" blockDefault="#all">
@@ -6440,19 +6590,10 @@
 </ct:contentTypeSchema>
 </file>
 
-<file path=customXml/item5.xml><?xml version="1.0" encoding="utf-8"?>
-<?mso-contentType ?>
-<FormTemplates xmlns="http://schemas.microsoft.com/sharepoint/v3/contenttype/forms">
-  <Display>DocumentLibraryForm</Display>
-  <Edit>DocumentLibraryForm</Edit>
-  <New>DocumentLibraryForm</New>
-</FormTemplates>
-</file>
-
 <file path=customXml/itemProps1.xml><?xml version="1.0" encoding="utf-8"?>
-<ds:datastoreItem xmlns:ds="http://schemas.openxmlformats.org/officeDocument/2006/customXml" ds:itemID="{4E8A9591-F074-446B-902F-511FF79C122F}">
+<ds:datastoreItem xmlns:ds="http://schemas.openxmlformats.org/officeDocument/2006/customXml" ds:itemID="{3DA58252-D024-492F-8749-F6DB2B5313D0}">
   <ds:schemaRefs>
-    <ds:schemaRef ds:uri="http://schemas.fabasoft.com/folio/2007/fields"/>
+    <ds:schemaRef ds:uri="http://schemas.openxmlformats.org/officeDocument/2006/bibliography"/>
   </ds:schemaRefs>
 </ds:datastoreItem>
 </file>
@@ -6462,27 +6603,31 @@
   <ds:schemaRefs>
     <ds:schemaRef ds:uri="http://schemas.microsoft.com/office/2006/metadata/properties"/>
     <ds:schemaRef ds:uri="http://schemas.microsoft.com/office/infopath/2007/PartnerControls"/>
+    <ds:schemaRef ds:uri="b4406ece-e64c-4dc0-b2bb-dfe98538cfdf"/>
+    <ds:schemaRef ds:uri="f3fd2647-7bb3-41cb-8841-620203c58c3a"/>
+    <ds:schemaRef ds:uri="9d002b7b-c282-4a33-aa04-3833799a3057"/>
+    <ds:schemaRef ds:uri="e4d9b62b-79cd-4c0e-8f21-4c80e9d651ce"/>
   </ds:schemaRefs>
 </ds:datastoreItem>
 </file>
 
 <file path=customXml/itemProps3.xml><?xml version="1.0" encoding="utf-8"?>
-<ds:datastoreItem xmlns:ds="http://schemas.openxmlformats.org/officeDocument/2006/customXml" ds:itemID="{3DA58252-D024-492F-8749-F6DB2B5313D0}">
+<ds:datastoreItem xmlns:ds="http://schemas.openxmlformats.org/officeDocument/2006/customXml" ds:itemID="{8C593FB4-205D-483C-96BD-C932F7994346}">
   <ds:schemaRefs>
-    <ds:schemaRef ds:uri="http://schemas.openxmlformats.org/officeDocument/2006/bibliography"/>
+    <ds:schemaRef ds:uri="http://schemas.microsoft.com/sharepoint/v3/contenttype/forms"/>
   </ds:schemaRefs>
 </ds:datastoreItem>
 </file>
 
 <file path=customXml/itemProps4.xml><?xml version="1.0" encoding="utf-8"?>
-<ds:datastoreItem xmlns:ds="http://schemas.openxmlformats.org/officeDocument/2006/customXml" ds:itemID="{AC409F85-CD38-4785-8CBF-2AB2FEAA4388}">
+<ds:datastoreItem xmlns:ds="http://schemas.openxmlformats.org/officeDocument/2006/customXml" ds:itemID="{FE1C2549-D96C-405F-B077-29F0CE419B02}">
   <ds:schemaRefs>
     <ds:schemaRef ds:uri="http://schemas.microsoft.com/office/2006/metadata/contentType"/>
     <ds:schemaRef ds:uri="http://schemas.microsoft.com/office/2006/metadata/properties/metaAttributes"/>
     <ds:schemaRef ds:uri="http://www.w3.org/2001/XMLSchema"/>
     <ds:schemaRef ds:uri="http://schemas.microsoft.com/office/2006/metadata/properties"/>
-    <ds:schemaRef ds:uri="29131337-9f48-4dd8-8094-a140ac1e3b23"/>
-    <ds:schemaRef ds:uri="ee0d3de4-1e47-4168-94db-bd82c32bb80b"/>
+    <ds:schemaRef ds:uri="9d002b7b-c282-4a33-aa04-3833799a3057"/>
+    <ds:schemaRef ds:uri="e4d9b62b-79cd-4c0e-8f21-4c80e9d651ce"/>
     <ds:schemaRef ds:uri="http://schemas.microsoft.com/office/2006/documentManagement/types"/>
     <ds:schemaRef ds:uri="http://schemas.microsoft.com/office/infopath/2007/PartnerControls"/>
     <ds:schemaRef ds:uri="http://schemas.openxmlformats.org/package/2006/metadata/core-properties"/>
@@ -6491,12 +6636,4 @@
     <ds:schemaRef ds:uri="http://schemas.microsoft.com/internal/obd"/>
   </ds:schemaRefs>
 </ds:datastoreItem>
-</file>
-
-<file path=customXml/itemProps5.xml><?xml version="1.0" encoding="utf-8"?>
-<ds:datastoreItem xmlns:ds="http://schemas.openxmlformats.org/officeDocument/2006/customXml" ds:itemID="{8C593FB4-205D-483C-96BD-C932F7994346}">
-  <ds:schemaRefs>
-    <ds:schemaRef ds:uri="http://schemas.microsoft.com/sharepoint/v3/contenttype/forms"/>
-  </ds:schemaRefs>
-</ds:datastoreItem>
 </file>